--- a/MPP_MES_Open_Issues_Register.docx
+++ b/MPP_MES_Open_Issues_Register.docx
@@ -42,7 +42,7 @@
         <w:t xml:space="preserve"> </w:t>
       </w:r>
       <w:r>
-        <w:t xml:space="preserve">2.16 — Working Draft</w:t>
+        <w:t xml:space="preserve">2.17 — Working Draft</w:t>
       </w:r>
       <w:r>
         <w:t xml:space="preserve"> </w:t>
@@ -58,7 +58,7 @@
         <w:t xml:space="preserve"> </w:t>
       </w:r>
       <w:r>
-        <w:t xml:space="preserve">2026-04-29</w:t>
+        <w:t xml:space="preserve">2026-05-01</w:t>
       </w:r>
       <w:r>
         <w:t xml:space="preserve"> </w:t>
@@ -223,18 +223,18 @@
               <w:pStyle w:val="Compact"/>
             </w:pPr>
             <w:r>
-              <w:t xml:space="preserve">2.16</w:t>
-            </w:r>
-          </w:p>
-        </w:tc>
-        <w:tc>
-          <w:tcPr/>
-          <w:p>
-            <w:pPr>
-              <w:pStyle w:val="Compact"/>
-            </w:pPr>
-            <w:r>
-              <w:t xml:space="preserve">2026-04-29</w:t>
+              <w:t xml:space="preserve">2.17</w:t>
+            </w:r>
+          </w:p>
+        </w:tc>
+        <w:tc>
+          <w:tcPr/>
+          <w:p>
+            <w:pPr>
+              <w:pStyle w:val="Compact"/>
+            </w:pPr>
+            <w:r>
+              <w:t xml:space="preserve">2026-05-01</w:t>
             </w:r>
           </w:p>
         </w:tc>
@@ -260,13 +260,103 @@
                 <w:b/>
                 <w:bCs/>
               </w:rPr>
-              <w:t xml:space="preserve">OI-35 NEW / ⬜ Open / HIGH — Long-horizon scaling, retention, and archiving strategy.</w:t>
-            </w:r>
-            <w:r>
-              <w:t xml:space="preserve"> </w:t>
-            </w:r>
-            <w:r>
-              <w:t xml:space="preserve">Captures the 20-year-retention architectural decisions surfaced during the 2026-04-28 indexing &amp; query-perf review.</w:t>
+              <w:t xml:space="preserve">Nine items closed from Jacques’s 2026-05-01 markup of the Outstanding Items extract.</w:t>
+            </w:r>
+            <w:r>
+              <w:t xml:space="preserve"> </w:t>
+            </w:r>
+            <w:r>
+              <w:t xml:space="preserve">OI-07 (Production-only WO seed confirmed → ✅ Resolved). OI-24 (legacy Automation tile not reproduced; covered by</w:t>
+            </w:r>
+            <w:r>
+              <w:t xml:space="preserve"> </w:t>
+            </w:r>
+            <w:r>
+              <w:rPr>
+                <w:rStyle w:val="VerbatimChar"/>
+              </w:rPr>
+              <w:t xml:space="preserve">Audit.InterfaceLog</w:t>
+            </w:r>
+            <w:r>
+              <w:t xml:space="preserve"> </w:t>
+            </w:r>
+            <w:r>
+              <w:t xml:space="preserve">+ OPC tag management → ✅ Resolved). OI-25 (Notifications module out-of-MVP; banner notifications already covered via terminal context per FDS-07-006a/b; text/email notifications a future change order or follow-on project → ✅ Resolved). OI-27 (Supply-part flag covered by existing component-part modeling —</w:t>
+            </w:r>
+            <w:r>
+              <w:t xml:space="preserve"> </w:t>
+            </w:r>
+            <w:r>
+              <w:rPr>
+                <w:rStyle w:val="VerbatimChar"/>
+              </w:rPr>
+              <w:t xml:space="preserve">Parts.Item</w:t>
+            </w:r>
+            <w:r>
+              <w:t xml:space="preserve"> </w:t>
+            </w:r>
+            <w:r>
+              <w:t xml:space="preserve">+</w:t>
+            </w:r>
+            <w:r>
+              <w:t xml:space="preserve"> </w:t>
+            </w:r>
+            <w:r>
+              <w:rPr>
+                <w:rStyle w:val="VerbatimChar"/>
+              </w:rPr>
+              <w:t xml:space="preserve">Parts.Bom</w:t>
+            </w:r>
+            <w:r>
+              <w:t xml:space="preserve"> </w:t>
+            </w:r>
+            <w:r>
+              <w:t xml:space="preserve">+</w:t>
+            </w:r>
+            <w:r>
+              <w:t xml:space="preserve"> </w:t>
+            </w:r>
+            <w:r>
+              <w:rPr>
+                <w:rStyle w:val="VerbatimChar"/>
+              </w:rPr>
+              <w:t xml:space="preserve">Parts.ItemType</w:t>
+            </w:r>
+            <w:r>
+              <w:t xml:space="preserve"> </w:t>
+            </w:r>
+            <w:r>
+              <w:t xml:space="preserve">Cast/Machined/Assembled/Received → ✅ Resolved). OI-28 (Cast-override flag covered by</w:t>
+            </w:r>
+            <w:r>
+              <w:t xml:space="preserve"> </w:t>
+            </w:r>
+            <w:r>
+              <w:rPr>
+                <w:rStyle w:val="VerbatimChar"/>
+              </w:rPr>
+              <w:t xml:space="preserve">LocationAttribute</w:t>
+            </w:r>
+            <w:r>
+              <w:t xml:space="preserve"> </w:t>
+            </w:r>
+            <w:r>
+              <w:t xml:space="preserve">system; no new BIT column on Cell → ✅ Resolved). OI-29 (Workstation Category covered by ISA-95 hierarchy; no</w:t>
+            </w:r>
+            <w:r>
+              <w:t xml:space="preserve"> </w:t>
+            </w:r>
+            <w:r>
+              <w:rPr>
+                <w:rStyle w:val="VerbatimChar"/>
+              </w:rPr>
+              <w:t xml:space="preserve">WorkstationCategory</w:t>
+            </w:r>
+            <w:r>
+              <w:t xml:space="preserve"> </w:t>
+            </w:r>
+            <w:r>
+              <w:t xml:space="preserve">LocationAttribute → ✅ Resolved). OI-30 (Legacy Reports-tile contents not mirrored 1:1; the four named PD reports stay MVP via UJ-19; additional Ignition reports beyond those four = post-deployment change order → ✅ Resolved). OI-31 (Proposed direction confirmed + new business rule: cutover seed at</w:t>
             </w:r>
             <w:r>
               <w:t xml:space="preserve"> </w:t>
@@ -276,7 +366,7 @@
                 <w:b/>
                 <w:bCs/>
               </w:rPr>
-              <w:t xml:space="preserve">Tagged</w:t>
+              <w:t xml:space="preserve">+10,000 above current Flexware</w:t>
             </w:r>
             <w:r>
               <w:rPr>
@@ -287,16 +377,17 @@
             </w:r>
             <w:r>
               <w:rPr>
+                <w:rStyle w:val="VerbatimChar"/>
                 <w:b/>
                 <w:bCs/>
               </w:rPr>
-              <w:t xml:space="preserve">“must decide before Arc 2 Phase 1 SQL build”</w:t>
-            </w:r>
-            <w:r>
-              <w:t xml:space="preserve"> </w:t>
-            </w:r>
-            <w:r>
-              <w:t xml:space="preserve">— partition functions, materialization columns, and closure-table presence all need to be in the CREATE migration; retrofitting them on a populated 100M+ row table is operationally painful. The decision space: per-table retention class (push-back candidates:</w:t>
+              <w:t xml:space="preserve">LastCounterValue</w:t>
+            </w:r>
+            <w:r>
+              <w:t xml:space="preserve"> </w:t>
+            </w:r>
+            <w:r>
+              <w:t xml:space="preserve">— or MPP-agreed delta — to avoid LTT collisions during partial-cutover windows. Format</w:t>
             </w:r>
             <w:r>
               <w:t xml:space="preserve"> </w:t>
@@ -305,7 +396,7 @@
               <w:rPr>
                 <w:rStyle w:val="VerbatimChar"/>
               </w:rPr>
-              <w:t xml:space="preserve">Audit.OperationLog</w:t>
+              <w:t xml:space="preserve">MESL{0:D7}</w:t>
             </w:r>
             <w:r>
               <w:t xml:space="preserve"> </w:t>
@@ -320,13 +411,13 @@
               <w:rPr>
                 <w:rStyle w:val="VerbatimChar"/>
               </w:rPr>
-              <w:t xml:space="preserve">InterfaceLog</w:t>
-            </w:r>
-            <w:r>
-              <w:t xml:space="preserve"> </w:t>
-            </w:r>
-            <w:r>
-              <w:t xml:space="preserve">/</w:t>
+              <w:t xml:space="preserve">MESI{0:D7}</w:t>
+            </w:r>
+            <w:r>
+              <w:t xml:space="preserve"> </w:t>
+            </w:r>
+            <w:r>
+              <w:t xml:space="preserve">retained, no reset policy, rollover deferred ~30 yrs → ✅ Resolved). UJ-03 (Per-Operation</w:t>
             </w:r>
             <w:r>
               <w:t xml:space="preserve"> </w:t>
@@ -335,13 +426,13 @@
               <w:rPr>
                 <w:rStyle w:val="VerbatimChar"/>
               </w:rPr>
-              <w:t xml:space="preserve">FailureLog</w:t>
-            </w:r>
-            <w:r>
-              <w:t xml:space="preserve"> </w:t>
-            </w:r>
-            <w:r>
-              <w:t xml:space="preserve">at 7-year vs 20-year), monthly range partitioning + sliding-window automation for ~14 high-volume event tables, clustered columnstore on partitions older than 90 days, materialized closure table for</w:t>
+              <w:t xml:space="preserve">Parts.OperationTemplate.RequiresSubLotSplit BIT</w:t>
+            </w:r>
+            <w:r>
+              <w:t xml:space="preserve"> </w:t>
+            </w:r>
+            <w:r>
+              <w:t xml:space="preserve">flag confirmed; mockup verified at Trim OUT with</w:t>
             </w:r>
             <w:r>
               <w:t xml:space="preserve"> </w:t>
@@ -350,154 +441,57 @@
               <w:rPr>
                 <w:rStyle w:val="VerbatimChar"/>
               </w:rPr>
-              <w:t xml:space="preserve">Lots.LotGenealogy</w:t>
-            </w:r>
-            <w:r>
-              <w:t xml:space="preserve"> </w:t>
-            </w:r>
-            <w:r>
-              <w:t xml:space="preserve">(so Honda audits don’t recursive-CTE-walk 100M+ rows at year 15), materialize</w:t>
-            </w:r>
-            <w:r>
-              <w:t xml:space="preserve"> </w:t>
-            </w:r>
-            <w:r>
-              <w:rPr>
-                <w:rStyle w:val="VerbatimChar"/>
-              </w:rPr>
-              <w:t xml:space="preserve">TotalInProcess</w:t>
-            </w:r>
-            <w:r>
-              <w:t xml:space="preserve"> </w:t>
-            </w:r>
-            <w:r>
-              <w:t xml:space="preserve">/</w:t>
-            </w:r>
-            <w:r>
-              <w:t xml:space="preserve"> </w:t>
-            </w:r>
-            <w:r>
-              <w:rPr>
-                <w:rStyle w:val="VerbatimChar"/>
-              </w:rPr>
-              <w:t xml:space="preserve">InventoryAvailable</w:t>
-            </w:r>
-            <w:r>
-              <w:t xml:space="preserve"> </w:t>
-            </w:r>
-            <w:r>
-              <w:t xml:space="preserve">columns onto</w:t>
-            </w:r>
-            <w:r>
-              <w:t xml:space="preserve"> </w:t>
-            </w:r>
-            <w:r>
-              <w:rPr>
-                <w:rStyle w:val="VerbatimChar"/>
-              </w:rPr>
-              <w:t xml:space="preserve">Lots.Lot</w:t>
-            </w:r>
-            <w:r>
-              <w:t xml:space="preserve"> </w:t>
-            </w:r>
-            <w:r>
-              <w:t xml:space="preserve">(replaces the read-time</w:t>
-            </w:r>
-            <w:r>
-              <w:t xml:space="preserve"> </w:t>
-            </w:r>
-            <w:r>
-              <w:rPr>
-                <w:rStyle w:val="VerbatimChar"/>
-              </w:rPr>
-              <w:t xml:space="preserve">v_LotDerivedQuantities</w:t>
-            </w:r>
-            <w:r>
-              <w:t xml:space="preserve"> </w:t>
-            </w:r>
-            <w:r>
-              <w:t xml:space="preserve">view at scale), switch</w:t>
-            </w:r>
-            <w:r>
-              <w:t xml:space="preserve"> </w:t>
-            </w:r>
-            <w:r>
-              <w:rPr>
-                <w:rStyle w:val="VerbatimChar"/>
-              </w:rPr>
-              <w:t xml:space="preserve">Lots.IdentifierSequence_Next</w:t>
-            </w:r>
-            <w:r>
-              <w:t xml:space="preserve"> </w:t>
-            </w:r>
-            <w:r>
-              <w:t xml:space="preserve">to SQL Server</w:t>
-            </w:r>
-            <w:r>
-              <w:t xml:space="preserve"> </w:t>
-            </w:r>
-            <w:r>
-              <w:rPr>
-                <w:rStyle w:val="VerbatimChar"/>
-              </w:rPr>
-              <w:t xml:space="preserve">SEQUENCE</w:t>
-            </w:r>
-            <w:r>
-              <w:t xml:space="preserve"> </w:t>
-            </w:r>
-            <w:r>
-              <w:t xml:space="preserve">object (eliminates row-level lock contention at LOT creation), split</w:t>
-            </w:r>
-            <w:r>
-              <w:t xml:space="preserve"> </w:t>
-            </w:r>
-            <w:r>
-              <w:rPr>
-                <w:rStyle w:val="VerbatimChar"/>
-              </w:rPr>
-              <w:t xml:space="preserve">Audit.OperationLog</w:t>
-            </w:r>
-            <w:r>
-              <w:t xml:space="preserve"> </w:t>
-            </w:r>
-            <w:r>
-              <w:t xml:space="preserve">into a 7-year retention general audit + a separate 20-year</w:t>
-            </w:r>
-            <w:r>
-              <w:t xml:space="preserve"> </w:t>
-            </w:r>
-            <w:r>
-              <w:rPr>
-                <w:rStyle w:val="VerbatimChar"/>
-              </w:rPr>
-              <w:t xml:space="preserve">Lots.LotEventLog</w:t>
-            </w:r>
-            <w:r>
-              <w:t xml:space="preserve"> </w:t>
-            </w:r>
-            <w:r>
-              <w:t xml:space="preserve">for traceability events. Owner: Blue Ridge architecture + MPP IT (retention policy negotiation). Last-responsible-moment posture confirmed by Jacques 2026-04-29 — the decision is deferred but the gate is hard. Couples to: indexing review meeting note (</w:t>
-            </w:r>
-            <w:r>
-              <w:rPr>
-                <w:rStyle w:val="VerbatimChar"/>
-              </w:rPr>
-              <w:t xml:space="preserve">Meeting_Notes/2026-04-28_DataModel_Indexing_Scaling_Review.md</w:t>
-            </w:r>
-            <w:r>
-              <w:t xml:space="preserve">), the data model spec § for Arc 2 deferred tables, and the existing</w:t>
-            </w:r>
-            <w:r>
-              <w:t xml:space="preserve"> </w:t>
-            </w:r>
-            <w:r>
-              <w:t xml:space="preserve">“indexing pass”</w:t>
-            </w:r>
-            <w:r>
-              <w:t xml:space="preserve"> </w:t>
-            </w:r>
-            <w:r>
-              <w:t xml:space="preserve">follow-up. Count shifts: Part A Open 10 → 11 (added OI-35 HIGH). Active Part A item count 34 → 35. No FDS / data model / SQL changes this revision — register entry only.</w:t>
+              <w:t xml:space="preserve">+ Add sub-LOT</w:t>
+            </w:r>
+            <w:r>
+              <w:t xml:space="preserve"> </w:t>
+            </w:r>
+            <w:r>
+              <w:t xml:space="preserve">button toggling 1 vs N destination rows; Configuration Tool surfaces this as</w:t>
+            </w:r>
+            <w:r>
+              <w:t xml:space="preserve"> </w:t>
+            </w:r>
+            <w:r>
+              <w:t xml:space="preserve">“may split for machining”</w:t>
+            </w:r>
+            <w:r>
+              <w:t xml:space="preserve"> </w:t>
+            </w:r>
+            <w:r>
+              <w:t xml:space="preserve">toggle on the per-Operation row of the Item edit screen → ✅ Resolved). UJ-19 confirmed in MVP scope: the four named PD reports are deliverables for this project; the post-deployment change-order comment in OI-30 was about reports BEYOND the four.</w:t>
+            </w:r>
+            <w:r>
+              <w:t xml:space="preserve"> </w:t>
+            </w:r>
+            <w:r>
+              <w:rPr>
+                <w:b/>
+                <w:bCs/>
+              </w:rPr>
+              <w:t xml:space="preserve">Count shifts:</w:t>
+            </w:r>
+            <w:r>
+              <w:t xml:space="preserve"> </w:t>
+            </w:r>
+            <w:r>
+              <w:t xml:space="preserve">Part A Resolved 22 → 30, In Review 1 → 0, Open 11 → 4 (only OI-32, OI-33, OI-34, OI-35 remain); Part B Resolved 16 → 17, In Review 1 → 0, Open 2 → 2 (UJ-05, UJ-19). Grand total: 54 items, 47 resolved, 0 in review, 6 open, 1 superseded.</w:t>
+            </w:r>
+            <w:r>
+              <w:t xml:space="preserve"> </w:t>
+            </w:r>
+            <w:r>
+              <w:rPr>
+                <w:b/>
+                <w:bCs/>
+              </w:rPr>
+              <w:t xml:space="preserve">Companion FDS amendments queued separately:</w:t>
+            </w:r>
+            <w:r>
+              <w:t xml:space="preserve"> </w:t>
+            </w:r>
+            <w:r>
+              <w:t xml:space="preserve">§16 cutover-offset rule (FDS-16-003) + §12 banners-only / text-out one-liner; FDS embedded Open Items Register trimmed to the 6 remaining items. No data model / SQL changes this revision — register entries + FDS prose only.</w:t>
             </w:r>
           </w:p>
         </w:tc>
@@ -513,7 +507,7 @@
               <w:pStyle w:val="Compact"/>
             </w:pPr>
             <w:r>
-              <w:t xml:space="preserve">2.15</w:t>
+              <w:t xml:space="preserve">2.16</w:t>
             </w:r>
           </w:p>
         </w:tc>
@@ -527,7 +521,7 @@
               <w:pStyle w:val="Compact"/>
             </w:pPr>
             <w:r>
-              <w:t xml:space="preserve">2026-04-28</w:t>
+              <w:t xml:space="preserve">2026-04-29</w:t>
             </w:r>
           </w:p>
         </w:tc>
@@ -559,13 +553,13 @@
                 <w:b/>
                 <w:bCs/>
               </w:rPr>
-              <w:t xml:space="preserve">Canonical sync of OI-33 + OI-34 from the embedded FDS Open Items Register.</w:t>
-            </w:r>
-            <w:r>
-              <w:t xml:space="preserve"> </w:t>
-            </w:r>
-            <w:r>
-              <w:t xml:space="preserve">Both items were added to the FDS body’s Open Items Register during the 2026-04-28 v0.11m continuity + clarity pass but had not yet been folded into this canonical OIR.</w:t>
+              <w:t xml:space="preserve">OI-35 NEW / ⬜ Open / HIGH — Long-horizon scaling, retention, and archiving strategy.</w:t>
+            </w:r>
+            <w:r>
+              <w:t xml:space="preserve"> </w:t>
+            </w:r>
+            <w:r>
+              <w:t xml:space="preserve">Captures the 20-year-retention architectural decisions surfaced during the 2026-04-28 indexing &amp; query-perf review.</w:t>
             </w:r>
             <w:r>
               <w:t xml:space="preserve"> </w:t>
@@ -575,46 +569,13 @@
                 <w:b/>
                 <w:bCs/>
               </w:rPr>
-              <w:t xml:space="preserve">OI-33 ⬜ Open / HIGH</w:t>
-            </w:r>
-            <w:r>
-              <w:t xml:space="preserve"> </w:t>
-            </w:r>
-            <w:r>
-              <w:t xml:space="preserve">— AIM Shipper ID pool empty-pool</w:t>
-            </w:r>
-            <w:r>
-              <w:t xml:space="preserve"> </w:t>
+              <w:t xml:space="preserve">Tagged</w:t>
             </w:r>
             <w:r>
               <w:rPr>
                 <w:b/>
                 <w:bCs/>
               </w:rPr>
-              <w:t xml:space="preserve">hard-fail</w:t>
-            </w:r>
-            <w:r>
-              <w:t xml:space="preserve"> </w:t>
-            </w:r>
-            <w:r>
-              <w:t xml:space="preserve">behavior (FDS-07-010a). When the local pool is exhausted,</w:t>
-            </w:r>
-            <w:r>
-              <w:t xml:space="preserve"> </w:t>
-            </w:r>
-            <w:r>
-              <w:rPr>
-                <w:rStyle w:val="VerbatimChar"/>
-              </w:rPr>
-              <w:t xml:space="preserve">Container_Complete</w:t>
-            </w:r>
-            <w:r>
-              <w:t xml:space="preserve"> </w:t>
-            </w:r>
-            <w:r>
-              <w:t xml:space="preserve">rolls back and production stops on affected lines until the pool refills (no soft-fallback, no placeholder-then-reconcile). Customer validation needed: confirm hard-fail is the desired operational posture given trucks cannot ship without valid Honda-issued AIM IDs. Owner: MPP Operations / IT. Couples to UJ-04 (already Resolved — pool design locked v2.12).</w:t>
-            </w:r>
-            <w:r>
               <w:t xml:space="preserve"> </w:t>
             </w:r>
             <w:r>
@@ -622,13 +583,214 @@
                 <w:b/>
                 <w:bCs/>
               </w:rPr>
-              <w:t xml:space="preserve">OI-34 ⬜ Open / MEDIUM</w:t>
-            </w:r>
-            <w:r>
-              <w:t xml:space="preserve"> </w:t>
-            </w:r>
-            <w:r>
-              <w:t xml:space="preserve">— MPP-authored production schedules — how should the MES leverage them beyond shift-window timing (FDS-09-008 / FDS-09-012)? Current design imports them for shift-instance creation and event-derived availability math. Whether MPP wants additional uses (target quotas per shift, line scheduling drift detection, throughput planning, etc.) is unanswered. Owner: MPP Production Control. Couples to UJ-19 (PD report enumeration) and OI-30 (Reports tile contents). Count shifts: Part A Resolved 22 → 22, In Review 1 → 1, Open 8 → 10 (added OI-33 + OI-34), Superseded 1 → 1. Active Part A item count 32 → 34. No FDS / data model / SQL changes — OIR sync only.</w:t>
+              <w:t xml:space="preserve">“must decide before Arc 2 Phase 1 SQL build”</w:t>
+            </w:r>
+            <w:r>
+              <w:t xml:space="preserve"> </w:t>
+            </w:r>
+            <w:r>
+              <w:t xml:space="preserve">— partition functions, materialization columns, and closure-table presence all need to be in the CREATE migration; retrofitting them on a populated 100M+ row table is operationally painful. The decision space: per-table retention class (push-back candidates:</w:t>
+            </w:r>
+            <w:r>
+              <w:t xml:space="preserve"> </w:t>
+            </w:r>
+            <w:r>
+              <w:rPr>
+                <w:rStyle w:val="VerbatimChar"/>
+              </w:rPr>
+              <w:t xml:space="preserve">Audit.OperationLog</w:t>
+            </w:r>
+            <w:r>
+              <w:t xml:space="preserve"> </w:t>
+            </w:r>
+            <w:r>
+              <w:t xml:space="preserve">/</w:t>
+            </w:r>
+            <w:r>
+              <w:t xml:space="preserve"> </w:t>
+            </w:r>
+            <w:r>
+              <w:rPr>
+                <w:rStyle w:val="VerbatimChar"/>
+              </w:rPr>
+              <w:t xml:space="preserve">InterfaceLog</w:t>
+            </w:r>
+            <w:r>
+              <w:t xml:space="preserve"> </w:t>
+            </w:r>
+            <w:r>
+              <w:t xml:space="preserve">/</w:t>
+            </w:r>
+            <w:r>
+              <w:t xml:space="preserve"> </w:t>
+            </w:r>
+            <w:r>
+              <w:rPr>
+                <w:rStyle w:val="VerbatimChar"/>
+              </w:rPr>
+              <w:t xml:space="preserve">FailureLog</w:t>
+            </w:r>
+            <w:r>
+              <w:t xml:space="preserve"> </w:t>
+            </w:r>
+            <w:r>
+              <w:t xml:space="preserve">at 7-year vs 20-year), monthly range partitioning + sliding-window automation for ~14 high-volume event tables, clustered columnstore on partitions older than 90 days, materialized closure table for</w:t>
+            </w:r>
+            <w:r>
+              <w:t xml:space="preserve"> </w:t>
+            </w:r>
+            <w:r>
+              <w:rPr>
+                <w:rStyle w:val="VerbatimChar"/>
+              </w:rPr>
+              <w:t xml:space="preserve">Lots.LotGenealogy</w:t>
+            </w:r>
+            <w:r>
+              <w:t xml:space="preserve"> </w:t>
+            </w:r>
+            <w:r>
+              <w:t xml:space="preserve">(so Honda audits don’t recursive-CTE-walk 100M+ rows at year 15), materialize</w:t>
+            </w:r>
+            <w:r>
+              <w:t xml:space="preserve"> </w:t>
+            </w:r>
+            <w:r>
+              <w:rPr>
+                <w:rStyle w:val="VerbatimChar"/>
+              </w:rPr>
+              <w:t xml:space="preserve">TotalInProcess</w:t>
+            </w:r>
+            <w:r>
+              <w:t xml:space="preserve"> </w:t>
+            </w:r>
+            <w:r>
+              <w:t xml:space="preserve">/</w:t>
+            </w:r>
+            <w:r>
+              <w:t xml:space="preserve"> </w:t>
+            </w:r>
+            <w:r>
+              <w:rPr>
+                <w:rStyle w:val="VerbatimChar"/>
+              </w:rPr>
+              <w:t xml:space="preserve">InventoryAvailable</w:t>
+            </w:r>
+            <w:r>
+              <w:t xml:space="preserve"> </w:t>
+            </w:r>
+            <w:r>
+              <w:t xml:space="preserve">columns onto</w:t>
+            </w:r>
+            <w:r>
+              <w:t xml:space="preserve"> </w:t>
+            </w:r>
+            <w:r>
+              <w:rPr>
+                <w:rStyle w:val="VerbatimChar"/>
+              </w:rPr>
+              <w:t xml:space="preserve">Lots.Lot</w:t>
+            </w:r>
+            <w:r>
+              <w:t xml:space="preserve"> </w:t>
+            </w:r>
+            <w:r>
+              <w:t xml:space="preserve">(replaces the read-time</w:t>
+            </w:r>
+            <w:r>
+              <w:t xml:space="preserve"> </w:t>
+            </w:r>
+            <w:r>
+              <w:rPr>
+                <w:rStyle w:val="VerbatimChar"/>
+              </w:rPr>
+              <w:t xml:space="preserve">v_LotDerivedQuantities</w:t>
+            </w:r>
+            <w:r>
+              <w:t xml:space="preserve"> </w:t>
+            </w:r>
+            <w:r>
+              <w:t xml:space="preserve">view at scale), switch</w:t>
+            </w:r>
+            <w:r>
+              <w:t xml:space="preserve"> </w:t>
+            </w:r>
+            <w:r>
+              <w:rPr>
+                <w:rStyle w:val="VerbatimChar"/>
+              </w:rPr>
+              <w:t xml:space="preserve">Lots.IdentifierSequence_Next</w:t>
+            </w:r>
+            <w:r>
+              <w:t xml:space="preserve"> </w:t>
+            </w:r>
+            <w:r>
+              <w:t xml:space="preserve">to SQL Server</w:t>
+            </w:r>
+            <w:r>
+              <w:t xml:space="preserve"> </w:t>
+            </w:r>
+            <w:r>
+              <w:rPr>
+                <w:rStyle w:val="VerbatimChar"/>
+              </w:rPr>
+              <w:t xml:space="preserve">SEQUENCE</w:t>
+            </w:r>
+            <w:r>
+              <w:t xml:space="preserve"> </w:t>
+            </w:r>
+            <w:r>
+              <w:t xml:space="preserve">object (eliminates row-level lock contention at LOT creation), split</w:t>
+            </w:r>
+            <w:r>
+              <w:t xml:space="preserve"> </w:t>
+            </w:r>
+            <w:r>
+              <w:rPr>
+                <w:rStyle w:val="VerbatimChar"/>
+              </w:rPr>
+              <w:t xml:space="preserve">Audit.OperationLog</w:t>
+            </w:r>
+            <w:r>
+              <w:t xml:space="preserve"> </w:t>
+            </w:r>
+            <w:r>
+              <w:t xml:space="preserve">into a 7-year retention general audit + a separate 20-year</w:t>
+            </w:r>
+            <w:r>
+              <w:t xml:space="preserve"> </w:t>
+            </w:r>
+            <w:r>
+              <w:rPr>
+                <w:rStyle w:val="VerbatimChar"/>
+              </w:rPr>
+              <w:t xml:space="preserve">Lots.LotEventLog</w:t>
+            </w:r>
+            <w:r>
+              <w:t xml:space="preserve"> </w:t>
+            </w:r>
+            <w:r>
+              <w:t xml:space="preserve">for traceability events. Owner: Blue Ridge architecture + MPP IT (retention policy negotiation). Last-responsible-moment posture confirmed by Jacques 2026-04-29 — the decision is deferred but the gate is hard. Couples to: indexing review meeting note (</w:t>
+            </w:r>
+            <w:r>
+              <w:rPr>
+                <w:rStyle w:val="VerbatimChar"/>
+              </w:rPr>
+              <w:t xml:space="preserve">Meeting_Notes/2026-04-28_DataModel_Indexing_Scaling_Review.md</w:t>
+            </w:r>
+            <w:r>
+              <w:t xml:space="preserve">), the data model spec § for Arc 2 deferred tables, and the existing</w:t>
+            </w:r>
+            <w:r>
+              <w:t xml:space="preserve"> </w:t>
+            </w:r>
+            <w:r>
+              <w:t xml:space="preserve">“indexing pass”</w:t>
+            </w:r>
+            <w:r>
+              <w:t xml:space="preserve"> </w:t>
+            </w:r>
+            <w:r>
+              <w:t xml:space="preserve">follow-up. Count shifts: Part A Open 10 → 11 (added OI-35 HIGH). Active Part A item count 34 → 35. No FDS / data model / SQL changes this revision — register entry only.</w:t>
             </w:r>
           </w:p>
         </w:tc>
@@ -641,18 +803,18 @@
               <w:pStyle w:val="Compact"/>
             </w:pPr>
             <w:r>
-              <w:t xml:space="preserve">2.1</w:t>
-            </w:r>
-          </w:p>
-        </w:tc>
-        <w:tc>
-          <w:tcPr/>
-          <w:p>
-            <w:pPr>
-              <w:pStyle w:val="Compact"/>
-            </w:pPr>
-            <w:r>
-              <w:t xml:space="preserve">2026-04-06</w:t>
+              <w:t xml:space="preserve">2.15</w:t>
+            </w:r>
+          </w:p>
+        </w:tc>
+        <w:tc>
+          <w:tcPr/>
+          <w:p>
+            <w:pPr>
+              <w:pStyle w:val="Compact"/>
+            </w:pPr>
+            <w:r>
+              <w:t xml:space="preserve">2026-04-28</w:t>
             </w:r>
           </w:p>
         </w:tc>
@@ -674,7 +836,80 @@
               <w:pStyle w:val="Compact"/>
             </w:pPr>
             <w:r>
-              <w:t xml:space="preserve">Initial register consolidating FDS open items and User Journey assumptions</w:t>
+              <w:rPr>
+                <w:b/>
+                <w:bCs/>
+              </w:rPr>
+              <w:t xml:space="preserve">Canonical sync of OI-33 + OI-34 from the embedded FDS Open Items Register.</w:t>
+            </w:r>
+            <w:r>
+              <w:t xml:space="preserve"> </w:t>
+            </w:r>
+            <w:r>
+              <w:t xml:space="preserve">Both items were added to the FDS body’s Open Items Register during the 2026-04-28 v0.11m continuity + clarity pass but had not yet been folded into this canonical OIR.</w:t>
+            </w:r>
+            <w:r>
+              <w:t xml:space="preserve"> </w:t>
+            </w:r>
+            <w:r>
+              <w:rPr>
+                <w:b/>
+                <w:bCs/>
+              </w:rPr>
+              <w:t xml:space="preserve">OI-33 ⬜ Open / HIGH</w:t>
+            </w:r>
+            <w:r>
+              <w:t xml:space="preserve"> </w:t>
+            </w:r>
+            <w:r>
+              <w:t xml:space="preserve">— AIM Shipper ID pool empty-pool</w:t>
+            </w:r>
+            <w:r>
+              <w:t xml:space="preserve"> </w:t>
+            </w:r>
+            <w:r>
+              <w:rPr>
+                <w:b/>
+                <w:bCs/>
+              </w:rPr>
+              <w:t xml:space="preserve">hard-fail</w:t>
+            </w:r>
+            <w:r>
+              <w:t xml:space="preserve"> </w:t>
+            </w:r>
+            <w:r>
+              <w:t xml:space="preserve">behavior (FDS-07-010a). When the local pool is exhausted,</w:t>
+            </w:r>
+            <w:r>
+              <w:t xml:space="preserve"> </w:t>
+            </w:r>
+            <w:r>
+              <w:rPr>
+                <w:rStyle w:val="VerbatimChar"/>
+              </w:rPr>
+              <w:t xml:space="preserve">Container_Complete</w:t>
+            </w:r>
+            <w:r>
+              <w:t xml:space="preserve"> </w:t>
+            </w:r>
+            <w:r>
+              <w:t xml:space="preserve">rolls back and production stops on affected lines until the pool refills (no soft-fallback, no placeholder-then-reconcile). Customer validation needed: confirm hard-fail is the desired operational posture given trucks cannot ship without valid Honda-issued AIM IDs. Owner: MPP Operations / IT. Couples to UJ-04 (already Resolved — pool design locked v2.12).</w:t>
+            </w:r>
+            <w:r>
+              <w:t xml:space="preserve"> </w:t>
+            </w:r>
+            <w:r>
+              <w:rPr>
+                <w:b/>
+                <w:bCs/>
+              </w:rPr>
+              <w:t xml:space="preserve">OI-34 ⬜ Open / MEDIUM</w:t>
+            </w:r>
+            <w:r>
+              <w:t xml:space="preserve"> </w:t>
+            </w:r>
+            <w:r>
+              <w:t xml:space="preserve">— MPP-authored production schedules — how should the MES leverage them beyond shift-window timing (FDS-09-008 / FDS-09-012)? Current design imports them for shift-instance creation and event-derived availability math. Whether MPP wants additional uses (target quotas per shift, line scheduling drift detection, throughput planning, etc.) is unanswered. Owner: MPP Production Control. Couples to UJ-19 (PD report enumeration) and OI-30 (Reports tile contents). Count shifts: Part A Resolved 22 → 22, In Review 1 → 1, Open 8 → 10 (added OI-33 + OI-34), Superseded 1 → 1. Active Part A item count 32 → 34. No FDS / data model / SQL changes — OIR sync only.</w:t>
             </w:r>
           </w:p>
         </w:tc>
@@ -690,7 +925,7 @@
               <w:pStyle w:val="Compact"/>
             </w:pPr>
             <w:r>
-              <w:t xml:space="preserve">2.2</w:t>
+              <w:t xml:space="preserve">2.1</w:t>
             </w:r>
           </w:p>
         </w:tc>
@@ -704,7 +939,7 @@
               <w:pStyle w:val="Compact"/>
             </w:pPr>
             <w:r>
-              <w:t xml:space="preserve">2026-04-08</w:t>
+              <w:t xml:space="preserve">2026-04-06</w:t>
             </w:r>
           </w:p>
         </w:tc>
@@ -732,7 +967,7 @@
               <w:pStyle w:val="Compact"/>
             </w:pPr>
             <w:r>
-              <w:t xml:space="preserve">FRS reference crosswalk added per-item; priorities normalized</w:t>
+              <w:t xml:space="preserve">Initial register consolidating FDS open items and User Journey assumptions</w:t>
             </w:r>
           </w:p>
         </w:tc>
@@ -745,18 +980,18 @@
               <w:pStyle w:val="Compact"/>
             </w:pPr>
             <w:r>
-              <w:t xml:space="preserve">2.3</w:t>
-            </w:r>
-          </w:p>
-        </w:tc>
-        <w:tc>
-          <w:tcPr/>
-          <w:p>
-            <w:pPr>
-              <w:pStyle w:val="Compact"/>
-            </w:pPr>
-            <w:r>
-              <w:t xml:space="preserve">2026-04-09</w:t>
+              <w:t xml:space="preserve">2.2</w:t>
+            </w:r>
+          </w:p>
+        </w:tc>
+        <w:tc>
+          <w:tcPr/>
+          <w:p>
+            <w:pPr>
+              <w:pStyle w:val="Compact"/>
+            </w:pPr>
+            <w:r>
+              <w:t xml:space="preserve">2026-04-08</w:t>
             </w:r>
           </w:p>
         </w:tc>
@@ -778,7 +1013,7 @@
               <w:pStyle w:val="Compact"/>
             </w:pPr>
             <w:r>
-              <w:t xml:space="preserve">First round of MPP review decisions applied — OI-01, UJ-06, UJ-15 closed; 10 items moved to In Review</w:t>
+              <w:t xml:space="preserve">FRS reference crosswalk added per-item; priorities normalized</w:t>
             </w:r>
           </w:p>
         </w:tc>
@@ -794,7 +1029,7 @@
               <w:pStyle w:val="Compact"/>
             </w:pPr>
             <w:r>
-              <w:t xml:space="preserve">2.4</w:t>
+              <w:t xml:space="preserve">2.3</w:t>
             </w:r>
           </w:p>
         </w:tc>
@@ -808,7 +1043,7 @@
               <w:pStyle w:val="Compact"/>
             </w:pPr>
             <w:r>
-              <w:t xml:space="preserve">2026-04-21</w:t>
+              <w:t xml:space="preserve">2026-04-09</w:t>
             </w:r>
           </w:p>
         </w:tc>
@@ -836,6 +1071,52 @@
               <w:pStyle w:val="Compact"/>
             </w:pPr>
             <w:r>
+              <w:t xml:space="preserve">First round of MPP review decisions applied — OI-01, UJ-06, UJ-15 closed; 10 items moved to In Review</w:t>
+            </w:r>
+          </w:p>
+        </w:tc>
+      </w:tr>
+      <w:tr>
+        <w:tc>
+          <w:tcPr/>
+          <w:p>
+            <w:pPr>
+              <w:pStyle w:val="Compact"/>
+            </w:pPr>
+            <w:r>
+              <w:t xml:space="preserve">2.4</w:t>
+            </w:r>
+          </w:p>
+        </w:tc>
+        <w:tc>
+          <w:tcPr/>
+          <w:p>
+            <w:pPr>
+              <w:pStyle w:val="Compact"/>
+            </w:pPr>
+            <w:r>
+              <w:t xml:space="preserve">2026-04-21</w:t>
+            </w:r>
+          </w:p>
+        </w:tc>
+        <w:tc>
+          <w:tcPr/>
+          <w:p>
+            <w:pPr>
+              <w:pStyle w:val="Compact"/>
+            </w:pPr>
+            <w:r>
+              <w:t xml:space="preserve">Blue Ridge Automation</w:t>
+            </w:r>
+          </w:p>
+        </w:tc>
+        <w:tc>
+          <w:tcPr/>
+          <w:p>
+            <w:pPr>
+              <w:pStyle w:val="Compact"/>
+            </w:pPr>
+            <w:r>
               <w:rPr>
                 <w:b/>
                 <w:bCs/>
@@ -868,95 +1149,6 @@
                 <w:rStyle w:val="VerbatimChar"/>
               </w:rPr>
               <w:t xml:space="preserve">memory/project_mpp_oi_refactor.md</w:t>
-            </w:r>
-            <w:r>
-              <w:t xml:space="preserve">.</w:t>
-            </w:r>
-          </w:p>
-        </w:tc>
-      </w:tr>
-      <w:tr>
-        <w:tc>
-          <w:tcPr/>
-          <w:p>
-            <w:pPr>
-              <w:pStyle w:val="Compact"/>
-            </w:pPr>
-            <w:r>
-              <w:t xml:space="preserve">2.5</w:t>
-            </w:r>
-          </w:p>
-        </w:tc>
-        <w:tc>
-          <w:tcPr/>
-          <w:p>
-            <w:pPr>
-              <w:pStyle w:val="Compact"/>
-            </w:pPr>
-            <w:r>
-              <w:t xml:space="preserve">2026-04-22</w:t>
-            </w:r>
-          </w:p>
-        </w:tc>
-        <w:tc>
-          <w:tcPr/>
-          <w:p>
-            <w:pPr>
-              <w:pStyle w:val="Compact"/>
-            </w:pPr>
-            <w:r>
-              <w:t xml:space="preserve">Blue Ridge Automation</w:t>
-            </w:r>
-          </w:p>
-        </w:tc>
-        <w:tc>
-          <w:tcPr/>
-          <w:p>
-            <w:pPr>
-              <w:pStyle w:val="Compact"/>
-            </w:pPr>
-            <w:r>
-              <w:rPr>
-                <w:b/>
-                <w:bCs/>
-              </w:rPr>
-              <w:t xml:space="preserve">Legacy MES screenshot review gap analysis.</w:t>
-            </w:r>
-            <w:r>
-              <w:t xml:space="preserve"> </w:t>
-            </w:r>
-            <w:r>
-              <w:t xml:space="preserve">36 screenshots of the Flexware Madison MES reviewed against the current FDS / Data Model. 16 new Part A items added (OI-15 through OI-30): 9 concrete design additions (Track screen, auto-finish-on-target WO, tray-divisibility rule, ItemLocation consumption metadata, Country of Origin, scrap source enum, partial start/complete, Hold Management screen, Lot computed fields) and 7 discovery items to confirm with MPP (Automation tile scope, Notifications, per-workstation scripting, Supply Part flag, cast-override cell flag, Workstation Category grouping, Reports tile contents). Source summary at</w:t>
-            </w:r>
-            <w:r>
-              <w:t xml:space="preserve"> </w:t>
-            </w:r>
-            <w:r>
-              <w:rPr>
-                <w:rStyle w:val="VerbatimChar"/>
-              </w:rPr>
-              <w:t xml:space="preserve">Meeting_Notes/2026-04-20_OI_Review_Status_Summary.md</w:t>
-            </w:r>
-            <w:r>
-              <w:t xml:space="preserve"> </w:t>
-            </w:r>
-            <w:r>
-              <w:t xml:space="preserve">§</w:t>
-            </w:r>
-            <w:r>
-              <w:t xml:space="preserve">“Additional discovered gaps”</w:t>
-            </w:r>
-            <w:r>
-              <w:t xml:space="preserve">. Legacy screenshots at</w:t>
-            </w:r>
-            <w:r>
-              <w:t xml:space="preserve"> </w:t>
-            </w:r>
-            <w:r>
-              <w:rPr>
-                <w:rStyle w:val="VerbatimChar"/>
-              </w:rPr>
-              <w:t xml:space="preserve">reference/MPP_Current_MES_screenshots.docx</w:t>
             </w:r>
             <w:r>
               <w:t xml:space="preserve">.</w:t>
@@ -975,7 +1167,7 @@
               <w:pStyle w:val="Compact"/>
             </w:pPr>
             <w:r>
-              <w:t xml:space="preserve">2.6</w:t>
+              <w:t xml:space="preserve">2.5</w:t>
             </w:r>
           </w:p>
         </w:tc>
@@ -1021,6 +1213,95 @@
                 <w:b/>
                 <w:bCs/>
               </w:rPr>
+              <w:t xml:space="preserve">Legacy MES screenshot review gap analysis.</w:t>
+            </w:r>
+            <w:r>
+              <w:t xml:space="preserve"> </w:t>
+            </w:r>
+            <w:r>
+              <w:t xml:space="preserve">36 screenshots of the Flexware Madison MES reviewed against the current FDS / Data Model. 16 new Part A items added (OI-15 through OI-30): 9 concrete design additions (Track screen, auto-finish-on-target WO, tray-divisibility rule, ItemLocation consumption metadata, Country of Origin, scrap source enum, partial start/complete, Hold Management screen, Lot computed fields) and 7 discovery items to confirm with MPP (Automation tile scope, Notifications, per-workstation scripting, Supply Part flag, cast-override cell flag, Workstation Category grouping, Reports tile contents). Source summary at</w:t>
+            </w:r>
+            <w:r>
+              <w:t xml:space="preserve"> </w:t>
+            </w:r>
+            <w:r>
+              <w:rPr>
+                <w:rStyle w:val="VerbatimChar"/>
+              </w:rPr>
+              <w:t xml:space="preserve">Meeting_Notes/2026-04-20_OI_Review_Status_Summary.md</w:t>
+            </w:r>
+            <w:r>
+              <w:t xml:space="preserve"> </w:t>
+            </w:r>
+            <w:r>
+              <w:t xml:space="preserve">§</w:t>
+            </w:r>
+            <w:r>
+              <w:t xml:space="preserve">“Additional discovered gaps”</w:t>
+            </w:r>
+            <w:r>
+              <w:t xml:space="preserve">. Legacy screenshots at</w:t>
+            </w:r>
+            <w:r>
+              <w:t xml:space="preserve"> </w:t>
+            </w:r>
+            <w:r>
+              <w:rPr>
+                <w:rStyle w:val="VerbatimChar"/>
+              </w:rPr>
+              <w:t xml:space="preserve">reference/MPP_Current_MES_screenshots.docx</w:t>
+            </w:r>
+            <w:r>
+              <w:t xml:space="preserve">.</w:t>
+            </w:r>
+          </w:p>
+        </w:tc>
+      </w:tr>
+      <w:tr>
+        <w:tc>
+          <w:tcPr/>
+          <w:p>
+            <w:pPr>
+              <w:pStyle w:val="Compact"/>
+            </w:pPr>
+            <w:r>
+              <w:t xml:space="preserve">2.6</w:t>
+            </w:r>
+          </w:p>
+        </w:tc>
+        <w:tc>
+          <w:tcPr/>
+          <w:p>
+            <w:pPr>
+              <w:pStyle w:val="Compact"/>
+            </w:pPr>
+            <w:r>
+              <w:t xml:space="preserve">2026-04-22</w:t>
+            </w:r>
+          </w:p>
+        </w:tc>
+        <w:tc>
+          <w:tcPr/>
+          <w:p>
+            <w:pPr>
+              <w:pStyle w:val="Compact"/>
+            </w:pPr>
+            <w:r>
+              <w:t xml:space="preserve">Blue Ridge Automation</w:t>
+            </w:r>
+          </w:p>
+        </w:tc>
+        <w:tc>
+          <w:tcPr/>
+          <w:p>
+            <w:pPr>
+              <w:pStyle w:val="Compact"/>
+            </w:pPr>
+            <w:r>
+              <w:rPr>
+                <w:b/>
+                <w:bCs/>
+              </w:rPr>
               <w:t xml:space="preserve">OI-11 resolved — Casting → Trim rename modelled via 1-line BOM, not</w:t>
             </w:r>
             <w:r>
@@ -1134,62 +1415,6 @@
       </w:tr>
       <w:tr>
         <w:tc>
-          <w:tcPr/>
-          <w:p>
-            <w:pPr>
-              <w:pStyle w:val="Compact"/>
-            </w:pPr>
-            <w:r>
-              <w:t xml:space="preserve">2.14</w:t>
-            </w:r>
-          </w:p>
-        </w:tc>
-        <w:tc>
-          <w:tcPr/>
-          <w:p>
-            <w:pPr>
-              <w:pStyle w:val="Compact"/>
-            </w:pPr>
-            <w:r>
-              <w:t xml:space="preserve">2026-04-27</w:t>
-            </w:r>
-          </w:p>
-        </w:tc>
-        <w:tc>
-          <w:tcPr/>
-          <w:p>
-            <w:pPr>
-              <w:pStyle w:val="Compact"/>
-            </w:pPr>
-            <w:r>
-              <w:t xml:space="preserve">Blue Ridge Automation</w:t>
-            </w:r>
-          </w:p>
-        </w:tc>
-        <w:tc>
-          <w:tcPr/>
-          <w:p>
-            <w:pPr>
-              <w:pStyle w:val="Compact"/>
-            </w:pPr>
-            <w:r>
-              <w:rPr>
-                <w:b/>
-                <w:bCs/>
-              </w:rPr>
-              <w:t xml:space="preserve">Part B — 10 UJ closures from Jacques’s review batch.</w:t>
-            </w:r>
-            <w:r>
-              <w:t xml:space="preserve"> </w:t>
-            </w:r>
-            <w:r>
-              <w:t xml:space="preserve">UJ-07 (Option A), UJ-08, UJ-09 (Option C — strict + supervisor override), UJ-10 (Option D — shift-end summary), UJ-11 (Option A — flagged risk), UJ-13 (Option A), UJ-14, UJ-16, UJ-17 (Option A), UJ-18 (Gateway-script-async — architectural). Downstream FDS edits land in v0.11j (FDS-04-007 elevated-action list extension for UJ-09; FDS-07-005 amended for print extraction; FDS-07-006a/b NEW print dispatch + retry; §1.6 / FDS-01-014 NEW cross-cutting integration pattern; FDS-09-015 NEW shift-end summary; FDS-10-013 NEW ConfirmationMethod LocationAttribute). Data Model v1.9i (ShippingLabel +5 print-state columns). Part B counts shift: Resolved 6 → 16, In Review 2 → 1, Open 11 → 2 (UJ-03 stays In Review; UJ-05 + UJ-19 stay Open).</w:t>
-            </w:r>
-          </w:p>
-        </w:tc>
-      </w:tr>
-      <w:tr>
-        <w:tc>
           <w:tcPr>
             <w:shd w:val="clear" w:color="auto" w:fill="F2F2F2"/>
           </w:tcPr>
@@ -1199,7 +1424,7 @@
               <w:pStyle w:val="Compact"/>
             </w:pPr>
             <w:r>
-              <w:t xml:space="preserve">2.13</w:t>
+              <w:t xml:space="preserve">2.14</w:t>
             </w:r>
           </w:p>
         </w:tc>
@@ -1245,13 +1470,13 @@
                 <w:b/>
                 <w:bCs/>
               </w:rPr>
-              <w:t xml:space="preserve">Part B UJ enrichment pass — 13 of 19 UJ entries restructured to match OI-entry depth (Description → Options A/B/C with impact analysis → Recommended direction → What’s needed to decide).</w:t>
-            </w:r>
-            <w:r>
-              <w:t xml:space="preserve"> </w:t>
-            </w:r>
-            <w:r>
-              <w:t xml:space="preserve">Per Jacques’s 2026-04-24 flag that UJ entries lacked options/impact framing. Two In-Review entries (UJ-03 sublot trigger, UJ-14 warm-up shots) and 11 Open entries (UJ-05, UJ-07, UJ-08, UJ-09, UJ-10, UJ-11, UJ-13, UJ-16, UJ-17, UJ-18, UJ-19) now carry Blue Ridge’s recommended direction with reasoning and the explicit input needed to lock each. Six already-Resolved entries (UJ-01, UJ-02, UJ-04, UJ-06, UJ-12, UJ-15) left as-is — their resolution narratives already carry the depth. No status changes; this is a structure / readability refinement to make the next MPP review more actionable.</w:t>
+              <w:t xml:space="preserve">Part B — 10 UJ closures from Jacques’s review batch.</w:t>
+            </w:r>
+            <w:r>
+              <w:t xml:space="preserve"> </w:t>
+            </w:r>
+            <w:r>
+              <w:t xml:space="preserve">UJ-07 (Option A), UJ-08, UJ-09 (Option C — strict + supervisor override), UJ-10 (Option D — shift-end summary), UJ-11 (Option A — flagged risk), UJ-13 (Option A), UJ-14, UJ-16, UJ-17 (Option A), UJ-18 (Gateway-script-async — architectural). Downstream FDS edits land in v0.11j (FDS-04-007 elevated-action list extension for UJ-09; FDS-07-005 amended for print extraction; FDS-07-006a/b NEW print dispatch + retry; §1.6 / FDS-01-014 NEW cross-cutting integration pattern; FDS-09-015 NEW shift-end summary; FDS-10-013 NEW ConfirmationMethod LocationAttribute). Data Model v1.9i (ShippingLabel +5 print-state columns). Part B counts shift: Resolved 6 → 16, In Review 2 → 1, Open 11 → 2 (UJ-03 stays In Review; UJ-05 + UJ-19 stay Open).</w:t>
             </w:r>
           </w:p>
         </w:tc>
@@ -1264,7 +1489,7 @@
               <w:pStyle w:val="Compact"/>
             </w:pPr>
             <w:r>
-              <w:t xml:space="preserve">2.12</w:t>
+              <w:t xml:space="preserve">2.13</w:t>
             </w:r>
           </w:p>
         </w:tc>
@@ -1301,204 +1526,13 @@
                 <w:b/>
                 <w:bCs/>
               </w:rPr>
-              <w:t xml:space="preserve">UJ-04 design locked — AIM Shipper ID local pool (zero-latency container closure).</w:t>
-            </w:r>
-            <w:r>
-              <w:t xml:space="preserve"> </w:t>
-            </w:r>
-            <w:r>
-              <w:t xml:space="preserve">Follow-up to v2.10’s</w:t>
-            </w:r>
-            <w:r>
-              <w:t xml:space="preserve"> </w:t>
-            </w:r>
-            <w:r>
-              <w:t xml:space="preserve">“queue async”</w:t>
-            </w:r>
-            <w:r>
-              <w:t xml:space="preserve"> </w:t>
-            </w:r>
-            <w:r>
-              <w:t xml:space="preserve">Decision-with-addition. The Claude-proposed async-queue model (container completes in pending state, queue drains and back-fills</w:t>
-            </w:r>
-            <w:r>
-              <w:t xml:space="preserve"> </w:t>
-            </w:r>
-            <w:r>
-              <w:rPr>
-                <w:rStyle w:val="VerbatimChar"/>
-              </w:rPr>
-              <w:t xml:space="preserve">AimShipperId</w:t>
-            </w:r>
-            <w:r>
-              <w:t xml:space="preserve">) was rejected by Jacques on 2026-04-27 because it still introduces latency at close time. Replaced with a</w:t>
-            </w:r>
-            <w:r>
-              <w:t xml:space="preserve"> </w:t>
-            </w:r>
-            <w:r>
-              <w:rPr>
-                <w:b/>
-                <w:bCs/>
-              </w:rPr>
-              <w:t xml:space="preserve">pre-fetched local pool</w:t>
-            </w:r>
-            <w:r>
-              <w:t xml:space="preserve">: a background Gateway script keeps</w:t>
-            </w:r>
-            <w:r>
-              <w:t xml:space="preserve"> </w:t>
-            </w:r>
-            <w:r>
-              <w:rPr>
-                <w:rStyle w:val="VerbatimChar"/>
-              </w:rPr>
-              <w:t xml:space="preserve">Lots.AimShipperIdPool</w:t>
-            </w:r>
-            <w:r>
-              <w:t xml:space="preserve"> </w:t>
-            </w:r>
-            <w:r>
-              <w:t xml:space="preserve">topped up to a configurable target depth;</w:t>
-            </w:r>
-            <w:r>
-              <w:t xml:space="preserve"> </w:t>
-            </w:r>
-            <w:r>
-              <w:rPr>
-                <w:rStyle w:val="VerbatimChar"/>
-              </w:rPr>
-              <w:t xml:space="preserve">Container_Complete</w:t>
-            </w:r>
-            <w:r>
-              <w:t xml:space="preserve"> </w:t>
-            </w:r>
-            <w:r>
-              <w:t xml:space="preserve">claims one row FIFO synchronously inside its own transaction — sub-millisecond, never blocked on AIM. Empty pool =</w:t>
-            </w:r>
-            <w:r>
-              <w:t xml:space="preserve"> </w:t>
-            </w:r>
-            <w:r>
-              <w:rPr>
-                <w:b/>
-                <w:bCs/>
-              </w:rPr>
-              <w:t xml:space="preserve">hard fail</w:t>
-            </w:r>
-            <w:r>
-              <w:t xml:space="preserve"> </w:t>
-            </w:r>
-            <w:r>
-              <w:t xml:space="preserve">(close rejects, operator sees error, line stops; no soft fallback). Once consumed, IDs are permanently terminal — no return-to-pool on void / re-pack (Honda treats every issued ID as consumed regardless). Honda does not expire IDs. Two new tables (</w:t>
-            </w:r>
-            <w:r>
-              <w:rPr>
-                <w:rStyle w:val="VerbatimChar"/>
-              </w:rPr>
-              <w:t xml:space="preserve">Lots.AimShipperIdPool</w:t>
-            </w:r>
-            <w:r>
-              <w:t xml:space="preserve"> </w:t>
-            </w:r>
-            <w:r>
-              <w:t xml:space="preserve">+ single-row</w:t>
-            </w:r>
-            <w:r>
-              <w:t xml:space="preserve"> </w:t>
-            </w:r>
-            <w:r>
-              <w:rPr>
-                <w:rStyle w:val="VerbatimChar"/>
-              </w:rPr>
-              <w:t xml:space="preserve">Lots.AimPoolConfig</w:t>
-            </w:r>
-            <w:r>
-              <w:t xml:space="preserve">) and four supporting procs (</w:t>
-            </w:r>
-            <w:r>
-              <w:rPr>
-                <w:rStyle w:val="VerbatimChar"/>
-              </w:rPr>
-              <w:t xml:space="preserve">_Claim</w:t>
-            </w:r>
-            <w:r>
-              <w:t xml:space="preserve"> </w:t>
-            </w:r>
-            <w:r>
-              <w:t xml:space="preserve">/</w:t>
-            </w:r>
-            <w:r>
-              <w:t xml:space="preserve"> </w:t>
-            </w:r>
-            <w:r>
-              <w:rPr>
-                <w:rStyle w:val="VerbatimChar"/>
-              </w:rPr>
-              <w:t xml:space="preserve">_Topup</w:t>
-            </w:r>
-            <w:r>
-              <w:t xml:space="preserve"> </w:t>
-            </w:r>
-            <w:r>
-              <w:t xml:space="preserve">/</w:t>
-            </w:r>
-            <w:r>
-              <w:t xml:space="preserve"> </w:t>
-            </w:r>
-            <w:r>
-              <w:rPr>
-                <w:rStyle w:val="VerbatimChar"/>
-              </w:rPr>
-              <w:t xml:space="preserve">_GetDepth</w:t>
-            </w:r>
-            <w:r>
-              <w:t xml:space="preserve"> </w:t>
-            </w:r>
-            <w:r>
-              <w:t xml:space="preserve">/</w:t>
-            </w:r>
-            <w:r>
-              <w:t xml:space="preserve"> </w:t>
-            </w:r>
-            <w:r>
-              <w:rPr>
-                <w:rStyle w:val="VerbatimChar"/>
-              </w:rPr>
-              <w:t xml:space="preserve">_GetByContainer</w:t>
-            </w:r>
-            <w:r>
-              <w:t xml:space="preserve"> </w:t>
-            </w:r>
-            <w:r>
-              <w:t xml:space="preserve">plus Config</w:t>
-            </w:r>
-            <w:r>
-              <w:t xml:space="preserve"> </w:t>
-            </w:r>
-            <w:r>
-              <w:rPr>
-                <w:rStyle w:val="VerbatimChar"/>
-              </w:rPr>
-              <w:t xml:space="preserve">_Get</w:t>
-            </w:r>
-            <w:r>
-              <w:t xml:space="preserve"> </w:t>
-            </w:r>
-            <w:r>
-              <w:t xml:space="preserve">/</w:t>
-            </w:r>
-            <w:r>
-              <w:t xml:space="preserve"> </w:t>
-            </w:r>
-            <w:r>
-              <w:rPr>
-                <w:rStyle w:val="VerbatimChar"/>
-              </w:rPr>
-              <w:t xml:space="preserve">_Update</w:t>
-            </w:r>
-            <w:r>
-              <w:t xml:space="preserve">). Configuration Tool exposes the four configurable thresholds (TargetBufferDepth=50, TopupThreshold=30, AlarmWarningDepth=20, AlarmCriticalDepth=10). Two-tier alarm: supervisor wallboard tile at Warning, supervisor alarm + IT notification at Critical. Downstream commits in this revision: Data Model v1.9h, FDS v0.11i (FDS-07-005 rewrite, FDS-07-008 amendment, FDS-07-010 rewrite, FDS-07-010a/b/c NEW), ERD Lots tab. SQL deferred to Arc 2 Phase 7 alongside the Container schema CREATE. No count changes (UJ-04 was already counted Resolved in v2.10 — this is a body refinement closing the design).</w:t>
+              <w:t xml:space="preserve">Part B UJ enrichment pass — 13 of 19 UJ entries restructured to match OI-entry depth (Description → Options A/B/C with impact analysis → Recommended direction → What’s needed to decide).</w:t>
+            </w:r>
+            <w:r>
+              <w:t xml:space="preserve"> </w:t>
+            </w:r>
+            <w:r>
+              <w:t xml:space="preserve">Per Jacques’s 2026-04-24 flag that UJ entries lacked options/impact framing. Two In-Review entries (UJ-03 sublot trigger, UJ-14 warm-up shots) and 11 Open entries (UJ-05, UJ-07, UJ-08, UJ-09, UJ-10, UJ-11, UJ-13, UJ-16, UJ-17, UJ-18, UJ-19) now carry Blue Ridge’s recommended direction with reasoning and the explicit input needed to lock each. Six already-Resolved entries (UJ-01, UJ-02, UJ-04, UJ-06, UJ-12, UJ-15) left as-is — their resolution narratives already carry the depth. No status changes; this is a structure / readability refinement to make the next MPP review more actionable.</w:t>
             </w:r>
           </w:p>
         </w:tc>
@@ -1514,7 +1548,7 @@
               <w:pStyle w:val="Compact"/>
             </w:pPr>
             <w:r>
-              <w:t xml:space="preserve">2.11</w:t>
+              <w:t xml:space="preserve">2.12</w:t>
             </w:r>
           </w:p>
         </w:tc>
@@ -1560,6 +1594,253 @@
                 <w:b/>
                 <w:bCs/>
               </w:rPr>
+              <w:t xml:space="preserve">UJ-04 design locked — AIM Shipper ID local pool (zero-latency container closure).</w:t>
+            </w:r>
+            <w:r>
+              <w:t xml:space="preserve"> </w:t>
+            </w:r>
+            <w:r>
+              <w:t xml:space="preserve">Follow-up to v2.10’s</w:t>
+            </w:r>
+            <w:r>
+              <w:t xml:space="preserve"> </w:t>
+            </w:r>
+            <w:r>
+              <w:t xml:space="preserve">“queue async”</w:t>
+            </w:r>
+            <w:r>
+              <w:t xml:space="preserve"> </w:t>
+            </w:r>
+            <w:r>
+              <w:t xml:space="preserve">Decision-with-addition. The Claude-proposed async-queue model (container completes in pending state, queue drains and back-fills</w:t>
+            </w:r>
+            <w:r>
+              <w:t xml:space="preserve"> </w:t>
+            </w:r>
+            <w:r>
+              <w:rPr>
+                <w:rStyle w:val="VerbatimChar"/>
+              </w:rPr>
+              <w:t xml:space="preserve">AimShipperId</w:t>
+            </w:r>
+            <w:r>
+              <w:t xml:space="preserve">) was rejected by Jacques on 2026-04-27 because it still introduces latency at close time. Replaced with a</w:t>
+            </w:r>
+            <w:r>
+              <w:t xml:space="preserve"> </w:t>
+            </w:r>
+            <w:r>
+              <w:rPr>
+                <w:b/>
+                <w:bCs/>
+              </w:rPr>
+              <w:t xml:space="preserve">pre-fetched local pool</w:t>
+            </w:r>
+            <w:r>
+              <w:t xml:space="preserve">: a background Gateway script keeps</w:t>
+            </w:r>
+            <w:r>
+              <w:t xml:space="preserve"> </w:t>
+            </w:r>
+            <w:r>
+              <w:rPr>
+                <w:rStyle w:val="VerbatimChar"/>
+              </w:rPr>
+              <w:t xml:space="preserve">Lots.AimShipperIdPool</w:t>
+            </w:r>
+            <w:r>
+              <w:t xml:space="preserve"> </w:t>
+            </w:r>
+            <w:r>
+              <w:t xml:space="preserve">topped up to a configurable target depth;</w:t>
+            </w:r>
+            <w:r>
+              <w:t xml:space="preserve"> </w:t>
+            </w:r>
+            <w:r>
+              <w:rPr>
+                <w:rStyle w:val="VerbatimChar"/>
+              </w:rPr>
+              <w:t xml:space="preserve">Container_Complete</w:t>
+            </w:r>
+            <w:r>
+              <w:t xml:space="preserve"> </w:t>
+            </w:r>
+            <w:r>
+              <w:t xml:space="preserve">claims one row FIFO synchronously inside its own transaction — sub-millisecond, never blocked on AIM. Empty pool =</w:t>
+            </w:r>
+            <w:r>
+              <w:t xml:space="preserve"> </w:t>
+            </w:r>
+            <w:r>
+              <w:rPr>
+                <w:b/>
+                <w:bCs/>
+              </w:rPr>
+              <w:t xml:space="preserve">hard fail</w:t>
+            </w:r>
+            <w:r>
+              <w:t xml:space="preserve"> </w:t>
+            </w:r>
+            <w:r>
+              <w:t xml:space="preserve">(close rejects, operator sees error, line stops; no soft fallback). Once consumed, IDs are permanently terminal — no return-to-pool on void / re-pack (Honda treats every issued ID as consumed regardless). Honda does not expire IDs. Two new tables (</w:t>
+            </w:r>
+            <w:r>
+              <w:rPr>
+                <w:rStyle w:val="VerbatimChar"/>
+              </w:rPr>
+              <w:t xml:space="preserve">Lots.AimShipperIdPool</w:t>
+            </w:r>
+            <w:r>
+              <w:t xml:space="preserve"> </w:t>
+            </w:r>
+            <w:r>
+              <w:t xml:space="preserve">+ single-row</w:t>
+            </w:r>
+            <w:r>
+              <w:t xml:space="preserve"> </w:t>
+            </w:r>
+            <w:r>
+              <w:rPr>
+                <w:rStyle w:val="VerbatimChar"/>
+              </w:rPr>
+              <w:t xml:space="preserve">Lots.AimPoolConfig</w:t>
+            </w:r>
+            <w:r>
+              <w:t xml:space="preserve">) and four supporting procs (</w:t>
+            </w:r>
+            <w:r>
+              <w:rPr>
+                <w:rStyle w:val="VerbatimChar"/>
+              </w:rPr>
+              <w:t xml:space="preserve">_Claim</w:t>
+            </w:r>
+            <w:r>
+              <w:t xml:space="preserve"> </w:t>
+            </w:r>
+            <w:r>
+              <w:t xml:space="preserve">/</w:t>
+            </w:r>
+            <w:r>
+              <w:t xml:space="preserve"> </w:t>
+            </w:r>
+            <w:r>
+              <w:rPr>
+                <w:rStyle w:val="VerbatimChar"/>
+              </w:rPr>
+              <w:t xml:space="preserve">_Topup</w:t>
+            </w:r>
+            <w:r>
+              <w:t xml:space="preserve"> </w:t>
+            </w:r>
+            <w:r>
+              <w:t xml:space="preserve">/</w:t>
+            </w:r>
+            <w:r>
+              <w:t xml:space="preserve"> </w:t>
+            </w:r>
+            <w:r>
+              <w:rPr>
+                <w:rStyle w:val="VerbatimChar"/>
+              </w:rPr>
+              <w:t xml:space="preserve">_GetDepth</w:t>
+            </w:r>
+            <w:r>
+              <w:t xml:space="preserve"> </w:t>
+            </w:r>
+            <w:r>
+              <w:t xml:space="preserve">/</w:t>
+            </w:r>
+            <w:r>
+              <w:t xml:space="preserve"> </w:t>
+            </w:r>
+            <w:r>
+              <w:rPr>
+                <w:rStyle w:val="VerbatimChar"/>
+              </w:rPr>
+              <w:t xml:space="preserve">_GetByContainer</w:t>
+            </w:r>
+            <w:r>
+              <w:t xml:space="preserve"> </w:t>
+            </w:r>
+            <w:r>
+              <w:t xml:space="preserve">plus Config</w:t>
+            </w:r>
+            <w:r>
+              <w:t xml:space="preserve"> </w:t>
+            </w:r>
+            <w:r>
+              <w:rPr>
+                <w:rStyle w:val="VerbatimChar"/>
+              </w:rPr>
+              <w:t xml:space="preserve">_Get</w:t>
+            </w:r>
+            <w:r>
+              <w:t xml:space="preserve"> </w:t>
+            </w:r>
+            <w:r>
+              <w:t xml:space="preserve">/</w:t>
+            </w:r>
+            <w:r>
+              <w:t xml:space="preserve"> </w:t>
+            </w:r>
+            <w:r>
+              <w:rPr>
+                <w:rStyle w:val="VerbatimChar"/>
+              </w:rPr>
+              <w:t xml:space="preserve">_Update</w:t>
+            </w:r>
+            <w:r>
+              <w:t xml:space="preserve">). Configuration Tool exposes the four configurable thresholds (TargetBufferDepth=50, TopupThreshold=30, AlarmWarningDepth=20, AlarmCriticalDepth=10). Two-tier alarm: supervisor wallboard tile at Warning, supervisor alarm + IT notification at Critical. Downstream commits in this revision: Data Model v1.9h, FDS v0.11i (FDS-07-005 rewrite, FDS-07-008 amendment, FDS-07-010 rewrite, FDS-07-010a/b/c NEW), ERD Lots tab. SQL deferred to Arc 2 Phase 7 alongside the Container schema CREATE. No count changes (UJ-04 was already counted Resolved in v2.10 — this is a body refinement closing the design).</w:t>
+            </w:r>
+          </w:p>
+        </w:tc>
+      </w:tr>
+      <w:tr>
+        <w:tc>
+          <w:tcPr/>
+          <w:p>
+            <w:pPr>
+              <w:pStyle w:val="Compact"/>
+            </w:pPr>
+            <w:r>
+              <w:t xml:space="preserve">2.11</w:t>
+            </w:r>
+          </w:p>
+        </w:tc>
+        <w:tc>
+          <w:tcPr/>
+          <w:p>
+            <w:pPr>
+              <w:pStyle w:val="Compact"/>
+            </w:pPr>
+            <w:r>
+              <w:t xml:space="preserve">2026-04-27</w:t>
+            </w:r>
+          </w:p>
+        </w:tc>
+        <w:tc>
+          <w:tcPr/>
+          <w:p>
+            <w:pPr>
+              <w:pStyle w:val="Compact"/>
+            </w:pPr>
+            <w:r>
+              <w:t xml:space="preserve">Blue Ridge Automation</w:t>
+            </w:r>
+          </w:p>
+        </w:tc>
+        <w:tc>
+          <w:tcPr/>
+          <w:p>
+            <w:pPr>
+              <w:pStyle w:val="Compact"/>
+            </w:pPr>
+            <w:r>
+              <w:rPr>
+                <w:b/>
+                <w:bCs/>
+              </w:rPr>
               <w:t xml:space="preserve">OI-21 design locked — Pausable LOT at Workstation as</w:t>
             </w:r>
             <w:r>
@@ -1811,377 +2092,6 @@
       </w:tr>
       <w:tr>
         <w:tc>
-          <w:tcPr/>
-          <w:p>
-            <w:pPr>
-              <w:pStyle w:val="Compact"/>
-            </w:pPr>
-            <w:r>
-              <w:t xml:space="preserve">2.10</w:t>
-            </w:r>
-          </w:p>
-        </w:tc>
-        <w:tc>
-          <w:tcPr/>
-          <w:p>
-            <w:pPr>
-              <w:pStyle w:val="Compact"/>
-            </w:pPr>
-            <w:r>
-              <w:t xml:space="preserve">2026-04-24</w:t>
-            </w:r>
-          </w:p>
-        </w:tc>
-        <w:tc>
-          <w:tcPr/>
-          <w:p>
-            <w:pPr>
-              <w:pStyle w:val="Compact"/>
-            </w:pPr>
-            <w:r>
-              <w:t xml:space="preserve">Blue Ridge Automation</w:t>
-            </w:r>
-          </w:p>
-        </w:tc>
-        <w:tc>
-          <w:tcPr/>
-          <w:p>
-            <w:pPr>
-              <w:pStyle w:val="Compact"/>
-            </w:pPr>
-            <w:r>
-              <w:rPr>
-                <w:b/>
-                <w:bCs/>
-              </w:rPr>
-              <w:t xml:space="preserve">Jacques OIR review annotations applied.</w:t>
-            </w:r>
-            <w:r>
-              <w:t xml:space="preserve"> </w:t>
-            </w:r>
-            <w:r>
-              <w:t xml:space="preserve">Jacques annotated v2.8 of this register and returned it; this revision folds every inline</w:t>
-            </w:r>
-            <w:r>
-              <w:t xml:space="preserve"> </w:t>
-            </w:r>
-            <w:r>
-              <w:t xml:space="preserve">“Decision (4/24/2026):”</w:t>
-            </w:r>
-            <w:r>
-              <w:t xml:space="preserve"> </w:t>
-            </w:r>
-            <w:r>
-              <w:t xml:space="preserve">note back into the register source with matching status changes. 17 items moved Resolved (OI-02, -04, -05, -08, -12, -13, -14, -15, -16, -17, -18, -19, -20, -21, -22, -23, -32b). 2 UJs closed (UJ-02, UJ-04). Several carry modifications that trigger downstream data-model / FDS / ERD updates:</w:t>
-            </w:r>
-            <w:r>
-              <w:t xml:space="preserve"> </w:t>
-            </w:r>
-            <w:r>
-              <w:rPr>
-                <w:b/>
-                <w:bCs/>
-              </w:rPr>
-              <w:t xml:space="preserve">OI-12</w:t>
-            </w:r>
-            <w:r>
-              <w:t xml:space="preserve"> </w:t>
-            </w:r>
-            <w:r>
-              <w:t xml:space="preserve">—</w:t>
-            </w:r>
-            <w:r>
-              <w:t xml:space="preserve"> </w:t>
-            </w:r>
-            <w:r>
-              <w:rPr>
-                <w:rStyle w:val="VerbatimChar"/>
-              </w:rPr>
-              <w:t xml:space="preserve">MaxParts</w:t>
-            </w:r>
-            <w:r>
-              <w:t xml:space="preserve"> </w:t>
-            </w:r>
-            <w:r>
-              <w:t xml:space="preserve">reclassified as a</w:t>
-            </w:r>
-            <w:r>
-              <w:t xml:space="preserve"> </w:t>
-            </w:r>
-            <w:r>
-              <w:rPr>
-                <w:rStyle w:val="VerbatimChar"/>
-              </w:rPr>
-              <w:t xml:space="preserve">Parts.Item</w:t>
-            </w:r>
-            <w:r>
-              <w:t xml:space="preserve"> </w:t>
-            </w:r>
-            <w:r>
-              <w:t xml:space="preserve">attribute (not</w:t>
-            </w:r>
-            <w:r>
-              <w:t xml:space="preserve"> </w:t>
-            </w:r>
-            <w:r>
-              <w:rPr>
-                <w:rStyle w:val="VerbatimChar"/>
-              </w:rPr>
-              <w:t xml:space="preserve">ContainerConfig</w:t>
-            </w:r>
-            <w:r>
-              <w:t xml:space="preserve">).</w:t>
-            </w:r>
-            <w:r>
-              <w:t xml:space="preserve"> </w:t>
-            </w:r>
-            <w:r>
-              <w:rPr>
-                <w:b/>
-                <w:bCs/>
-              </w:rPr>
-              <w:t xml:space="preserve">OI-17</w:t>
-            </w:r>
-            <w:r>
-              <w:t xml:space="preserve"> </w:t>
-            </w:r>
-            <w:r>
-              <w:t xml:space="preserve">— tray-divisibility reclassified as a Finished-Good Part attribute.</w:t>
-            </w:r>
-            <w:r>
-              <w:t xml:space="preserve"> </w:t>
-            </w:r>
-            <w:r>
-              <w:rPr>
-                <w:b/>
-                <w:bCs/>
-              </w:rPr>
-              <w:t xml:space="preserve">OI-18</w:t>
-            </w:r>
-            <w:r>
-              <w:t xml:space="preserve"> </w:t>
-            </w:r>
-            <w:r>
-              <w:t xml:space="preserve">—</w:t>
-            </w:r>
-            <w:r>
-              <w:t xml:space="preserve"> </w:t>
-            </w:r>
-            <w:r>
-              <w:rPr>
-                <w:rStyle w:val="VerbatimChar"/>
-              </w:rPr>
-              <w:t xml:space="preserve">Parts.ItemLocation</w:t>
-            </w:r>
-            <w:r>
-              <w:t xml:space="preserve"> </w:t>
-            </w:r>
-            <w:r>
-              <w:t xml:space="preserve">extended to support Area / WorkCenter / Cell hierarchy (not Cell-only) with compatibility validation cascading up the hierarchy at check-in.</w:t>
-            </w:r>
-            <w:r>
-              <w:t xml:space="preserve"> </w:t>
-            </w:r>
-            <w:r>
-              <w:rPr>
-                <w:b/>
-                <w:bCs/>
-              </w:rPr>
-              <w:t xml:space="preserve">OI-16</w:t>
-            </w:r>
-            <w:r>
-              <w:t xml:space="preserve"> </w:t>
-            </w:r>
-            <w:r>
-              <w:t xml:space="preserve">— adds expected PLC confirmation BIT and a new Terminal-scoped</w:t>
-            </w:r>
-            <w:r>
-              <w:t xml:space="preserve"> </w:t>
-            </w:r>
-            <w:r>
-              <w:rPr>
-                <w:rStyle w:val="VerbatimChar"/>
-              </w:rPr>
-              <w:t xml:space="preserve">LocationAttribute</w:t>
-            </w:r>
-            <w:r>
-              <w:t xml:space="preserve"> </w:t>
-            </w:r>
-            <w:r>
-              <w:t xml:space="preserve">toggling a</w:t>
-            </w:r>
-            <w:r>
-              <w:t xml:space="preserve"> </w:t>
-            </w:r>
-            <w:r>
-              <w:t xml:space="preserve">“Confirm Completion”</w:t>
-            </w:r>
-            <w:r>
-              <w:t xml:space="preserve"> </w:t>
-            </w:r>
-            <w:r>
-              <w:t xml:space="preserve">button style (large button on designated lines vs passive popup).</w:t>
-            </w:r>
-            <w:r>
-              <w:t xml:space="preserve"> </w:t>
-            </w:r>
-            <w:r>
-              <w:rPr>
-                <w:b/>
-                <w:bCs/>
-              </w:rPr>
-              <w:t xml:space="preserve">OI-21</w:t>
-            </w:r>
-            <w:r>
-              <w:t xml:space="preserve"> </w:t>
-            </w:r>
-            <w:r>
-              <w:t xml:space="preserve">— adds a</w:t>
-            </w:r>
-            <w:r>
-              <w:t xml:space="preserve"> </w:t>
-            </w:r>
-            <w:r>
-              <w:rPr>
-                <w:b/>
-                <w:bCs/>
-              </w:rPr>
-              <w:t xml:space="preserve">Pausable WorkOrder</w:t>
-            </w:r>
-            <w:r>
-              <w:t xml:space="preserve"> </w:t>
-            </w:r>
-            <w:r>
-              <w:t xml:space="preserve">concept (resume prompt on starting a new job while one is paused).</w:t>
-            </w:r>
-            <w:r>
-              <w:t xml:space="preserve"> </w:t>
-            </w:r>
-            <w:r>
-              <w:rPr>
-                <w:b/>
-                <w:bCs/>
-              </w:rPr>
-              <w:t xml:space="preserve">OI-23</w:t>
-            </w:r>
-            <w:r>
-              <w:t xml:space="preserve"> </w:t>
-            </w:r>
-            <w:r>
-              <w:t xml:space="preserve">— derivation implemented as a view (not materialized columns).</w:t>
-            </w:r>
-            <w:r>
-              <w:t xml:space="preserve"> </w:t>
-            </w:r>
-            <w:r>
-              <w:rPr>
-                <w:b/>
-                <w:bCs/>
-              </w:rPr>
-              <w:t xml:space="preserve">OI-32b</w:t>
-            </w:r>
-            <w:r>
-              <w:t xml:space="preserve"> </w:t>
-            </w:r>
-            <w:r>
-              <w:t xml:space="preserve">closed:</w:t>
-            </w:r>
-            <w:r>
-              <w:t xml:space="preserve"> </w:t>
-            </w:r>
-            <w:r>
-              <w:rPr>
-                <w:rStyle w:val="VerbatimChar"/>
-              </w:rPr>
-              <w:t xml:space="preserve">Parts.ItemType</w:t>
-            </w:r>
-            <w:r>
-              <w:t xml:space="preserve"> </w:t>
-            </w:r>
-            <w:r>
-              <w:t xml:space="preserve">suffices; no Material Classes table.</w:t>
-            </w:r>
-            <w:r>
-              <w:t xml:space="preserve"> </w:t>
-            </w:r>
-            <w:r>
-              <w:rPr>
-                <w:b/>
-                <w:bCs/>
-              </w:rPr>
-              <w:t xml:space="preserve">OI-32</w:t>
-            </w:r>
-            <w:r>
-              <w:t xml:space="preserve"> </w:t>
-            </w:r>
-            <w:r>
-              <w:t xml:space="preserve">remains open — Jacques challenged the framing; clarification response logged in Decision narrative.</w:t>
-            </w:r>
-            <w:r>
-              <w:t xml:space="preserve"> </w:t>
-            </w:r>
-            <w:r>
-              <w:rPr>
-                <w:b/>
-                <w:bCs/>
-              </w:rPr>
-              <w:t xml:space="preserve">OI-08</w:t>
-            </w:r>
-            <w:r>
-              <w:t xml:space="preserve"> </w:t>
-            </w:r>
-            <w:r>
-              <w:t xml:space="preserve">closes with new terminal-mode-by-assignment rule: Terminal assigned to a WorkCenter → Dedicated + no location scan; Terminal assigned to an Area → Shared + location selection is the first step of every interaction. Count shifts: Resolved 5 → 22, In Review 6 → 1 (OI-07 only, mid-revision), Open 20 → 8, Part B Resolved 4 → 6, Part B In Review 3 → 2, Part B Open 12 → 10 (UJ-02 and UJ-04 closed).</w:t>
-            </w:r>
-            <w:r>
-              <w:t xml:space="preserve"> </w:t>
-            </w:r>
-            <w:r>
-              <w:rPr>
-                <w:b/>
-                <w:bCs/>
-              </w:rPr>
-              <w:t xml:space="preserve">UJ insufficiency noted but not addressed this revision</w:t>
-            </w:r>
-            <w:r>
-              <w:t xml:space="preserve"> </w:t>
-            </w:r>
-            <w:r>
-              <w:t xml:space="preserve">— Jacques flagged that the UJ entries lack the options/impact depth of the OI entries; a separate enrichment pass is queued.</w:t>
-            </w:r>
-            <w:r>
-              <w:t xml:space="preserve"> </w:t>
-            </w:r>
-            <w:r>
-              <w:rPr>
-                <w:b/>
-                <w:bCs/>
-              </w:rPr>
-              <w:t xml:space="preserve">Downstream doc integration queued as a list (data model, FDS, ERD, Arc 2 Plan) but not executed in this commit</w:t>
-            </w:r>
-            <w:r>
-              <w:t xml:space="preserve"> </w:t>
-            </w:r>
-            <w:r>
-              <w:t xml:space="preserve">— each</w:t>
-            </w:r>
-            <w:r>
-              <w:t xml:space="preserve"> </w:t>
-            </w:r>
-            <w:r>
-              <w:t xml:space="preserve">“Section needs Integrated into other Docs”</w:t>
-            </w:r>
-            <w:r>
-              <w:t xml:space="preserve"> </w:t>
-            </w:r>
-            <w:r>
-              <w:t xml:space="preserve">note from Jacques becomes its own targeted commit.</w:t>
-            </w:r>
-          </w:p>
-        </w:tc>
-      </w:tr>
-      <w:tr>
-        <w:tc>
           <w:tcPr>
             <w:shd w:val="clear" w:color="auto" w:fill="F2F2F2"/>
           </w:tcPr>
@@ -2191,7 +2101,7 @@
               <w:pStyle w:val="Compact"/>
             </w:pPr>
             <w:r>
-              <w:t xml:space="preserve">2.9</w:t>
+              <w:t xml:space="preserve">2.10</w:t>
             </w:r>
           </w:p>
         </w:tc>
@@ -2237,6 +2147,377 @@
                 <w:b/>
                 <w:bCs/>
               </w:rPr>
+              <w:t xml:space="preserve">Jacques OIR review annotations applied.</w:t>
+            </w:r>
+            <w:r>
+              <w:t xml:space="preserve"> </w:t>
+            </w:r>
+            <w:r>
+              <w:t xml:space="preserve">Jacques annotated v2.8 of this register and returned it; this revision folds every inline</w:t>
+            </w:r>
+            <w:r>
+              <w:t xml:space="preserve"> </w:t>
+            </w:r>
+            <w:r>
+              <w:t xml:space="preserve">“Decision (4/24/2026):”</w:t>
+            </w:r>
+            <w:r>
+              <w:t xml:space="preserve"> </w:t>
+            </w:r>
+            <w:r>
+              <w:t xml:space="preserve">note back into the register source with matching status changes. 17 items moved Resolved (OI-02, -04, -05, -08, -12, -13, -14, -15, -16, -17, -18, -19, -20, -21, -22, -23, -32b). 2 UJs closed (UJ-02, UJ-04). Several carry modifications that trigger downstream data-model / FDS / ERD updates:</w:t>
+            </w:r>
+            <w:r>
+              <w:t xml:space="preserve"> </w:t>
+            </w:r>
+            <w:r>
+              <w:rPr>
+                <w:b/>
+                <w:bCs/>
+              </w:rPr>
+              <w:t xml:space="preserve">OI-12</w:t>
+            </w:r>
+            <w:r>
+              <w:t xml:space="preserve"> </w:t>
+            </w:r>
+            <w:r>
+              <w:t xml:space="preserve">—</w:t>
+            </w:r>
+            <w:r>
+              <w:t xml:space="preserve"> </w:t>
+            </w:r>
+            <w:r>
+              <w:rPr>
+                <w:rStyle w:val="VerbatimChar"/>
+              </w:rPr>
+              <w:t xml:space="preserve">MaxParts</w:t>
+            </w:r>
+            <w:r>
+              <w:t xml:space="preserve"> </w:t>
+            </w:r>
+            <w:r>
+              <w:t xml:space="preserve">reclassified as a</w:t>
+            </w:r>
+            <w:r>
+              <w:t xml:space="preserve"> </w:t>
+            </w:r>
+            <w:r>
+              <w:rPr>
+                <w:rStyle w:val="VerbatimChar"/>
+              </w:rPr>
+              <w:t xml:space="preserve">Parts.Item</w:t>
+            </w:r>
+            <w:r>
+              <w:t xml:space="preserve"> </w:t>
+            </w:r>
+            <w:r>
+              <w:t xml:space="preserve">attribute (not</w:t>
+            </w:r>
+            <w:r>
+              <w:t xml:space="preserve"> </w:t>
+            </w:r>
+            <w:r>
+              <w:rPr>
+                <w:rStyle w:val="VerbatimChar"/>
+              </w:rPr>
+              <w:t xml:space="preserve">ContainerConfig</w:t>
+            </w:r>
+            <w:r>
+              <w:t xml:space="preserve">).</w:t>
+            </w:r>
+            <w:r>
+              <w:t xml:space="preserve"> </w:t>
+            </w:r>
+            <w:r>
+              <w:rPr>
+                <w:b/>
+                <w:bCs/>
+              </w:rPr>
+              <w:t xml:space="preserve">OI-17</w:t>
+            </w:r>
+            <w:r>
+              <w:t xml:space="preserve"> </w:t>
+            </w:r>
+            <w:r>
+              <w:t xml:space="preserve">— tray-divisibility reclassified as a Finished-Good Part attribute.</w:t>
+            </w:r>
+            <w:r>
+              <w:t xml:space="preserve"> </w:t>
+            </w:r>
+            <w:r>
+              <w:rPr>
+                <w:b/>
+                <w:bCs/>
+              </w:rPr>
+              <w:t xml:space="preserve">OI-18</w:t>
+            </w:r>
+            <w:r>
+              <w:t xml:space="preserve"> </w:t>
+            </w:r>
+            <w:r>
+              <w:t xml:space="preserve">—</w:t>
+            </w:r>
+            <w:r>
+              <w:t xml:space="preserve"> </w:t>
+            </w:r>
+            <w:r>
+              <w:rPr>
+                <w:rStyle w:val="VerbatimChar"/>
+              </w:rPr>
+              <w:t xml:space="preserve">Parts.ItemLocation</w:t>
+            </w:r>
+            <w:r>
+              <w:t xml:space="preserve"> </w:t>
+            </w:r>
+            <w:r>
+              <w:t xml:space="preserve">extended to support Area / WorkCenter / Cell hierarchy (not Cell-only) with compatibility validation cascading up the hierarchy at check-in.</w:t>
+            </w:r>
+            <w:r>
+              <w:t xml:space="preserve"> </w:t>
+            </w:r>
+            <w:r>
+              <w:rPr>
+                <w:b/>
+                <w:bCs/>
+              </w:rPr>
+              <w:t xml:space="preserve">OI-16</w:t>
+            </w:r>
+            <w:r>
+              <w:t xml:space="preserve"> </w:t>
+            </w:r>
+            <w:r>
+              <w:t xml:space="preserve">— adds expected PLC confirmation BIT and a new Terminal-scoped</w:t>
+            </w:r>
+            <w:r>
+              <w:t xml:space="preserve"> </w:t>
+            </w:r>
+            <w:r>
+              <w:rPr>
+                <w:rStyle w:val="VerbatimChar"/>
+              </w:rPr>
+              <w:t xml:space="preserve">LocationAttribute</w:t>
+            </w:r>
+            <w:r>
+              <w:t xml:space="preserve"> </w:t>
+            </w:r>
+            <w:r>
+              <w:t xml:space="preserve">toggling a</w:t>
+            </w:r>
+            <w:r>
+              <w:t xml:space="preserve"> </w:t>
+            </w:r>
+            <w:r>
+              <w:t xml:space="preserve">“Confirm Completion”</w:t>
+            </w:r>
+            <w:r>
+              <w:t xml:space="preserve"> </w:t>
+            </w:r>
+            <w:r>
+              <w:t xml:space="preserve">button style (large button on designated lines vs passive popup).</w:t>
+            </w:r>
+            <w:r>
+              <w:t xml:space="preserve"> </w:t>
+            </w:r>
+            <w:r>
+              <w:rPr>
+                <w:b/>
+                <w:bCs/>
+              </w:rPr>
+              <w:t xml:space="preserve">OI-21</w:t>
+            </w:r>
+            <w:r>
+              <w:t xml:space="preserve"> </w:t>
+            </w:r>
+            <w:r>
+              <w:t xml:space="preserve">— adds a</w:t>
+            </w:r>
+            <w:r>
+              <w:t xml:space="preserve"> </w:t>
+            </w:r>
+            <w:r>
+              <w:rPr>
+                <w:b/>
+                <w:bCs/>
+              </w:rPr>
+              <w:t xml:space="preserve">Pausable WorkOrder</w:t>
+            </w:r>
+            <w:r>
+              <w:t xml:space="preserve"> </w:t>
+            </w:r>
+            <w:r>
+              <w:t xml:space="preserve">concept (resume prompt on starting a new job while one is paused).</w:t>
+            </w:r>
+            <w:r>
+              <w:t xml:space="preserve"> </w:t>
+            </w:r>
+            <w:r>
+              <w:rPr>
+                <w:b/>
+                <w:bCs/>
+              </w:rPr>
+              <w:t xml:space="preserve">OI-23</w:t>
+            </w:r>
+            <w:r>
+              <w:t xml:space="preserve"> </w:t>
+            </w:r>
+            <w:r>
+              <w:t xml:space="preserve">— derivation implemented as a view (not materialized columns).</w:t>
+            </w:r>
+            <w:r>
+              <w:t xml:space="preserve"> </w:t>
+            </w:r>
+            <w:r>
+              <w:rPr>
+                <w:b/>
+                <w:bCs/>
+              </w:rPr>
+              <w:t xml:space="preserve">OI-32b</w:t>
+            </w:r>
+            <w:r>
+              <w:t xml:space="preserve"> </w:t>
+            </w:r>
+            <w:r>
+              <w:t xml:space="preserve">closed:</w:t>
+            </w:r>
+            <w:r>
+              <w:t xml:space="preserve"> </w:t>
+            </w:r>
+            <w:r>
+              <w:rPr>
+                <w:rStyle w:val="VerbatimChar"/>
+              </w:rPr>
+              <w:t xml:space="preserve">Parts.ItemType</w:t>
+            </w:r>
+            <w:r>
+              <w:t xml:space="preserve"> </w:t>
+            </w:r>
+            <w:r>
+              <w:t xml:space="preserve">suffices; no Material Classes table.</w:t>
+            </w:r>
+            <w:r>
+              <w:t xml:space="preserve"> </w:t>
+            </w:r>
+            <w:r>
+              <w:rPr>
+                <w:b/>
+                <w:bCs/>
+              </w:rPr>
+              <w:t xml:space="preserve">OI-32</w:t>
+            </w:r>
+            <w:r>
+              <w:t xml:space="preserve"> </w:t>
+            </w:r>
+            <w:r>
+              <w:t xml:space="preserve">remains open — Jacques challenged the framing; clarification response logged in Decision narrative.</w:t>
+            </w:r>
+            <w:r>
+              <w:t xml:space="preserve"> </w:t>
+            </w:r>
+            <w:r>
+              <w:rPr>
+                <w:b/>
+                <w:bCs/>
+              </w:rPr>
+              <w:t xml:space="preserve">OI-08</w:t>
+            </w:r>
+            <w:r>
+              <w:t xml:space="preserve"> </w:t>
+            </w:r>
+            <w:r>
+              <w:t xml:space="preserve">closes with new terminal-mode-by-assignment rule: Terminal assigned to a WorkCenter → Dedicated + no location scan; Terminal assigned to an Area → Shared + location selection is the first step of every interaction. Count shifts: Resolved 5 → 22, In Review 6 → 1 (OI-07 only, mid-revision), Open 20 → 8, Part B Resolved 4 → 6, Part B In Review 3 → 2, Part B Open 12 → 10 (UJ-02 and UJ-04 closed).</w:t>
+            </w:r>
+            <w:r>
+              <w:t xml:space="preserve"> </w:t>
+            </w:r>
+            <w:r>
+              <w:rPr>
+                <w:b/>
+                <w:bCs/>
+              </w:rPr>
+              <w:t xml:space="preserve">UJ insufficiency noted but not addressed this revision</w:t>
+            </w:r>
+            <w:r>
+              <w:t xml:space="preserve"> </w:t>
+            </w:r>
+            <w:r>
+              <w:t xml:space="preserve">— Jacques flagged that the UJ entries lack the options/impact depth of the OI entries; a separate enrichment pass is queued.</w:t>
+            </w:r>
+            <w:r>
+              <w:t xml:space="preserve"> </w:t>
+            </w:r>
+            <w:r>
+              <w:rPr>
+                <w:b/>
+                <w:bCs/>
+              </w:rPr>
+              <w:t xml:space="preserve">Downstream doc integration queued as a list (data model, FDS, ERD, Arc 2 Plan) but not executed in this commit</w:t>
+            </w:r>
+            <w:r>
+              <w:t xml:space="preserve"> </w:t>
+            </w:r>
+            <w:r>
+              <w:t xml:space="preserve">— each</w:t>
+            </w:r>
+            <w:r>
+              <w:t xml:space="preserve"> </w:t>
+            </w:r>
+            <w:r>
+              <w:t xml:space="preserve">“Section needs Integrated into other Docs”</w:t>
+            </w:r>
+            <w:r>
+              <w:t xml:space="preserve"> </w:t>
+            </w:r>
+            <w:r>
+              <w:t xml:space="preserve">note from Jacques becomes its own targeted commit.</w:t>
+            </w:r>
+          </w:p>
+        </w:tc>
+      </w:tr>
+      <w:tr>
+        <w:tc>
+          <w:tcPr/>
+          <w:p>
+            <w:pPr>
+              <w:pStyle w:val="Compact"/>
+            </w:pPr>
+            <w:r>
+              <w:t xml:space="preserve">2.9</w:t>
+            </w:r>
+          </w:p>
+        </w:tc>
+        <w:tc>
+          <w:tcPr/>
+          <w:p>
+            <w:pPr>
+              <w:pStyle w:val="Compact"/>
+            </w:pPr>
+            <w:r>
+              <w:t xml:space="preserve">2026-04-24</w:t>
+            </w:r>
+          </w:p>
+        </w:tc>
+        <w:tc>
+          <w:tcPr/>
+          <w:p>
+            <w:pPr>
+              <w:pStyle w:val="Compact"/>
+            </w:pPr>
+            <w:r>
+              <w:t xml:space="preserve">Blue Ridge Automation</w:t>
+            </w:r>
+          </w:p>
+        </w:tc>
+        <w:tc>
+          <w:tcPr/>
+          <w:p>
+            <w:pPr>
+              <w:pStyle w:val="Compact"/>
+            </w:pPr>
+            <w:r>
+              <w:rPr>
+                <w:b/>
+                <w:bCs/>
+              </w:rPr>
               <w:t xml:space="preserve">OI-07 rewritten — WorkOrderType corrected to</w:t>
             </w:r>
             <w:r>
@@ -2599,263 +2880,6 @@
       </w:tr>
       <w:tr>
         <w:tc>
-          <w:tcPr/>
-          <w:p>
-            <w:pPr>
-              <w:pStyle w:val="Compact"/>
-            </w:pPr>
-            <w:r>
-              <w:t xml:space="preserve">2.8</w:t>
-            </w:r>
-          </w:p>
-        </w:tc>
-        <w:tc>
-          <w:tcPr/>
-          <w:p>
-            <w:pPr>
-              <w:pStyle w:val="Compact"/>
-            </w:pPr>
-            <w:r>
-              <w:t xml:space="preserve">2026-04-24</w:t>
-            </w:r>
-          </w:p>
-        </w:tc>
-        <w:tc>
-          <w:tcPr/>
-          <w:p>
-            <w:pPr>
-              <w:pStyle w:val="Compact"/>
-            </w:pPr>
-            <w:r>
-              <w:t xml:space="preserve">Blue Ridge Automation</w:t>
-            </w:r>
-          </w:p>
-        </w:tc>
-        <w:tc>
-          <w:tcPr/>
-          <w:p>
-            <w:pPr>
-              <w:pStyle w:val="Compact"/>
-            </w:pPr>
-            <w:r>
-              <w:rPr>
-                <w:b/>
-                <w:bCs/>
-              </w:rPr>
-              <w:t xml:space="preserve">Legacy MES Storyboards review additions.</w:t>
-            </w:r>
-            <w:r>
-              <w:t xml:space="preserve"> </w:t>
-            </w:r>
-            <w:r>
-              <w:t xml:space="preserve">Review of</w:t>
-            </w:r>
-            <w:r>
-              <w:t xml:space="preserve"> </w:t>
-            </w:r>
-            <w:r>
-              <w:rPr>
-                <w:rStyle w:val="VerbatimChar"/>
-              </w:rPr>
-              <w:t xml:space="preserve">reference/NewInput/Madison MES - Storyboards.pdf</w:t>
-            </w:r>
-            <w:r>
-              <w:t xml:space="preserve"> </w:t>
-            </w:r>
-            <w:r>
-              <w:t xml:space="preserve">(2012 Flexware) +</w:t>
-            </w:r>
-            <w:r>
-              <w:t xml:space="preserve"> </w:t>
-            </w:r>
-            <w:r>
-              <w:rPr>
-                <w:rStyle w:val="VerbatimChar"/>
-              </w:rPr>
-              <w:t xml:space="preserve">5GO-AP4 IPAddresses.xlsx</w:t>
-            </w:r>
-            <w:r>
-              <w:t xml:space="preserve"> </w:t>
-            </w:r>
-            <w:r>
-              <w:t xml:space="preserve">against v1.9 / v0.11 / v0.8 / v2.7 design: 43/52 legacy capabilities covered (83%), 5 partial (10%), 4 gaps (7%), 0 out-of-scope. Two register updates: (1)</w:t>
-            </w:r>
-            <w:r>
-              <w:t xml:space="preserve"> </w:t>
-            </w:r>
-            <w:r>
-              <w:rPr>
-                <w:b/>
-                <w:bCs/>
-              </w:rPr>
-              <w:t xml:space="preserve">OI-32 NEW / ⬜ Open</w:t>
-            </w:r>
-            <w:r>
-              <w:t xml:space="preserve"> </w:t>
-            </w:r>
-            <w:r>
-              <w:t xml:space="preserve">— Material Allocation operator screen. Flexware has a dedicated pre-PLC allocation workflow (</w:t>
-            </w:r>
-            <w:r>
-              <w:rPr>
-                <w:rStyle w:val="VerbatimChar"/>
-              </w:rPr>
-              <w:t xml:space="preserve">MaterialAllocationMenuView</w:t>
-            </w:r>
-            <w:r>
-              <w:t xml:space="preserve"> </w:t>
-            </w:r>
-            <w:r>
-              <w:t xml:space="preserve">/</w:t>
-            </w:r>
-            <w:r>
-              <w:t xml:space="preserve"> </w:t>
-            </w:r>
-            <w:r>
-              <w:rPr>
-                <w:rStyle w:val="VerbatimChar"/>
-              </w:rPr>
-              <w:t xml:space="preserve">CreateView</w:t>
-            </w:r>
-            <w:r>
-              <w:t xml:space="preserve"> </w:t>
-            </w:r>
-            <w:r>
-              <w:t xml:space="preserve">/</w:t>
-            </w:r>
-            <w:r>
-              <w:t xml:space="preserve"> </w:t>
-            </w:r>
-            <w:r>
-              <w:rPr>
-                <w:rStyle w:val="VerbatimChar"/>
-              </w:rPr>
-              <w:t xml:space="preserve">UpdateView</w:t>
-            </w:r>
-            <w:r>
-              <w:t xml:space="preserve">) gated by</w:t>
-            </w:r>
-            <w:r>
-              <w:t xml:space="preserve"> </w:t>
-            </w:r>
-            <w:r>
-              <w:rPr>
-                <w:rStyle w:val="VerbatimChar"/>
-              </w:rPr>
-              <w:t xml:space="preserve">Workstation.MaterialAllocationRequired</w:t>
-            </w:r>
-            <w:r>
-              <w:t xml:space="preserve"> </w:t>
-            </w:r>
-            <w:r>
-              <w:t xml:space="preserve">BIT; we have the data (OI-18 ItemLocation metadata) but no operator screen. Phase 6 Assembly gates on resolving this. Couples to UJ-09. (2)</w:t>
-            </w:r>
-            <w:r>
-              <w:t xml:space="preserve"> </w:t>
-            </w:r>
-            <w:r>
-              <w:rPr>
-                <w:b/>
-                <w:bCs/>
-              </w:rPr>
-              <w:t xml:space="preserve">OI-32b NEW / ⬜ Open (discovery)</w:t>
-            </w:r>
-            <w:r>
-              <w:t xml:space="preserve"> </w:t>
-            </w:r>
-            <w:r>
-              <w:t xml:space="preserve">— Material Classes as a first-class entity. Flexware’s</w:t>
-            </w:r>
-            <w:r>
-              <w:t xml:space="preserve"> </w:t>
-            </w:r>
-            <w:r>
-              <w:rPr>
-                <w:rStyle w:val="VerbatimChar"/>
-              </w:rPr>
-              <w:t xml:space="preserve">Material.MaterialClassID</w:t>
-            </w:r>
-            <w:r>
-              <w:t xml:space="preserve"> </w:t>
-            </w:r>
-            <w:r>
-              <w:t xml:space="preserve">FK may cover Honda-customer groupings our</w:t>
-            </w:r>
-            <w:r>
-              <w:t xml:space="preserve"> </w:t>
-            </w:r>
-            <w:r>
-              <w:rPr>
-                <w:rStyle w:val="VerbatimChar"/>
-              </w:rPr>
-              <w:t xml:space="preserve">Parts.ItemType</w:t>
-            </w:r>
-            <w:r>
-              <w:t xml:space="preserve"> </w:t>
-            </w:r>
-            <w:r>
-              <w:t xml:space="preserve">misses. Phase 0 confirmation of live usage needed. Full review report at</w:t>
-            </w:r>
-            <w:r>
-              <w:t xml:space="preserve"> </w:t>
-            </w:r>
-            <w:r>
-              <w:rPr>
-                <w:rStyle w:val="VerbatimChar"/>
-              </w:rPr>
-              <w:t xml:space="preserve">reference/NewInput/REVIEW_2026-04-24.md</w:t>
-            </w:r>
-            <w:r>
-              <w:t xml:space="preserve">. OI-31</w:t>
-            </w:r>
-            <w:r>
-              <w:t xml:space="preserve"> </w:t>
-            </w:r>
-            <w:r>
-              <w:t xml:space="preserve">“extend counters”</w:t>
-            </w:r>
-            <w:r>
-              <w:t xml:space="preserve"> </w:t>
-            </w:r>
-            <w:r>
-              <w:t xml:space="preserve">inference from the review was</w:t>
-            </w:r>
-            <w:r>
-              <w:t xml:space="preserve"> </w:t>
-            </w:r>
-            <w:r>
-              <w:rPr>
-                <w:b/>
-                <w:bCs/>
-              </w:rPr>
-              <w:t xml:space="preserve">reverted</w:t>
-            </w:r>
-            <w:r>
-              <w:t xml:space="preserve"> </w:t>
-            </w:r>
-            <w:r>
-              <w:t xml:space="preserve">— Jacques confirmed the</w:t>
-            </w:r>
-            <w:r>
-              <w:t xml:space="preserve"> </w:t>
-            </w:r>
-            <w:r>
-              <w:rPr>
-                <w:rStyle w:val="VerbatimChar"/>
-              </w:rPr>
-              <w:t xml:space="preserve">IdentifierFormat</w:t>
-            </w:r>
-            <w:r>
-              <w:t xml:space="preserve"> </w:t>
-            </w:r>
-            <w:r>
-              <w:t xml:space="preserve">export he provided (Lot + SerializedItem, 2 rows) is the complete live counter list, not a sample. Design confirmations: DashboardConfiguration / UserInterfaceScript / clock# + PIN rejections validated — no functional loss.</w:t>
-            </w:r>
-          </w:p>
-        </w:tc>
-      </w:tr>
-      <w:tr>
-        <w:tc>
           <w:tcPr>
             <w:shd w:val="clear" w:color="auto" w:fill="F2F2F2"/>
           </w:tcPr>
@@ -2865,7 +2889,7 @@
               <w:pStyle w:val="Compact"/>
             </w:pPr>
             <w:r>
-              <w:t xml:space="preserve">2.7</w:t>
+              <w:t xml:space="preserve">2.8</w:t>
             </w:r>
           </w:p>
         </w:tc>
@@ -2911,6 +2935,263 @@
                 <w:b/>
                 <w:bCs/>
               </w:rPr>
+              <w:t xml:space="preserve">Legacy MES Storyboards review additions.</w:t>
+            </w:r>
+            <w:r>
+              <w:t xml:space="preserve"> </w:t>
+            </w:r>
+            <w:r>
+              <w:t xml:space="preserve">Review of</w:t>
+            </w:r>
+            <w:r>
+              <w:t xml:space="preserve"> </w:t>
+            </w:r>
+            <w:r>
+              <w:rPr>
+                <w:rStyle w:val="VerbatimChar"/>
+              </w:rPr>
+              <w:t xml:space="preserve">reference/NewInput/Madison MES - Storyboards.pdf</w:t>
+            </w:r>
+            <w:r>
+              <w:t xml:space="preserve"> </w:t>
+            </w:r>
+            <w:r>
+              <w:t xml:space="preserve">(2012 Flexware) +</w:t>
+            </w:r>
+            <w:r>
+              <w:t xml:space="preserve"> </w:t>
+            </w:r>
+            <w:r>
+              <w:rPr>
+                <w:rStyle w:val="VerbatimChar"/>
+              </w:rPr>
+              <w:t xml:space="preserve">5GO-AP4 IPAddresses.xlsx</w:t>
+            </w:r>
+            <w:r>
+              <w:t xml:space="preserve"> </w:t>
+            </w:r>
+            <w:r>
+              <w:t xml:space="preserve">against v1.9 / v0.11 / v0.8 / v2.7 design: 43/52 legacy capabilities covered (83%), 5 partial (10%), 4 gaps (7%), 0 out-of-scope. Two register updates: (1)</w:t>
+            </w:r>
+            <w:r>
+              <w:t xml:space="preserve"> </w:t>
+            </w:r>
+            <w:r>
+              <w:rPr>
+                <w:b/>
+                <w:bCs/>
+              </w:rPr>
+              <w:t xml:space="preserve">OI-32 NEW / ⬜ Open</w:t>
+            </w:r>
+            <w:r>
+              <w:t xml:space="preserve"> </w:t>
+            </w:r>
+            <w:r>
+              <w:t xml:space="preserve">— Material Allocation operator screen. Flexware has a dedicated pre-PLC allocation workflow (</w:t>
+            </w:r>
+            <w:r>
+              <w:rPr>
+                <w:rStyle w:val="VerbatimChar"/>
+              </w:rPr>
+              <w:t xml:space="preserve">MaterialAllocationMenuView</w:t>
+            </w:r>
+            <w:r>
+              <w:t xml:space="preserve"> </w:t>
+            </w:r>
+            <w:r>
+              <w:t xml:space="preserve">/</w:t>
+            </w:r>
+            <w:r>
+              <w:t xml:space="preserve"> </w:t>
+            </w:r>
+            <w:r>
+              <w:rPr>
+                <w:rStyle w:val="VerbatimChar"/>
+              </w:rPr>
+              <w:t xml:space="preserve">CreateView</w:t>
+            </w:r>
+            <w:r>
+              <w:t xml:space="preserve"> </w:t>
+            </w:r>
+            <w:r>
+              <w:t xml:space="preserve">/</w:t>
+            </w:r>
+            <w:r>
+              <w:t xml:space="preserve"> </w:t>
+            </w:r>
+            <w:r>
+              <w:rPr>
+                <w:rStyle w:val="VerbatimChar"/>
+              </w:rPr>
+              <w:t xml:space="preserve">UpdateView</w:t>
+            </w:r>
+            <w:r>
+              <w:t xml:space="preserve">) gated by</w:t>
+            </w:r>
+            <w:r>
+              <w:t xml:space="preserve"> </w:t>
+            </w:r>
+            <w:r>
+              <w:rPr>
+                <w:rStyle w:val="VerbatimChar"/>
+              </w:rPr>
+              <w:t xml:space="preserve">Workstation.MaterialAllocationRequired</w:t>
+            </w:r>
+            <w:r>
+              <w:t xml:space="preserve"> </w:t>
+            </w:r>
+            <w:r>
+              <w:t xml:space="preserve">BIT; we have the data (OI-18 ItemLocation metadata) but no operator screen. Phase 6 Assembly gates on resolving this. Couples to UJ-09. (2)</w:t>
+            </w:r>
+            <w:r>
+              <w:t xml:space="preserve"> </w:t>
+            </w:r>
+            <w:r>
+              <w:rPr>
+                <w:b/>
+                <w:bCs/>
+              </w:rPr>
+              <w:t xml:space="preserve">OI-32b NEW / ⬜ Open (discovery)</w:t>
+            </w:r>
+            <w:r>
+              <w:t xml:space="preserve"> </w:t>
+            </w:r>
+            <w:r>
+              <w:t xml:space="preserve">— Material Classes as a first-class entity. Flexware’s</w:t>
+            </w:r>
+            <w:r>
+              <w:t xml:space="preserve"> </w:t>
+            </w:r>
+            <w:r>
+              <w:rPr>
+                <w:rStyle w:val="VerbatimChar"/>
+              </w:rPr>
+              <w:t xml:space="preserve">Material.MaterialClassID</w:t>
+            </w:r>
+            <w:r>
+              <w:t xml:space="preserve"> </w:t>
+            </w:r>
+            <w:r>
+              <w:t xml:space="preserve">FK may cover Honda-customer groupings our</w:t>
+            </w:r>
+            <w:r>
+              <w:t xml:space="preserve"> </w:t>
+            </w:r>
+            <w:r>
+              <w:rPr>
+                <w:rStyle w:val="VerbatimChar"/>
+              </w:rPr>
+              <w:t xml:space="preserve">Parts.ItemType</w:t>
+            </w:r>
+            <w:r>
+              <w:t xml:space="preserve"> </w:t>
+            </w:r>
+            <w:r>
+              <w:t xml:space="preserve">misses. Phase 0 confirmation of live usage needed. Full review report at</w:t>
+            </w:r>
+            <w:r>
+              <w:t xml:space="preserve"> </w:t>
+            </w:r>
+            <w:r>
+              <w:rPr>
+                <w:rStyle w:val="VerbatimChar"/>
+              </w:rPr>
+              <w:t xml:space="preserve">reference/NewInput/REVIEW_2026-04-24.md</w:t>
+            </w:r>
+            <w:r>
+              <w:t xml:space="preserve">. OI-31</w:t>
+            </w:r>
+            <w:r>
+              <w:t xml:space="preserve"> </w:t>
+            </w:r>
+            <w:r>
+              <w:t xml:space="preserve">“extend counters”</w:t>
+            </w:r>
+            <w:r>
+              <w:t xml:space="preserve"> </w:t>
+            </w:r>
+            <w:r>
+              <w:t xml:space="preserve">inference from the review was</w:t>
+            </w:r>
+            <w:r>
+              <w:t xml:space="preserve"> </w:t>
+            </w:r>
+            <w:r>
+              <w:rPr>
+                <w:b/>
+                <w:bCs/>
+              </w:rPr>
+              <w:t xml:space="preserve">reverted</w:t>
+            </w:r>
+            <w:r>
+              <w:t xml:space="preserve"> </w:t>
+            </w:r>
+            <w:r>
+              <w:t xml:space="preserve">— Jacques confirmed the</w:t>
+            </w:r>
+            <w:r>
+              <w:t xml:space="preserve"> </w:t>
+            </w:r>
+            <w:r>
+              <w:rPr>
+                <w:rStyle w:val="VerbatimChar"/>
+              </w:rPr>
+              <w:t xml:space="preserve">IdentifierFormat</w:t>
+            </w:r>
+            <w:r>
+              <w:t xml:space="preserve"> </w:t>
+            </w:r>
+            <w:r>
+              <w:t xml:space="preserve">export he provided (Lot + SerializedItem, 2 rows) is the complete live counter list, not a sample. Design confirmations: DashboardConfiguration / UserInterfaceScript / clock# + PIN rejections validated — no functional loss.</w:t>
+            </w:r>
+          </w:p>
+        </w:tc>
+      </w:tr>
+      <w:tr>
+        <w:tc>
+          <w:tcPr/>
+          <w:p>
+            <w:pPr>
+              <w:pStyle w:val="Compact"/>
+            </w:pPr>
+            <w:r>
+              <w:t xml:space="preserve">2.7</w:t>
+            </w:r>
+          </w:p>
+        </w:tc>
+        <w:tc>
+          <w:tcPr/>
+          <w:p>
+            <w:pPr>
+              <w:pStyle w:val="Compact"/>
+            </w:pPr>
+            <w:r>
+              <w:t xml:space="preserve">2026-04-24</w:t>
+            </w:r>
+          </w:p>
+        </w:tc>
+        <w:tc>
+          <w:tcPr/>
+          <w:p>
+            <w:pPr>
+              <w:pStyle w:val="Compact"/>
+            </w:pPr>
+            <w:r>
+              <w:t xml:space="preserve">Blue Ridge Automation</w:t>
+            </w:r>
+          </w:p>
+        </w:tc>
+        <w:tc>
+          <w:tcPr/>
+          <w:p>
+            <w:pPr>
+              <w:pStyle w:val="Compact"/>
+            </w:pPr>
+            <w:r>
+              <w:rPr>
+                <w:b/>
+                <w:bCs/>
+              </w:rPr>
               <w:t xml:space="preserve">Arc 2 model revisions (2026-04-23 session) landed.</w:t>
             </w:r>
             <w:r>
@@ -3098,7 +3379,7 @@
           <w:b/>
           <w:bCs/>
         </w:rPr>
-        <w:t xml:space="preserve">Part A counts (35 items — updated v2.16):</w:t>
+        <w:t xml:space="preserve">Part A counts (35 items — updated v2.17):</w:t>
       </w:r>
     </w:p>
     <w:tbl>
@@ -3256,18 +3537,18 @@
               <w:pStyle w:val="Compact"/>
             </w:pPr>
             <w:r>
-              <w:t xml:space="preserve">3 (OI-01, OI-02, OI-05)</w:t>
-            </w:r>
-          </w:p>
-        </w:tc>
-        <w:tc>
-          <w:tcPr/>
-          <w:p>
-            <w:pPr>
-              <w:pStyle w:val="Compact"/>
-            </w:pPr>
-            <w:r>
-              <w:t xml:space="preserve">1 (OI-07)</w:t>
+              <w:t xml:space="preserve">4 (OI-01, OI-02, OI-05, OI-07)</w:t>
+            </w:r>
+          </w:p>
+        </w:tc>
+        <w:tc>
+          <w:tcPr/>
+          <w:p>
+            <w:pPr>
+              <w:pStyle w:val="Compact"/>
+            </w:pPr>
+            <w:r>
+              <w:t xml:space="preserve">0</w:t>
             </w:r>
           </w:p>
         </w:tc>
@@ -3334,7 +3615,7 @@
               <w:pStyle w:val="Compact"/>
             </w:pPr>
             <w:r>
-              <w:t xml:space="preserve">13 (OI-03, OI-04, OI-06, OI-08, OI-09, OI-11, OI-12, OI-16, OI-17, OI-18, OI-21, OI-22, OI-31)</w:t>
+              <w:t xml:space="preserve">16 (OI-03, OI-04, OI-06, OI-08, OI-09, OI-11, OI-12, OI-16, OI-17, OI-18, OI-21, OI-22, OI-24, OI-28, OI-30, OI-31)</w:t>
             </w:r>
           </w:p>
         </w:tc>
@@ -3362,7 +3643,7 @@
               <w:pStyle w:val="Compact"/>
             </w:pPr>
             <w:r>
-              <w:t xml:space="preserve">5 (OI-24, OI-28, OI-30, OI-32, OI-34)</w:t>
+              <w:t xml:space="preserve">2 (OI-32, OI-34)</w:t>
             </w:r>
           </w:p>
         </w:tc>
@@ -3418,7 +3699,7 @@
               <w:pStyle w:val="Compact"/>
             </w:pPr>
             <w:r>
-              <w:t xml:space="preserve">6 (OI-13, OI-14, OI-15, OI-19, OI-20, OI-23, OI-32b)</w:t>
+              <w:t xml:space="preserve">10 (OI-13, OI-14, OI-15, OI-19, OI-20, OI-23, OI-25, OI-27, OI-29, OI-32b)</w:t>
             </w:r>
           </w:p>
         </w:tc>
@@ -3440,7 +3721,7 @@
               <w:pStyle w:val="Compact"/>
             </w:pPr>
             <w:r>
-              <w:t xml:space="preserve">4 (OI-25, OI-27, OI-29)</w:t>
+              <w:t xml:space="preserve">0</w:t>
             </w:r>
           </w:p>
         </w:tc>
@@ -3588,7 +3869,7 @@
                 <w:b/>
                 <w:bCs/>
               </w:rPr>
-              <w:t xml:space="preserve">22</w:t>
+              <w:t xml:space="preserve">30</w:t>
             </w:r>
           </w:p>
         </w:tc>
@@ -3603,7 +3884,7 @@
                 <w:b/>
                 <w:bCs/>
               </w:rPr>
-              <w:t xml:space="preserve">1</w:t>
+              <w:t xml:space="preserve">0</w:t>
             </w:r>
           </w:p>
         </w:tc>
@@ -3618,7 +3899,7 @@
                 <w:b/>
                 <w:bCs/>
               </w:rPr>
-              <w:t xml:space="preserve">11</w:t>
+              <w:t xml:space="preserve">4</w:t>
             </w:r>
           </w:p>
         </w:tc>
@@ -3663,7 +3944,7 @@
           <w:b/>
           <w:bCs/>
         </w:rPr>
-        <w:t xml:space="preserve">Authoritative row lists (after v2.16 sync):</w:t>
+        <w:t xml:space="preserve">Authoritative row lists (after v2.17 sync):</w:t>
       </w:r>
     </w:p>
     <w:p>
@@ -3675,7 +3956,7 @@
         </w:numPr>
       </w:pPr>
       <w:r>
-        <w:t xml:space="preserve">Resolved (22) = OI-01, -02, -03, -04, -05, -06, -08, -09, -11, -12, -13, -14, -15, -16, -17, -18, -19, -20, -21, -22, -23, -32b</w:t>
+        <w:t xml:space="preserve">Resolved (30) = OI-01, -02, -03, -04, -05, -06, -07, -08, -09, -11, -12, -13, -14, -15, -16, -17, -18, -19, -20, -21, -22, -23, -24, -25, -27, -28, -29, -30, -31, -32b</w:t>
       </w:r>
     </w:p>
     <w:p>
@@ -3687,7 +3968,7 @@
         </w:numPr>
       </w:pPr>
       <w:r>
-        <w:t xml:space="preserve">In Review (1) = OI-07 (mid-correction — see v2.9 entry)</w:t>
+        <w:t xml:space="preserve">In Review (0) = —</w:t>
       </w:r>
     </w:p>
     <w:p>
@@ -3699,7 +3980,7 @@
         </w:numPr>
       </w:pPr>
       <w:r>
-        <w:t xml:space="preserve">Open (11) = OI-24, -25, -27, -28, -29, -30, -31, -32, -33, -34, -35</w:t>
+        <w:t xml:space="preserve">Open (4) = OI-32, -33, -34, -35</w:t>
       </w:r>
     </w:p>
     <w:p>
@@ -3723,7 +4004,7 @@
           <w:b/>
           <w:bCs/>
         </w:rPr>
-        <w:t xml:space="preserve">Part B counts (19 items) — updated v2.14:</w:t>
+        <w:t xml:space="preserve">Part B counts (19 items) — updated v2.17:</w:t>
       </w:r>
     </w:p>
     <w:tbl>
@@ -3862,7 +4143,7 @@
               <w:pStyle w:val="Compact"/>
             </w:pPr>
             <w:r>
-              <w:t xml:space="preserve">6 (UJ-01, UJ-04, UJ-07, UJ-08, UJ-11, UJ-13, UJ-18)</w:t>
+              <w:t xml:space="preserve">7 (UJ-01, UJ-04, UJ-07, UJ-08, UJ-11, UJ-13, UJ-18)</w:t>
             </w:r>
           </w:p>
         </w:tc>
@@ -3899,7 +4180,7 @@
                 <w:b/>
                 <w:bCs/>
               </w:rPr>
-              <w:t xml:space="preserve">7</w:t>
+              <w:t xml:space="preserve">8</w:t>
             </w:r>
           </w:p>
         </w:tc>
@@ -3929,7 +4210,7 @@
               <w:pStyle w:val="Compact"/>
             </w:pPr>
             <w:r>
-              <w:t xml:space="preserve">9 (UJ-02, UJ-09, UJ-10, UJ-12, UJ-14, UJ-15, UJ-16, UJ-17)</w:t>
+              <w:t xml:space="preserve">9 (UJ-02, UJ-03, UJ-09, UJ-10, UJ-12, UJ-14, UJ-15, UJ-16, UJ-17)</w:t>
             </w:r>
           </w:p>
         </w:tc>
@@ -3943,7 +4224,7 @@
               <w:pStyle w:val="Compact"/>
             </w:pPr>
             <w:r>
-              <w:t xml:space="preserve">1 (UJ-03)</w:t>
+              <w:t xml:space="preserve">0</w:t>
             </w:r>
           </w:p>
         </w:tc>
@@ -3975,7 +4256,7 @@
                 <w:b/>
                 <w:bCs/>
               </w:rPr>
-              <w:t xml:space="preserve">11</w:t>
+              <w:t xml:space="preserve">10</w:t>
             </w:r>
           </w:p>
         </w:tc>
@@ -4074,7 +4355,7 @@
                 <w:b/>
                 <w:bCs/>
               </w:rPr>
-              <w:t xml:space="preserve">16</w:t>
+              <w:t xml:space="preserve">17</w:t>
             </w:r>
           </w:p>
         </w:tc>
@@ -4092,7 +4373,7 @@
                 <w:b/>
                 <w:bCs/>
               </w:rPr>
-              <w:t xml:space="preserve">1</w:t>
+              <w:t xml:space="preserve">0</w:t>
             </w:r>
           </w:p>
         </w:tc>
@@ -4149,7 +4430,17 @@
         <w:t xml:space="preserve"> </w:t>
       </w:r>
       <w:r>
-        <w:t xml:space="preserve">54 items (35 Part A + 19 Part B). 38 resolved, 2 in review, 13 open, 1 superseded.</w:t>
+        <w:t xml:space="preserve">54 items (35 Part A + 19 Part B).</w:t>
+      </w:r>
+      <w:r>
+        <w:t xml:space="preserve"> </w:t>
+      </w:r>
+      <w:r>
+        <w:rPr>
+          <w:b/>
+          <w:bCs/>
+        </w:rPr>
+        <w:t xml:space="preserve">47 resolved, 0 in review, 6 open, 1 superseded.</w:t>
       </w:r>
     </w:p>
     <w:p>
@@ -6006,13 +6297,13 @@
       </w:r>
     </w:p>
     <w:bookmarkEnd w:id="17"/>
-    <w:bookmarkStart w:id="18" w:name="X535aa3ace06f8615f28794b00cf0c5ea53c3299"/>
+    <w:bookmarkStart w:id="18" w:name="X961acb1ea015f0cde20b16a600d557ad55cfc5e"/>
     <w:p>
       <w:pPr>
         <w:pStyle w:val="Heading3"/>
       </w:pPr>
       <w:r>
-        <w:t xml:space="preserve">OI-07 — Work order scope — 🔶 In Review (revised 2026-04-24)</w:t>
+        <w:t xml:space="preserve">OI-07 — Work order scope — ✅ Resolved (2026-05-01)</w:t>
       </w:r>
     </w:p>
     <w:p>
@@ -6980,6 +7271,39 @@
       </w:r>
     </w:p>
     <w:p>
+      <w:pPr>
+        <w:pStyle w:val="BodyText"/>
+      </w:pPr>
+      <w:r>
+        <w:rPr>
+          <w:b/>
+          <w:bCs/>
+        </w:rPr>
+        <w:t xml:space="preserve">Decision (2026-05-01):</w:t>
+      </w:r>
+      <w:r>
+        <w:t xml:space="preserve"> </w:t>
+      </w:r>
+      <w:r>
+        <w:t xml:space="preserve">Closed. Production-only seed confirmed by Jacques in markup of the 2026-05-01 Outstanding Items extract. SQL correction migration</w:t>
+      </w:r>
+      <w:r>
+        <w:t xml:space="preserve"> </w:t>
+      </w:r>
+      <w:r>
+        <w:rPr>
+          <w:rStyle w:val="VerbatimChar"/>
+        </w:rPr>
+        <w:t xml:space="preserve">0013_oi07_oi12_corrections.sql</w:t>
+      </w:r>
+      <w:r>
+        <w:t xml:space="preserve"> </w:t>
+      </w:r>
+      <w:r>
+        <w:t xml:space="preserve">already landed (2026-04-28); no further work this project. The schema hook for future Demand / Maintenance code rows remains in place.</w:t>
+      </w:r>
+    </w:p>
+    <w:p>
       <w:r>
         <w:pict>
           <v:rect style="width:0;height:1.5pt" o:hralign="center" o:hrstd="t" o:hr="t"/>
@@ -13838,7 +14162,7 @@
       </w:r>
     </w:p>
     <w:bookmarkEnd w:id="34"/>
-    <w:bookmarkStart w:id="35" w:name="X0ae3d519fd8a828e8fa3a3c4bc2039685777b74"/>
+    <w:bookmarkStart w:id="35" w:name="Xc8a5ec8640f6028f4be20dcff5393a1d85f1d14"/>
     <w:p>
       <w:pPr>
         <w:pStyle w:val="Heading3"/>
@@ -13856,7 +14180,7 @@
         <w:t xml:space="preserve"> </w:t>
       </w:r>
       <w:r>
-        <w:t xml:space="preserve">top-level tile scope — ⬜ Open (new, discovery)</w:t>
+        <w:t xml:space="preserve">top-level tile scope — ✅ Resolved (2026-05-01)</w:t>
       </w:r>
     </w:p>
     <w:p>
@@ -13995,6 +14319,39 @@
       </w:r>
       <w:r>
         <w:t xml:space="preserve">Ask MPP for screenshots or a walk-through of the Automation tile. Confirm any in-scope functionality is already covered by our interface-logging / OPC-tag management design. Discovery only — no design commitment until contents known.</w:t>
+      </w:r>
+    </w:p>
+    <w:p>
+      <w:pPr>
+        <w:pStyle w:val="BodyText"/>
+      </w:pPr>
+      <w:r>
+        <w:rPr>
+          <w:b/>
+          <w:bCs/>
+        </w:rPr>
+        <w:t xml:space="preserve">Decision (2026-05-01):</w:t>
+      </w:r>
+      <w:r>
+        <w:t xml:space="preserve"> </w:t>
+      </w:r>
+      <w:r>
+        <w:t xml:space="preserve">Closed — can be entirely ignored. The legacy Automation tile is not reproduced. Interface logging is covered by</w:t>
+      </w:r>
+      <w:r>
+        <w:t xml:space="preserve"> </w:t>
+      </w:r>
+      <w:r>
+        <w:rPr>
+          <w:rStyle w:val="VerbatimChar"/>
+        </w:rPr>
+        <w:t xml:space="preserve">Audit.InterfaceLog</w:t>
+      </w:r>
+      <w:r>
+        <w:t xml:space="preserve"> </w:t>
+      </w:r>
+      <w:r>
+        <w:t xml:space="preserve">and OPC tag management is covered by the Ignition Gateway’s native tooling. No new schema; no Configuration Tool tile.</w:t>
       </w:r>
     </w:p>
     <w:p>
@@ -14005,13 +14362,13 @@
       </w:r>
     </w:p>
     <w:bookmarkEnd w:id="35"/>
-    <w:bookmarkStart w:id="36" w:name="X6e0fd534585a57a778e30f3de4f3e60865d52aa"/>
+    <w:bookmarkStart w:id="36" w:name="X26cfb1ffe6f891d139b14da77a9f9185329faee"/>
     <w:p>
       <w:pPr>
         <w:pStyle w:val="Heading3"/>
       </w:pPr>
       <w:r>
-        <w:t xml:space="preserve">OI-25 — Notifications configuration scope — ⬜ Open (new, discovery)</w:t>
+        <w:t xml:space="preserve">OI-25 — Notifications configuration scope — ✅ Resolved (2026-05-01)</w:t>
       </w:r>
     </w:p>
     <w:p>
@@ -14061,7 +14418,7 @@
         <w:t xml:space="preserve"> </w:t>
       </w:r>
       <w:r>
-        <w:t xml:space="preserve">Out-of-MVP (pending confirmation)</w:t>
+        <w:t xml:space="preserve">Out-of-MVP (banner-only via terminal context)</w:t>
       </w:r>
       <w:r>
         <w:t xml:space="preserve"> </w:t>
@@ -14089,7 +14446,7 @@
         <w:t xml:space="preserve"> </w:t>
       </w:r>
       <w:r>
-        <w:t xml:space="preserve">tile)</w:t>
+        <w:t xml:space="preserve">tile); FDS-07-006a/b (banner notification mechanics)</w:t>
       </w:r>
     </w:p>
     <w:p>
@@ -14126,6 +14483,48 @@
       </w:r>
       <w:r>
         <w:t xml:space="preserve">Confirm MPP considers this out-of-MVP and that its absence is not a regression. If in-scope, schema and FDS §12 additions needed. Discovery only.</w:t>
+      </w:r>
+    </w:p>
+    <w:p>
+      <w:pPr>
+        <w:pStyle w:val="BodyText"/>
+      </w:pPr>
+      <w:r>
+        <w:rPr>
+          <w:b/>
+          <w:bCs/>
+        </w:rPr>
+        <w:t xml:space="preserve">Decision (2026-05-01):</w:t>
+      </w:r>
+      <w:r>
+        <w:t xml:space="preserve"> </w:t>
+      </w:r>
+      <w:r>
+        <w:t xml:space="preserve">Closed. Legacy Notifications configuration tile is out-of-MVP. Banner notifications are already covered by the workstation terminal-context feedback (FDS-07-006a/b print-failure broadcast pattern + elevation banners + hold/AIM-pool alarm tiles). Text and email notifications MAY be added as a post-deployment change order or as scope of a follow-on project — not gating this engagement.</w:t>
+      </w:r>
+    </w:p>
+    <w:p>
+      <w:pPr>
+        <w:pStyle w:val="BodyText"/>
+      </w:pPr>
+      <w:r>
+        <w:rPr>
+          <w:b/>
+          <w:bCs/>
+        </w:rPr>
+        <w:t xml:space="preserve">Integration queued:</w:t>
+      </w:r>
+      <w:r>
+        <w:t xml:space="preserve"> </w:t>
+      </w:r>
+      <w:r>
+        <w:t xml:space="preserve">FDS §12 (Reporting) one-liner:</w:t>
+      </w:r>
+      <w:r>
+        <w:t xml:space="preserve"> </w:t>
+      </w:r>
+      <w:r>
+        <w:t xml:space="preserve">“Text and email notifications are out-of-MVP. Banner notifications via terminal context cover the in-scope notification surface.”</w:t>
       </w:r>
     </w:p>
     <w:p>
@@ -14136,7 +14535,7 @@
       </w:r>
     </w:p>
     <w:bookmarkEnd w:id="36"/>
-    <w:bookmarkStart w:id="37" w:name="X4aedd09ace3c7c164e8355d0cfd82d4812f7b23"/>
+    <w:bookmarkStart w:id="37" w:name="X61d273661a0ef84e3adad8f21b2fa7b20f8645b"/>
     <w:p>
       <w:pPr>
         <w:pStyle w:val="Heading3"/>
@@ -14154,7 +14553,7 @@
         <w:t xml:space="preserve"> </w:t>
       </w:r>
       <w:r>
-        <w:t xml:space="preserve">flag purpose — ⬜ Open (new, discovery)</w:t>
+        <w:t xml:space="preserve">flag purpose — ✅ Resolved (2026-05-01)</w:t>
       </w:r>
     </w:p>
     <w:p>
@@ -14320,6 +14719,96 @@
       </w:r>
       <w:r>
         <w:t xml:space="preserve">. Discovery only.</w:t>
+      </w:r>
+    </w:p>
+    <w:p>
+      <w:pPr>
+        <w:pStyle w:val="BodyText"/>
+      </w:pPr>
+      <w:r>
+        <w:rPr>
+          <w:b/>
+          <w:bCs/>
+        </w:rPr>
+        <w:t xml:space="preserve">Decision (2026-05-01):</w:t>
+      </w:r>
+      <w:r>
+        <w:t xml:space="preserve"> </w:t>
+      </w:r>
+      <w:r>
+        <w:t xml:space="preserve">Closed — already handled. Our component-part modeling (</w:t>
+      </w:r>
+      <w:r>
+        <w:rPr>
+          <w:rStyle w:val="VerbatimChar"/>
+        </w:rPr>
+        <w:t xml:space="preserve">Parts.Item</w:t>
+      </w:r>
+      <w:r>
+        <w:t xml:space="preserve"> </w:t>
+      </w:r>
+      <w:r>
+        <w:t xml:space="preserve">+</w:t>
+      </w:r>
+      <w:r>
+        <w:t xml:space="preserve"> </w:t>
+      </w:r>
+      <w:r>
+        <w:rPr>
+          <w:rStyle w:val="VerbatimChar"/>
+        </w:rPr>
+        <w:t xml:space="preserve">Parts.Bom</w:t>
+      </w:r>
+      <w:r>
+        <w:t xml:space="preserve"> </w:t>
+      </w:r>
+      <w:r>
+        <w:t xml:space="preserve">+</w:t>
+      </w:r>
+      <w:r>
+        <w:t xml:space="preserve"> </w:t>
+      </w:r>
+      <w:r>
+        <w:rPr>
+          <w:rStyle w:val="VerbatimChar"/>
+        </w:rPr>
+        <w:t xml:space="preserve">Parts.ItemType</w:t>
+      </w:r>
+      <w:r>
+        <w:t xml:space="preserve"> </w:t>
+      </w:r>
+      <w:r>
+        <w:t xml:space="preserve">covering Cast / Machined / Assembled / Received) captures the supplier-vs-in-house distinction implicit in Flexware’s</w:t>
+      </w:r>
+      <w:r>
+        <w:t xml:space="preserve"> </w:t>
+      </w:r>
+      <w:r>
+        <w:rPr>
+          <w:rStyle w:val="VerbatimChar"/>
+        </w:rPr>
+        <w:t xml:space="preserve">Supply part</w:t>
+      </w:r>
+      <w:r>
+        <w:t xml:space="preserve"> </w:t>
+      </w:r>
+      <w:r>
+        <w:t xml:space="preserve">BIT. No new</w:t>
+      </w:r>
+      <w:r>
+        <w:t xml:space="preserve"> </w:t>
+      </w:r>
+      <w:r>
+        <w:rPr>
+          <w:rStyle w:val="VerbatimChar"/>
+        </w:rPr>
+        <w:t xml:space="preserve">Parts.Item.IsSupplyPart</w:t>
+      </w:r>
+      <w:r>
+        <w:t xml:space="preserve"> </w:t>
+      </w:r>
+      <w:r>
+        <w:t xml:space="preserve">column needed.</w:t>
       </w:r>
     </w:p>
     <w:p>
@@ -14330,7 +14819,7 @@
       </w:r>
     </w:p>
     <w:bookmarkEnd w:id="37"/>
-    <w:bookmarkStart w:id="38" w:name="X9d7d686e5597404552d8615c4db6d8ea80569d4"/>
+    <w:bookmarkStart w:id="38" w:name="X7242788cc87ccdbbc48ff61b89e0cf4d7a0ee37"/>
     <w:p>
       <w:pPr>
         <w:pStyle w:val="Heading3"/>
@@ -14348,7 +14837,7 @@
         <w:t xml:space="preserve"> </w:t>
       </w:r>
       <w:r>
-        <w:t xml:space="preserve">flag — ⬜ Open (new, discovery)</w:t>
+        <w:t xml:space="preserve">flag — ✅ Resolved (2026-05-01)</w:t>
       </w:r>
     </w:p>
     <w:p>
@@ -14493,6 +14982,54 @@
       </w:r>
       <w:r>
         <w:t xml:space="preserve">on the Cell type. Discovery only.</w:t>
+      </w:r>
+    </w:p>
+    <w:p>
+      <w:pPr>
+        <w:pStyle w:val="BodyText"/>
+      </w:pPr>
+      <w:r>
+        <w:rPr>
+          <w:b/>
+          <w:bCs/>
+        </w:rPr>
+        <w:t xml:space="preserve">Decision (2026-05-01):</w:t>
+      </w:r>
+      <w:r>
+        <w:t xml:space="preserve"> </w:t>
+      </w:r>
+      <w:r>
+        <w:t xml:space="preserve">Closed — built into the existing attribute system. Per-cell override behavior can be configured via the existing</w:t>
+      </w:r>
+      <w:r>
+        <w:t xml:space="preserve"> </w:t>
+      </w:r>
+      <w:r>
+        <w:rPr>
+          <w:rStyle w:val="VerbatimChar"/>
+        </w:rPr>
+        <w:t xml:space="preserve">LocationAttribute</w:t>
+      </w:r>
+      <w:r>
+        <w:t xml:space="preserve"> </w:t>
+      </w:r>
+      <w:r>
+        <w:t xml:space="preserve">slots without a new dedicated</w:t>
+      </w:r>
+      <w:r>
+        <w:t xml:space="preserve"> </w:t>
+      </w:r>
+      <w:r>
+        <w:rPr>
+          <w:rStyle w:val="VerbatimChar"/>
+        </w:rPr>
+        <w:t xml:space="preserve">RequiresCastOverride</w:t>
+      </w:r>
+      <w:r>
+        <w:t xml:space="preserve"> </w:t>
+      </w:r>
+      <w:r>
+        <w:t xml:space="preserve">BIT column on the Cell type.</w:t>
       </w:r>
     </w:p>
     <w:p>
@@ -14503,13 +15040,13 @@
       </w:r>
     </w:p>
     <w:bookmarkEnd w:id="38"/>
-    <w:bookmarkStart w:id="39" w:name="X041c3dfafb67de017db6d660efd5ecd515c7a38"/>
+    <w:bookmarkStart w:id="39" w:name="Xf34279492c30f1d64f7cc91abc1f637a3cf3eeb"/>
     <w:p>
       <w:pPr>
         <w:pStyle w:val="Heading3"/>
       </w:pPr>
       <w:r>
-        <w:t xml:space="preserve">OI-29 — Workstation Category grouping orthogonal to Area/Line — ⬜ Open (new, discovery)</w:t>
+        <w:t xml:space="preserve">OI-29 — Workstation Category grouping orthogonal to Area/Line — ✅ Resolved (2026-05-01)</w:t>
       </w:r>
     </w:p>
     <w:p>
@@ -14678,6 +15215,39 @@
       </w:r>
       <w:r>
         <w:t xml:space="preserve">. Discovery only.</w:t>
+      </w:r>
+    </w:p>
+    <w:p>
+      <w:pPr>
+        <w:pStyle w:val="BodyText"/>
+      </w:pPr>
+      <w:r>
+        <w:rPr>
+          <w:b/>
+          <w:bCs/>
+        </w:rPr>
+        <w:t xml:space="preserve">Decision (2026-05-01):</w:t>
+      </w:r>
+      <w:r>
+        <w:t xml:space="preserve"> </w:t>
+      </w:r>
+      <w:r>
+        <w:t xml:space="preserve">Closed — legacy configuration ignored, covered by the ISA-95 model. Our Area / Line / Cell / Terminal hierarchy provides the operator floor-navigation grouping without a separate</w:t>
+      </w:r>
+      <w:r>
+        <w:t xml:space="preserve"> </w:t>
+      </w:r>
+      <w:r>
+        <w:rPr>
+          <w:rStyle w:val="VerbatimChar"/>
+        </w:rPr>
+        <w:t xml:space="preserve">WorkstationCategory</w:t>
+      </w:r>
+      <w:r>
+        <w:t xml:space="preserve"> </w:t>
+      </w:r>
+      <w:r>
+        <w:t xml:space="preserve">LocationAttribute.</w:t>
       </w:r>
     </w:p>
     <w:p>
@@ -14688,7 +15258,7 @@
       </w:r>
     </w:p>
     <w:bookmarkEnd w:id="39"/>
-    <w:bookmarkStart w:id="40" w:name="Xfc674e3c3f2a30fb38686590585f71b3fac68e3"/>
+    <w:bookmarkStart w:id="40" w:name="Xddc345e145df3a025a85fb2ff4a243da00e862e"/>
     <w:p>
       <w:pPr>
         <w:pStyle w:val="Heading3"/>
@@ -14706,7 +15276,7 @@
         <w:t xml:space="preserve"> </w:t>
       </w:r>
       <w:r>
-        <w:t xml:space="preserve">tile contents enumeration — ⬜ Open (new)</w:t>
+        <w:t xml:space="preserve">tile contents enumeration — ✅ Resolved (2026-05-01)</w:t>
       </w:r>
     </w:p>
     <w:p>
@@ -14756,7 +15326,7 @@
         <w:t xml:space="preserve"> </w:t>
       </w:r>
       <w:r>
-        <w:t xml:space="preserve">15 (Reports) + UJ-19</w:t>
+        <w:t xml:space="preserve">12 (Reporting) + UJ-19</w:t>
       </w:r>
       <w:r>
         <w:t xml:space="preserve"> </w:t>
@@ -14821,6 +15391,58 @@
       </w:r>
       <w:r>
         <w:t xml:space="preserve">Walk through the legacy Reports tile with MPP and list every report, then match against our MVP reporting scope. Couples directly to UJ-19 closure.</w:t>
+      </w:r>
+    </w:p>
+    <w:p>
+      <w:pPr>
+        <w:pStyle w:val="BodyText"/>
+      </w:pPr>
+      <w:r>
+        <w:rPr>
+          <w:b/>
+          <w:bCs/>
+        </w:rPr>
+        <w:t xml:space="preserve">Decision (2026-05-01):</w:t>
+      </w:r>
+      <w:r>
+        <w:t xml:space="preserve"> </w:t>
+      </w:r>
+      <w:r>
+        <w:t xml:space="preserve">Closed. The legacy Reports-tile contents are not reproduced as a 1:1 mirror.</w:t>
+      </w:r>
+      <w:r>
+        <w:t xml:space="preserve"> </w:t>
+      </w:r>
+      <w:r>
+        <w:rPr>
+          <w:b/>
+          <w:bCs/>
+        </w:rPr>
+        <w:t xml:space="preserve">The four named Productivity DB reports (UJ-19) ARE in MVP scope</w:t>
+      </w:r>
+      <w:r>
+        <w:t xml:space="preserve"> </w:t>
+      </w:r>
+      <w:r>
+        <w:t xml:space="preserve">and will be delivered as MES reports as part of this project. Any reports BEYOND those four — additional Ignition reports MPP may want — are scoped as a post-deployment change order or follow-on project, not in this engagement.</w:t>
+      </w:r>
+    </w:p>
+    <w:p>
+      <w:pPr>
+        <w:pStyle w:val="BodyText"/>
+      </w:pPr>
+      <w:r>
+        <w:rPr>
+          <w:b/>
+          <w:bCs/>
+        </w:rPr>
+        <w:t xml:space="preserve">Boundary with UJ-19:</w:t>
+      </w:r>
+      <w:r>
+        <w:t xml:space="preserve"> </w:t>
+      </w:r>
+      <w:r>
+        <w:t xml:space="preserve">UJ-19 delivers the four named PD reports (MVP, in scope). OI-30 closure scopes everything else (post-deployment change order). When MPP names the four reports, UJ-19 closes; the Reports tile shipped in MVP carries those four entries.</w:t>
       </w:r>
     </w:p>
     <w:p>
@@ -14831,13 +15453,13 @@
       </w:r>
     </w:p>
     <w:bookmarkEnd w:id="40"/>
-    <w:bookmarkStart w:id="41" w:name="X4d4e7af7743b987f8ee0d37a7a812c0c4ea365e"/>
+    <w:bookmarkStart w:id="41" w:name="X110e164fa82c47f9e1fabc3550462c9632603d7"/>
     <w:p>
       <w:pPr>
         <w:pStyle w:val="Heading3"/>
       </w:pPr>
       <w:r>
-        <w:t xml:space="preserve">OI-31 — Identifier sequence table + format carry-forward — ⬜ Open (new, 2026-04-23)</w:t>
+        <w:t xml:space="preserve">OI-31 — Identifier sequence table + format carry-forward — ✅ Resolved (2026-05-01)</w:t>
       </w:r>
     </w:p>
     <w:p>
@@ -16109,6 +16731,335 @@
       </w:r>
       <w:r>
         <w:t xml:space="preserve">replaces ad-hoc identifier generation for LOT and SerializedItem minting; no additional counters needed.</w:t>
+      </w:r>
+    </w:p>
+    <w:p>
+      <w:pPr>
+        <w:pStyle w:val="BodyText"/>
+      </w:pPr>
+      <w:r>
+        <w:rPr>
+          <w:b/>
+          <w:bCs/>
+        </w:rPr>
+        <w:t xml:space="preserve">Decision (2026-05-01):</w:t>
+      </w:r>
+      <w:r>
+        <w:t xml:space="preserve"> </w:t>
+      </w:r>
+      <w:r>
+        <w:t xml:space="preserve">Proposed direction confirmed by Jacques with one new business rule on cutover-day seeding:</w:t>
+      </w:r>
+      <w:r>
+        <w:t xml:space="preserve"> </w:t>
+      </w:r>
+      <w:r>
+        <w:rPr>
+          <w:b/>
+          <w:bCs/>
+        </w:rPr>
+        <w:t xml:space="preserve">start the new MES counter at +10,000 above the current Flexware</w:t>
+      </w:r>
+      <w:r>
+        <w:rPr>
+          <w:b/>
+          <w:bCs/>
+        </w:rPr>
+        <w:t xml:space="preserve"> </w:t>
+      </w:r>
+      <w:r>
+        <w:rPr>
+          <w:rStyle w:val="VerbatimChar"/>
+          <w:b/>
+          <w:bCs/>
+        </w:rPr>
+        <w:t xml:space="preserve">LastCounterValue</w:t>
+      </w:r>
+      <w:r>
+        <w:t xml:space="preserve"> </w:t>
+      </w:r>
+      <w:r>
+        <w:t xml:space="preserve">(or an MPP-agreed delta) to avoid LTT collisions during any partial-cutover window where both systems mint LOTs in parallel. This subsumes the original</w:t>
+      </w:r>
+      <w:r>
+        <w:t xml:space="preserve"> </w:t>
+      </w:r>
+      <w:r>
+        <w:t xml:space="preserve">“seed at or above Flexware values”</w:t>
+      </w:r>
+      <w:r>
+        <w:t xml:space="preserve"> </w:t>
+      </w:r>
+      <w:r>
+        <w:t xml:space="preserve">guidance with a concrete buffer.</w:t>
+      </w:r>
+    </w:p>
+    <w:p>
+      <w:pPr>
+        <w:pStyle w:val="BodyText"/>
+      </w:pPr>
+      <w:r>
+        <w:t xml:space="preserve">The three open questions also resolve:</w:t>
+      </w:r>
+      <w:r>
+        <w:t xml:space="preserve"> </w:t>
+      </w:r>
+      <w:r>
+        <w:t xml:space="preserve">1.</w:t>
+      </w:r>
+      <w:r>
+        <w:t xml:space="preserve"> </w:t>
+      </w:r>
+      <w:r>
+        <w:rPr>
+          <w:b/>
+          <w:bCs/>
+        </w:rPr>
+        <w:t xml:space="preserve">Format continuity:</w:t>
+      </w:r>
+      <w:r>
+        <w:t xml:space="preserve"> </w:t>
+      </w:r>
+      <w:r>
+        <w:t xml:space="preserve">keep</w:t>
+      </w:r>
+      <w:r>
+        <w:t xml:space="preserve"> </w:t>
+      </w:r>
+      <w:r>
+        <w:rPr>
+          <w:rStyle w:val="VerbatimChar"/>
+        </w:rPr>
+        <w:t xml:space="preserve">MESL{0:D7}</w:t>
+      </w:r>
+      <w:r>
+        <w:t xml:space="preserve"> </w:t>
+      </w:r>
+      <w:r>
+        <w:t xml:space="preserve">/</w:t>
+      </w:r>
+      <w:r>
+        <w:t xml:space="preserve"> </w:t>
+      </w:r>
+      <w:r>
+        <w:rPr>
+          <w:rStyle w:val="VerbatimChar"/>
+        </w:rPr>
+        <w:t xml:space="preserve">MESI{0:D7}</w:t>
+      </w:r>
+      <w:r>
+        <w:t xml:space="preserve"> </w:t>
+      </w:r>
+      <w:r>
+        <w:t xml:space="preserve">(Jacques default).</w:t>
+      </w:r>
+      <w:r>
+        <w:t xml:space="preserve"> </w:t>
+      </w:r>
+      <w:r>
+        <w:t xml:space="preserve">2.</w:t>
+      </w:r>
+      <w:r>
+        <w:t xml:space="preserve"> </w:t>
+      </w:r>
+      <w:r>
+        <w:rPr>
+          <w:b/>
+          <w:bCs/>
+        </w:rPr>
+        <w:t xml:space="preserve">Reset policy:</w:t>
+      </w:r>
+      <w:r>
+        <w:t xml:space="preserve"> </w:t>
+      </w:r>
+      <w:r>
+        <w:t xml:space="preserve">none — no line / shift / time-based counter resets.</w:t>
+      </w:r>
+      <w:r>
+        <w:t xml:space="preserve"> </w:t>
+      </w:r>
+      <w:r>
+        <w:t xml:space="preserve">3.</w:t>
+      </w:r>
+      <w:r>
+        <w:t xml:space="preserve"> </w:t>
+      </w:r>
+      <w:r>
+        <w:rPr>
+          <w:b/>
+          <w:bCs/>
+        </w:rPr>
+        <w:t xml:space="preserve">Rollover policy:</w:t>
+      </w:r>
+      <w:r>
+        <w:t xml:space="preserve"> </w:t>
+      </w:r>
+      <w:r>
+        <w:t xml:space="preserve">~30+ year horizon at current burn rate; warning mechanism is a future concern, not MVP.</w:t>
+      </w:r>
+    </w:p>
+    <w:p>
+      <w:pPr>
+        <w:pStyle w:val="BodyText"/>
+      </w:pPr>
+      <w:r>
+        <w:t xml:space="preserve">Rollout shape (single-line vs full-cutover vs shadow) still couples to Ben’s deployment-shape decision (memo</w:t>
+      </w:r>
+      <w:r>
+        <w:t xml:space="preserve"> </w:t>
+      </w:r>
+      <w:r>
+        <w:rPr>
+          <w:rStyle w:val="VerbatimChar"/>
+        </w:rPr>
+        <w:t xml:space="preserve">Meeting_Notes/2026-04-24_OI-31_Single-Line_Deployment_Impact.md</w:t>
+      </w:r>
+      <w:r>
+        <w:t xml:space="preserve">); the +10K seed-offset rule applies regardless of which rollout shape Ben picks.</w:t>
+      </w:r>
+    </w:p>
+    <w:p>
+      <w:pPr>
+        <w:pStyle w:val="BodyText"/>
+      </w:pPr>
+      <w:r>
+        <w:rPr>
+          <w:b/>
+          <w:bCs/>
+        </w:rPr>
+        <w:t xml:space="preserve">Integration queued:</w:t>
+      </w:r>
+      <w:r>
+        <w:t xml:space="preserve"> </w:t>
+      </w:r>
+      <w:r>
+        <w:t xml:space="preserve">-</w:t>
+      </w:r>
+      <w:r>
+        <w:t xml:space="preserve"> </w:t>
+      </w:r>
+      <w:r>
+        <w:rPr>
+          <w:b/>
+          <w:bCs/>
+        </w:rPr>
+        <w:t xml:space="preserve">Data Model</w:t>
+      </w:r>
+      <w:r>
+        <w:t xml:space="preserve"> </w:t>
+      </w:r>
+      <w:r>
+        <w:t xml:space="preserve">— add the +10K seeding rule to the</w:t>
+      </w:r>
+      <w:r>
+        <w:t xml:space="preserve"> </w:t>
+      </w:r>
+      <w:r>
+        <w:rPr>
+          <w:rStyle w:val="VerbatimChar"/>
+        </w:rPr>
+        <w:t xml:space="preserve">Lots.IdentifierSequence</w:t>
+      </w:r>
+      <w:r>
+        <w:t xml:space="preserve"> </w:t>
+      </w:r>
+      <w:r>
+        <w:t xml:space="preserve">table description as a deployment-time note.</w:t>
+      </w:r>
+      <w:r>
+        <w:t xml:space="preserve"> </w:t>
+      </w:r>
+      <w:r>
+        <w:t xml:space="preserve">-</w:t>
+      </w:r>
+      <w:r>
+        <w:t xml:space="preserve"> </w:t>
+      </w:r>
+      <w:r>
+        <w:rPr>
+          <w:b/>
+          <w:bCs/>
+        </w:rPr>
+        <w:t xml:space="preserve">FDS §16</w:t>
+      </w:r>
+      <w:r>
+        <w:t xml:space="preserve"> </w:t>
+      </w:r>
+      <w:r>
+        <w:t xml:space="preserve">— FDS-16-003 amended to bake in the</w:t>
+      </w:r>
+      <w:r>
+        <w:t xml:space="preserve"> </w:t>
+      </w:r>
+      <w:r>
+        <w:rPr>
+          <w:rStyle w:val="VerbatimChar"/>
+        </w:rPr>
+        <w:t xml:space="preserve">+10,000</w:t>
+      </w:r>
+      <w:r>
+        <w:t xml:space="preserve"> </w:t>
+      </w:r>
+      <w:r>
+        <w:t xml:space="preserve">cutover offset rule explicitly.</w:t>
+      </w:r>
+      <w:r>
+        <w:t xml:space="preserve"> </w:t>
+      </w:r>
+      <w:r>
+        <w:t xml:space="preserve">“Open items (OI-31)”</w:t>
+      </w:r>
+      <w:r>
+        <w:t xml:space="preserve"> </w:t>
+      </w:r>
+      <w:r>
+        <w:t xml:space="preserve">paragraph absorbed into design fact.</w:t>
+      </w:r>
+      <w:r>
+        <w:t xml:space="preserve"> </w:t>
+      </w:r>
+      <w:r>
+        <w:t xml:space="preserve">-</w:t>
+      </w:r>
+      <w:r>
+        <w:t xml:space="preserve"> </w:t>
+      </w:r>
+      <w:r>
+        <w:rPr>
+          <w:b/>
+          <w:bCs/>
+        </w:rPr>
+        <w:t xml:space="preserve">Phase 1 migration</w:t>
+      </w:r>
+      <w:r>
+        <w:t xml:space="preserve"> </w:t>
+      </w:r>
+      <w:r>
+        <w:t xml:space="preserve">(</w:t>
+      </w:r>
+      <w:r>
+        <w:rPr>
+          <w:rStyle w:val="VerbatimChar"/>
+        </w:rPr>
+        <w:t xml:space="preserve">0014_arc2_phase1_shop_floor_foundation.sql</w:t>
+      </w:r>
+      <w:r>
+        <w:t xml:space="preserve">) — seed both rows at</w:t>
+      </w:r>
+      <w:r>
+        <w:t xml:space="preserve"> </w:t>
+      </w:r>
+      <w:r>
+        <w:rPr>
+          <w:rStyle w:val="VerbatimChar"/>
+        </w:rPr>
+        <w:t xml:space="preserve">&lt;Flexware-current&gt; + 10000</w:t>
+      </w:r>
+      <w:r>
+        <w:t xml:space="preserve"> </w:t>
+      </w:r>
+      <w:r>
+        <w:t xml:space="preserve">(or final MPP-agreed delta captured before cutover).</w:t>
       </w:r>
     </w:p>
     <w:p>
@@ -20588,13 +21539,13 @@
       </w:r>
     </w:p>
     <w:bookmarkEnd w:id="49"/>
-    <w:bookmarkStart w:id="50" w:name="uj-03-sub-lot-split-trigger-in-review"/>
+    <w:bookmarkStart w:id="50" w:name="X4c06c7846ec8ec99c234d472cba91e050e29f6c"/>
     <w:p>
       <w:pPr>
         <w:pStyle w:val="Heading3"/>
       </w:pPr>
       <w:r>
-        <w:t xml:space="preserve">UJ-03 — Sub-LOT split trigger — 🔶 In Review</w:t>
+        <w:t xml:space="preserve">UJ-03 — Sub-LOT split trigger — ✅ Resolved (2026-05-01)</w:t>
       </w:r>
     </w:p>
     <w:p>
@@ -21024,6 +21975,357 @@
       </w:r>
       <w:r>
         <w:t xml:space="preserve">(relationship = Split). Needs review with Ben, and reconciliation with the sublot pattern now in OI-09 addenda.</w:t>
+      </w:r>
+    </w:p>
+    <w:p>
+      <w:pPr>
+        <w:pStyle w:val="BodyText"/>
+      </w:pPr>
+      <w:r>
+        <w:rPr>
+          <w:b/>
+          <w:bCs/>
+        </w:rPr>
+        <w:t xml:space="preserve">Decision (2026-05-01):</w:t>
+      </w:r>
+      <w:r>
+        <w:t xml:space="preserve"> </w:t>
+      </w:r>
+      <w:r>
+        <w:t xml:space="preserve">Per-Operation flag confirmed —</w:t>
+      </w:r>
+      <w:r>
+        <w:t xml:space="preserve"> </w:t>
+      </w:r>
+      <w:r>
+        <w:rPr>
+          <w:rStyle w:val="VerbatimChar"/>
+        </w:rPr>
+        <w:t xml:space="preserve">Parts.OperationTemplate.RequiresSubLotSplit BIT</w:t>
+      </w:r>
+      <w:r>
+        <w:t xml:space="preserve"> </w:t>
+      </w:r>
+      <w:r>
+        <w:t xml:space="preserve">(Data Model v1.9m) is the implemented mechanism. The Trim OUT screen toggles between a</w:t>
+      </w:r>
+      <w:r>
+        <w:t xml:space="preserve"> </w:t>
+      </w:r>
+      <w:r>
+        <w:rPr>
+          <w:b/>
+          <w:bCs/>
+        </w:rPr>
+        <w:t xml:space="preserve">single-destination panel</w:t>
+      </w:r>
+      <w:r>
+        <w:t xml:space="preserve"> </w:t>
+      </w:r>
+      <w:r>
+        <w:t xml:space="preserve">(flag OFF, parent moves whole) and an</w:t>
+      </w:r>
+      <w:r>
+        <w:t xml:space="preserve"> </w:t>
+      </w:r>
+      <w:r>
+        <w:rPr>
+          <w:b/>
+          <w:bCs/>
+        </w:rPr>
+        <w:t xml:space="preserve">N-destination Sub-LOT Distribution panel with</w:t>
+      </w:r>
+      <w:r>
+        <w:rPr>
+          <w:b/>
+          <w:bCs/>
+        </w:rPr>
+        <w:t xml:space="preserve"> </w:t>
+      </w:r>
+      <w:r>
+        <w:rPr>
+          <w:rStyle w:val="VerbatimChar"/>
+          <w:b/>
+          <w:bCs/>
+        </w:rPr>
+        <w:t xml:space="preserve">+ Add sub-LOT</w:t>
+      </w:r>
+      <w:r>
+        <w:rPr>
+          <w:b/>
+          <w:bCs/>
+        </w:rPr>
+        <w:t xml:space="preserve"> </w:t>
+      </w:r>
+      <w:r>
+        <w:rPr>
+          <w:b/>
+          <w:bCs/>
+        </w:rPr>
+        <w:t xml:space="preserve">button</w:t>
+      </w:r>
+      <w:r>
+        <w:t xml:space="preserve"> </w:t>
+      </w:r>
+      <w:r>
+        <w:t xml:space="preserve">(flag ON, parent splits into N children routed to N machining cells). Mockup verified:</w:t>
+      </w:r>
+      <w:r>
+        <w:t xml:space="preserve"> </w:t>
+      </w:r>
+      <w:r>
+        <w:rPr>
+          <w:rStyle w:val="VerbatimChar"/>
+        </w:rPr>
+        <w:t xml:space="preserve">mockup/plantFloor.html</w:t>
+      </w:r>
+      <w:r>
+        <w:t xml:space="preserve"> </w:t>
+      </w:r>
+      <w:r>
+        <w:rPr>
+          <w:rStyle w:val="VerbatimChar"/>
+        </w:rPr>
+        <w:t xml:space="preserve">terminal/trim</w:t>
+      </w:r>
+      <w:r>
+        <w:t xml:space="preserve"> </w:t>
+      </w:r>
+      <w:r>
+        <w:t xml:space="preserve">(and</w:t>
+      </w:r>
+      <w:r>
+        <w:t xml:space="preserve"> </w:t>
+      </w:r>
+      <w:r>
+        <w:rPr>
+          <w:rStyle w:val="VerbatimChar"/>
+        </w:rPr>
+        <w:t xml:space="preserve">terminal/trim-out</w:t>
+      </w:r>
+      <w:r>
+        <w:t xml:space="preserve">) with the</w:t>
+      </w:r>
+      <w:r>
+        <w:t xml:space="preserve"> </w:t>
+      </w:r>
+      <w:r>
+        <w:rPr>
+          <w:rStyle w:val="VerbatimChar"/>
+        </w:rPr>
+        <w:t xml:space="preserve">RequiresSubLotSplit</w:t>
+      </w:r>
+      <w:r>
+        <w:t xml:space="preserve"> </w:t>
+      </w:r>
+      <w:r>
+        <w:t xml:space="preserve">toggle. The Configuration Tool surfaces this as a</w:t>
+      </w:r>
+      <w:r>
+        <w:t xml:space="preserve"> </w:t>
+      </w:r>
+      <w:r>
+        <w:rPr>
+          <w:b/>
+          <w:bCs/>
+        </w:rPr>
+        <w:t xml:space="preserve">“may split for machining”</w:t>
+      </w:r>
+      <w:r>
+        <w:t xml:space="preserve"> </w:t>
+      </w:r>
+      <w:r>
+        <w:t xml:space="preserve">toggle on the per-Operation row of the Item edit screen — operators / engineers configure it once per Operation per Item, not per LOT at run time.</w:t>
+      </w:r>
+    </w:p>
+    <w:p>
+      <w:pPr>
+        <w:pStyle w:val="BodyText"/>
+      </w:pPr>
+      <w:r>
+        <w:rPr>
+          <w:b/>
+          <w:bCs/>
+        </w:rPr>
+        <w:t xml:space="preserve">Trigger location</w:t>
+      </w:r>
+      <w:r>
+        <w:t xml:space="preserve"> </w:t>
+      </w:r>
+      <w:r>
+        <w:t xml:space="preserve">is</w:t>
+      </w:r>
+      <w:r>
+        <w:t xml:space="preserve"> </w:t>
+      </w:r>
+      <w:r>
+        <w:rPr>
+          <w:b/>
+          <w:bCs/>
+        </w:rPr>
+        <w:t xml:space="preserve">Trim OUT</w:t>
+      </w:r>
+      <w:r>
+        <w:t xml:space="preserve"> </w:t>
+      </w:r>
+      <w:r>
+        <w:t xml:space="preserve">(split happens when LOT exits Trim, sub-LOTs route into Machining FIFO already split), not Machining IN — matches the 2026-04-29 design decision.</w:t>
+      </w:r>
+    </w:p>
+    <w:p>
+      <w:pPr>
+        <w:pStyle w:val="BodyText"/>
+      </w:pPr>
+      <w:r>
+        <w:rPr>
+          <w:b/>
+          <w:bCs/>
+        </w:rPr>
+        <w:t xml:space="preserve">Per-Operation vs per-Item placement (locked):</w:t>
+      </w:r>
+      <w:r>
+        <w:t xml:space="preserve"> </w:t>
+      </w:r>
+      <w:r>
+        <w:t xml:space="preserve">the flag stays on</w:t>
+      </w:r>
+      <w:r>
+        <w:t xml:space="preserve"> </w:t>
+      </w:r>
+      <w:r>
+        <w:rPr>
+          <w:rStyle w:val="VerbatimChar"/>
+        </w:rPr>
+        <w:t xml:space="preserve">Parts.OperationTemplate</w:t>
+      </w:r>
+      <w:r>
+        <w:t xml:space="preserve"> </w:t>
+      </w:r>
+      <w:r>
+        <w:t xml:space="preserve">(per-Op-per-Item) rather than directly on</w:t>
+      </w:r>
+      <w:r>
+        <w:t xml:space="preserve"> </w:t>
+      </w:r>
+      <w:r>
+        <w:rPr>
+          <w:rStyle w:val="VerbatimChar"/>
+        </w:rPr>
+        <w:t xml:space="preserve">Parts.Item</w:t>
+      </w:r>
+      <w:r>
+        <w:t xml:space="preserve">. Per-Operation gives more flexibility — the same Item could split at one Operation but not another in some future workflow — without losing the simpler day-to-day UX (Item edit screen surfaces a single</w:t>
+      </w:r>
+      <w:r>
+        <w:t xml:space="preserve"> </w:t>
+      </w:r>
+      <w:r>
+        <w:t xml:space="preserve">“may split”</w:t>
+      </w:r>
+      <w:r>
+        <w:t xml:space="preserve"> </w:t>
+      </w:r>
+      <w:r>
+        <w:t xml:space="preserve">toggle on the relevant Operation row).</w:t>
+      </w:r>
+    </w:p>
+    <w:p>
+      <w:pPr>
+        <w:pStyle w:val="BodyText"/>
+      </w:pPr>
+      <w:r>
+        <w:rPr>
+          <w:b/>
+          <w:bCs/>
+        </w:rPr>
+        <w:t xml:space="preserve">Integration queued:</w:t>
+      </w:r>
+      <w:r>
+        <w:t xml:space="preserve"> </w:t>
+      </w:r>
+      <w:r>
+        <w:t xml:space="preserve">-</w:t>
+      </w:r>
+      <w:r>
+        <w:t xml:space="preserve"> </w:t>
+      </w:r>
+      <w:r>
+        <w:rPr>
+          <w:b/>
+          <w:bCs/>
+        </w:rPr>
+        <w:t xml:space="preserve">Configuration Tool</w:t>
+      </w:r>
+      <w:r>
+        <w:t xml:space="preserve"> </w:t>
+      </w:r>
+      <w:r>
+        <w:t xml:space="preserve">— Item edit screen surfaces</w:t>
+      </w:r>
+      <w:r>
+        <w:t xml:space="preserve"> </w:t>
+      </w:r>
+      <w:r>
+        <w:t xml:space="preserve">“may split for machining”</w:t>
+      </w:r>
+      <w:r>
+        <w:t xml:space="preserve"> </w:t>
+      </w:r>
+      <w:r>
+        <w:t xml:space="preserve">toggle on the per-Operation row. Backend storage is the existing</w:t>
+      </w:r>
+      <w:r>
+        <w:t xml:space="preserve"> </w:t>
+      </w:r>
+      <w:r>
+        <w:rPr>
+          <w:rStyle w:val="VerbatimChar"/>
+        </w:rPr>
+        <w:t xml:space="preserve">Parts.OperationTemplate.RequiresSubLotSplit</w:t>
+      </w:r>
+      <w:r>
+        <w:t xml:space="preserve"> </w:t>
+      </w:r>
+      <w:r>
+        <w:t xml:space="preserve">column — no schema change.</w:t>
+      </w:r>
+      <w:r>
+        <w:t xml:space="preserve"> </w:t>
+      </w:r>
+      <w:r>
+        <w:t xml:space="preserve">-</w:t>
+      </w:r>
+      <w:r>
+        <w:t xml:space="preserve"> </w:t>
+      </w:r>
+      <w:r>
+        <w:rPr>
+          <w:b/>
+          <w:bCs/>
+        </w:rPr>
+        <w:t xml:space="preserve">FDS §5</w:t>
+      </w:r>
+      <w:r>
+        <w:t xml:space="preserve"> </w:t>
+      </w:r>
+      <w:r>
+        <w:t xml:space="preserve">— already references the flag (FDS-05-009 / -011); confirm UI-labeling alignment in next FDS pass.</w:t>
+      </w:r>
+      <w:r>
+        <w:t xml:space="preserve"> </w:t>
+      </w:r>
+      <w:r>
+        <w:t xml:space="preserve">-</w:t>
+      </w:r>
+      <w:r>
+        <w:t xml:space="preserve"> </w:t>
+      </w:r>
+      <w:r>
+        <w:rPr>
+          <w:b/>
+          <w:bCs/>
+        </w:rPr>
+        <w:t xml:space="preserve">No SQL change.</w:t>
       </w:r>
     </w:p>
     <w:p>

--- a/MPP_MES_Open_Issues_Register.docx
+++ b/MPP_MES_Open_Issues_Register.docx
@@ -42,7 +42,7 @@
         <w:t xml:space="preserve"> </w:t>
       </w:r>
       <w:r>
-        <w:t xml:space="preserve">2.17 — Working Draft</w:t>
+        <w:t xml:space="preserve">2.20 — Working Draft</w:t>
       </w:r>
       <w:r>
         <w:t xml:space="preserve"> </w:t>
@@ -58,7 +58,7 @@
         <w:t xml:space="preserve"> </w:t>
       </w:r>
       <w:r>
-        <w:t xml:space="preserve">2026-05-01</w:t>
+        <w:t xml:space="preserve">2026-07-06</w:t>
       </w:r>
       <w:r>
         <w:t xml:space="preserve"> </w:t>
@@ -98,7 +98,7 @@
         <w:pStyle w:val="BodyText"/>
       </w:pPr>
       <w:r>
-        <w:t xml:space="preserve">This register consolidates all open items and design decisions that gate Perspective screen design and implementation. Part A holds the FDS-numbered open items (OI-01 through OI-35). Part B holds the 19 User Journey assumptions/decisions (UJ-01 through UJ-19). Cross-references between the two parts are noted per-item.</w:t>
+        <w:t xml:space="preserve">This register consolidates all open items and design decisions that gate Perspective screen design and implementation. Part A holds the FDS-numbered open items (OI-01 through OI-36). Part B holds the 19 User Journey assumptions/decisions (UJ-01 through UJ-19). Cross-references between the two parts are noted per-item.</w:t>
       </w:r>
     </w:p>
     <w:p>
@@ -223,11 +223,565 @@
               <w:pStyle w:val="Compact"/>
             </w:pPr>
             <w:r>
+              <w:t xml:space="preserve">2.20</w:t>
+            </w:r>
+          </w:p>
+        </w:tc>
+        <w:tc>
+          <w:tcPr/>
+          <w:p>
+            <w:pPr>
+              <w:pStyle w:val="Compact"/>
+            </w:pPr>
+            <w:r>
+              <w:t xml:space="preserve">2026-07-06</w:t>
+            </w:r>
+          </w:p>
+        </w:tc>
+        <w:tc>
+          <w:tcPr/>
+          <w:p>
+            <w:pPr>
+              <w:pStyle w:val="Compact"/>
+            </w:pPr>
+            <w:r>
+              <w:t xml:space="preserve">Blue Ridge Automation</w:t>
+            </w:r>
+          </w:p>
+        </w:tc>
+        <w:tc>
+          <w:tcPr/>
+          <w:p>
+            <w:pPr>
+              <w:pStyle w:val="Compact"/>
+            </w:pPr>
+            <w:r>
+              <w:rPr>
+                <w:b/>
+                <w:bCs/>
+              </w:rPr>
+              <w:t xml:space="preserve">OI-32 RESOLVED / Closed — lineside check-in IS the allocation.</w:t>
+            </w:r>
+            <w:r>
+              <w:t xml:space="preserve"> </w:t>
+            </w:r>
+            <w:r>
+              <w:t xml:space="preserve">Closed on the</w:t>
+            </w:r>
+            <w:r>
+              <w:t xml:space="preserve"> </w:t>
+            </w:r>
+            <w:r>
+              <w:t xml:space="preserve">“not-reproduced”</w:t>
+            </w:r>
+            <w:r>
+              <w:t xml:space="preserve"> </w:t>
+            </w:r>
+            <w:r>
+              <w:t xml:space="preserve">framing logged in the OI-32 clarification exchange (2026-04-24), now embodied concretely by the reusable</w:t>
+            </w:r>
+            <w:r>
+              <w:t xml:space="preserve"> </w:t>
+            </w:r>
+            <w:r>
+              <w:rPr>
+                <w:b/>
+                <w:bCs/>
+              </w:rPr>
+              <w:t xml:space="preserve">line inventory check-in / on-hand popup</w:t>
+            </w:r>
+            <w:r>
+              <w:t xml:space="preserve"> </w:t>
+            </w:r>
+            <w:r>
+              <w:t xml:space="preserve">built in the machining/assembly plant-floor flow plan (</w:t>
+            </w:r>
+            <w:r>
+              <w:rPr>
+                <w:rStyle w:val="VerbatimChar"/>
+              </w:rPr>
+              <w:t xml:space="preserve">docs/superpowers/plans/2026-07-02-machining-assembly-plant-floor-flow.md</w:t>
+            </w:r>
+            <w:r>
+              <w:t xml:space="preserve">, Task I1/I2): the operator scans a LOT into the lineside Cell via</w:t>
+            </w:r>
+            <w:r>
+              <w:t xml:space="preserve"> </w:t>
+            </w:r>
+            <w:r>
+              <w:rPr>
+                <w:rStyle w:val="VerbatimChar"/>
+              </w:rPr>
+              <w:t xml:space="preserve">Lots.Lot_MoveToValidated</w:t>
+            </w:r>
+            <w:r>
+              <w:t xml:space="preserve"> </w:t>
+            </w:r>
+            <w:r>
+              <w:t xml:space="preserve">(that</w:t>
+            </w:r>
+            <w:r>
+              <w:t xml:space="preserve"> </w:t>
+            </w:r>
+            <w:r>
+              <w:rPr>
+                <w:rStyle w:val="VerbatimChar"/>
+              </w:rPr>
+              <w:t xml:space="preserve">LotMovement</w:t>
+            </w:r>
+            <w:r>
+              <w:t xml:space="preserve"> </w:t>
+            </w:r>
+            <w:r>
+              <w:t xml:space="preserve">IS the allocation), on-hand is read via</w:t>
+            </w:r>
+            <w:r>
+              <w:t xml:space="preserve"> </w:t>
+            </w:r>
+            <w:r>
+              <w:rPr>
+                <w:rStyle w:val="VerbatimChar"/>
+              </w:rPr>
+              <w:t xml:space="preserve">Lots.Lot_GetLineInventoryByPart</w:t>
+            </w:r>
+            <w:r>
+              <w:t xml:space="preserve">, and consumption against it is captured by</w:t>
+            </w:r>
+            <w:r>
+              <w:t xml:space="preserve"> </w:t>
+            </w:r>
+            <w:r>
+              <w:rPr>
+                <w:rStyle w:val="VerbatimChar"/>
+              </w:rPr>
+              <w:t xml:space="preserve">Workorder.ConsumptionEvent</w:t>
+            </w:r>
+            <w:r>
+              <w:t xml:space="preserve"> </w:t>
+            </w:r>
+            <w:r>
+              <w:t xml:space="preserve">with full genealogy. No</w:t>
+            </w:r>
+            <w:r>
+              <w:t xml:space="preserve"> </w:t>
+            </w:r>
+            <w:r>
+              <w:rPr>
+                <w:rStyle w:val="VerbatimChar"/>
+              </w:rPr>
+              <w:t xml:space="preserve">Workorder.MaterialAllocation</w:t>
+            </w:r>
+            <w:r>
+              <w:t xml:space="preserve"> </w:t>
+            </w:r>
+            <w:r>
+              <w:t xml:space="preserve">table and no separate Allocate-Material screen.</w:t>
+            </w:r>
+            <w:r>
+              <w:t xml:space="preserve"> </w:t>
+            </w:r>
+            <w:r>
+              <w:rPr>
+                <w:b/>
+                <w:bCs/>
+              </w:rPr>
+              <w:t xml:space="preserve">Count shifts:</w:t>
+            </w:r>
+            <w:r>
+              <w:t xml:space="preserve"> </w:t>
+            </w:r>
+            <w:r>
+              <w:t xml:space="preserve">Part A MEDIUM Resolved 16 → 17, MEDIUM Open 3 → 2; Part A Resolved 31 → 32, Open 4 → 3; grand total resolved 48 → 49, open 6 → 5. Companion docs same effort: FDS v1.6, Data Model rev 1.9u (assembly finished-good LOT +</w:t>
+            </w:r>
+            <w:r>
+              <w:t xml:space="preserve"> </w:t>
+            </w:r>
+            <w:r>
+              <w:rPr>
+                <w:rStyle w:val="VerbatimChar"/>
+              </w:rPr>
+              <w:t xml:space="preserve">ContainerTray.FinishedGoodLotId</w:t>
+            </w:r>
+            <w:r>
+              <w:t xml:space="preserve">).</w:t>
+            </w:r>
+          </w:p>
+        </w:tc>
+      </w:tr>
+      <w:tr>
+        <w:tc>
+          <w:tcPr>
+            <w:shd w:val="clear" w:color="auto" w:fill="F2F2F2"/>
+          </w:tcPr>
+          <w:tcPr/>
+          <w:p>
+            <w:pPr>
+              <w:pStyle w:val="Compact"/>
+            </w:pPr>
+            <w:r>
+              <w:t xml:space="preserve">2.19</w:t>
+            </w:r>
+          </w:p>
+        </w:tc>
+        <w:tc>
+          <w:tcPr>
+            <w:shd w:val="clear" w:color="auto" w:fill="F2F2F2"/>
+          </w:tcPr>
+          <w:tcPr/>
+          <w:p>
+            <w:pPr>
+              <w:pStyle w:val="Compact"/>
+            </w:pPr>
+            <w:r>
+              <w:t xml:space="preserve">2026-06-15</w:t>
+            </w:r>
+          </w:p>
+        </w:tc>
+        <w:tc>
+          <w:tcPr>
+            <w:shd w:val="clear" w:color="auto" w:fill="F2F2F2"/>
+          </w:tcPr>
+          <w:tcPr/>
+          <w:p>
+            <w:pPr>
+              <w:pStyle w:val="Compact"/>
+            </w:pPr>
+            <w:r>
+              <w:t xml:space="preserve">Blue Ridge Automation</w:t>
+            </w:r>
+          </w:p>
+        </w:tc>
+        <w:tc>
+          <w:tcPr>
+            <w:shd w:val="clear" w:color="auto" w:fill="F2F2F2"/>
+          </w:tcPr>
+          <w:tcPr/>
+          <w:p>
+            <w:pPr>
+              <w:pStyle w:val="Compact"/>
+            </w:pPr>
+            <w:r>
+              <w:rPr>
+                <w:b/>
+                <w:bCs/>
+              </w:rPr>
+              <w:t xml:space="preserve">OI-36 NEW / ⬜ Open / MEDIUM — Timestamp display timezone (UTC stored, ET displayed).</w:t>
+            </w:r>
+            <w:r>
+              <w:t xml:space="preserve"> </w:t>
+            </w:r>
+            <w:r>
+              <w:t xml:space="preserve">Codified the convention that all timestamps are persisted UTC (</w:t>
+            </w:r>
+            <w:r>
+              <w:rPr>
+                <w:rStyle w:val="VerbatimChar"/>
+              </w:rPr>
+              <w:t xml:space="preserve">GETUTCDATETIME()</w:t>
+            </w:r>
+            <w:r>
+              <w:t xml:space="preserve">) and displayed in Eastern Time, converted at the read boundary via</w:t>
+            </w:r>
+            <w:r>
+              <w:t xml:space="preserve"> </w:t>
+            </w:r>
+            <w:r>
+              <w:rPr>
+                <w:rStyle w:val="VerbatimChar"/>
+              </w:rPr>
+              <w:t xml:space="preserve">CAST(col AT TIME ZONE 'UTC' AT TIME ZONE 'Eastern Standard Time' AS DATETIME2(3))</w:t>
+            </w:r>
+            <w:r>
+              <w:t xml:space="preserve"> </w:t>
+            </w:r>
+            <w:r>
+              <w:t xml:space="preserve">(now in CLAUDE.md § SQL design). The Audit Browser +</w:t>
+            </w:r>
+            <w:r>
+              <w:t xml:space="preserve"> </w:t>
+            </w:r>
+            <w:r>
+              <w:rPr>
+                <w:rStyle w:val="VerbatimChar"/>
+              </w:rPr>
+              <w:t xml:space="preserve">Lot_GetAttributeHistory</w:t>
+            </w:r>
+            <w:r>
+              <w:t xml:space="preserve"> </w:t>
+            </w:r>
+            <w:r>
+              <w:t xml:space="preserve">already convert; OI-36 tracks the refactor sweep of the remaining Arc 2 plant-floor read procs that still surface raw UTC. Count shifts: Part A MEDIUM Open 2 → 3, Part A Open 3 → 4, Part A total 35 → 36; grand total 54 → 55, open 5 → 6.</w:t>
+            </w:r>
+          </w:p>
+        </w:tc>
+      </w:tr>
+      <w:tr>
+        <w:tc>
+          <w:tcPr/>
+          <w:p>
+            <w:pPr>
+              <w:pStyle w:val="Compact"/>
+            </w:pPr>
+            <w:r>
+              <w:t xml:space="preserve">2.18</w:t>
+            </w:r>
+          </w:p>
+        </w:tc>
+        <w:tc>
+          <w:tcPr/>
+          <w:p>
+            <w:pPr>
+              <w:pStyle w:val="Compact"/>
+            </w:pPr>
+            <w:r>
+              <w:t xml:space="preserve">2026-06-09</w:t>
+            </w:r>
+          </w:p>
+        </w:tc>
+        <w:tc>
+          <w:tcPr/>
+          <w:p>
+            <w:pPr>
+              <w:pStyle w:val="Compact"/>
+            </w:pPr>
+            <w:r>
+              <w:t xml:space="preserve">Blue Ridge Automation</w:t>
+            </w:r>
+          </w:p>
+        </w:tc>
+        <w:tc>
+          <w:tcPr/>
+          <w:p>
+            <w:pPr>
+              <w:pStyle w:val="Compact"/>
+            </w:pPr>
+            <w:r>
+              <w:rPr>
+                <w:b/>
+                <w:bCs/>
+              </w:rPr>
+              <w:t xml:space="preserve">OI-35 RESOLVED — Phase 0 architecture gate cleared (Arc-2 Phase-1 SQL unblocked).</w:t>
+            </w:r>
+            <w:r>
+              <w:t xml:space="preserve"> </w:t>
+            </w:r>
+            <w:r>
+              <w:t xml:space="preserve">Track B (OI-35 B1–B8) signed off 2026-06-08 (</w:t>
+            </w:r>
+            <w:r>
+              <w:rPr>
+                <w:rStyle w:val="VerbatimChar"/>
+              </w:rPr>
+              <w:t xml:space="preserve">Meeting_Notes/2026-06-08_Phase0_Decision_Log.md</w:t>
+            </w:r>
+            <w:r>
+              <w:t xml:space="preserve">); decisions baked into migration</w:t>
+            </w:r>
+            <w:r>
+              <w:t xml:space="preserve"> </w:t>
+            </w:r>
+            <w:r>
+              <w:rPr>
+                <w:rStyle w:val="VerbatimChar"/>
+              </w:rPr>
+              <w:t xml:space="preserve">0020</w:t>
+            </w:r>
+            <w:r>
+              <w:t xml:space="preserve"> </w:t>
+            </w:r>
+            <w:r>
+              <w:t xml:space="preserve">(design spec</w:t>
+            </w:r>
+            <w:r>
+              <w:t xml:space="preserve"> </w:t>
+            </w:r>
+            <w:r>
+              <w:rPr>
+                <w:rStyle w:val="VerbatimChar"/>
+              </w:rPr>
+              <w:t xml:space="preserve">docs/superpowers/specs/2026-06-09-arc2-phase1-sql-foundation-design.md</w:t>
+            </w:r>
+            <w:r>
+              <w:t xml:space="preserve">): B2 monthly partitioning +</w:t>
+            </w:r>
+            <w:r>
+              <w:t xml:space="preserve"> </w:t>
+            </w:r>
+            <w:r>
+              <w:rPr>
+                <w:rStyle w:val="VerbatimChar"/>
+              </w:rPr>
+              <w:t xml:space="preserve">TRUNCATE</w:t>
+            </w:r>
+            <w:r>
+              <w:t xml:space="preserve"> </w:t>
+            </w:r>
+            <w:r>
+              <w:t xml:space="preserve">sliding-window (singleton</w:t>
+            </w:r>
+            <w:r>
+              <w:t xml:space="preserve"> </w:t>
+            </w:r>
+            <w:r>
+              <w:rPr>
+                <w:rStyle w:val="VerbatimChar"/>
+              </w:rPr>
+              <w:t xml:space="preserve">Id</w:t>
+            </w:r>
+            <w:r>
+              <w:t xml:space="preserve"> </w:t>
+            </w:r>
+            <w:r>
+              <w:t xml:space="preserve">PK preserved), B3 columnstore deferred, B4</w:t>
+            </w:r>
+            <w:r>
+              <w:t xml:space="preserve"> </w:t>
+            </w:r>
+            <w:r>
+              <w:rPr>
+                <w:rStyle w:val="VerbatimChar"/>
+              </w:rPr>
+              <w:t xml:space="preserve">LotGenealogyClosure</w:t>
+            </w:r>
+            <w:r>
+              <w:t xml:space="preserve">, B5 materialized qty + fallback view, B6 row-locked</w:t>
+            </w:r>
+            <w:r>
+              <w:t xml:space="preserve"> </w:t>
+            </w:r>
+            <w:r>
+              <w:rPr>
+                <w:rStyle w:val="VerbatimChar"/>
+              </w:rPr>
+              <w:t xml:space="preserve">IdentifierSequence_Next</w:t>
+            </w:r>
+            <w:r>
+              <w:t xml:space="preserve"> </w:t>
+            </w:r>
+            <w:r>
+              <w:t xml:space="preserve">(seed ≈3M, MESL/MESI), B7</w:t>
+            </w:r>
+            <w:r>
+              <w:t xml:space="preserve"> </w:t>
+            </w:r>
+            <w:r>
+              <w:rPr>
+                <w:rStyle w:val="VerbatimChar"/>
+              </w:rPr>
+              <w:t xml:space="preserve">OperationLog</w:t>
+            </w:r>
+            <w:r>
+              <w:t xml:space="preserve">→</w:t>
+            </w:r>
+            <w:r>
+              <w:rPr>
+                <w:rStyle w:val="VerbatimChar"/>
+              </w:rPr>
+              <w:t xml:space="preserve">LotEventLog</w:t>
+            </w:r>
+            <w:r>
+              <w:t xml:space="preserve"> </w:t>
+            </w:r>
+            <w:r>
+              <w:t xml:space="preserve">split, B8 filtered indexes, B1 retention → FDS §11. Track A = build-on-assumed-defaults (A4 ShotCount cumulative locked; A1/A2/A5/A6/A7 MPP-confirm in parallel; A8 close-as-not-reproduced; A9 hard-fail).</w:t>
+            </w:r>
+            <w:r>
+              <w:t xml:space="preserve"> </w:t>
+            </w:r>
+            <w:r>
+              <w:rPr>
+                <w:b/>
+                <w:bCs/>
+              </w:rPr>
+              <w:t xml:space="preserve">UJ-03 ⚠️ changed</w:t>
+            </w:r>
+            <w:r>
+              <w:t xml:space="preserve"> </w:t>
+            </w:r>
+            <w:r>
+              <w:t xml:space="preserve">(Phase 0 T008): no auto even-split default — operator enters all split quantities; FDS §5/§6 even-split-default prose to be removed at next FDS pass.</w:t>
+            </w:r>
+            <w:r>
+              <w:t xml:space="preserve"> </w:t>
+            </w:r>
+            <w:r>
+              <w:rPr>
+                <w:b/>
+                <w:bCs/>
+              </w:rPr>
+              <w:t xml:space="preserve">UJ-05</w:t>
+            </w:r>
+            <w:r>
+              <w:t xml:space="preserve"> </w:t>
+            </w:r>
+            <w:r>
+              <w:t xml:space="preserve">build default locked to update-in-place +</w:t>
+            </w:r>
+            <w:r>
+              <w:t xml:space="preserve"> </w:t>
+            </w:r>
+            <w:r>
+              <w:rPr>
+                <w:rStyle w:val="VerbatimChar"/>
+              </w:rPr>
+              <w:t xml:space="preserve">ContainerSerialHistory</w:t>
+            </w:r>
+            <w:r>
+              <w:t xml:space="preserve"> </w:t>
+            </w:r>
+            <w:r>
+              <w:t xml:space="preserve">(B10), stays Open pending Quality/Honda affirmation.</w:t>
+            </w:r>
+            <w:r>
+              <w:t xml:space="preserve"> </w:t>
+            </w:r>
+            <w:r>
+              <w:rPr>
+                <w:b/>
+                <w:bCs/>
+              </w:rPr>
+              <w:t xml:space="preserve">Count shifts:</w:t>
+            </w:r>
+            <w:r>
+              <w:t xml:space="preserve"> </w:t>
+            </w:r>
+            <w:r>
+              <w:t xml:space="preserve">Part A Resolved 30 → 31, Open 4 → 3 (OI-32/-34 + OI-33 remain; OI-35 → Resolved). Grand total: 48 resolved, 0 in review, 5 open, 1 superseded. Companion edits applied same pass: Data Model §</w:t>
+            </w:r>
+            <w:r>
+              <w:t xml:space="preserve"> </w:t>
+            </w:r>
+            <w:r>
+              <w:t xml:space="preserve">“Scaling Decisions”</w:t>
+            </w:r>
+            <w:r>
+              <w:t xml:space="preserve"> </w:t>
+            </w:r>
+            <w:r>
+              <w:t xml:space="preserve">(rev 1.9s), FDS-11-009 retention table, Plant Floor plan B10.</w:t>
+            </w:r>
+          </w:p>
+        </w:tc>
+      </w:tr>
+      <w:tr>
+        <w:tc>
+          <w:tcPr>
+            <w:shd w:val="clear" w:color="auto" w:fill="F2F2F2"/>
+          </w:tcPr>
+          <w:tcPr/>
+          <w:p>
+            <w:pPr>
+              <w:pStyle w:val="Compact"/>
+            </w:pPr>
+            <w:r>
               <w:t xml:space="preserve">2.17</w:t>
             </w:r>
           </w:p>
         </w:tc>
         <w:tc>
+          <w:tcPr>
+            <w:shd w:val="clear" w:color="auto" w:fill="F2F2F2"/>
+          </w:tcPr>
           <w:tcPr/>
           <w:p>
             <w:pPr>
@@ -239,6 +793,9 @@
           </w:p>
         </w:tc>
         <w:tc>
+          <w:tcPr>
+            <w:shd w:val="clear" w:color="auto" w:fill="F2F2F2"/>
+          </w:tcPr>
           <w:tcPr/>
           <w:p>
             <w:pPr>
@@ -250,6 +807,9 @@
           </w:p>
         </w:tc>
         <w:tc>
+          <w:tcPr>
+            <w:shd w:val="clear" w:color="auto" w:fill="F2F2F2"/>
+          </w:tcPr>
           <w:tcPr/>
           <w:p>
             <w:pPr>
@@ -498,6 +1058,293 @@
       </w:tr>
       <w:tr>
         <w:tc>
+          <w:tcPr/>
+          <w:p>
+            <w:pPr>
+              <w:pStyle w:val="Compact"/>
+            </w:pPr>
+            <w:r>
+              <w:t xml:space="preserve">2.16</w:t>
+            </w:r>
+          </w:p>
+        </w:tc>
+        <w:tc>
+          <w:tcPr/>
+          <w:p>
+            <w:pPr>
+              <w:pStyle w:val="Compact"/>
+            </w:pPr>
+            <w:r>
+              <w:t xml:space="preserve">2026-04-29</w:t>
+            </w:r>
+          </w:p>
+        </w:tc>
+        <w:tc>
+          <w:tcPr/>
+          <w:p>
+            <w:pPr>
+              <w:pStyle w:val="Compact"/>
+            </w:pPr>
+            <w:r>
+              <w:t xml:space="preserve">Blue Ridge Automation</w:t>
+            </w:r>
+          </w:p>
+        </w:tc>
+        <w:tc>
+          <w:tcPr/>
+          <w:p>
+            <w:pPr>
+              <w:pStyle w:val="Compact"/>
+            </w:pPr>
+            <w:r>
+              <w:rPr>
+                <w:b/>
+                <w:bCs/>
+              </w:rPr>
+              <w:t xml:space="preserve">OI-35 NEW / ⬜ Open / HIGH — Long-horizon scaling, retention, and archiving strategy.</w:t>
+            </w:r>
+            <w:r>
+              <w:t xml:space="preserve"> </w:t>
+            </w:r>
+            <w:r>
+              <w:t xml:space="preserve">Captures the 20-year-retention architectural decisions surfaced during the 2026-04-28 indexing &amp; query-perf review.</w:t>
+            </w:r>
+            <w:r>
+              <w:t xml:space="preserve"> </w:t>
+            </w:r>
+            <w:r>
+              <w:rPr>
+                <w:b/>
+                <w:bCs/>
+              </w:rPr>
+              <w:t xml:space="preserve">Tagged</w:t>
+            </w:r>
+            <w:r>
+              <w:rPr>
+                <w:b/>
+                <w:bCs/>
+              </w:rPr>
+              <w:t xml:space="preserve"> </w:t>
+            </w:r>
+            <w:r>
+              <w:rPr>
+                <w:b/>
+                <w:bCs/>
+              </w:rPr>
+              <w:t xml:space="preserve">“must decide before Arc 2 Phase 1 SQL build”</w:t>
+            </w:r>
+            <w:r>
+              <w:t xml:space="preserve"> </w:t>
+            </w:r>
+            <w:r>
+              <w:t xml:space="preserve">— partition functions, materialization columns, and closure-table presence all need to be in the CREATE migration; retrofitting them on a populated 100M+ row table is operationally painful. The decision space: per-table retention class (push-back candidates:</w:t>
+            </w:r>
+            <w:r>
+              <w:t xml:space="preserve"> </w:t>
+            </w:r>
+            <w:r>
+              <w:rPr>
+                <w:rStyle w:val="VerbatimChar"/>
+              </w:rPr>
+              <w:t xml:space="preserve">Audit.OperationLog</w:t>
+            </w:r>
+            <w:r>
+              <w:t xml:space="preserve"> </w:t>
+            </w:r>
+            <w:r>
+              <w:t xml:space="preserve">/</w:t>
+            </w:r>
+            <w:r>
+              <w:t xml:space="preserve"> </w:t>
+            </w:r>
+            <w:r>
+              <w:rPr>
+                <w:rStyle w:val="VerbatimChar"/>
+              </w:rPr>
+              <w:t xml:space="preserve">InterfaceLog</w:t>
+            </w:r>
+            <w:r>
+              <w:t xml:space="preserve"> </w:t>
+            </w:r>
+            <w:r>
+              <w:t xml:space="preserve">/</w:t>
+            </w:r>
+            <w:r>
+              <w:t xml:space="preserve"> </w:t>
+            </w:r>
+            <w:r>
+              <w:rPr>
+                <w:rStyle w:val="VerbatimChar"/>
+              </w:rPr>
+              <w:t xml:space="preserve">FailureLog</w:t>
+            </w:r>
+            <w:r>
+              <w:t xml:space="preserve"> </w:t>
+            </w:r>
+            <w:r>
+              <w:t xml:space="preserve">at 7-year vs 20-year), monthly range partitioning + sliding-window automation for ~14 high-volume event tables, clustered columnstore on partitions older than 90 days, materialized closure table for</w:t>
+            </w:r>
+            <w:r>
+              <w:t xml:space="preserve"> </w:t>
+            </w:r>
+            <w:r>
+              <w:rPr>
+                <w:rStyle w:val="VerbatimChar"/>
+              </w:rPr>
+              <w:t xml:space="preserve">Lots.LotGenealogy</w:t>
+            </w:r>
+            <w:r>
+              <w:t xml:space="preserve"> </w:t>
+            </w:r>
+            <w:r>
+              <w:t xml:space="preserve">(so Honda audits don’t recursive-CTE-walk 100M+ rows at year 15), materialize</w:t>
+            </w:r>
+            <w:r>
+              <w:t xml:space="preserve"> </w:t>
+            </w:r>
+            <w:r>
+              <w:rPr>
+                <w:rStyle w:val="VerbatimChar"/>
+              </w:rPr>
+              <w:t xml:space="preserve">TotalInProcess</w:t>
+            </w:r>
+            <w:r>
+              <w:t xml:space="preserve"> </w:t>
+            </w:r>
+            <w:r>
+              <w:t xml:space="preserve">/</w:t>
+            </w:r>
+            <w:r>
+              <w:t xml:space="preserve"> </w:t>
+            </w:r>
+            <w:r>
+              <w:rPr>
+                <w:rStyle w:val="VerbatimChar"/>
+              </w:rPr>
+              <w:t xml:space="preserve">InventoryAvailable</w:t>
+            </w:r>
+            <w:r>
+              <w:t xml:space="preserve"> </w:t>
+            </w:r>
+            <w:r>
+              <w:t xml:space="preserve">columns onto</w:t>
+            </w:r>
+            <w:r>
+              <w:t xml:space="preserve"> </w:t>
+            </w:r>
+            <w:r>
+              <w:rPr>
+                <w:rStyle w:val="VerbatimChar"/>
+              </w:rPr>
+              <w:t xml:space="preserve">Lots.Lot</w:t>
+            </w:r>
+            <w:r>
+              <w:t xml:space="preserve"> </w:t>
+            </w:r>
+            <w:r>
+              <w:t xml:space="preserve">(replaces the read-time</w:t>
+            </w:r>
+            <w:r>
+              <w:t xml:space="preserve"> </w:t>
+            </w:r>
+            <w:r>
+              <w:rPr>
+                <w:rStyle w:val="VerbatimChar"/>
+              </w:rPr>
+              <w:t xml:space="preserve">v_LotDerivedQuantities</w:t>
+            </w:r>
+            <w:r>
+              <w:t xml:space="preserve"> </w:t>
+            </w:r>
+            <w:r>
+              <w:t xml:space="preserve">view at scale), switch</w:t>
+            </w:r>
+            <w:r>
+              <w:t xml:space="preserve"> </w:t>
+            </w:r>
+            <w:r>
+              <w:rPr>
+                <w:rStyle w:val="VerbatimChar"/>
+              </w:rPr>
+              <w:t xml:space="preserve">Lots.IdentifierSequence_Next</w:t>
+            </w:r>
+            <w:r>
+              <w:t xml:space="preserve"> </w:t>
+            </w:r>
+            <w:r>
+              <w:t xml:space="preserve">to SQL Server</w:t>
+            </w:r>
+            <w:r>
+              <w:t xml:space="preserve"> </w:t>
+            </w:r>
+            <w:r>
+              <w:rPr>
+                <w:rStyle w:val="VerbatimChar"/>
+              </w:rPr>
+              <w:t xml:space="preserve">SEQUENCE</w:t>
+            </w:r>
+            <w:r>
+              <w:t xml:space="preserve"> </w:t>
+            </w:r>
+            <w:r>
+              <w:t xml:space="preserve">object (eliminates row-level lock contention at LOT creation), split</w:t>
+            </w:r>
+            <w:r>
+              <w:t xml:space="preserve"> </w:t>
+            </w:r>
+            <w:r>
+              <w:rPr>
+                <w:rStyle w:val="VerbatimChar"/>
+              </w:rPr>
+              <w:t xml:space="preserve">Audit.OperationLog</w:t>
+            </w:r>
+            <w:r>
+              <w:t xml:space="preserve"> </w:t>
+            </w:r>
+            <w:r>
+              <w:t xml:space="preserve">into a 7-year retention general audit + a separate 20-year</w:t>
+            </w:r>
+            <w:r>
+              <w:t xml:space="preserve"> </w:t>
+            </w:r>
+            <w:r>
+              <w:rPr>
+                <w:rStyle w:val="VerbatimChar"/>
+              </w:rPr>
+              <w:t xml:space="preserve">Lots.LotEventLog</w:t>
+            </w:r>
+            <w:r>
+              <w:t xml:space="preserve"> </w:t>
+            </w:r>
+            <w:r>
+              <w:t xml:space="preserve">for traceability events. Owner: Blue Ridge architecture + MPP IT (retention policy negotiation). Last-responsible-moment posture confirmed by Jacques 2026-04-29 — the decision is deferred but the gate is hard. Couples to: indexing review meeting note (</w:t>
+            </w:r>
+            <w:r>
+              <w:rPr>
+                <w:rStyle w:val="VerbatimChar"/>
+              </w:rPr>
+              <w:t xml:space="preserve">Meeting_Notes/2026-04-28_DataModel_Indexing_Scaling_Review.md</w:t>
+            </w:r>
+            <w:r>
+              <w:t xml:space="preserve">), the data model spec § for Arc 2 deferred tables, and the existing</w:t>
+            </w:r>
+            <w:r>
+              <w:t xml:space="preserve"> </w:t>
+            </w:r>
+            <w:r>
+              <w:t xml:space="preserve">“indexing pass”</w:t>
+            </w:r>
+            <w:r>
+              <w:t xml:space="preserve"> </w:t>
+            </w:r>
+            <w:r>
+              <w:t xml:space="preserve">follow-up. Count shifts: Part A Open 10 → 11 (added OI-35 HIGH). Active Part A item count 34 → 35. No FDS / data model / SQL changes this revision — register entry only.</w:t>
+            </w:r>
+          </w:p>
+        </w:tc>
+      </w:tr>
+      <w:tr>
+        <w:tc>
           <w:tcPr>
             <w:shd w:val="clear" w:color="auto" w:fill="F2F2F2"/>
           </w:tcPr>
@@ -507,7 +1354,7 @@
               <w:pStyle w:val="Compact"/>
             </w:pPr>
             <w:r>
-              <w:t xml:space="preserve">2.16</w:t>
+              <w:t xml:space="preserve">2.15</w:t>
             </w:r>
           </w:p>
         </w:tc>
@@ -521,7 +1368,7 @@
               <w:pStyle w:val="Compact"/>
             </w:pPr>
             <w:r>
-              <w:t xml:space="preserve">2026-04-29</w:t>
+              <w:t xml:space="preserve">2026-04-28</w:t>
             </w:r>
           </w:p>
         </w:tc>
@@ -553,13 +1400,13 @@
                 <w:b/>
                 <w:bCs/>
               </w:rPr>
-              <w:t xml:space="preserve">OI-35 NEW / ⬜ Open / HIGH — Long-horizon scaling, retention, and archiving strategy.</w:t>
-            </w:r>
-            <w:r>
-              <w:t xml:space="preserve"> </w:t>
-            </w:r>
-            <w:r>
-              <w:t xml:space="preserve">Captures the 20-year-retention architectural decisions surfaced during the 2026-04-28 indexing &amp; query-perf review.</w:t>
+              <w:t xml:space="preserve">Canonical sync of OI-33 + OI-34 from the embedded FDS Open Items Register.</w:t>
+            </w:r>
+            <w:r>
+              <w:t xml:space="preserve"> </w:t>
+            </w:r>
+            <w:r>
+              <w:t xml:space="preserve">Both items were added to the FDS body’s Open Items Register during the 2026-04-28 v0.11m continuity + clarity pass but had not yet been folded into this canonical OIR.</w:t>
             </w:r>
             <w:r>
               <w:t xml:space="preserve"> </w:t>
@@ -569,13 +1416,46 @@
                 <w:b/>
                 <w:bCs/>
               </w:rPr>
-              <w:t xml:space="preserve">Tagged</w:t>
+              <w:t xml:space="preserve">OI-33 ⬜ Open / HIGH</w:t>
+            </w:r>
+            <w:r>
+              <w:t xml:space="preserve"> </w:t>
+            </w:r>
+            <w:r>
+              <w:t xml:space="preserve">— AIM Shipper ID pool empty-pool</w:t>
+            </w:r>
+            <w:r>
+              <w:t xml:space="preserve"> </w:t>
             </w:r>
             <w:r>
               <w:rPr>
                 <w:b/>
                 <w:bCs/>
               </w:rPr>
+              <w:t xml:space="preserve">hard-fail</w:t>
+            </w:r>
+            <w:r>
+              <w:t xml:space="preserve"> </w:t>
+            </w:r>
+            <w:r>
+              <w:t xml:space="preserve">behavior (FDS-07-010a). When the local pool is exhausted,</w:t>
+            </w:r>
+            <w:r>
+              <w:t xml:space="preserve"> </w:t>
+            </w:r>
+            <w:r>
+              <w:rPr>
+                <w:rStyle w:val="VerbatimChar"/>
+              </w:rPr>
+              <w:t xml:space="preserve">Container_Complete</w:t>
+            </w:r>
+            <w:r>
+              <w:t xml:space="preserve"> </w:t>
+            </w:r>
+            <w:r>
+              <w:t xml:space="preserve">rolls back and production stops on affected lines until the pool refills (no soft-fallback, no placeholder-then-reconcile). Customer validation needed: confirm hard-fail is the desired operational posture given trucks cannot ship without valid Honda-issued AIM IDs. Owner: MPP Operations / IT. Couples to UJ-04 (already Resolved — pool design locked v2.12).</w:t>
+            </w:r>
+            <w:r>
               <w:t xml:space="preserve"> </w:t>
             </w:r>
             <w:r>
@@ -583,214 +1463,13 @@
                 <w:b/>
                 <w:bCs/>
               </w:rPr>
-              <w:t xml:space="preserve">“must decide before Arc 2 Phase 1 SQL build”</w:t>
-            </w:r>
-            <w:r>
-              <w:t xml:space="preserve"> </w:t>
-            </w:r>
-            <w:r>
-              <w:t xml:space="preserve">— partition functions, materialization columns, and closure-table presence all need to be in the CREATE migration; retrofitting them on a populated 100M+ row table is operationally painful. The decision space: per-table retention class (push-back candidates:</w:t>
-            </w:r>
-            <w:r>
-              <w:t xml:space="preserve"> </w:t>
-            </w:r>
-            <w:r>
-              <w:rPr>
-                <w:rStyle w:val="VerbatimChar"/>
-              </w:rPr>
-              <w:t xml:space="preserve">Audit.OperationLog</w:t>
-            </w:r>
-            <w:r>
-              <w:t xml:space="preserve"> </w:t>
-            </w:r>
-            <w:r>
-              <w:t xml:space="preserve">/</w:t>
-            </w:r>
-            <w:r>
-              <w:t xml:space="preserve"> </w:t>
-            </w:r>
-            <w:r>
-              <w:rPr>
-                <w:rStyle w:val="VerbatimChar"/>
-              </w:rPr>
-              <w:t xml:space="preserve">InterfaceLog</w:t>
-            </w:r>
-            <w:r>
-              <w:t xml:space="preserve"> </w:t>
-            </w:r>
-            <w:r>
-              <w:t xml:space="preserve">/</w:t>
-            </w:r>
-            <w:r>
-              <w:t xml:space="preserve"> </w:t>
-            </w:r>
-            <w:r>
-              <w:rPr>
-                <w:rStyle w:val="VerbatimChar"/>
-              </w:rPr>
-              <w:t xml:space="preserve">FailureLog</w:t>
-            </w:r>
-            <w:r>
-              <w:t xml:space="preserve"> </w:t>
-            </w:r>
-            <w:r>
-              <w:t xml:space="preserve">at 7-year vs 20-year), monthly range partitioning + sliding-window automation for ~14 high-volume event tables, clustered columnstore on partitions older than 90 days, materialized closure table for</w:t>
-            </w:r>
-            <w:r>
-              <w:t xml:space="preserve"> </w:t>
-            </w:r>
-            <w:r>
-              <w:rPr>
-                <w:rStyle w:val="VerbatimChar"/>
-              </w:rPr>
-              <w:t xml:space="preserve">Lots.LotGenealogy</w:t>
-            </w:r>
-            <w:r>
-              <w:t xml:space="preserve"> </w:t>
-            </w:r>
-            <w:r>
-              <w:t xml:space="preserve">(so Honda audits don’t recursive-CTE-walk 100M+ rows at year 15), materialize</w:t>
-            </w:r>
-            <w:r>
-              <w:t xml:space="preserve"> </w:t>
-            </w:r>
-            <w:r>
-              <w:rPr>
-                <w:rStyle w:val="VerbatimChar"/>
-              </w:rPr>
-              <w:t xml:space="preserve">TotalInProcess</w:t>
-            </w:r>
-            <w:r>
-              <w:t xml:space="preserve"> </w:t>
-            </w:r>
-            <w:r>
-              <w:t xml:space="preserve">/</w:t>
-            </w:r>
-            <w:r>
-              <w:t xml:space="preserve"> </w:t>
-            </w:r>
-            <w:r>
-              <w:rPr>
-                <w:rStyle w:val="VerbatimChar"/>
-              </w:rPr>
-              <w:t xml:space="preserve">InventoryAvailable</w:t>
-            </w:r>
-            <w:r>
-              <w:t xml:space="preserve"> </w:t>
-            </w:r>
-            <w:r>
-              <w:t xml:space="preserve">columns onto</w:t>
-            </w:r>
-            <w:r>
-              <w:t xml:space="preserve"> </w:t>
-            </w:r>
-            <w:r>
-              <w:rPr>
-                <w:rStyle w:val="VerbatimChar"/>
-              </w:rPr>
-              <w:t xml:space="preserve">Lots.Lot</w:t>
-            </w:r>
-            <w:r>
-              <w:t xml:space="preserve"> </w:t>
-            </w:r>
-            <w:r>
-              <w:t xml:space="preserve">(replaces the read-time</w:t>
-            </w:r>
-            <w:r>
-              <w:t xml:space="preserve"> </w:t>
-            </w:r>
-            <w:r>
-              <w:rPr>
-                <w:rStyle w:val="VerbatimChar"/>
-              </w:rPr>
-              <w:t xml:space="preserve">v_LotDerivedQuantities</w:t>
-            </w:r>
-            <w:r>
-              <w:t xml:space="preserve"> </w:t>
-            </w:r>
-            <w:r>
-              <w:t xml:space="preserve">view at scale), switch</w:t>
-            </w:r>
-            <w:r>
-              <w:t xml:space="preserve"> </w:t>
-            </w:r>
-            <w:r>
-              <w:rPr>
-                <w:rStyle w:val="VerbatimChar"/>
-              </w:rPr>
-              <w:t xml:space="preserve">Lots.IdentifierSequence_Next</w:t>
-            </w:r>
-            <w:r>
-              <w:t xml:space="preserve"> </w:t>
-            </w:r>
-            <w:r>
-              <w:t xml:space="preserve">to SQL Server</w:t>
-            </w:r>
-            <w:r>
-              <w:t xml:space="preserve"> </w:t>
-            </w:r>
-            <w:r>
-              <w:rPr>
-                <w:rStyle w:val="VerbatimChar"/>
-              </w:rPr>
-              <w:t xml:space="preserve">SEQUENCE</w:t>
-            </w:r>
-            <w:r>
-              <w:t xml:space="preserve"> </w:t>
-            </w:r>
-            <w:r>
-              <w:t xml:space="preserve">object (eliminates row-level lock contention at LOT creation), split</w:t>
-            </w:r>
-            <w:r>
-              <w:t xml:space="preserve"> </w:t>
-            </w:r>
-            <w:r>
-              <w:rPr>
-                <w:rStyle w:val="VerbatimChar"/>
-              </w:rPr>
-              <w:t xml:space="preserve">Audit.OperationLog</w:t>
-            </w:r>
-            <w:r>
-              <w:t xml:space="preserve"> </w:t>
-            </w:r>
-            <w:r>
-              <w:t xml:space="preserve">into a 7-year retention general audit + a separate 20-year</w:t>
-            </w:r>
-            <w:r>
-              <w:t xml:space="preserve"> </w:t>
-            </w:r>
-            <w:r>
-              <w:rPr>
-                <w:rStyle w:val="VerbatimChar"/>
-              </w:rPr>
-              <w:t xml:space="preserve">Lots.LotEventLog</w:t>
-            </w:r>
-            <w:r>
-              <w:t xml:space="preserve"> </w:t>
-            </w:r>
-            <w:r>
-              <w:t xml:space="preserve">for traceability events. Owner: Blue Ridge architecture + MPP IT (retention policy negotiation). Last-responsible-moment posture confirmed by Jacques 2026-04-29 — the decision is deferred but the gate is hard. Couples to: indexing review meeting note (</w:t>
-            </w:r>
-            <w:r>
-              <w:rPr>
-                <w:rStyle w:val="VerbatimChar"/>
-              </w:rPr>
-              <w:t xml:space="preserve">Meeting_Notes/2026-04-28_DataModel_Indexing_Scaling_Review.md</w:t>
-            </w:r>
-            <w:r>
-              <w:t xml:space="preserve">), the data model spec § for Arc 2 deferred tables, and the existing</w:t>
-            </w:r>
-            <w:r>
-              <w:t xml:space="preserve"> </w:t>
-            </w:r>
-            <w:r>
-              <w:t xml:space="preserve">“indexing pass”</w:t>
-            </w:r>
-            <w:r>
-              <w:t xml:space="preserve"> </w:t>
-            </w:r>
-            <w:r>
-              <w:t xml:space="preserve">follow-up. Count shifts: Part A Open 10 → 11 (added OI-35 HIGH). Active Part A item count 34 → 35. No FDS / data model / SQL changes this revision — register entry only.</w:t>
+              <w:t xml:space="preserve">OI-34 ⬜ Open / MEDIUM</w:t>
+            </w:r>
+            <w:r>
+              <w:t xml:space="preserve"> </w:t>
+            </w:r>
+            <w:r>
+              <w:t xml:space="preserve">— MPP-authored production schedules — how should the MES leverage them beyond shift-window timing (FDS-09-008 / FDS-09-012)? Current design imports them for shift-instance creation and event-derived availability math. Whether MPP wants additional uses (target quotas per shift, line scheduling drift detection, throughput planning, etc.) is unanswered. Owner: MPP Production Control. Couples to UJ-19 (PD report enumeration) and OI-30 (Reports tile contents). Count shifts: Part A Resolved 22 → 22, In Review 1 → 1, Open 8 → 10 (added OI-33 + OI-34), Superseded 1 → 1. Active Part A item count 32 → 34. No FDS / data model / SQL changes — OIR sync only.</w:t>
             </w:r>
           </w:p>
         </w:tc>
@@ -803,18 +1482,18 @@
               <w:pStyle w:val="Compact"/>
             </w:pPr>
             <w:r>
-              <w:t xml:space="preserve">2.15</w:t>
-            </w:r>
-          </w:p>
-        </w:tc>
-        <w:tc>
-          <w:tcPr/>
-          <w:p>
-            <w:pPr>
-              <w:pStyle w:val="Compact"/>
-            </w:pPr>
-            <w:r>
-              <w:t xml:space="preserve">2026-04-28</w:t>
+              <w:t xml:space="preserve">2.1</w:t>
+            </w:r>
+          </w:p>
+        </w:tc>
+        <w:tc>
+          <w:tcPr/>
+          <w:p>
+            <w:pPr>
+              <w:pStyle w:val="Compact"/>
+            </w:pPr>
+            <w:r>
+              <w:t xml:space="preserve">2026-04-06</w:t>
             </w:r>
           </w:p>
         </w:tc>
@@ -836,80 +1515,7 @@
               <w:pStyle w:val="Compact"/>
             </w:pPr>
             <w:r>
-              <w:rPr>
-                <w:b/>
-                <w:bCs/>
-              </w:rPr>
-              <w:t xml:space="preserve">Canonical sync of OI-33 + OI-34 from the embedded FDS Open Items Register.</w:t>
-            </w:r>
-            <w:r>
-              <w:t xml:space="preserve"> </w:t>
-            </w:r>
-            <w:r>
-              <w:t xml:space="preserve">Both items were added to the FDS body’s Open Items Register during the 2026-04-28 v0.11m continuity + clarity pass but had not yet been folded into this canonical OIR.</w:t>
-            </w:r>
-            <w:r>
-              <w:t xml:space="preserve"> </w:t>
-            </w:r>
-            <w:r>
-              <w:rPr>
-                <w:b/>
-                <w:bCs/>
-              </w:rPr>
-              <w:t xml:space="preserve">OI-33 ⬜ Open / HIGH</w:t>
-            </w:r>
-            <w:r>
-              <w:t xml:space="preserve"> </w:t>
-            </w:r>
-            <w:r>
-              <w:t xml:space="preserve">— AIM Shipper ID pool empty-pool</w:t>
-            </w:r>
-            <w:r>
-              <w:t xml:space="preserve"> </w:t>
-            </w:r>
-            <w:r>
-              <w:rPr>
-                <w:b/>
-                <w:bCs/>
-              </w:rPr>
-              <w:t xml:space="preserve">hard-fail</w:t>
-            </w:r>
-            <w:r>
-              <w:t xml:space="preserve"> </w:t>
-            </w:r>
-            <w:r>
-              <w:t xml:space="preserve">behavior (FDS-07-010a). When the local pool is exhausted,</w:t>
-            </w:r>
-            <w:r>
-              <w:t xml:space="preserve"> </w:t>
-            </w:r>
-            <w:r>
-              <w:rPr>
-                <w:rStyle w:val="VerbatimChar"/>
-              </w:rPr>
-              <w:t xml:space="preserve">Container_Complete</w:t>
-            </w:r>
-            <w:r>
-              <w:t xml:space="preserve"> </w:t>
-            </w:r>
-            <w:r>
-              <w:t xml:space="preserve">rolls back and production stops on affected lines until the pool refills (no soft-fallback, no placeholder-then-reconcile). Customer validation needed: confirm hard-fail is the desired operational posture given trucks cannot ship without valid Honda-issued AIM IDs. Owner: MPP Operations / IT. Couples to UJ-04 (already Resolved — pool design locked v2.12).</w:t>
-            </w:r>
-            <w:r>
-              <w:t xml:space="preserve"> </w:t>
-            </w:r>
-            <w:r>
-              <w:rPr>
-                <w:b/>
-                <w:bCs/>
-              </w:rPr>
-              <w:t xml:space="preserve">OI-34 ⬜ Open / MEDIUM</w:t>
-            </w:r>
-            <w:r>
-              <w:t xml:space="preserve"> </w:t>
-            </w:r>
-            <w:r>
-              <w:t xml:space="preserve">— MPP-authored production schedules — how should the MES leverage them beyond shift-window timing (FDS-09-008 / FDS-09-012)? Current design imports them for shift-instance creation and event-derived availability math. Whether MPP wants additional uses (target quotas per shift, line scheduling drift detection, throughput planning, etc.) is unanswered. Owner: MPP Production Control. Couples to UJ-19 (PD report enumeration) and OI-30 (Reports tile contents). Count shifts: Part A Resolved 22 → 22, In Review 1 → 1, Open 8 → 10 (added OI-33 + OI-34), Superseded 1 → 1. Active Part A item count 32 → 34. No FDS / data model / SQL changes — OIR sync only.</w:t>
+              <w:t xml:space="preserve">Initial register consolidating FDS open items and User Journey assumptions</w:t>
             </w:r>
           </w:p>
         </w:tc>
@@ -925,7 +1531,7 @@
               <w:pStyle w:val="Compact"/>
             </w:pPr>
             <w:r>
-              <w:t xml:space="preserve">2.1</w:t>
+              <w:t xml:space="preserve">2.2</w:t>
             </w:r>
           </w:p>
         </w:tc>
@@ -939,7 +1545,7 @@
               <w:pStyle w:val="Compact"/>
             </w:pPr>
             <w:r>
-              <w:t xml:space="preserve">2026-04-06</w:t>
+              <w:t xml:space="preserve">2026-04-08</w:t>
             </w:r>
           </w:p>
         </w:tc>
@@ -967,7 +1573,7 @@
               <w:pStyle w:val="Compact"/>
             </w:pPr>
             <w:r>
-              <w:t xml:space="preserve">Initial register consolidating FDS open items and User Journey assumptions</w:t>
+              <w:t xml:space="preserve">FRS reference crosswalk added per-item; priorities normalized</w:t>
             </w:r>
           </w:p>
         </w:tc>
@@ -980,18 +1586,18 @@
               <w:pStyle w:val="Compact"/>
             </w:pPr>
             <w:r>
-              <w:t xml:space="preserve">2.2</w:t>
-            </w:r>
-          </w:p>
-        </w:tc>
-        <w:tc>
-          <w:tcPr/>
-          <w:p>
-            <w:pPr>
-              <w:pStyle w:val="Compact"/>
-            </w:pPr>
-            <w:r>
-              <w:t xml:space="preserve">2026-04-08</w:t>
+              <w:t xml:space="preserve">2.3</w:t>
+            </w:r>
+          </w:p>
+        </w:tc>
+        <w:tc>
+          <w:tcPr/>
+          <w:p>
+            <w:pPr>
+              <w:pStyle w:val="Compact"/>
+            </w:pPr>
+            <w:r>
+              <w:t xml:space="preserve">2026-04-09</w:t>
             </w:r>
           </w:p>
         </w:tc>
@@ -1013,7 +1619,7 @@
               <w:pStyle w:val="Compact"/>
             </w:pPr>
             <w:r>
-              <w:t xml:space="preserve">FRS reference crosswalk added per-item; priorities normalized</w:t>
+              <w:t xml:space="preserve">First round of MPP review decisions applied — OI-01, UJ-06, UJ-15 closed; 10 items moved to In Review</w:t>
             </w:r>
           </w:p>
         </w:tc>
@@ -1029,7 +1635,7 @@
               <w:pStyle w:val="Compact"/>
             </w:pPr>
             <w:r>
-              <w:t xml:space="preserve">2.3</w:t>
+              <w:t xml:space="preserve">2.4</w:t>
             </w:r>
           </w:p>
         </w:tc>
@@ -1043,7 +1649,7 @@
               <w:pStyle w:val="Compact"/>
             </w:pPr>
             <w:r>
-              <w:t xml:space="preserve">2026-04-09</w:t>
+              <w:t xml:space="preserve">2026-04-21</w:t>
             </w:r>
           </w:p>
         </w:tc>
@@ -1071,7 +1677,41 @@
               <w:pStyle w:val="Compact"/>
             </w:pPr>
             <w:r>
-              <w:t xml:space="preserve">First round of MPP review decisions applied — OI-01, UJ-06, UJ-15 closed; 10 items moved to In Review</w:t>
+              <w:rPr>
+                <w:b/>
+                <w:bCs/>
+              </w:rPr>
+              <w:t xml:space="preserve">Phase A of the 2026-04-20 OI review refactor.</w:t>
+            </w:r>
+            <w:r>
+              <w:t xml:space="preserve"> </w:t>
+            </w:r>
+            <w:r>
+              <w:t xml:space="preserve">Closed OI-03 (shift runtime derived from events) and OI-06 (initials-based operator identity — see Phase C / FDS v0.8). Revised OI-04 (line-stop, not LOT-hold; 10-fail escalation; CRT 200% inspect), OI-05 (die-rank compatibility merge rules), OI-07 (three WO types, Maintenance targets Tools), OI-08 addenda (terminal locked to machine context; part↔machine validity map; mobile consideration), OI-09 addenda (sublot pattern with parent FK), OI-10 (superseded by Phase B Tool Management design). Added four new items: OI-11 (part rename at Casting → Trim), OI-12 (lineside inventory caps), OI-13 (BOM source = Flexware app @ IP .919), OI-14 (admin remove-item). Structural change: each OI and UJ now has its own subsection instead of living inside a giant grid table — easier to read, diff, and update. Source meeting notes at</w:t>
+            </w:r>
+            <w:r>
+              <w:t xml:space="preserve"> </w:t>
+            </w:r>
+            <w:r>
+              <w:rPr>
+                <w:rStyle w:val="VerbatimChar"/>
+              </w:rPr>
+              <w:t xml:space="preserve">Meeting_Notes/2026-04-20_OI_Review.md</w:t>
+            </w:r>
+            <w:r>
+              <w:t xml:space="preserve">. Running plan in</w:t>
+            </w:r>
+            <w:r>
+              <w:t xml:space="preserve"> </w:t>
+            </w:r>
+            <w:r>
+              <w:rPr>
+                <w:rStyle w:val="VerbatimChar"/>
+              </w:rPr>
+              <w:t xml:space="preserve">memory/project_mpp_oi_refactor.md</w:t>
+            </w:r>
+            <w:r>
+              <w:t xml:space="preserve">.</w:t>
             </w:r>
           </w:p>
         </w:tc>
@@ -1084,18 +1724,18 @@
               <w:pStyle w:val="Compact"/>
             </w:pPr>
             <w:r>
-              <w:t xml:space="preserve">2.4</w:t>
-            </w:r>
-          </w:p>
-        </w:tc>
-        <w:tc>
-          <w:tcPr/>
-          <w:p>
-            <w:pPr>
-              <w:pStyle w:val="Compact"/>
-            </w:pPr>
-            <w:r>
-              <w:t xml:space="preserve">2026-04-21</w:t>
+              <w:t xml:space="preserve">2.5</w:t>
+            </w:r>
+          </w:p>
+        </w:tc>
+        <w:tc>
+          <w:tcPr/>
+          <w:p>
+            <w:pPr>
+              <w:pStyle w:val="Compact"/>
+            </w:pPr>
+            <w:r>
+              <w:t xml:space="preserve">2026-04-22</w:t>
             </w:r>
           </w:p>
         </w:tc>
@@ -1121,13 +1761,13 @@
                 <w:b/>
                 <w:bCs/>
               </w:rPr>
-              <w:t xml:space="preserve">Phase A of the 2026-04-20 OI review refactor.</w:t>
-            </w:r>
-            <w:r>
-              <w:t xml:space="preserve"> </w:t>
-            </w:r>
-            <w:r>
-              <w:t xml:space="preserve">Closed OI-03 (shift runtime derived from events) and OI-06 (initials-based operator identity — see Phase C / FDS v0.8). Revised OI-04 (line-stop, not LOT-hold; 10-fail escalation; CRT 200% inspect), OI-05 (die-rank compatibility merge rules), OI-07 (three WO types, Maintenance targets Tools), OI-08 addenda (terminal locked to machine context; part↔machine validity map; mobile consideration), OI-09 addenda (sublot pattern with parent FK), OI-10 (superseded by Phase B Tool Management design). Added four new items: OI-11 (part rename at Casting → Trim), OI-12 (lineside inventory caps), OI-13 (BOM source = Flexware app @ IP .919), OI-14 (admin remove-item). Structural change: each OI and UJ now has its own subsection instead of living inside a giant grid table — easier to read, diff, and update. Source meeting notes at</w:t>
+              <w:t xml:space="preserve">Legacy MES screenshot review gap analysis.</w:t>
+            </w:r>
+            <w:r>
+              <w:t xml:space="preserve"> </w:t>
+            </w:r>
+            <w:r>
+              <w:t xml:space="preserve">36 screenshots of the Flexware Madison MES reviewed against the current FDS / Data Model. 16 new Part A items added (OI-15 through OI-30): 9 concrete design additions (Track screen, auto-finish-on-target WO, tray-divisibility rule, ItemLocation consumption metadata, Country of Origin, scrap source enum, partial start/complete, Hold Management screen, Lot computed fields) and 7 discovery items to confirm with MPP (Automation tile scope, Notifications, per-workstation scripting, Supply Part flag, cast-override cell flag, Workstation Category grouping, Reports tile contents). Source summary at</w:t>
             </w:r>
             <w:r>
               <w:t xml:space="preserve"> </w:t>
@@ -1136,10 +1776,19 @@
               <w:rPr>
                 <w:rStyle w:val="VerbatimChar"/>
               </w:rPr>
-              <w:t xml:space="preserve">Meeting_Notes/2026-04-20_OI_Review.md</w:t>
-            </w:r>
-            <w:r>
-              <w:t xml:space="preserve">. Running plan in</w:t>
+              <w:t xml:space="preserve">Meeting_Notes/2026-04-20_OI_Review_Status_Summary.md</w:t>
+            </w:r>
+            <w:r>
+              <w:t xml:space="preserve"> </w:t>
+            </w:r>
+            <w:r>
+              <w:t xml:space="preserve">§</w:t>
+            </w:r>
+            <w:r>
+              <w:t xml:space="preserve">“Additional discovered gaps”</w:t>
+            </w:r>
+            <w:r>
+              <w:t xml:space="preserve">. Legacy screenshots at</w:t>
             </w:r>
             <w:r>
               <w:t xml:space="preserve"> </w:t>
@@ -1148,7 +1797,7 @@
               <w:rPr>
                 <w:rStyle w:val="VerbatimChar"/>
               </w:rPr>
-              <w:t xml:space="preserve">memory/project_mpp_oi_refactor.md</w:t>
+              <w:t xml:space="preserve">reference/MPP_Current_MES_screenshots.docx</w:t>
             </w:r>
             <w:r>
               <w:t xml:space="preserve">.</w:t>
@@ -1167,7 +1816,7 @@
               <w:pStyle w:val="Compact"/>
             </w:pPr>
             <w:r>
-              <w:t xml:space="preserve">2.5</w:t>
+              <w:t xml:space="preserve">2.6</w:t>
             </w:r>
           </w:p>
         </w:tc>
@@ -1213,95 +1862,6 @@
                 <w:b/>
                 <w:bCs/>
               </w:rPr>
-              <w:t xml:space="preserve">Legacy MES screenshot review gap analysis.</w:t>
-            </w:r>
-            <w:r>
-              <w:t xml:space="preserve"> </w:t>
-            </w:r>
-            <w:r>
-              <w:t xml:space="preserve">36 screenshots of the Flexware Madison MES reviewed against the current FDS / Data Model. 16 new Part A items added (OI-15 through OI-30): 9 concrete design additions (Track screen, auto-finish-on-target WO, tray-divisibility rule, ItemLocation consumption metadata, Country of Origin, scrap source enum, partial start/complete, Hold Management screen, Lot computed fields) and 7 discovery items to confirm with MPP (Automation tile scope, Notifications, per-workstation scripting, Supply Part flag, cast-override cell flag, Workstation Category grouping, Reports tile contents). Source summary at</w:t>
-            </w:r>
-            <w:r>
-              <w:t xml:space="preserve"> </w:t>
-            </w:r>
-            <w:r>
-              <w:rPr>
-                <w:rStyle w:val="VerbatimChar"/>
-              </w:rPr>
-              <w:t xml:space="preserve">Meeting_Notes/2026-04-20_OI_Review_Status_Summary.md</w:t>
-            </w:r>
-            <w:r>
-              <w:t xml:space="preserve"> </w:t>
-            </w:r>
-            <w:r>
-              <w:t xml:space="preserve">§</w:t>
-            </w:r>
-            <w:r>
-              <w:t xml:space="preserve">“Additional discovered gaps”</w:t>
-            </w:r>
-            <w:r>
-              <w:t xml:space="preserve">. Legacy screenshots at</w:t>
-            </w:r>
-            <w:r>
-              <w:t xml:space="preserve"> </w:t>
-            </w:r>
-            <w:r>
-              <w:rPr>
-                <w:rStyle w:val="VerbatimChar"/>
-              </w:rPr>
-              <w:t xml:space="preserve">reference/MPP_Current_MES_screenshots.docx</w:t>
-            </w:r>
-            <w:r>
-              <w:t xml:space="preserve">.</w:t>
-            </w:r>
-          </w:p>
-        </w:tc>
-      </w:tr>
-      <w:tr>
-        <w:tc>
-          <w:tcPr/>
-          <w:p>
-            <w:pPr>
-              <w:pStyle w:val="Compact"/>
-            </w:pPr>
-            <w:r>
-              <w:t xml:space="preserve">2.6</w:t>
-            </w:r>
-          </w:p>
-        </w:tc>
-        <w:tc>
-          <w:tcPr/>
-          <w:p>
-            <w:pPr>
-              <w:pStyle w:val="Compact"/>
-            </w:pPr>
-            <w:r>
-              <w:t xml:space="preserve">2026-04-22</w:t>
-            </w:r>
-          </w:p>
-        </w:tc>
-        <w:tc>
-          <w:tcPr/>
-          <w:p>
-            <w:pPr>
-              <w:pStyle w:val="Compact"/>
-            </w:pPr>
-            <w:r>
-              <w:t xml:space="preserve">Blue Ridge Automation</w:t>
-            </w:r>
-          </w:p>
-        </w:tc>
-        <w:tc>
-          <w:tcPr/>
-          <w:p>
-            <w:pPr>
-              <w:pStyle w:val="Compact"/>
-            </w:pPr>
-            <w:r>
-              <w:rPr>
-                <w:b/>
-                <w:bCs/>
-              </w:rPr>
               <w:t xml:space="preserve">OI-11 resolved — Casting → Trim rename modelled via 1-line BOM, not</w:t>
             </w:r>
             <w:r>
@@ -1415,6 +1975,62 @@
       </w:tr>
       <w:tr>
         <w:tc>
+          <w:tcPr/>
+          <w:p>
+            <w:pPr>
+              <w:pStyle w:val="Compact"/>
+            </w:pPr>
+            <w:r>
+              <w:t xml:space="preserve">2.14</w:t>
+            </w:r>
+          </w:p>
+        </w:tc>
+        <w:tc>
+          <w:tcPr/>
+          <w:p>
+            <w:pPr>
+              <w:pStyle w:val="Compact"/>
+            </w:pPr>
+            <w:r>
+              <w:t xml:space="preserve">2026-04-27</w:t>
+            </w:r>
+          </w:p>
+        </w:tc>
+        <w:tc>
+          <w:tcPr/>
+          <w:p>
+            <w:pPr>
+              <w:pStyle w:val="Compact"/>
+            </w:pPr>
+            <w:r>
+              <w:t xml:space="preserve">Blue Ridge Automation</w:t>
+            </w:r>
+          </w:p>
+        </w:tc>
+        <w:tc>
+          <w:tcPr/>
+          <w:p>
+            <w:pPr>
+              <w:pStyle w:val="Compact"/>
+            </w:pPr>
+            <w:r>
+              <w:rPr>
+                <w:b/>
+                <w:bCs/>
+              </w:rPr>
+              <w:t xml:space="preserve">Part B — 10 UJ closures from Jacques’s review batch.</w:t>
+            </w:r>
+            <w:r>
+              <w:t xml:space="preserve"> </w:t>
+            </w:r>
+            <w:r>
+              <w:t xml:space="preserve">UJ-07 (Option A), UJ-08, UJ-09 (Option C — strict + supervisor override), UJ-10 (Option D — shift-end summary), UJ-11 (Option A — flagged risk), UJ-13 (Option A), UJ-14, UJ-16, UJ-17 (Option A), UJ-18 (Gateway-script-async — architectural). Downstream FDS edits land in v0.11j (FDS-04-007 elevated-action list extension for UJ-09; FDS-07-005 amended for print extraction; FDS-07-006a/b NEW print dispatch + retry; §1.6 / FDS-01-014 NEW cross-cutting integration pattern; FDS-09-015 NEW shift-end summary; FDS-10-013 NEW ConfirmationMethod LocationAttribute). Data Model v1.9i (ShippingLabel +5 print-state columns). Part B counts shift: Resolved 6 → 16, In Review 2 → 1, Open 11 → 2 (UJ-03 stays In Review; UJ-05 + UJ-19 stay Open).</w:t>
+            </w:r>
+          </w:p>
+        </w:tc>
+      </w:tr>
+      <w:tr>
+        <w:tc>
           <w:tcPr>
             <w:shd w:val="clear" w:color="auto" w:fill="F2F2F2"/>
           </w:tcPr>
@@ -1424,7 +2040,7 @@
               <w:pStyle w:val="Compact"/>
             </w:pPr>
             <w:r>
-              <w:t xml:space="preserve">2.14</w:t>
+              <w:t xml:space="preserve">2.13</w:t>
             </w:r>
           </w:p>
         </w:tc>
@@ -1470,13 +2086,13 @@
                 <w:b/>
                 <w:bCs/>
               </w:rPr>
-              <w:t xml:space="preserve">Part B — 10 UJ closures from Jacques’s review batch.</w:t>
-            </w:r>
-            <w:r>
-              <w:t xml:space="preserve"> </w:t>
-            </w:r>
-            <w:r>
-              <w:t xml:space="preserve">UJ-07 (Option A), UJ-08, UJ-09 (Option C — strict + supervisor override), UJ-10 (Option D — shift-end summary), UJ-11 (Option A — flagged risk), UJ-13 (Option A), UJ-14, UJ-16, UJ-17 (Option A), UJ-18 (Gateway-script-async — architectural). Downstream FDS edits land in v0.11j (FDS-04-007 elevated-action list extension for UJ-09; FDS-07-005 amended for print extraction; FDS-07-006a/b NEW print dispatch + retry; §1.6 / FDS-01-014 NEW cross-cutting integration pattern; FDS-09-015 NEW shift-end summary; FDS-10-013 NEW ConfirmationMethod LocationAttribute). Data Model v1.9i (ShippingLabel +5 print-state columns). Part B counts shift: Resolved 6 → 16, In Review 2 → 1, Open 11 → 2 (UJ-03 stays In Review; UJ-05 + UJ-19 stay Open).</w:t>
+              <w:t xml:space="preserve">Part B UJ enrichment pass — 13 of 19 UJ entries restructured to match OI-entry depth (Description → Options A/B/C with impact analysis → Recommended direction → What’s needed to decide).</w:t>
+            </w:r>
+            <w:r>
+              <w:t xml:space="preserve"> </w:t>
+            </w:r>
+            <w:r>
+              <w:t xml:space="preserve">Per Jacques’s 2026-04-24 flag that UJ entries lacked options/impact framing. Two In-Review entries (UJ-03 sublot trigger, UJ-14 warm-up shots) and 11 Open entries (UJ-05, UJ-07, UJ-08, UJ-09, UJ-10, UJ-11, UJ-13, UJ-16, UJ-17, UJ-18, UJ-19) now carry Blue Ridge’s recommended direction with reasoning and the explicit input needed to lock each. Six already-Resolved entries (UJ-01, UJ-02, UJ-04, UJ-06, UJ-12, UJ-15) left as-is — their resolution narratives already carry the depth. No status changes; this is a structure / readability refinement to make the next MPP review more actionable.</w:t>
             </w:r>
           </w:p>
         </w:tc>
@@ -1489,7 +2105,7 @@
               <w:pStyle w:val="Compact"/>
             </w:pPr>
             <w:r>
-              <w:t xml:space="preserve">2.13</w:t>
+              <w:t xml:space="preserve">2.12</w:t>
             </w:r>
           </w:p>
         </w:tc>
@@ -1526,13 +2142,204 @@
                 <w:b/>
                 <w:bCs/>
               </w:rPr>
-              <w:t xml:space="preserve">Part B UJ enrichment pass — 13 of 19 UJ entries restructured to match OI-entry depth (Description → Options A/B/C with impact analysis → Recommended direction → What’s needed to decide).</w:t>
-            </w:r>
-            <w:r>
-              <w:t xml:space="preserve"> </w:t>
-            </w:r>
-            <w:r>
-              <w:t xml:space="preserve">Per Jacques’s 2026-04-24 flag that UJ entries lacked options/impact framing. Two In-Review entries (UJ-03 sublot trigger, UJ-14 warm-up shots) and 11 Open entries (UJ-05, UJ-07, UJ-08, UJ-09, UJ-10, UJ-11, UJ-13, UJ-16, UJ-17, UJ-18, UJ-19) now carry Blue Ridge’s recommended direction with reasoning and the explicit input needed to lock each. Six already-Resolved entries (UJ-01, UJ-02, UJ-04, UJ-06, UJ-12, UJ-15) left as-is — their resolution narratives already carry the depth. No status changes; this is a structure / readability refinement to make the next MPP review more actionable.</w:t>
+              <w:t xml:space="preserve">UJ-04 design locked — AIM Shipper ID local pool (zero-latency container closure).</w:t>
+            </w:r>
+            <w:r>
+              <w:t xml:space="preserve"> </w:t>
+            </w:r>
+            <w:r>
+              <w:t xml:space="preserve">Follow-up to v2.10’s</w:t>
+            </w:r>
+            <w:r>
+              <w:t xml:space="preserve"> </w:t>
+            </w:r>
+            <w:r>
+              <w:t xml:space="preserve">“queue async”</w:t>
+            </w:r>
+            <w:r>
+              <w:t xml:space="preserve"> </w:t>
+            </w:r>
+            <w:r>
+              <w:t xml:space="preserve">Decision-with-addition. The Claude-proposed async-queue model (container completes in pending state, queue drains and back-fills</w:t>
+            </w:r>
+            <w:r>
+              <w:t xml:space="preserve"> </w:t>
+            </w:r>
+            <w:r>
+              <w:rPr>
+                <w:rStyle w:val="VerbatimChar"/>
+              </w:rPr>
+              <w:t xml:space="preserve">AimShipperId</w:t>
+            </w:r>
+            <w:r>
+              <w:t xml:space="preserve">) was rejected by Jacques on 2026-04-27 because it still introduces latency at close time. Replaced with a</w:t>
+            </w:r>
+            <w:r>
+              <w:t xml:space="preserve"> </w:t>
+            </w:r>
+            <w:r>
+              <w:rPr>
+                <w:b/>
+                <w:bCs/>
+              </w:rPr>
+              <w:t xml:space="preserve">pre-fetched local pool</w:t>
+            </w:r>
+            <w:r>
+              <w:t xml:space="preserve">: a background Gateway script keeps</w:t>
+            </w:r>
+            <w:r>
+              <w:t xml:space="preserve"> </w:t>
+            </w:r>
+            <w:r>
+              <w:rPr>
+                <w:rStyle w:val="VerbatimChar"/>
+              </w:rPr>
+              <w:t xml:space="preserve">Lots.AimShipperIdPool</w:t>
+            </w:r>
+            <w:r>
+              <w:t xml:space="preserve"> </w:t>
+            </w:r>
+            <w:r>
+              <w:t xml:space="preserve">topped up to a configurable target depth;</w:t>
+            </w:r>
+            <w:r>
+              <w:t xml:space="preserve"> </w:t>
+            </w:r>
+            <w:r>
+              <w:rPr>
+                <w:rStyle w:val="VerbatimChar"/>
+              </w:rPr>
+              <w:t xml:space="preserve">Container_Complete</w:t>
+            </w:r>
+            <w:r>
+              <w:t xml:space="preserve"> </w:t>
+            </w:r>
+            <w:r>
+              <w:t xml:space="preserve">claims one row FIFO synchronously inside its own transaction — sub-millisecond, never blocked on AIM. Empty pool =</w:t>
+            </w:r>
+            <w:r>
+              <w:t xml:space="preserve"> </w:t>
+            </w:r>
+            <w:r>
+              <w:rPr>
+                <w:b/>
+                <w:bCs/>
+              </w:rPr>
+              <w:t xml:space="preserve">hard fail</w:t>
+            </w:r>
+            <w:r>
+              <w:t xml:space="preserve"> </w:t>
+            </w:r>
+            <w:r>
+              <w:t xml:space="preserve">(close rejects, operator sees error, line stops; no soft fallback). Once consumed, IDs are permanently terminal — no return-to-pool on void / re-pack (Honda treats every issued ID as consumed regardless). Honda does not expire IDs. Two new tables (</w:t>
+            </w:r>
+            <w:r>
+              <w:rPr>
+                <w:rStyle w:val="VerbatimChar"/>
+              </w:rPr>
+              <w:t xml:space="preserve">Lots.AimShipperIdPool</w:t>
+            </w:r>
+            <w:r>
+              <w:t xml:space="preserve"> </w:t>
+            </w:r>
+            <w:r>
+              <w:t xml:space="preserve">+ single-row</w:t>
+            </w:r>
+            <w:r>
+              <w:t xml:space="preserve"> </w:t>
+            </w:r>
+            <w:r>
+              <w:rPr>
+                <w:rStyle w:val="VerbatimChar"/>
+              </w:rPr>
+              <w:t xml:space="preserve">Lots.AimPoolConfig</w:t>
+            </w:r>
+            <w:r>
+              <w:t xml:space="preserve">) and four supporting procs (</w:t>
+            </w:r>
+            <w:r>
+              <w:rPr>
+                <w:rStyle w:val="VerbatimChar"/>
+              </w:rPr>
+              <w:t xml:space="preserve">_Claim</w:t>
+            </w:r>
+            <w:r>
+              <w:t xml:space="preserve"> </w:t>
+            </w:r>
+            <w:r>
+              <w:t xml:space="preserve">/</w:t>
+            </w:r>
+            <w:r>
+              <w:t xml:space="preserve"> </w:t>
+            </w:r>
+            <w:r>
+              <w:rPr>
+                <w:rStyle w:val="VerbatimChar"/>
+              </w:rPr>
+              <w:t xml:space="preserve">_Topup</w:t>
+            </w:r>
+            <w:r>
+              <w:t xml:space="preserve"> </w:t>
+            </w:r>
+            <w:r>
+              <w:t xml:space="preserve">/</w:t>
+            </w:r>
+            <w:r>
+              <w:t xml:space="preserve"> </w:t>
+            </w:r>
+            <w:r>
+              <w:rPr>
+                <w:rStyle w:val="VerbatimChar"/>
+              </w:rPr>
+              <w:t xml:space="preserve">_GetDepth</w:t>
+            </w:r>
+            <w:r>
+              <w:t xml:space="preserve"> </w:t>
+            </w:r>
+            <w:r>
+              <w:t xml:space="preserve">/</w:t>
+            </w:r>
+            <w:r>
+              <w:t xml:space="preserve"> </w:t>
+            </w:r>
+            <w:r>
+              <w:rPr>
+                <w:rStyle w:val="VerbatimChar"/>
+              </w:rPr>
+              <w:t xml:space="preserve">_GetByContainer</w:t>
+            </w:r>
+            <w:r>
+              <w:t xml:space="preserve"> </w:t>
+            </w:r>
+            <w:r>
+              <w:t xml:space="preserve">plus Config</w:t>
+            </w:r>
+            <w:r>
+              <w:t xml:space="preserve"> </w:t>
+            </w:r>
+            <w:r>
+              <w:rPr>
+                <w:rStyle w:val="VerbatimChar"/>
+              </w:rPr>
+              <w:t xml:space="preserve">_Get</w:t>
+            </w:r>
+            <w:r>
+              <w:t xml:space="preserve"> </w:t>
+            </w:r>
+            <w:r>
+              <w:t xml:space="preserve">/</w:t>
+            </w:r>
+            <w:r>
+              <w:t xml:space="preserve"> </w:t>
+            </w:r>
+            <w:r>
+              <w:rPr>
+                <w:rStyle w:val="VerbatimChar"/>
+              </w:rPr>
+              <w:t xml:space="preserve">_Update</w:t>
+            </w:r>
+            <w:r>
+              <w:t xml:space="preserve">). Configuration Tool exposes the four configurable thresholds (TargetBufferDepth=50, TopupThreshold=30, AlarmWarningDepth=20, AlarmCriticalDepth=10). Two-tier alarm: supervisor wallboard tile at Warning, supervisor alarm + IT notification at Critical. Downstream commits in this revision: Data Model v1.9h, FDS v0.11i (FDS-07-005 rewrite, FDS-07-008 amendment, FDS-07-010 rewrite, FDS-07-010a/b/c NEW), ERD Lots tab. SQL deferred to Arc 2 Phase 7 alongside the Container schema CREATE. No count changes (UJ-04 was already counted Resolved in v2.10 — this is a body refinement closing the design).</w:t>
             </w:r>
           </w:p>
         </w:tc>
@@ -1548,7 +2355,7 @@
               <w:pStyle w:val="Compact"/>
             </w:pPr>
             <w:r>
-              <w:t xml:space="preserve">2.12</w:t>
+              <w:t xml:space="preserve">2.11</w:t>
             </w:r>
           </w:p>
         </w:tc>
@@ -1594,253 +2401,6 @@
                 <w:b/>
                 <w:bCs/>
               </w:rPr>
-              <w:t xml:space="preserve">UJ-04 design locked — AIM Shipper ID local pool (zero-latency container closure).</w:t>
-            </w:r>
-            <w:r>
-              <w:t xml:space="preserve"> </w:t>
-            </w:r>
-            <w:r>
-              <w:t xml:space="preserve">Follow-up to v2.10’s</w:t>
-            </w:r>
-            <w:r>
-              <w:t xml:space="preserve"> </w:t>
-            </w:r>
-            <w:r>
-              <w:t xml:space="preserve">“queue async”</w:t>
-            </w:r>
-            <w:r>
-              <w:t xml:space="preserve"> </w:t>
-            </w:r>
-            <w:r>
-              <w:t xml:space="preserve">Decision-with-addition. The Claude-proposed async-queue model (container completes in pending state, queue drains and back-fills</w:t>
-            </w:r>
-            <w:r>
-              <w:t xml:space="preserve"> </w:t>
-            </w:r>
-            <w:r>
-              <w:rPr>
-                <w:rStyle w:val="VerbatimChar"/>
-              </w:rPr>
-              <w:t xml:space="preserve">AimShipperId</w:t>
-            </w:r>
-            <w:r>
-              <w:t xml:space="preserve">) was rejected by Jacques on 2026-04-27 because it still introduces latency at close time. Replaced with a</w:t>
-            </w:r>
-            <w:r>
-              <w:t xml:space="preserve"> </w:t>
-            </w:r>
-            <w:r>
-              <w:rPr>
-                <w:b/>
-                <w:bCs/>
-              </w:rPr>
-              <w:t xml:space="preserve">pre-fetched local pool</w:t>
-            </w:r>
-            <w:r>
-              <w:t xml:space="preserve">: a background Gateway script keeps</w:t>
-            </w:r>
-            <w:r>
-              <w:t xml:space="preserve"> </w:t>
-            </w:r>
-            <w:r>
-              <w:rPr>
-                <w:rStyle w:val="VerbatimChar"/>
-              </w:rPr>
-              <w:t xml:space="preserve">Lots.AimShipperIdPool</w:t>
-            </w:r>
-            <w:r>
-              <w:t xml:space="preserve"> </w:t>
-            </w:r>
-            <w:r>
-              <w:t xml:space="preserve">topped up to a configurable target depth;</w:t>
-            </w:r>
-            <w:r>
-              <w:t xml:space="preserve"> </w:t>
-            </w:r>
-            <w:r>
-              <w:rPr>
-                <w:rStyle w:val="VerbatimChar"/>
-              </w:rPr>
-              <w:t xml:space="preserve">Container_Complete</w:t>
-            </w:r>
-            <w:r>
-              <w:t xml:space="preserve"> </w:t>
-            </w:r>
-            <w:r>
-              <w:t xml:space="preserve">claims one row FIFO synchronously inside its own transaction — sub-millisecond, never blocked on AIM. Empty pool =</w:t>
-            </w:r>
-            <w:r>
-              <w:t xml:space="preserve"> </w:t>
-            </w:r>
-            <w:r>
-              <w:rPr>
-                <w:b/>
-                <w:bCs/>
-              </w:rPr>
-              <w:t xml:space="preserve">hard fail</w:t>
-            </w:r>
-            <w:r>
-              <w:t xml:space="preserve"> </w:t>
-            </w:r>
-            <w:r>
-              <w:t xml:space="preserve">(close rejects, operator sees error, line stops; no soft fallback). Once consumed, IDs are permanently terminal — no return-to-pool on void / re-pack (Honda treats every issued ID as consumed regardless). Honda does not expire IDs. Two new tables (</w:t>
-            </w:r>
-            <w:r>
-              <w:rPr>
-                <w:rStyle w:val="VerbatimChar"/>
-              </w:rPr>
-              <w:t xml:space="preserve">Lots.AimShipperIdPool</w:t>
-            </w:r>
-            <w:r>
-              <w:t xml:space="preserve"> </w:t>
-            </w:r>
-            <w:r>
-              <w:t xml:space="preserve">+ single-row</w:t>
-            </w:r>
-            <w:r>
-              <w:t xml:space="preserve"> </w:t>
-            </w:r>
-            <w:r>
-              <w:rPr>
-                <w:rStyle w:val="VerbatimChar"/>
-              </w:rPr>
-              <w:t xml:space="preserve">Lots.AimPoolConfig</w:t>
-            </w:r>
-            <w:r>
-              <w:t xml:space="preserve">) and four supporting procs (</w:t>
-            </w:r>
-            <w:r>
-              <w:rPr>
-                <w:rStyle w:val="VerbatimChar"/>
-              </w:rPr>
-              <w:t xml:space="preserve">_Claim</w:t>
-            </w:r>
-            <w:r>
-              <w:t xml:space="preserve"> </w:t>
-            </w:r>
-            <w:r>
-              <w:t xml:space="preserve">/</w:t>
-            </w:r>
-            <w:r>
-              <w:t xml:space="preserve"> </w:t>
-            </w:r>
-            <w:r>
-              <w:rPr>
-                <w:rStyle w:val="VerbatimChar"/>
-              </w:rPr>
-              <w:t xml:space="preserve">_Topup</w:t>
-            </w:r>
-            <w:r>
-              <w:t xml:space="preserve"> </w:t>
-            </w:r>
-            <w:r>
-              <w:t xml:space="preserve">/</w:t>
-            </w:r>
-            <w:r>
-              <w:t xml:space="preserve"> </w:t>
-            </w:r>
-            <w:r>
-              <w:rPr>
-                <w:rStyle w:val="VerbatimChar"/>
-              </w:rPr>
-              <w:t xml:space="preserve">_GetDepth</w:t>
-            </w:r>
-            <w:r>
-              <w:t xml:space="preserve"> </w:t>
-            </w:r>
-            <w:r>
-              <w:t xml:space="preserve">/</w:t>
-            </w:r>
-            <w:r>
-              <w:t xml:space="preserve"> </w:t>
-            </w:r>
-            <w:r>
-              <w:rPr>
-                <w:rStyle w:val="VerbatimChar"/>
-              </w:rPr>
-              <w:t xml:space="preserve">_GetByContainer</w:t>
-            </w:r>
-            <w:r>
-              <w:t xml:space="preserve"> </w:t>
-            </w:r>
-            <w:r>
-              <w:t xml:space="preserve">plus Config</w:t>
-            </w:r>
-            <w:r>
-              <w:t xml:space="preserve"> </w:t>
-            </w:r>
-            <w:r>
-              <w:rPr>
-                <w:rStyle w:val="VerbatimChar"/>
-              </w:rPr>
-              <w:t xml:space="preserve">_Get</w:t>
-            </w:r>
-            <w:r>
-              <w:t xml:space="preserve"> </w:t>
-            </w:r>
-            <w:r>
-              <w:t xml:space="preserve">/</w:t>
-            </w:r>
-            <w:r>
-              <w:t xml:space="preserve"> </w:t>
-            </w:r>
-            <w:r>
-              <w:rPr>
-                <w:rStyle w:val="VerbatimChar"/>
-              </w:rPr>
-              <w:t xml:space="preserve">_Update</w:t>
-            </w:r>
-            <w:r>
-              <w:t xml:space="preserve">). Configuration Tool exposes the four configurable thresholds (TargetBufferDepth=50, TopupThreshold=30, AlarmWarningDepth=20, AlarmCriticalDepth=10). Two-tier alarm: supervisor wallboard tile at Warning, supervisor alarm + IT notification at Critical. Downstream commits in this revision: Data Model v1.9h, FDS v0.11i (FDS-07-005 rewrite, FDS-07-008 amendment, FDS-07-010 rewrite, FDS-07-010a/b/c NEW), ERD Lots tab. SQL deferred to Arc 2 Phase 7 alongside the Container schema CREATE. No count changes (UJ-04 was already counted Resolved in v2.10 — this is a body refinement closing the design).</w:t>
-            </w:r>
-          </w:p>
-        </w:tc>
-      </w:tr>
-      <w:tr>
-        <w:tc>
-          <w:tcPr/>
-          <w:p>
-            <w:pPr>
-              <w:pStyle w:val="Compact"/>
-            </w:pPr>
-            <w:r>
-              <w:t xml:space="preserve">2.11</w:t>
-            </w:r>
-          </w:p>
-        </w:tc>
-        <w:tc>
-          <w:tcPr/>
-          <w:p>
-            <w:pPr>
-              <w:pStyle w:val="Compact"/>
-            </w:pPr>
-            <w:r>
-              <w:t xml:space="preserve">2026-04-27</w:t>
-            </w:r>
-          </w:p>
-        </w:tc>
-        <w:tc>
-          <w:tcPr/>
-          <w:p>
-            <w:pPr>
-              <w:pStyle w:val="Compact"/>
-            </w:pPr>
-            <w:r>
-              <w:t xml:space="preserve">Blue Ridge Automation</w:t>
-            </w:r>
-          </w:p>
-        </w:tc>
-        <w:tc>
-          <w:tcPr/>
-          <w:p>
-            <w:pPr>
-              <w:pStyle w:val="Compact"/>
-            </w:pPr>
-            <w:r>
-              <w:rPr>
-                <w:b/>
-                <w:bCs/>
-              </w:rPr>
               <w:t xml:space="preserve">OI-21 design locked — Pausable LOT at Workstation as</w:t>
             </w:r>
             <w:r>
@@ -2092,6 +2652,377 @@
       </w:tr>
       <w:tr>
         <w:tc>
+          <w:tcPr/>
+          <w:p>
+            <w:pPr>
+              <w:pStyle w:val="Compact"/>
+            </w:pPr>
+            <w:r>
+              <w:t xml:space="preserve">2.10</w:t>
+            </w:r>
+          </w:p>
+        </w:tc>
+        <w:tc>
+          <w:tcPr/>
+          <w:p>
+            <w:pPr>
+              <w:pStyle w:val="Compact"/>
+            </w:pPr>
+            <w:r>
+              <w:t xml:space="preserve">2026-04-24</w:t>
+            </w:r>
+          </w:p>
+        </w:tc>
+        <w:tc>
+          <w:tcPr/>
+          <w:p>
+            <w:pPr>
+              <w:pStyle w:val="Compact"/>
+            </w:pPr>
+            <w:r>
+              <w:t xml:space="preserve">Blue Ridge Automation</w:t>
+            </w:r>
+          </w:p>
+        </w:tc>
+        <w:tc>
+          <w:tcPr/>
+          <w:p>
+            <w:pPr>
+              <w:pStyle w:val="Compact"/>
+            </w:pPr>
+            <w:r>
+              <w:rPr>
+                <w:b/>
+                <w:bCs/>
+              </w:rPr>
+              <w:t xml:space="preserve">Jacques OIR review annotations applied.</w:t>
+            </w:r>
+            <w:r>
+              <w:t xml:space="preserve"> </w:t>
+            </w:r>
+            <w:r>
+              <w:t xml:space="preserve">Jacques annotated v2.8 of this register and returned it; this revision folds every inline</w:t>
+            </w:r>
+            <w:r>
+              <w:t xml:space="preserve"> </w:t>
+            </w:r>
+            <w:r>
+              <w:t xml:space="preserve">“Decision (4/24/2026):”</w:t>
+            </w:r>
+            <w:r>
+              <w:t xml:space="preserve"> </w:t>
+            </w:r>
+            <w:r>
+              <w:t xml:space="preserve">note back into the register source with matching status changes. 17 items moved Resolved (OI-02, -04, -05, -08, -12, -13, -14, -15, -16, -17, -18, -19, -20, -21, -22, -23, -32b). 2 UJs closed (UJ-02, UJ-04). Several carry modifications that trigger downstream data-model / FDS / ERD updates:</w:t>
+            </w:r>
+            <w:r>
+              <w:t xml:space="preserve"> </w:t>
+            </w:r>
+            <w:r>
+              <w:rPr>
+                <w:b/>
+                <w:bCs/>
+              </w:rPr>
+              <w:t xml:space="preserve">OI-12</w:t>
+            </w:r>
+            <w:r>
+              <w:t xml:space="preserve"> </w:t>
+            </w:r>
+            <w:r>
+              <w:t xml:space="preserve">—</w:t>
+            </w:r>
+            <w:r>
+              <w:t xml:space="preserve"> </w:t>
+            </w:r>
+            <w:r>
+              <w:rPr>
+                <w:rStyle w:val="VerbatimChar"/>
+              </w:rPr>
+              <w:t xml:space="preserve">MaxParts</w:t>
+            </w:r>
+            <w:r>
+              <w:t xml:space="preserve"> </w:t>
+            </w:r>
+            <w:r>
+              <w:t xml:space="preserve">reclassified as a</w:t>
+            </w:r>
+            <w:r>
+              <w:t xml:space="preserve"> </w:t>
+            </w:r>
+            <w:r>
+              <w:rPr>
+                <w:rStyle w:val="VerbatimChar"/>
+              </w:rPr>
+              <w:t xml:space="preserve">Parts.Item</w:t>
+            </w:r>
+            <w:r>
+              <w:t xml:space="preserve"> </w:t>
+            </w:r>
+            <w:r>
+              <w:t xml:space="preserve">attribute (not</w:t>
+            </w:r>
+            <w:r>
+              <w:t xml:space="preserve"> </w:t>
+            </w:r>
+            <w:r>
+              <w:rPr>
+                <w:rStyle w:val="VerbatimChar"/>
+              </w:rPr>
+              <w:t xml:space="preserve">ContainerConfig</w:t>
+            </w:r>
+            <w:r>
+              <w:t xml:space="preserve">).</w:t>
+            </w:r>
+            <w:r>
+              <w:t xml:space="preserve"> </w:t>
+            </w:r>
+            <w:r>
+              <w:rPr>
+                <w:b/>
+                <w:bCs/>
+              </w:rPr>
+              <w:t xml:space="preserve">OI-17</w:t>
+            </w:r>
+            <w:r>
+              <w:t xml:space="preserve"> </w:t>
+            </w:r>
+            <w:r>
+              <w:t xml:space="preserve">— tray-divisibility reclassified as a Finished-Good Part attribute.</w:t>
+            </w:r>
+            <w:r>
+              <w:t xml:space="preserve"> </w:t>
+            </w:r>
+            <w:r>
+              <w:rPr>
+                <w:b/>
+                <w:bCs/>
+              </w:rPr>
+              <w:t xml:space="preserve">OI-18</w:t>
+            </w:r>
+            <w:r>
+              <w:t xml:space="preserve"> </w:t>
+            </w:r>
+            <w:r>
+              <w:t xml:space="preserve">—</w:t>
+            </w:r>
+            <w:r>
+              <w:t xml:space="preserve"> </w:t>
+            </w:r>
+            <w:r>
+              <w:rPr>
+                <w:rStyle w:val="VerbatimChar"/>
+              </w:rPr>
+              <w:t xml:space="preserve">Parts.ItemLocation</w:t>
+            </w:r>
+            <w:r>
+              <w:t xml:space="preserve"> </w:t>
+            </w:r>
+            <w:r>
+              <w:t xml:space="preserve">extended to support Area / WorkCenter / Cell hierarchy (not Cell-only) with compatibility validation cascading up the hierarchy at check-in.</w:t>
+            </w:r>
+            <w:r>
+              <w:t xml:space="preserve"> </w:t>
+            </w:r>
+            <w:r>
+              <w:rPr>
+                <w:b/>
+                <w:bCs/>
+              </w:rPr>
+              <w:t xml:space="preserve">OI-16</w:t>
+            </w:r>
+            <w:r>
+              <w:t xml:space="preserve"> </w:t>
+            </w:r>
+            <w:r>
+              <w:t xml:space="preserve">— adds expected PLC confirmation BIT and a new Terminal-scoped</w:t>
+            </w:r>
+            <w:r>
+              <w:t xml:space="preserve"> </w:t>
+            </w:r>
+            <w:r>
+              <w:rPr>
+                <w:rStyle w:val="VerbatimChar"/>
+              </w:rPr>
+              <w:t xml:space="preserve">LocationAttribute</w:t>
+            </w:r>
+            <w:r>
+              <w:t xml:space="preserve"> </w:t>
+            </w:r>
+            <w:r>
+              <w:t xml:space="preserve">toggling a</w:t>
+            </w:r>
+            <w:r>
+              <w:t xml:space="preserve"> </w:t>
+            </w:r>
+            <w:r>
+              <w:t xml:space="preserve">“Confirm Completion”</w:t>
+            </w:r>
+            <w:r>
+              <w:t xml:space="preserve"> </w:t>
+            </w:r>
+            <w:r>
+              <w:t xml:space="preserve">button style (large button on designated lines vs passive popup).</w:t>
+            </w:r>
+            <w:r>
+              <w:t xml:space="preserve"> </w:t>
+            </w:r>
+            <w:r>
+              <w:rPr>
+                <w:b/>
+                <w:bCs/>
+              </w:rPr>
+              <w:t xml:space="preserve">OI-21</w:t>
+            </w:r>
+            <w:r>
+              <w:t xml:space="preserve"> </w:t>
+            </w:r>
+            <w:r>
+              <w:t xml:space="preserve">— adds a</w:t>
+            </w:r>
+            <w:r>
+              <w:t xml:space="preserve"> </w:t>
+            </w:r>
+            <w:r>
+              <w:rPr>
+                <w:b/>
+                <w:bCs/>
+              </w:rPr>
+              <w:t xml:space="preserve">Pausable WorkOrder</w:t>
+            </w:r>
+            <w:r>
+              <w:t xml:space="preserve"> </w:t>
+            </w:r>
+            <w:r>
+              <w:t xml:space="preserve">concept (resume prompt on starting a new job while one is paused).</w:t>
+            </w:r>
+            <w:r>
+              <w:t xml:space="preserve"> </w:t>
+            </w:r>
+            <w:r>
+              <w:rPr>
+                <w:b/>
+                <w:bCs/>
+              </w:rPr>
+              <w:t xml:space="preserve">OI-23</w:t>
+            </w:r>
+            <w:r>
+              <w:t xml:space="preserve"> </w:t>
+            </w:r>
+            <w:r>
+              <w:t xml:space="preserve">— derivation implemented as a view (not materialized columns).</w:t>
+            </w:r>
+            <w:r>
+              <w:t xml:space="preserve"> </w:t>
+            </w:r>
+            <w:r>
+              <w:rPr>
+                <w:b/>
+                <w:bCs/>
+              </w:rPr>
+              <w:t xml:space="preserve">OI-32b</w:t>
+            </w:r>
+            <w:r>
+              <w:t xml:space="preserve"> </w:t>
+            </w:r>
+            <w:r>
+              <w:t xml:space="preserve">closed:</w:t>
+            </w:r>
+            <w:r>
+              <w:t xml:space="preserve"> </w:t>
+            </w:r>
+            <w:r>
+              <w:rPr>
+                <w:rStyle w:val="VerbatimChar"/>
+              </w:rPr>
+              <w:t xml:space="preserve">Parts.ItemType</w:t>
+            </w:r>
+            <w:r>
+              <w:t xml:space="preserve"> </w:t>
+            </w:r>
+            <w:r>
+              <w:t xml:space="preserve">suffices; no Material Classes table.</w:t>
+            </w:r>
+            <w:r>
+              <w:t xml:space="preserve"> </w:t>
+            </w:r>
+            <w:r>
+              <w:rPr>
+                <w:b/>
+                <w:bCs/>
+              </w:rPr>
+              <w:t xml:space="preserve">OI-32</w:t>
+            </w:r>
+            <w:r>
+              <w:t xml:space="preserve"> </w:t>
+            </w:r>
+            <w:r>
+              <w:t xml:space="preserve">remains open — Jacques challenged the framing; clarification response logged in Decision narrative.</w:t>
+            </w:r>
+            <w:r>
+              <w:t xml:space="preserve"> </w:t>
+            </w:r>
+            <w:r>
+              <w:rPr>
+                <w:b/>
+                <w:bCs/>
+              </w:rPr>
+              <w:t xml:space="preserve">OI-08</w:t>
+            </w:r>
+            <w:r>
+              <w:t xml:space="preserve"> </w:t>
+            </w:r>
+            <w:r>
+              <w:t xml:space="preserve">closes with new terminal-mode-by-assignment rule: Terminal assigned to a WorkCenter → Dedicated + no location scan; Terminal assigned to an Area → Shared + location selection is the first step of every interaction. Count shifts: Resolved 5 → 22, In Review 6 → 1 (OI-07 only, mid-revision), Open 20 → 8, Part B Resolved 4 → 6, Part B In Review 3 → 2, Part B Open 12 → 10 (UJ-02 and UJ-04 closed).</w:t>
+            </w:r>
+            <w:r>
+              <w:t xml:space="preserve"> </w:t>
+            </w:r>
+            <w:r>
+              <w:rPr>
+                <w:b/>
+                <w:bCs/>
+              </w:rPr>
+              <w:t xml:space="preserve">UJ insufficiency noted but not addressed this revision</w:t>
+            </w:r>
+            <w:r>
+              <w:t xml:space="preserve"> </w:t>
+            </w:r>
+            <w:r>
+              <w:t xml:space="preserve">— Jacques flagged that the UJ entries lack the options/impact depth of the OI entries; a separate enrichment pass is queued.</w:t>
+            </w:r>
+            <w:r>
+              <w:t xml:space="preserve"> </w:t>
+            </w:r>
+            <w:r>
+              <w:rPr>
+                <w:b/>
+                <w:bCs/>
+              </w:rPr>
+              <w:t xml:space="preserve">Downstream doc integration queued as a list (data model, FDS, ERD, Arc 2 Plan) but not executed in this commit</w:t>
+            </w:r>
+            <w:r>
+              <w:t xml:space="preserve"> </w:t>
+            </w:r>
+            <w:r>
+              <w:t xml:space="preserve">— each</w:t>
+            </w:r>
+            <w:r>
+              <w:t xml:space="preserve"> </w:t>
+            </w:r>
+            <w:r>
+              <w:t xml:space="preserve">“Section needs Integrated into other Docs”</w:t>
+            </w:r>
+            <w:r>
+              <w:t xml:space="preserve"> </w:t>
+            </w:r>
+            <w:r>
+              <w:t xml:space="preserve">note from Jacques becomes its own targeted commit.</w:t>
+            </w:r>
+          </w:p>
+        </w:tc>
+      </w:tr>
+      <w:tr>
+        <w:tc>
           <w:tcPr>
             <w:shd w:val="clear" w:color="auto" w:fill="F2F2F2"/>
           </w:tcPr>
@@ -2101,7 +3032,7 @@
               <w:pStyle w:val="Compact"/>
             </w:pPr>
             <w:r>
-              <w:t xml:space="preserve">2.10</w:t>
+              <w:t xml:space="preserve">2.9</w:t>
             </w:r>
           </w:p>
         </w:tc>
@@ -2147,377 +3078,6 @@
                 <w:b/>
                 <w:bCs/>
               </w:rPr>
-              <w:t xml:space="preserve">Jacques OIR review annotations applied.</w:t>
-            </w:r>
-            <w:r>
-              <w:t xml:space="preserve"> </w:t>
-            </w:r>
-            <w:r>
-              <w:t xml:space="preserve">Jacques annotated v2.8 of this register and returned it; this revision folds every inline</w:t>
-            </w:r>
-            <w:r>
-              <w:t xml:space="preserve"> </w:t>
-            </w:r>
-            <w:r>
-              <w:t xml:space="preserve">“Decision (4/24/2026):”</w:t>
-            </w:r>
-            <w:r>
-              <w:t xml:space="preserve"> </w:t>
-            </w:r>
-            <w:r>
-              <w:t xml:space="preserve">note back into the register source with matching status changes. 17 items moved Resolved (OI-02, -04, -05, -08, -12, -13, -14, -15, -16, -17, -18, -19, -20, -21, -22, -23, -32b). 2 UJs closed (UJ-02, UJ-04). Several carry modifications that trigger downstream data-model / FDS / ERD updates:</w:t>
-            </w:r>
-            <w:r>
-              <w:t xml:space="preserve"> </w:t>
-            </w:r>
-            <w:r>
-              <w:rPr>
-                <w:b/>
-                <w:bCs/>
-              </w:rPr>
-              <w:t xml:space="preserve">OI-12</w:t>
-            </w:r>
-            <w:r>
-              <w:t xml:space="preserve"> </w:t>
-            </w:r>
-            <w:r>
-              <w:t xml:space="preserve">—</w:t>
-            </w:r>
-            <w:r>
-              <w:t xml:space="preserve"> </w:t>
-            </w:r>
-            <w:r>
-              <w:rPr>
-                <w:rStyle w:val="VerbatimChar"/>
-              </w:rPr>
-              <w:t xml:space="preserve">MaxParts</w:t>
-            </w:r>
-            <w:r>
-              <w:t xml:space="preserve"> </w:t>
-            </w:r>
-            <w:r>
-              <w:t xml:space="preserve">reclassified as a</w:t>
-            </w:r>
-            <w:r>
-              <w:t xml:space="preserve"> </w:t>
-            </w:r>
-            <w:r>
-              <w:rPr>
-                <w:rStyle w:val="VerbatimChar"/>
-              </w:rPr>
-              <w:t xml:space="preserve">Parts.Item</w:t>
-            </w:r>
-            <w:r>
-              <w:t xml:space="preserve"> </w:t>
-            </w:r>
-            <w:r>
-              <w:t xml:space="preserve">attribute (not</w:t>
-            </w:r>
-            <w:r>
-              <w:t xml:space="preserve"> </w:t>
-            </w:r>
-            <w:r>
-              <w:rPr>
-                <w:rStyle w:val="VerbatimChar"/>
-              </w:rPr>
-              <w:t xml:space="preserve">ContainerConfig</w:t>
-            </w:r>
-            <w:r>
-              <w:t xml:space="preserve">).</w:t>
-            </w:r>
-            <w:r>
-              <w:t xml:space="preserve"> </w:t>
-            </w:r>
-            <w:r>
-              <w:rPr>
-                <w:b/>
-                <w:bCs/>
-              </w:rPr>
-              <w:t xml:space="preserve">OI-17</w:t>
-            </w:r>
-            <w:r>
-              <w:t xml:space="preserve"> </w:t>
-            </w:r>
-            <w:r>
-              <w:t xml:space="preserve">— tray-divisibility reclassified as a Finished-Good Part attribute.</w:t>
-            </w:r>
-            <w:r>
-              <w:t xml:space="preserve"> </w:t>
-            </w:r>
-            <w:r>
-              <w:rPr>
-                <w:b/>
-                <w:bCs/>
-              </w:rPr>
-              <w:t xml:space="preserve">OI-18</w:t>
-            </w:r>
-            <w:r>
-              <w:t xml:space="preserve"> </w:t>
-            </w:r>
-            <w:r>
-              <w:t xml:space="preserve">—</w:t>
-            </w:r>
-            <w:r>
-              <w:t xml:space="preserve"> </w:t>
-            </w:r>
-            <w:r>
-              <w:rPr>
-                <w:rStyle w:val="VerbatimChar"/>
-              </w:rPr>
-              <w:t xml:space="preserve">Parts.ItemLocation</w:t>
-            </w:r>
-            <w:r>
-              <w:t xml:space="preserve"> </w:t>
-            </w:r>
-            <w:r>
-              <w:t xml:space="preserve">extended to support Area / WorkCenter / Cell hierarchy (not Cell-only) with compatibility validation cascading up the hierarchy at check-in.</w:t>
-            </w:r>
-            <w:r>
-              <w:t xml:space="preserve"> </w:t>
-            </w:r>
-            <w:r>
-              <w:rPr>
-                <w:b/>
-                <w:bCs/>
-              </w:rPr>
-              <w:t xml:space="preserve">OI-16</w:t>
-            </w:r>
-            <w:r>
-              <w:t xml:space="preserve"> </w:t>
-            </w:r>
-            <w:r>
-              <w:t xml:space="preserve">— adds expected PLC confirmation BIT and a new Terminal-scoped</w:t>
-            </w:r>
-            <w:r>
-              <w:t xml:space="preserve"> </w:t>
-            </w:r>
-            <w:r>
-              <w:rPr>
-                <w:rStyle w:val="VerbatimChar"/>
-              </w:rPr>
-              <w:t xml:space="preserve">LocationAttribute</w:t>
-            </w:r>
-            <w:r>
-              <w:t xml:space="preserve"> </w:t>
-            </w:r>
-            <w:r>
-              <w:t xml:space="preserve">toggling a</w:t>
-            </w:r>
-            <w:r>
-              <w:t xml:space="preserve"> </w:t>
-            </w:r>
-            <w:r>
-              <w:t xml:space="preserve">“Confirm Completion”</w:t>
-            </w:r>
-            <w:r>
-              <w:t xml:space="preserve"> </w:t>
-            </w:r>
-            <w:r>
-              <w:t xml:space="preserve">button style (large button on designated lines vs passive popup).</w:t>
-            </w:r>
-            <w:r>
-              <w:t xml:space="preserve"> </w:t>
-            </w:r>
-            <w:r>
-              <w:rPr>
-                <w:b/>
-                <w:bCs/>
-              </w:rPr>
-              <w:t xml:space="preserve">OI-21</w:t>
-            </w:r>
-            <w:r>
-              <w:t xml:space="preserve"> </w:t>
-            </w:r>
-            <w:r>
-              <w:t xml:space="preserve">— adds a</w:t>
-            </w:r>
-            <w:r>
-              <w:t xml:space="preserve"> </w:t>
-            </w:r>
-            <w:r>
-              <w:rPr>
-                <w:b/>
-                <w:bCs/>
-              </w:rPr>
-              <w:t xml:space="preserve">Pausable WorkOrder</w:t>
-            </w:r>
-            <w:r>
-              <w:t xml:space="preserve"> </w:t>
-            </w:r>
-            <w:r>
-              <w:t xml:space="preserve">concept (resume prompt on starting a new job while one is paused).</w:t>
-            </w:r>
-            <w:r>
-              <w:t xml:space="preserve"> </w:t>
-            </w:r>
-            <w:r>
-              <w:rPr>
-                <w:b/>
-                <w:bCs/>
-              </w:rPr>
-              <w:t xml:space="preserve">OI-23</w:t>
-            </w:r>
-            <w:r>
-              <w:t xml:space="preserve"> </w:t>
-            </w:r>
-            <w:r>
-              <w:t xml:space="preserve">— derivation implemented as a view (not materialized columns).</w:t>
-            </w:r>
-            <w:r>
-              <w:t xml:space="preserve"> </w:t>
-            </w:r>
-            <w:r>
-              <w:rPr>
-                <w:b/>
-                <w:bCs/>
-              </w:rPr>
-              <w:t xml:space="preserve">OI-32b</w:t>
-            </w:r>
-            <w:r>
-              <w:t xml:space="preserve"> </w:t>
-            </w:r>
-            <w:r>
-              <w:t xml:space="preserve">closed:</w:t>
-            </w:r>
-            <w:r>
-              <w:t xml:space="preserve"> </w:t>
-            </w:r>
-            <w:r>
-              <w:rPr>
-                <w:rStyle w:val="VerbatimChar"/>
-              </w:rPr>
-              <w:t xml:space="preserve">Parts.ItemType</w:t>
-            </w:r>
-            <w:r>
-              <w:t xml:space="preserve"> </w:t>
-            </w:r>
-            <w:r>
-              <w:t xml:space="preserve">suffices; no Material Classes table.</w:t>
-            </w:r>
-            <w:r>
-              <w:t xml:space="preserve"> </w:t>
-            </w:r>
-            <w:r>
-              <w:rPr>
-                <w:b/>
-                <w:bCs/>
-              </w:rPr>
-              <w:t xml:space="preserve">OI-32</w:t>
-            </w:r>
-            <w:r>
-              <w:t xml:space="preserve"> </w:t>
-            </w:r>
-            <w:r>
-              <w:t xml:space="preserve">remains open — Jacques challenged the framing; clarification response logged in Decision narrative.</w:t>
-            </w:r>
-            <w:r>
-              <w:t xml:space="preserve"> </w:t>
-            </w:r>
-            <w:r>
-              <w:rPr>
-                <w:b/>
-                <w:bCs/>
-              </w:rPr>
-              <w:t xml:space="preserve">OI-08</w:t>
-            </w:r>
-            <w:r>
-              <w:t xml:space="preserve"> </w:t>
-            </w:r>
-            <w:r>
-              <w:t xml:space="preserve">closes with new terminal-mode-by-assignment rule: Terminal assigned to a WorkCenter → Dedicated + no location scan; Terminal assigned to an Area → Shared + location selection is the first step of every interaction. Count shifts: Resolved 5 → 22, In Review 6 → 1 (OI-07 only, mid-revision), Open 20 → 8, Part B Resolved 4 → 6, Part B In Review 3 → 2, Part B Open 12 → 10 (UJ-02 and UJ-04 closed).</w:t>
-            </w:r>
-            <w:r>
-              <w:t xml:space="preserve"> </w:t>
-            </w:r>
-            <w:r>
-              <w:rPr>
-                <w:b/>
-                <w:bCs/>
-              </w:rPr>
-              <w:t xml:space="preserve">UJ insufficiency noted but not addressed this revision</w:t>
-            </w:r>
-            <w:r>
-              <w:t xml:space="preserve"> </w:t>
-            </w:r>
-            <w:r>
-              <w:t xml:space="preserve">— Jacques flagged that the UJ entries lack the options/impact depth of the OI entries; a separate enrichment pass is queued.</w:t>
-            </w:r>
-            <w:r>
-              <w:t xml:space="preserve"> </w:t>
-            </w:r>
-            <w:r>
-              <w:rPr>
-                <w:b/>
-                <w:bCs/>
-              </w:rPr>
-              <w:t xml:space="preserve">Downstream doc integration queued as a list (data model, FDS, ERD, Arc 2 Plan) but not executed in this commit</w:t>
-            </w:r>
-            <w:r>
-              <w:t xml:space="preserve"> </w:t>
-            </w:r>
-            <w:r>
-              <w:t xml:space="preserve">— each</w:t>
-            </w:r>
-            <w:r>
-              <w:t xml:space="preserve"> </w:t>
-            </w:r>
-            <w:r>
-              <w:t xml:space="preserve">“Section needs Integrated into other Docs”</w:t>
-            </w:r>
-            <w:r>
-              <w:t xml:space="preserve"> </w:t>
-            </w:r>
-            <w:r>
-              <w:t xml:space="preserve">note from Jacques becomes its own targeted commit.</w:t>
-            </w:r>
-          </w:p>
-        </w:tc>
-      </w:tr>
-      <w:tr>
-        <w:tc>
-          <w:tcPr/>
-          <w:p>
-            <w:pPr>
-              <w:pStyle w:val="Compact"/>
-            </w:pPr>
-            <w:r>
-              <w:t xml:space="preserve">2.9</w:t>
-            </w:r>
-          </w:p>
-        </w:tc>
-        <w:tc>
-          <w:tcPr/>
-          <w:p>
-            <w:pPr>
-              <w:pStyle w:val="Compact"/>
-            </w:pPr>
-            <w:r>
-              <w:t xml:space="preserve">2026-04-24</w:t>
-            </w:r>
-          </w:p>
-        </w:tc>
-        <w:tc>
-          <w:tcPr/>
-          <w:p>
-            <w:pPr>
-              <w:pStyle w:val="Compact"/>
-            </w:pPr>
-            <w:r>
-              <w:t xml:space="preserve">Blue Ridge Automation</w:t>
-            </w:r>
-          </w:p>
-        </w:tc>
-        <w:tc>
-          <w:tcPr/>
-          <w:p>
-            <w:pPr>
-              <w:pStyle w:val="Compact"/>
-            </w:pPr>
-            <w:r>
-              <w:rPr>
-                <w:b/>
-                <w:bCs/>
-              </w:rPr>
               <w:t xml:space="preserve">OI-07 rewritten — WorkOrderType corrected to</w:t>
             </w:r>
             <w:r>
@@ -2880,6 +3440,263 @@
       </w:tr>
       <w:tr>
         <w:tc>
+          <w:tcPr/>
+          <w:p>
+            <w:pPr>
+              <w:pStyle w:val="Compact"/>
+            </w:pPr>
+            <w:r>
+              <w:t xml:space="preserve">2.8</w:t>
+            </w:r>
+          </w:p>
+        </w:tc>
+        <w:tc>
+          <w:tcPr/>
+          <w:p>
+            <w:pPr>
+              <w:pStyle w:val="Compact"/>
+            </w:pPr>
+            <w:r>
+              <w:t xml:space="preserve">2026-04-24</w:t>
+            </w:r>
+          </w:p>
+        </w:tc>
+        <w:tc>
+          <w:tcPr/>
+          <w:p>
+            <w:pPr>
+              <w:pStyle w:val="Compact"/>
+            </w:pPr>
+            <w:r>
+              <w:t xml:space="preserve">Blue Ridge Automation</w:t>
+            </w:r>
+          </w:p>
+        </w:tc>
+        <w:tc>
+          <w:tcPr/>
+          <w:p>
+            <w:pPr>
+              <w:pStyle w:val="Compact"/>
+            </w:pPr>
+            <w:r>
+              <w:rPr>
+                <w:b/>
+                <w:bCs/>
+              </w:rPr>
+              <w:t xml:space="preserve">Legacy MES Storyboards review additions.</w:t>
+            </w:r>
+            <w:r>
+              <w:t xml:space="preserve"> </w:t>
+            </w:r>
+            <w:r>
+              <w:t xml:space="preserve">Review of</w:t>
+            </w:r>
+            <w:r>
+              <w:t xml:space="preserve"> </w:t>
+            </w:r>
+            <w:r>
+              <w:rPr>
+                <w:rStyle w:val="VerbatimChar"/>
+              </w:rPr>
+              <w:t xml:space="preserve">reference/NewInput/Madison MES - Storyboards.pdf</w:t>
+            </w:r>
+            <w:r>
+              <w:t xml:space="preserve"> </w:t>
+            </w:r>
+            <w:r>
+              <w:t xml:space="preserve">(2012 Flexware) +</w:t>
+            </w:r>
+            <w:r>
+              <w:t xml:space="preserve"> </w:t>
+            </w:r>
+            <w:r>
+              <w:rPr>
+                <w:rStyle w:val="VerbatimChar"/>
+              </w:rPr>
+              <w:t xml:space="preserve">5GO-AP4 IPAddresses.xlsx</w:t>
+            </w:r>
+            <w:r>
+              <w:t xml:space="preserve"> </w:t>
+            </w:r>
+            <w:r>
+              <w:t xml:space="preserve">against v1.9 / v0.11 / v0.8 / v2.7 design: 43/52 legacy capabilities covered (83%), 5 partial (10%), 4 gaps (7%), 0 out-of-scope. Two register updates: (1)</w:t>
+            </w:r>
+            <w:r>
+              <w:t xml:space="preserve"> </w:t>
+            </w:r>
+            <w:r>
+              <w:rPr>
+                <w:b/>
+                <w:bCs/>
+              </w:rPr>
+              <w:t xml:space="preserve">OI-32 NEW / ⬜ Open</w:t>
+            </w:r>
+            <w:r>
+              <w:t xml:space="preserve"> </w:t>
+            </w:r>
+            <w:r>
+              <w:t xml:space="preserve">— Material Allocation operator screen. Flexware has a dedicated pre-PLC allocation workflow (</w:t>
+            </w:r>
+            <w:r>
+              <w:rPr>
+                <w:rStyle w:val="VerbatimChar"/>
+              </w:rPr>
+              <w:t xml:space="preserve">MaterialAllocationMenuView</w:t>
+            </w:r>
+            <w:r>
+              <w:t xml:space="preserve"> </w:t>
+            </w:r>
+            <w:r>
+              <w:t xml:space="preserve">/</w:t>
+            </w:r>
+            <w:r>
+              <w:t xml:space="preserve"> </w:t>
+            </w:r>
+            <w:r>
+              <w:rPr>
+                <w:rStyle w:val="VerbatimChar"/>
+              </w:rPr>
+              <w:t xml:space="preserve">CreateView</w:t>
+            </w:r>
+            <w:r>
+              <w:t xml:space="preserve"> </w:t>
+            </w:r>
+            <w:r>
+              <w:t xml:space="preserve">/</w:t>
+            </w:r>
+            <w:r>
+              <w:t xml:space="preserve"> </w:t>
+            </w:r>
+            <w:r>
+              <w:rPr>
+                <w:rStyle w:val="VerbatimChar"/>
+              </w:rPr>
+              <w:t xml:space="preserve">UpdateView</w:t>
+            </w:r>
+            <w:r>
+              <w:t xml:space="preserve">) gated by</w:t>
+            </w:r>
+            <w:r>
+              <w:t xml:space="preserve"> </w:t>
+            </w:r>
+            <w:r>
+              <w:rPr>
+                <w:rStyle w:val="VerbatimChar"/>
+              </w:rPr>
+              <w:t xml:space="preserve">Workstation.MaterialAllocationRequired</w:t>
+            </w:r>
+            <w:r>
+              <w:t xml:space="preserve"> </w:t>
+            </w:r>
+            <w:r>
+              <w:t xml:space="preserve">BIT; we have the data (OI-18 ItemLocation metadata) but no operator screen. Phase 6 Assembly gates on resolving this. Couples to UJ-09. (2)</w:t>
+            </w:r>
+            <w:r>
+              <w:t xml:space="preserve"> </w:t>
+            </w:r>
+            <w:r>
+              <w:rPr>
+                <w:b/>
+                <w:bCs/>
+              </w:rPr>
+              <w:t xml:space="preserve">OI-32b NEW / ⬜ Open (discovery)</w:t>
+            </w:r>
+            <w:r>
+              <w:t xml:space="preserve"> </w:t>
+            </w:r>
+            <w:r>
+              <w:t xml:space="preserve">— Material Classes as a first-class entity. Flexware’s</w:t>
+            </w:r>
+            <w:r>
+              <w:t xml:space="preserve"> </w:t>
+            </w:r>
+            <w:r>
+              <w:rPr>
+                <w:rStyle w:val="VerbatimChar"/>
+              </w:rPr>
+              <w:t xml:space="preserve">Material.MaterialClassID</w:t>
+            </w:r>
+            <w:r>
+              <w:t xml:space="preserve"> </w:t>
+            </w:r>
+            <w:r>
+              <w:t xml:space="preserve">FK may cover Honda-customer groupings our</w:t>
+            </w:r>
+            <w:r>
+              <w:t xml:space="preserve"> </w:t>
+            </w:r>
+            <w:r>
+              <w:rPr>
+                <w:rStyle w:val="VerbatimChar"/>
+              </w:rPr>
+              <w:t xml:space="preserve">Parts.ItemType</w:t>
+            </w:r>
+            <w:r>
+              <w:t xml:space="preserve"> </w:t>
+            </w:r>
+            <w:r>
+              <w:t xml:space="preserve">misses. Phase 0 confirmation of live usage needed. Full review report at</w:t>
+            </w:r>
+            <w:r>
+              <w:t xml:space="preserve"> </w:t>
+            </w:r>
+            <w:r>
+              <w:rPr>
+                <w:rStyle w:val="VerbatimChar"/>
+              </w:rPr>
+              <w:t xml:space="preserve">reference/NewInput/REVIEW_2026-04-24.md</w:t>
+            </w:r>
+            <w:r>
+              <w:t xml:space="preserve">. OI-31</w:t>
+            </w:r>
+            <w:r>
+              <w:t xml:space="preserve"> </w:t>
+            </w:r>
+            <w:r>
+              <w:t xml:space="preserve">“extend counters”</w:t>
+            </w:r>
+            <w:r>
+              <w:t xml:space="preserve"> </w:t>
+            </w:r>
+            <w:r>
+              <w:t xml:space="preserve">inference from the review was</w:t>
+            </w:r>
+            <w:r>
+              <w:t xml:space="preserve"> </w:t>
+            </w:r>
+            <w:r>
+              <w:rPr>
+                <w:b/>
+                <w:bCs/>
+              </w:rPr>
+              <w:t xml:space="preserve">reverted</w:t>
+            </w:r>
+            <w:r>
+              <w:t xml:space="preserve"> </w:t>
+            </w:r>
+            <w:r>
+              <w:t xml:space="preserve">— Jacques confirmed the</w:t>
+            </w:r>
+            <w:r>
+              <w:t xml:space="preserve"> </w:t>
+            </w:r>
+            <w:r>
+              <w:rPr>
+                <w:rStyle w:val="VerbatimChar"/>
+              </w:rPr>
+              <w:t xml:space="preserve">IdentifierFormat</w:t>
+            </w:r>
+            <w:r>
+              <w:t xml:space="preserve"> </w:t>
+            </w:r>
+            <w:r>
+              <w:t xml:space="preserve">export he provided (Lot + SerializedItem, 2 rows) is the complete live counter list, not a sample. Design confirmations: DashboardConfiguration / UserInterfaceScript / clock# + PIN rejections validated — no functional loss.</w:t>
+            </w:r>
+          </w:p>
+        </w:tc>
+      </w:tr>
+      <w:tr>
+        <w:tc>
           <w:tcPr>
             <w:shd w:val="clear" w:color="auto" w:fill="F2F2F2"/>
           </w:tcPr>
@@ -2889,7 +3706,7 @@
               <w:pStyle w:val="Compact"/>
             </w:pPr>
             <w:r>
-              <w:t xml:space="preserve">2.8</w:t>
+              <w:t xml:space="preserve">2.7</w:t>
             </w:r>
           </w:p>
         </w:tc>
@@ -2935,263 +3752,6 @@
                 <w:b/>
                 <w:bCs/>
               </w:rPr>
-              <w:t xml:space="preserve">Legacy MES Storyboards review additions.</w:t>
-            </w:r>
-            <w:r>
-              <w:t xml:space="preserve"> </w:t>
-            </w:r>
-            <w:r>
-              <w:t xml:space="preserve">Review of</w:t>
-            </w:r>
-            <w:r>
-              <w:t xml:space="preserve"> </w:t>
-            </w:r>
-            <w:r>
-              <w:rPr>
-                <w:rStyle w:val="VerbatimChar"/>
-              </w:rPr>
-              <w:t xml:space="preserve">reference/NewInput/Madison MES - Storyboards.pdf</w:t>
-            </w:r>
-            <w:r>
-              <w:t xml:space="preserve"> </w:t>
-            </w:r>
-            <w:r>
-              <w:t xml:space="preserve">(2012 Flexware) +</w:t>
-            </w:r>
-            <w:r>
-              <w:t xml:space="preserve"> </w:t>
-            </w:r>
-            <w:r>
-              <w:rPr>
-                <w:rStyle w:val="VerbatimChar"/>
-              </w:rPr>
-              <w:t xml:space="preserve">5GO-AP4 IPAddresses.xlsx</w:t>
-            </w:r>
-            <w:r>
-              <w:t xml:space="preserve"> </w:t>
-            </w:r>
-            <w:r>
-              <w:t xml:space="preserve">against v1.9 / v0.11 / v0.8 / v2.7 design: 43/52 legacy capabilities covered (83%), 5 partial (10%), 4 gaps (7%), 0 out-of-scope. Two register updates: (1)</w:t>
-            </w:r>
-            <w:r>
-              <w:t xml:space="preserve"> </w:t>
-            </w:r>
-            <w:r>
-              <w:rPr>
-                <w:b/>
-                <w:bCs/>
-              </w:rPr>
-              <w:t xml:space="preserve">OI-32 NEW / ⬜ Open</w:t>
-            </w:r>
-            <w:r>
-              <w:t xml:space="preserve"> </w:t>
-            </w:r>
-            <w:r>
-              <w:t xml:space="preserve">— Material Allocation operator screen. Flexware has a dedicated pre-PLC allocation workflow (</w:t>
-            </w:r>
-            <w:r>
-              <w:rPr>
-                <w:rStyle w:val="VerbatimChar"/>
-              </w:rPr>
-              <w:t xml:space="preserve">MaterialAllocationMenuView</w:t>
-            </w:r>
-            <w:r>
-              <w:t xml:space="preserve"> </w:t>
-            </w:r>
-            <w:r>
-              <w:t xml:space="preserve">/</w:t>
-            </w:r>
-            <w:r>
-              <w:t xml:space="preserve"> </w:t>
-            </w:r>
-            <w:r>
-              <w:rPr>
-                <w:rStyle w:val="VerbatimChar"/>
-              </w:rPr>
-              <w:t xml:space="preserve">CreateView</w:t>
-            </w:r>
-            <w:r>
-              <w:t xml:space="preserve"> </w:t>
-            </w:r>
-            <w:r>
-              <w:t xml:space="preserve">/</w:t>
-            </w:r>
-            <w:r>
-              <w:t xml:space="preserve"> </w:t>
-            </w:r>
-            <w:r>
-              <w:rPr>
-                <w:rStyle w:val="VerbatimChar"/>
-              </w:rPr>
-              <w:t xml:space="preserve">UpdateView</w:t>
-            </w:r>
-            <w:r>
-              <w:t xml:space="preserve">) gated by</w:t>
-            </w:r>
-            <w:r>
-              <w:t xml:space="preserve"> </w:t>
-            </w:r>
-            <w:r>
-              <w:rPr>
-                <w:rStyle w:val="VerbatimChar"/>
-              </w:rPr>
-              <w:t xml:space="preserve">Workstation.MaterialAllocationRequired</w:t>
-            </w:r>
-            <w:r>
-              <w:t xml:space="preserve"> </w:t>
-            </w:r>
-            <w:r>
-              <w:t xml:space="preserve">BIT; we have the data (OI-18 ItemLocation metadata) but no operator screen. Phase 6 Assembly gates on resolving this. Couples to UJ-09. (2)</w:t>
-            </w:r>
-            <w:r>
-              <w:t xml:space="preserve"> </w:t>
-            </w:r>
-            <w:r>
-              <w:rPr>
-                <w:b/>
-                <w:bCs/>
-              </w:rPr>
-              <w:t xml:space="preserve">OI-32b NEW / ⬜ Open (discovery)</w:t>
-            </w:r>
-            <w:r>
-              <w:t xml:space="preserve"> </w:t>
-            </w:r>
-            <w:r>
-              <w:t xml:space="preserve">— Material Classes as a first-class entity. Flexware’s</w:t>
-            </w:r>
-            <w:r>
-              <w:t xml:space="preserve"> </w:t>
-            </w:r>
-            <w:r>
-              <w:rPr>
-                <w:rStyle w:val="VerbatimChar"/>
-              </w:rPr>
-              <w:t xml:space="preserve">Material.MaterialClassID</w:t>
-            </w:r>
-            <w:r>
-              <w:t xml:space="preserve"> </w:t>
-            </w:r>
-            <w:r>
-              <w:t xml:space="preserve">FK may cover Honda-customer groupings our</w:t>
-            </w:r>
-            <w:r>
-              <w:t xml:space="preserve"> </w:t>
-            </w:r>
-            <w:r>
-              <w:rPr>
-                <w:rStyle w:val="VerbatimChar"/>
-              </w:rPr>
-              <w:t xml:space="preserve">Parts.ItemType</w:t>
-            </w:r>
-            <w:r>
-              <w:t xml:space="preserve"> </w:t>
-            </w:r>
-            <w:r>
-              <w:t xml:space="preserve">misses. Phase 0 confirmation of live usage needed. Full review report at</w:t>
-            </w:r>
-            <w:r>
-              <w:t xml:space="preserve"> </w:t>
-            </w:r>
-            <w:r>
-              <w:rPr>
-                <w:rStyle w:val="VerbatimChar"/>
-              </w:rPr>
-              <w:t xml:space="preserve">reference/NewInput/REVIEW_2026-04-24.md</w:t>
-            </w:r>
-            <w:r>
-              <w:t xml:space="preserve">. OI-31</w:t>
-            </w:r>
-            <w:r>
-              <w:t xml:space="preserve"> </w:t>
-            </w:r>
-            <w:r>
-              <w:t xml:space="preserve">“extend counters”</w:t>
-            </w:r>
-            <w:r>
-              <w:t xml:space="preserve"> </w:t>
-            </w:r>
-            <w:r>
-              <w:t xml:space="preserve">inference from the review was</w:t>
-            </w:r>
-            <w:r>
-              <w:t xml:space="preserve"> </w:t>
-            </w:r>
-            <w:r>
-              <w:rPr>
-                <w:b/>
-                <w:bCs/>
-              </w:rPr>
-              <w:t xml:space="preserve">reverted</w:t>
-            </w:r>
-            <w:r>
-              <w:t xml:space="preserve"> </w:t>
-            </w:r>
-            <w:r>
-              <w:t xml:space="preserve">— Jacques confirmed the</w:t>
-            </w:r>
-            <w:r>
-              <w:t xml:space="preserve"> </w:t>
-            </w:r>
-            <w:r>
-              <w:rPr>
-                <w:rStyle w:val="VerbatimChar"/>
-              </w:rPr>
-              <w:t xml:space="preserve">IdentifierFormat</w:t>
-            </w:r>
-            <w:r>
-              <w:t xml:space="preserve"> </w:t>
-            </w:r>
-            <w:r>
-              <w:t xml:space="preserve">export he provided (Lot + SerializedItem, 2 rows) is the complete live counter list, not a sample. Design confirmations: DashboardConfiguration / UserInterfaceScript / clock# + PIN rejections validated — no functional loss.</w:t>
-            </w:r>
-          </w:p>
-        </w:tc>
-      </w:tr>
-      <w:tr>
-        <w:tc>
-          <w:tcPr/>
-          <w:p>
-            <w:pPr>
-              <w:pStyle w:val="Compact"/>
-            </w:pPr>
-            <w:r>
-              <w:t xml:space="preserve">2.7</w:t>
-            </w:r>
-          </w:p>
-        </w:tc>
-        <w:tc>
-          <w:tcPr/>
-          <w:p>
-            <w:pPr>
-              <w:pStyle w:val="Compact"/>
-            </w:pPr>
-            <w:r>
-              <w:t xml:space="preserve">2026-04-24</w:t>
-            </w:r>
-          </w:p>
-        </w:tc>
-        <w:tc>
-          <w:tcPr/>
-          <w:p>
-            <w:pPr>
-              <w:pStyle w:val="Compact"/>
-            </w:pPr>
-            <w:r>
-              <w:t xml:space="preserve">Blue Ridge Automation</w:t>
-            </w:r>
-          </w:p>
-        </w:tc>
-        <w:tc>
-          <w:tcPr/>
-          <w:p>
-            <w:pPr>
-              <w:pStyle w:val="Compact"/>
-            </w:pPr>
-            <w:r>
-              <w:rPr>
-                <w:b/>
-                <w:bCs/>
-              </w:rPr>
               <w:t xml:space="preserve">Arc 2 model revisions (2026-04-23 session) landed.</w:t>
             </w:r>
             <w:r>
@@ -3379,7 +3939,7 @@
           <w:b/>
           <w:bCs/>
         </w:rPr>
-        <w:t xml:space="preserve">Part A counts (35 items — updated v2.17):</w:t>
+        <w:t xml:space="preserve">Part A counts (35 items — updated v2.20):</w:t>
       </w:r>
     </w:p>
     <w:tbl>
@@ -3537,7 +4097,7 @@
               <w:pStyle w:val="Compact"/>
             </w:pPr>
             <w:r>
-              <w:t xml:space="preserve">4 (OI-01, OI-02, OI-05, OI-07)</w:t>
+              <w:t xml:space="preserve">5 (OI-01, OI-02, OI-05, OI-07, OI-35)</w:t>
             </w:r>
           </w:p>
         </w:tc>
@@ -3559,7 +4119,7 @@
               <w:pStyle w:val="Compact"/>
             </w:pPr>
             <w:r>
-              <w:t xml:space="preserve">2 (OI-33, OI-35)</w:t>
+              <w:t xml:space="preserve">1 (OI-33)</w:t>
             </w:r>
           </w:p>
         </w:tc>
@@ -3615,7 +4175,7 @@
               <w:pStyle w:val="Compact"/>
             </w:pPr>
             <w:r>
-              <w:t xml:space="preserve">16 (OI-03, OI-04, OI-06, OI-08, OI-09, OI-11, OI-12, OI-16, OI-17, OI-18, OI-21, OI-22, OI-24, OI-28, OI-30, OI-31)</w:t>
+              <w:t xml:space="preserve">17 (OI-03, OI-04, OI-06, OI-08, OI-09, OI-11, OI-12, OI-16, OI-17, OI-18, OI-21, OI-22, OI-24, OI-28, OI-30, OI-31, OI-32)</w:t>
             </w:r>
           </w:p>
         </w:tc>
@@ -3643,7 +4203,7 @@
               <w:pStyle w:val="Compact"/>
             </w:pPr>
             <w:r>
-              <w:t xml:space="preserve">2 (OI-32, OI-34)</w:t>
+              <w:t xml:space="preserve">2 (OI-34, OI-36)</w:t>
             </w:r>
           </w:p>
         </w:tc>
@@ -3675,7 +4235,7 @@
                 <w:b/>
                 <w:bCs/>
               </w:rPr>
-              <w:t xml:space="preserve">18</w:t>
+              <w:t xml:space="preserve">19</w:t>
             </w:r>
           </w:p>
         </w:tc>
@@ -3869,7 +4429,7 @@
                 <w:b/>
                 <w:bCs/>
               </w:rPr>
-              <w:t xml:space="preserve">30</w:t>
+              <w:t xml:space="preserve">32</w:t>
             </w:r>
           </w:p>
         </w:tc>
@@ -3899,7 +4459,7 @@
                 <w:b/>
                 <w:bCs/>
               </w:rPr>
-              <w:t xml:space="preserve">4</w:t>
+              <w:t xml:space="preserve">3</w:t>
             </w:r>
           </w:p>
         </w:tc>
@@ -3929,7 +4489,7 @@
                 <w:b/>
                 <w:bCs/>
               </w:rPr>
-              <w:t xml:space="preserve">35</w:t>
+              <w:t xml:space="preserve">36</w:t>
             </w:r>
           </w:p>
         </w:tc>
@@ -3944,7 +4504,7 @@
           <w:b/>
           <w:bCs/>
         </w:rPr>
-        <w:t xml:space="preserve">Authoritative row lists (after v2.17 sync):</w:t>
+        <w:t xml:space="preserve">Authoritative row lists (after v2.18 sync):</w:t>
       </w:r>
     </w:p>
     <w:p>
@@ -3956,7 +4516,7 @@
         </w:numPr>
       </w:pPr>
       <w:r>
-        <w:t xml:space="preserve">Resolved (30) = OI-01, -02, -03, -04, -05, -06, -07, -08, -09, -11, -12, -13, -14, -15, -16, -17, -18, -19, -20, -21, -22, -23, -24, -25, -27, -28, -29, -30, -31, -32b</w:t>
+        <w:t xml:space="preserve">Resolved (32) = OI-01, -02, -03, -04, -05, -06, -07, -08, -09, -11, -12, -13, -14, -15, -16, -17, -18, -19, -20, -21, -22, -23, -24, -25, -27, -28, -29, -30, -31, -32, -32b, -35</w:t>
       </w:r>
     </w:p>
     <w:p>
@@ -3980,7 +4540,7 @@
         </w:numPr>
       </w:pPr>
       <w:r>
-        <w:t xml:space="preserve">Open (4) = OI-32, -33, -34, -35</w:t>
+        <w:t xml:space="preserve">Open (3) = OI-33, -34, -36</w:t>
       </w:r>
     </w:p>
     <w:p>
@@ -4430,17 +4990,17 @@
         <w:t xml:space="preserve"> </w:t>
       </w:r>
       <w:r>
-        <w:t xml:space="preserve">54 items (35 Part A + 19 Part B).</w:t>
-      </w:r>
-      <w:r>
-        <w:t xml:space="preserve"> </w:t>
-      </w:r>
-      <w:r>
-        <w:rPr>
-          <w:b/>
-          <w:bCs/>
-        </w:rPr>
-        <w:t xml:space="preserve">47 resolved, 0 in review, 6 open, 1 superseded.</w:t>
+        <w:t xml:space="preserve">55 items (36 Part A + 19 Part B).</w:t>
+      </w:r>
+      <w:r>
+        <w:t xml:space="preserve"> </w:t>
+      </w:r>
+      <w:r>
+        <w:rPr>
+          <w:b/>
+          <w:bCs/>
+        </w:rPr>
+        <w:t xml:space="preserve">49 resolved, 0 in review, 5 open, 1 superseded.</w:t>
       </w:r>
     </w:p>
     <w:p>
@@ -4470,7 +5030,7 @@
     </w:p>
     <w:bookmarkEnd w:id="10"/>
     <w:bookmarkEnd w:id="11"/>
-    <w:bookmarkStart w:id="47" w:name="part-a-fds-open-items"/>
+    <w:bookmarkStart w:id="49" w:name="part-a-fds-open-items"/>
     <w:p>
       <w:pPr>
         <w:pStyle w:val="Heading1"/>
@@ -17070,13 +17630,13 @@
       </w:r>
     </w:p>
     <w:bookmarkEnd w:id="41"/>
-    <w:bookmarkStart w:id="42" w:name="Xd7a86e4e1380e27c8e06888bf2b88b26de62220"/>
+    <w:bookmarkStart w:id="42" w:name="X52c153828fdd7fb00c5a459279692271e74e70c"/>
     <w:p>
       <w:pPr>
         <w:pStyle w:val="Heading3"/>
       </w:pPr>
       <w:r>
-        <w:t xml:space="preserve">OI-32 — Material Allocation operator screen — ⬜ Open (new, 2026-04-24)</w:t>
+        <w:t xml:space="preserve">OI-32 — Material Allocation operator screen — ✅ Resolved / Closed (2026-07-06)</w:t>
       </w:r>
     </w:p>
     <w:p>
@@ -17917,13 +18477,13 @@
           <w:b/>
           <w:bCs/>
         </w:rPr>
-        <w:t xml:space="preserve">Decision pending:</w:t>
-      </w:r>
-      <w:r>
-        <w:t xml:space="preserve"> </w:t>
-      </w:r>
-      <w:r>
-        <w:t xml:space="preserve">Jacques to confirm the revised</w:t>
+        <w:t xml:space="preserve">Decision (2026-07-06):</w:t>
+      </w:r>
+      <w:r>
+        <w:t xml:space="preserve"> </w:t>
+      </w:r>
+      <w:r>
+        <w:t xml:space="preserve">Closed. The revised</w:t>
       </w:r>
       <w:r>
         <w:t xml:space="preserve"> </w:t>
@@ -17935,7 +18495,119 @@
         <w:t xml:space="preserve"> </w:t>
       </w:r>
       <w:r>
-        <w:t xml:space="preserve">framing before flipping the status tag. Status stays ⬜ Open until explicit confirmation.</w:t>
+        <w:t xml:space="preserve">framing is confirmed and embodied concretely by the reusable</w:t>
+      </w:r>
+      <w:r>
+        <w:t xml:space="preserve"> </w:t>
+      </w:r>
+      <w:r>
+        <w:rPr>
+          <w:b/>
+          <w:bCs/>
+        </w:rPr>
+        <w:t xml:space="preserve">line inventory check-in / on-hand popup</w:t>
+      </w:r>
+      <w:r>
+        <w:t xml:space="preserve"> </w:t>
+      </w:r>
+      <w:r>
+        <w:t xml:space="preserve">built in the machining/assembly plant-floor flow plan (</w:t>
+      </w:r>
+      <w:r>
+        <w:rPr>
+          <w:rStyle w:val="VerbatimChar"/>
+        </w:rPr>
+        <w:t xml:space="preserve">docs/superpowers/plans/2026-07-02-machining-assembly-plant-floor-flow.md</w:t>
+      </w:r>
+      <w:r>
+        <w:t xml:space="preserve">, Tasks I1/I2). The operator scans a LOT into the lineside Cell (a</w:t>
+      </w:r>
+      <w:r>
+        <w:t xml:space="preserve"> </w:t>
+      </w:r>
+      <w:r>
+        <w:rPr>
+          <w:rStyle w:val="VerbatimChar"/>
+        </w:rPr>
+        <w:t xml:space="preserve">LocationTypeDefinition</w:t>
+      </w:r>
+      <w:r>
+        <w:t xml:space="preserve"> </w:t>
+      </w:r>
+      <w:r>
+        <w:t xml:space="preserve">under Cell) via</w:t>
+      </w:r>
+      <w:r>
+        <w:t xml:space="preserve"> </w:t>
+      </w:r>
+      <w:r>
+        <w:rPr>
+          <w:rStyle w:val="VerbatimChar"/>
+        </w:rPr>
+        <w:t xml:space="preserve">Lots.Lot_MoveToValidated</w:t>
+      </w:r>
+      <w:r>
+        <w:t xml:space="preserve"> </w:t>
+      </w:r>
+      <w:r>
+        <w:t xml:space="preserve">- that</w:t>
+      </w:r>
+      <w:r>
+        <w:t xml:space="preserve"> </w:t>
+      </w:r>
+      <w:r>
+        <w:rPr>
+          <w:rStyle w:val="VerbatimChar"/>
+        </w:rPr>
+        <w:t xml:space="preserve">LotMovement</w:t>
+      </w:r>
+      <w:r>
+        <w:t xml:space="preserve"> </w:t>
+      </w:r>
+      <w:r>
+        <w:t xml:space="preserve">IS the allocation - on-hand is read grouped part-&gt;lot FIFO via</w:t>
+      </w:r>
+      <w:r>
+        <w:t xml:space="preserve"> </w:t>
+      </w:r>
+      <w:r>
+        <w:rPr>
+          <w:rStyle w:val="VerbatimChar"/>
+        </w:rPr>
+        <w:t xml:space="preserve">Lots.Lot_GetLineInventoryByPart</w:t>
+      </w:r>
+      <w:r>
+        <w:t xml:space="preserve">, and consumption against it is captured by</w:t>
+      </w:r>
+      <w:r>
+        <w:t xml:space="preserve"> </w:t>
+      </w:r>
+      <w:r>
+        <w:rPr>
+          <w:rStyle w:val="VerbatimChar"/>
+        </w:rPr>
+        <w:t xml:space="preserve">Workorder.ConsumptionEvent</w:t>
+      </w:r>
+      <w:r>
+        <w:t xml:space="preserve"> </w:t>
+      </w:r>
+      <w:r>
+        <w:t xml:space="preserve">with full genealogy. No</w:t>
+      </w:r>
+      <w:r>
+        <w:t xml:space="preserve"> </w:t>
+      </w:r>
+      <w:r>
+        <w:rPr>
+          <w:rStyle w:val="VerbatimChar"/>
+        </w:rPr>
+        <w:t xml:space="preserve">Workorder.MaterialAllocation</w:t>
+      </w:r>
+      <w:r>
+        <w:t xml:space="preserve"> </w:t>
+      </w:r>
+      <w:r>
+        <w:t xml:space="preserve">table and no separate Allocate-Material Perspective screen are needed; the Flexware concept collapses into the existing LOT-at-location + ConsumptionEvent model.</w:t>
       </w:r>
     </w:p>
     <w:p>
@@ -17947,7 +18619,7 @@
           <w:b/>
           <w:bCs/>
         </w:rPr>
-        <w:t xml:space="preserve">Integration queued (once closed):</w:t>
+        <w:t xml:space="preserve">Integration:</w:t>
       </w:r>
       <w:r>
         <w:t xml:space="preserve"> </w:t>
@@ -17981,13 +18653,13 @@
         <w:t xml:space="preserve"> </w:t>
       </w:r>
       <w:r>
-        <w:t xml:space="preserve">§4 Gap 1) — add strike-through + closure note.</w:t>
-      </w:r>
-      <w:r>
-        <w:t xml:space="preserve"> </w:t>
-      </w:r>
-      <w:r>
-        <w:t xml:space="preserve">- No data model / FDS additions required.</w:t>
+        <w:t xml:space="preserve">§4 Gap 1) — add strike-through + closure note (queued).</w:t>
+      </w:r>
+      <w:r>
+        <w:t xml:space="preserve"> </w:t>
+      </w:r>
+      <w:r>
+        <w:t xml:space="preserve">- No data model / FDS additions required — the inventory popup reuses existing procs.</w:t>
       </w:r>
     </w:p>
     <w:p>
@@ -19529,34 +20201,420 @@
       </w:r>
     </w:p>
     <w:bookmarkEnd w:id="45"/>
-    <w:bookmarkStart w:id="46" w:name="X732df44c635c4f7444d13d2275adebe73c99a9f"/>
+    <w:bookmarkStart w:id="46" w:name="X5cd299bf5f8b82b8098006d31775357018346f5"/>
     <w:p>
       <w:pPr>
         <w:pStyle w:val="Heading3"/>
       </w:pPr>
       <w:r>
-        <w:t xml:space="preserve">OI-35 — Long-horizon scaling, retention, and archiving strategy — ⬜ Open /</w:t>
-      </w:r>
-      <w:r>
-        <w:t xml:space="preserve"> </w:t>
-      </w:r>
-      <w:r>
-        <w:rPr>
-          <w:b/>
-          <w:bCs/>
-        </w:rPr>
-        <w:t xml:space="preserve">MUST DECIDE BEFORE ARC 2 PHASE 1 SQL BUILD</w:t>
-      </w:r>
-      <w:r>
-        <w:t xml:space="preserve"> </w:t>
-      </w:r>
-      <w:r>
-        <w:t xml:space="preserve">(new, 2026-04-29)</w:t>
+        <w:t xml:space="preserve">OI-35 — Long-horizon scaling, retention, and archiving strategy — ✅ RESOLVED (2026-06-08, Blue Ridge architecture review)</w:t>
       </w:r>
     </w:p>
     <w:p>
       <w:pPr>
         <w:pStyle w:val="FirstParagraph"/>
+      </w:pPr>
+      <w:r>
+        <w:rPr>
+          <w:b/>
+          <w:bCs/>
+        </w:rPr>
+        <w:t xml:space="preserve">Resolution (2026-06-08, Phase 0 Track B —</w:t>
+      </w:r>
+      <w:r>
+        <w:rPr>
+          <w:b/>
+          <w:bCs/>
+        </w:rPr>
+        <w:t xml:space="preserve"> </w:t>
+      </w:r>
+      <w:r>
+        <w:rPr>
+          <w:rStyle w:val="VerbatimChar"/>
+          <w:b/>
+          <w:bCs/>
+        </w:rPr>
+        <w:t xml:space="preserve">Meeting_Notes/2026-06-08_Phase0_Decision_Log.md</w:t>
+      </w:r>
+      <w:r>
+        <w:rPr>
+          <w:b/>
+          <w:bCs/>
+        </w:rPr>
+        <w:t xml:space="preserve">):</w:t>
+      </w:r>
+      <w:r>
+        <w:t xml:space="preserve"> </w:t>
+      </w:r>
+      <w:r>
+        <w:t xml:space="preserve">Architecture gate</w:t>
+      </w:r>
+      <w:r>
+        <w:t xml:space="preserve"> </w:t>
+      </w:r>
+      <w:r>
+        <w:rPr>
+          <w:b/>
+          <w:bCs/>
+        </w:rPr>
+        <w:t xml:space="preserve">CLEARED — Arc-2 Phase-1 SQL unblocked.</w:t>
+      </w:r>
+      <w:r>
+        <w:t xml:space="preserve"> </w:t>
+      </w:r>
+      <w:r>
+        <w:t xml:space="preserve">Decisions baked into migration</w:t>
+      </w:r>
+      <w:r>
+        <w:t xml:space="preserve"> </w:t>
+      </w:r>
+      <w:r>
+        <w:rPr>
+          <w:rStyle w:val="VerbatimChar"/>
+        </w:rPr>
+        <w:t xml:space="preserve">0020_arc2_phase1_shop_floor_foundation.sql</w:t>
+      </w:r>
+      <w:r>
+        <w:t xml:space="preserve"> </w:t>
+      </w:r>
+      <w:r>
+        <w:t xml:space="preserve">(design spec</w:t>
+      </w:r>
+      <w:r>
+        <w:t xml:space="preserve"> </w:t>
+      </w:r>
+      <w:r>
+        <w:rPr>
+          <w:rStyle w:val="VerbatimChar"/>
+        </w:rPr>
+        <w:t xml:space="preserve">docs/superpowers/specs/2026-06-09-arc2-phase1-sql-foundation-design.md</w:t>
+      </w:r>
+      <w:r>
+        <w:t xml:space="preserve">; Data Model §</w:t>
+      </w:r>
+      <w:r>
+        <w:t xml:space="preserve"> </w:t>
+      </w:r>
+      <w:r>
+        <w:t xml:space="preserve">“Scaling Decisions”</w:t>
+      </w:r>
+      <w:r>
+        <w:t xml:space="preserve">):</w:t>
+      </w:r>
+      <w:r>
+        <w:t xml:space="preserve"> </w:t>
+      </w:r>
+      <w:r>
+        <w:rPr>
+          <w:b/>
+          <w:bCs/>
+        </w:rPr>
+        <w:t xml:space="preserve">B2</w:t>
+      </w:r>
+      <w:r>
+        <w:t xml:space="preserve"> </w:t>
+      </w:r>
+      <w:r>
+        <w:t xml:space="preserve">monthly</w:t>
+      </w:r>
+      <w:r>
+        <w:t xml:space="preserve"> </w:t>
+      </w:r>
+      <w:r>
+        <w:rPr>
+          <w:rStyle w:val="VerbatimChar"/>
+        </w:rPr>
+        <w:t xml:space="preserve">RANGE RIGHT</w:t>
+      </w:r>
+      <w:r>
+        <w:t xml:space="preserve"> </w:t>
+      </w:r>
+      <w:r>
+        <w:t xml:space="preserve">partitioning +</w:t>
+      </w:r>
+      <w:r>
+        <w:t xml:space="preserve"> </w:t>
+      </w:r>
+      <w:r>
+        <w:rPr>
+          <w:rStyle w:val="VerbatimChar"/>
+          <w:b/>
+          <w:bCs/>
+        </w:rPr>
+        <w:t xml:space="preserve">TRUNCATE</w:t>
+      </w:r>
+      <w:r>
+        <w:rPr>
+          <w:b/>
+          <w:bCs/>
+        </w:rPr>
+        <w:t xml:space="preserve">-based sliding-window</w:t>
+      </w:r>
+      <w:r>
+        <w:t xml:space="preserve"> </w:t>
+      </w:r>
+      <w:r>
+        <w:t xml:space="preserve">(CREATE; singleton</w:t>
+      </w:r>
+      <w:r>
+        <w:t xml:space="preserve"> </w:t>
+      </w:r>
+      <w:r>
+        <w:rPr>
+          <w:rStyle w:val="VerbatimChar"/>
+        </w:rPr>
+        <w:t xml:space="preserve">Id</w:t>
+      </w:r>
+      <w:r>
+        <w:t xml:space="preserve"> </w:t>
+      </w:r>
+      <w:r>
+        <w:t xml:space="preserve">PK preserved — TRUNCATE imposes no aligned-index requirement);</w:t>
+      </w:r>
+      <w:r>
+        <w:t xml:space="preserve"> </w:t>
+      </w:r>
+      <w:r>
+        <w:rPr>
+          <w:b/>
+          <w:bCs/>
+        </w:rPr>
+        <w:t xml:space="preserve">B3</w:t>
+      </w:r>
+      <w:r>
+        <w:t xml:space="preserve"> </w:t>
+      </w:r>
+      <w:r>
+        <w:t xml:space="preserve">columnstore deferred (partition-compatible, not built);</w:t>
+      </w:r>
+      <w:r>
+        <w:t xml:space="preserve"> </w:t>
+      </w:r>
+      <w:r>
+        <w:rPr>
+          <w:b/>
+          <w:bCs/>
+        </w:rPr>
+        <w:t xml:space="preserve">B4</w:t>
+      </w:r>
+      <w:r>
+        <w:t xml:space="preserve"> </w:t>
+      </w:r>
+      <w:r>
+        <w:rPr>
+          <w:rStyle w:val="VerbatimChar"/>
+        </w:rPr>
+        <w:t xml:space="preserve">LotGenealogyClosure</w:t>
+      </w:r>
+      <w:r>
+        <w:t xml:space="preserve"> </w:t>
+      </w:r>
+      <w:r>
+        <w:t xml:space="preserve">table (CREATE);</w:t>
+      </w:r>
+      <w:r>
+        <w:t xml:space="preserve"> </w:t>
+      </w:r>
+      <w:r>
+        <w:rPr>
+          <w:b/>
+          <w:bCs/>
+        </w:rPr>
+        <w:t xml:space="preserve">B5</w:t>
+      </w:r>
+      <w:r>
+        <w:t xml:space="preserve"> </w:t>
+      </w:r>
+      <w:r>
+        <w:t xml:space="preserve">materialized</w:t>
+      </w:r>
+      <w:r>
+        <w:t xml:space="preserve"> </w:t>
+      </w:r>
+      <w:r>
+        <w:rPr>
+          <w:rStyle w:val="VerbatimChar"/>
+        </w:rPr>
+        <w:t xml:space="preserve">TotalInProcess</w:t>
+      </w:r>
+      <w:r>
+        <w:t xml:space="preserve">/</w:t>
+      </w:r>
+      <w:r>
+        <w:rPr>
+          <w:rStyle w:val="VerbatimChar"/>
+        </w:rPr>
+        <w:t xml:space="preserve">InventoryAvailable</w:t>
+      </w:r>
+      <w:r>
+        <w:t xml:space="preserve"> </w:t>
+      </w:r>
+      <w:r>
+        <w:t xml:space="preserve">+</w:t>
+      </w:r>
+      <w:r>
+        <w:t xml:space="preserve"> </w:t>
+      </w:r>
+      <w:r>
+        <w:rPr>
+          <w:rStyle w:val="VerbatimChar"/>
+        </w:rPr>
+        <w:t xml:space="preserve">v_LotDerivedQuantities</w:t>
+      </w:r>
+      <w:r>
+        <w:t xml:space="preserve"> </w:t>
+      </w:r>
+      <w:r>
+        <w:t xml:space="preserve">fallback view (CREATE);</w:t>
+      </w:r>
+      <w:r>
+        <w:t xml:space="preserve"> </w:t>
+      </w:r>
+      <w:r>
+        <w:rPr>
+          <w:b/>
+          <w:bCs/>
+        </w:rPr>
+        <w:t xml:space="preserve">B6</w:t>
+      </w:r>
+      <w:r>
+        <w:t xml:space="preserve"> </w:t>
+      </w:r>
+      <w:r>
+        <w:t xml:space="preserve">row-locked</w:t>
+      </w:r>
+      <w:r>
+        <w:t xml:space="preserve"> </w:t>
+      </w:r>
+      <w:r>
+        <w:rPr>
+          <w:rStyle w:val="VerbatimChar"/>
+        </w:rPr>
+        <w:t xml:space="preserve">IdentifierSequence_Next</w:t>
+      </w:r>
+      <w:r>
+        <w:t xml:space="preserve"> </w:t>
+      </w:r>
+      <w:r>
+        <w:t xml:space="preserve">(NOT SQL</w:t>
+      </w:r>
+      <w:r>
+        <w:t xml:space="preserve"> </w:t>
+      </w:r>
+      <w:r>
+        <w:rPr>
+          <w:rStyle w:val="VerbatimChar"/>
+        </w:rPr>
+        <w:t xml:space="preserve">SEQUENCE</w:t>
+      </w:r>
+      <w:r>
+        <w:t xml:space="preserve">), seed ≈3,000,000, MESL/MESI retained (CREATE);</w:t>
+      </w:r>
+      <w:r>
+        <w:t xml:space="preserve"> </w:t>
+      </w:r>
+      <w:r>
+        <w:rPr>
+          <w:b/>
+          <w:bCs/>
+        </w:rPr>
+        <w:t xml:space="preserve">B7</w:t>
+      </w:r>
+      <w:r>
+        <w:t xml:space="preserve"> </w:t>
+      </w:r>
+      <w:r>
+        <w:rPr>
+          <w:rStyle w:val="VerbatimChar"/>
+        </w:rPr>
+        <w:t xml:space="preserve">OperationLog</w:t>
+      </w:r>
+      <w:r>
+        <w:t xml:space="preserve">→7-yr + 20-yr</w:t>
+      </w:r>
+      <w:r>
+        <w:t xml:space="preserve"> </w:t>
+      </w:r>
+      <w:r>
+        <w:rPr>
+          <w:rStyle w:val="VerbatimChar"/>
+        </w:rPr>
+        <w:t xml:space="preserve">Lots.LotEventLog</w:t>
+      </w:r>
+      <w:r>
+        <w:t xml:space="preserve"> </w:t>
+      </w:r>
+      <w:r>
+        <w:t xml:space="preserve">split (CREATE);</w:t>
+      </w:r>
+      <w:r>
+        <w:t xml:space="preserve"> </w:t>
+      </w:r>
+      <w:r>
+        <w:rPr>
+          <w:b/>
+          <w:bCs/>
+        </w:rPr>
+        <w:t xml:space="preserve">B8</w:t>
+      </w:r>
+      <w:r>
+        <w:t xml:space="preserve"> </w:t>
+      </w:r>
+      <w:r>
+        <w:t xml:space="preserve">known filtered indexes (CREATE);</w:t>
+      </w:r>
+      <w:r>
+        <w:t xml:space="preserve"> </w:t>
+      </w:r>
+      <w:r>
+        <w:rPr>
+          <w:b/>
+          <w:bCs/>
+        </w:rPr>
+        <w:t xml:space="preserve">B1</w:t>
+      </w:r>
+      <w:r>
+        <w:t xml:space="preserve"> </w:t>
+      </w:r>
+      <w:r>
+        <w:t xml:space="preserve">per-table retention → FDS §11 (20-yr Honda / 7-yr general, MPP IT confirms).</w:t>
+      </w:r>
+      <w:r>
+        <w:t xml:space="preserve"> </w:t>
+      </w:r>
+      <w:r>
+        <w:rPr>
+          <w:b/>
+          <w:bCs/>
+        </w:rPr>
+        <w:t xml:space="preserve">Track A (customer validation):</w:t>
+      </w:r>
+      <w:r>
+        <w:t xml:space="preserve"> </w:t>
+      </w:r>
+      <w:r>
+        <w:t xml:space="preserve">gate posture = build on assumed-defaults, MPP confirms in parallel; only S-08 a true blocker. A4 ShotCount =</w:t>
+      </w:r>
+      <w:r>
+        <w:t xml:space="preserve"> </w:t>
+      </w:r>
+      <w:r>
+        <w:rPr>
+          <w:b/>
+          <w:bCs/>
+        </w:rPr>
+        <w:t xml:space="preserve">cumulative</w:t>
+      </w:r>
+      <w:r>
+        <w:t xml:space="preserve"> </w:t>
+      </w:r>
+      <w:r>
+        <w:t xml:space="preserve">(locked). A1 seed ≈3M / keep MESL/MESI (Ben → exact seeds + rollout shape). A2/A5/A6/A7 adopt-default, MPP confirms. A8 (OI-32) close-as-not-reproduced (Ben). A9 (OI-33) hard-fail posture confirmed.</w:t>
+      </w:r>
+    </w:p>
+    <w:p>
+      <w:pPr>
+        <w:pStyle w:val="BodyText"/>
       </w:pPr>
       <w:r>
         <w:rPr>
@@ -20059,7 +21117,13 @@
               <w:rPr>
                 <w:rStyle w:val="VerbatimChar"/>
               </w:rPr>
-              <w:t xml:space="preserve">Audit.OperationLog</w:t>
+              <w:t xml:space="preserve">Workorder.ProductionEventValue</w:t>
+            </w:r>
+            <w:r>
+              <w:t xml:space="preserve"> </w:t>
+            </w:r>
+            <w:r>
+              <w:t xml:space="preserve">(EAV child of ProductionEvent)</w:t>
             </w:r>
           </w:p>
         </w:tc>
@@ -20077,7 +21141,13 @@
                 <w:b/>
                 <w:bCs/>
               </w:rPr>
-              <w:t xml:space="preserve">300M–1B</w:t>
+              <w:t xml:space="preserve">150–600M</w:t>
+            </w:r>
+            <w:r>
+              <w:t xml:space="preserve"> </w:t>
+            </w:r>
+            <w:r>
+              <w:t xml:space="preserve">(events × non-promoted data-collection fields)</w:t>
             </w:r>
           </w:p>
         </w:tc>
@@ -20093,11 +21163,50 @@
               <w:rPr>
                 <w:rStyle w:val="VerbatimChar"/>
               </w:rPr>
-              <w:t xml:space="preserve">Audit.InterfaceLog</w:t>
-            </w:r>
-          </w:p>
-        </w:tc>
-        <w:tc>
+              <w:t xml:space="preserve">Quality.QualityResult</w:t>
+            </w:r>
+            <w:r>
+              <w:t xml:space="preserve"> </w:t>
+            </w:r>
+            <w:r>
+              <w:t xml:space="preserve">(EAV child of QualitySample)</w:t>
+            </w:r>
+          </w:p>
+        </w:tc>
+        <w:tc>
+          <w:tcPr/>
+          <w:p>
+            <w:pPr>
+              <w:pStyle w:val="Compact"/>
+            </w:pPr>
+            <w:r>
+              <w:t xml:space="preserve">20–50M (samples × attrs-per-spec; sampling-rate dependent)</w:t>
+            </w:r>
+          </w:p>
+        </w:tc>
+      </w:tr>
+      <w:tr>
+        <w:tc>
+          <w:tcPr>
+            <w:shd w:val="clear" w:color="auto" w:fill="F2F2F2"/>
+          </w:tcPr>
+          <w:tcPr/>
+          <w:p>
+            <w:pPr>
+              <w:pStyle w:val="Compact"/>
+            </w:pPr>
+            <w:r>
+              <w:rPr>
+                <w:rStyle w:val="VerbatimChar"/>
+              </w:rPr>
+              <w:t xml:space="preserve">Audit.OperationLog</w:t>
+            </w:r>
+          </w:p>
+        </w:tc>
+        <w:tc>
+          <w:tcPr>
+            <w:shd w:val="clear" w:color="auto" w:fill="F2F2F2"/>
+          </w:tcPr>
           <w:tcPr/>
           <w:p>
             <w:pPr>
@@ -20108,6 +21217,37 @@
                 <w:b/>
                 <w:bCs/>
               </w:rPr>
+              <w:t xml:space="preserve">300M–1B</w:t>
+            </w:r>
+          </w:p>
+        </w:tc>
+      </w:tr>
+      <w:tr>
+        <w:tc>
+          <w:tcPr/>
+          <w:p>
+            <w:pPr>
+              <w:pStyle w:val="Compact"/>
+            </w:pPr>
+            <w:r>
+              <w:rPr>
+                <w:rStyle w:val="VerbatimChar"/>
+              </w:rPr>
+              <w:t xml:space="preserve">Audit.InterfaceLog</w:t>
+            </w:r>
+          </w:p>
+        </w:tc>
+        <w:tc>
+          <w:tcPr/>
+          <w:p>
+            <w:pPr>
+              <w:pStyle w:val="Compact"/>
+            </w:pPr>
+            <w:r>
+              <w:rPr>
+                <w:b/>
+                <w:bCs/>
+              </w:rPr>
               <w:t xml:space="preserve">300–600M</w:t>
             </w:r>
           </w:p>
@@ -20116,7 +21256,144 @@
     </w:tbl>
     <w:p>
       <w:pPr>
-        <w:pStyle w:val="BodyText"/>
+        <w:pStyle w:val="BlockText"/>
+      </w:pPr>
+      <w:r>
+        <w:rPr>
+          <w:b/>
+          <w:bCs/>
+        </w:rPr>
+        <w:t xml:space="preserve">EAV children (added 2026-06-08 EAV-at-scale review):</w:t>
+      </w:r>
+      <w:r>
+        <w:t xml:space="preserve"> </w:t>
+      </w:r>
+      <w:r>
+        <w:rPr>
+          <w:rStyle w:val="VerbatimChar"/>
+        </w:rPr>
+        <w:t xml:space="preserve">Workorder.ProductionEventValue</w:t>
+      </w:r>
+      <w:r>
+        <w:t xml:space="preserve"> </w:t>
+      </w:r>
+      <w:r>
+        <w:t xml:space="preserve">and</w:t>
+      </w:r>
+      <w:r>
+        <w:t xml:space="preserve"> </w:t>
+      </w:r>
+      <w:r>
+        <w:rPr>
+          <w:rStyle w:val="VerbatimChar"/>
+        </w:rPr>
+        <w:t xml:space="preserve">Quality.QualityResult</w:t>
+      </w:r>
+      <w:r>
+        <w:t xml:space="preserve"> </w:t>
+      </w:r>
+      <w:r>
+        <w:t xml:space="preserve">are Entity-Attribute-Value child tables that grow as a</w:t>
+      </w:r>
+      <w:r>
+        <w:t xml:space="preserve"> </w:t>
+      </w:r>
+      <w:r>
+        <w:rPr>
+          <w:i/>
+          <w:iCs/>
+        </w:rPr>
+        <w:t xml:space="preserve">multiple</w:t>
+      </w:r>
+      <w:r>
+        <w:t xml:space="preserve"> </w:t>
+      </w:r>
+      <w:r>
+        <w:t xml:space="preserve">of their already-high-volume parents. They were absent from the original row-estimate table and the 2026-04-28 indexing-review gap table — they must be treated like the event tables they hang off: monthly range-partitioned + retention-classed + columnstore-aged, partition-aligned with their parent (</w:t>
+      </w:r>
+      <w:r>
+        <w:rPr>
+          <w:rStyle w:val="VerbatimChar"/>
+        </w:rPr>
+        <w:t xml:space="preserve">ProductionEventValue</w:t>
+      </w:r>
+      <w:r>
+        <w:t xml:space="preserve"> </w:t>
+      </w:r>
+      <w:r>
+        <w:t xml:space="preserve">co-located with</w:t>
+      </w:r>
+      <w:r>
+        <w:t xml:space="preserve"> </w:t>
+      </w:r>
+      <w:r>
+        <w:rPr>
+          <w:rStyle w:val="VerbatimChar"/>
+        </w:rPr>
+        <w:t xml:space="preserve">ProductionEvent</w:t>
+      </w:r>
+      <w:r>
+        <w:t xml:space="preserve">,</w:t>
+      </w:r>
+      <w:r>
+        <w:t xml:space="preserve"> </w:t>
+      </w:r>
+      <w:r>
+        <w:rPr>
+          <w:rStyle w:val="VerbatimChar"/>
+        </w:rPr>
+        <w:t xml:space="preserve">QualityResult</w:t>
+      </w:r>
+      <w:r>
+        <w:t xml:space="preserve"> </w:t>
+      </w:r>
+      <w:r>
+        <w:t xml:space="preserve">with</w:t>
+      </w:r>
+      <w:r>
+        <w:t xml:space="preserve"> </w:t>
+      </w:r>
+      <w:r>
+        <w:rPr>
+          <w:rStyle w:val="VerbatimChar"/>
+        </w:rPr>
+        <w:t xml:space="preserve">QualitySample</w:t>
+      </w:r>
+      <w:r>
+        <w:t xml:space="preserve">). Both are structurally sound (each already carries / now carries a</w:t>
+      </w:r>
+      <w:r>
+        <w:t xml:space="preserve"> </w:t>
+      </w:r>
+      <w:r>
+        <w:rPr>
+          <w:rStyle w:val="VerbatimChar"/>
+        </w:rPr>
+        <w:t xml:space="preserve">NumericValue DECIMAL</w:t>
+      </w:r>
+      <w:r>
+        <w:t xml:space="preserve"> </w:t>
+      </w:r>
+      <w:r>
+        <w:t xml:space="preserve">shadow column for indexable numeric queries) — the gap was</w:t>
+      </w:r>
+      <w:r>
+        <w:t xml:space="preserve"> </w:t>
+      </w:r>
+      <w:r>
+        <w:rPr>
+          <w:i/>
+          <w:iCs/>
+        </w:rPr>
+        <w:t xml:space="preserve">planning</w:t>
+      </w:r>
+      <w:r>
+        <w:t xml:space="preserve">, not schema.</w:t>
+      </w:r>
+    </w:p>
+    <w:p>
+      <w:pPr>
+        <w:pStyle w:val="FirstParagraph"/>
       </w:pPr>
       <w:r>
         <w:t xml:space="preserve">The audit + interface tables are structurally larger than the entire traceability dataset. A 20-year blanket retention policy without architectural mitigations is not tractable on a single SQL Server 2022 instance — query plans against unpartitioned 1B-row tables degrade beyond useful thresholds, recursive</w:t>
@@ -20360,7 +21637,44 @@
         <w:t xml:space="preserve"> </w:t>
       </w:r>
       <w:r>
-        <w:t xml:space="preserve">Native SQL Server 2022 range partitioning, monthly partitions, sliding-window automation. Applies to ~14 deferred high-volume event tables. Partition column is</w:t>
+        <w:t xml:space="preserve">Native SQL Server 2022 range partitioning, monthly partitions, sliding-window automation. Applies to ~14 deferred high-volume event tables</w:t>
+      </w:r>
+      <w:r>
+        <w:t xml:space="preserve"> </w:t>
+      </w:r>
+      <w:r>
+        <w:rPr>
+          <w:b/>
+          <w:bCs/>
+        </w:rPr>
+        <w:t xml:space="preserve">plus the two runtime-EAV child tables</w:t>
+      </w:r>
+      <w:r>
+        <w:t xml:space="preserve"> </w:t>
+      </w:r>
+      <w:r>
+        <w:t xml:space="preserve">(</w:t>
+      </w:r>
+      <w:r>
+        <w:rPr>
+          <w:rStyle w:val="VerbatimChar"/>
+        </w:rPr>
+        <w:t xml:space="preserve">Workorder.ProductionEventValue</w:t>
+      </w:r>
+      <w:r>
+        <w:t xml:space="preserve">,</w:t>
+      </w:r>
+      <w:r>
+        <w:t xml:space="preserve"> </w:t>
+      </w:r>
+      <w:r>
+        <w:rPr>
+          <w:rStyle w:val="VerbatimChar"/>
+        </w:rPr>
+        <w:t xml:space="preserve">Quality.QualityResult</w:t>
+      </w:r>
+      <w:r>
+        <w:t xml:space="preserve">) — partition-aligned with their parents so a parent + its children age and roll off together. Partition column is</w:t>
       </w:r>
       <w:r>
         <w:t xml:space="preserve"> </w:t>
@@ -20405,7 +21719,19 @@
         <w:t xml:space="preserve"> </w:t>
       </w:r>
       <w:r>
-        <w:t xml:space="preserve">per table (already non-null on every event table by design — clean partition keys throughout).</w:t>
+        <w:t xml:space="preserve">per table (already non-null on every event table by design — clean partition keys throughout; the EAV children carry</w:t>
+      </w:r>
+      <w:r>
+        <w:t xml:space="preserve"> </w:t>
+      </w:r>
+      <w:r>
+        <w:rPr>
+          <w:rStyle w:val="VerbatimChar"/>
+        </w:rPr>
+        <w:t xml:space="preserve">CreatedAt</w:t>
+      </w:r>
+      <w:r>
+        <w:t xml:space="preserve">).</w:t>
       </w:r>
     </w:p>
     <w:p>
@@ -21282,14 +22608,13 @@
       </w:r>
     </w:p>
     <w:bookmarkEnd w:id="46"/>
-    <w:bookmarkEnd w:id="47"/>
-    <w:bookmarkStart w:id="68" w:name="X2acb3b042d58cf07e144dc2b49134b63e100db8"/>
-    <w:p>
-      <w:pPr>
-        <w:pStyle w:val="Heading1"/>
-      </w:pPr>
-      <w:r>
-        <w:t xml:space="preserve">Part B — User Journey Assumptions &amp; Decisions</w:t>
+    <w:bookmarkStart w:id="47" w:name="X9a4ab7b6a2faf5c0f2b68c89e5aea0a97ba0d9d"/>
+    <w:p>
+      <w:pPr>
+        <w:pStyle w:val="Heading3"/>
+      </w:pPr>
+      <w:r>
+        <w:t xml:space="preserve">OI-36 — Timestamp display timezone (UTC stored, ET displayed) — ⬜ Open (new, 2026-06-15)</w:t>
       </w:r>
     </w:p>
     <w:p>
@@ -21297,19 +22622,230 @@
         <w:pStyle w:val="FirstParagraph"/>
       </w:pPr>
       <w:r>
-        <w:t xml:space="preserve">These are the 19 assumptions from</w:t>
-      </w:r>
-      <w:r>
-        <w:t xml:space="preserve"> </w:t>
-      </w:r>
-      <w:r>
-        <w:rPr>
-          <w:rStyle w:val="VerbatimChar"/>
-        </w:rPr>
-        <w:t xml:space="preserve">MPP_MES_USER_JOURNEYS.md</w:t>
-      </w:r>
-      <w:r>
-        <w:t xml:space="preserve">. Each gates one or more Perspective screens. Cross-references to Part A items are noted per entry.</w:t>
+        <w:rPr>
+          <w:b/>
+          <w:bCs/>
+        </w:rPr>
+        <w:t xml:space="preserve">Priority:</w:t>
+      </w:r>
+      <w:r>
+        <w:t xml:space="preserve"> </w:t>
+      </w:r>
+      <w:r>
+        <w:t xml:space="preserve">MEDIUM</w:t>
+      </w:r>
+      <w:r>
+        <w:t xml:space="preserve"> </w:t>
+      </w:r>
+      <w:r>
+        <w:rPr>
+          <w:b/>
+          <w:bCs/>
+        </w:rPr>
+        <w:t xml:space="preserve">Owner:</w:t>
+      </w:r>
+      <w:r>
+        <w:t xml:space="preserve"> </w:t>
+      </w:r>
+      <w:r>
+        <w:t xml:space="preserve">Blue Ridge Automation</w:t>
+      </w:r>
+      <w:r>
+        <w:t xml:space="preserve"> </w:t>
+      </w:r>
+      <w:r>
+        <w:rPr>
+          <w:b/>
+          <w:bCs/>
+        </w:rPr>
+        <w:t xml:space="preserve">FDS §:</w:t>
+      </w:r>
+      <w:r>
+        <w:t xml:space="preserve"> </w:t>
+      </w:r>
+      <w:r>
+        <w:t xml:space="preserve">cross-cutting (display convention; see CLAUDE.md § SQL design)</w:t>
+      </w:r>
+      <w:r>
+        <w:t xml:space="preserve"> </w:t>
+      </w:r>
+      <w:r>
+        <w:rPr>
+          <w:b/>
+          <w:bCs/>
+        </w:rPr>
+        <w:t xml:space="preserve">References:</w:t>
+      </w:r>
+      <w:r>
+        <w:t xml:space="preserve"> </w:t>
+      </w:r>
+      <w:r>
+        <w:t xml:space="preserve">Audit Browser tz conversion;</w:t>
+      </w:r>
+      <w:r>
+        <w:t xml:space="preserve"> </w:t>
+      </w:r>
+      <w:r>
+        <w:rPr>
+          <w:rStyle w:val="VerbatimChar"/>
+        </w:rPr>
+        <w:t xml:space="preserve">R__Lots_Lot_GetAttributeHistory</w:t>
+      </w:r>
+      <w:r>
+        <w:t xml:space="preserve"> </w:t>
+      </w:r>
+      <w:r>
+        <w:t xml:space="preserve">(converts UTC→ET); memory</w:t>
+      </w:r>
+      <w:r>
+        <w:t xml:space="preserve"> </w:t>
+      </w:r>
+      <w:r>
+        <w:rPr>
+          <w:rStyle w:val="VerbatimChar"/>
+        </w:rPr>
+        <w:t xml:space="preserve">project_mpp_audit_timestamp_tz</w:t>
+      </w:r>
+    </w:p>
+    <w:p>
+      <w:pPr>
+        <w:pStyle w:val="BodyText"/>
+      </w:pPr>
+      <w:r>
+        <w:rPr>
+          <w:b/>
+          <w:bCs/>
+        </w:rPr>
+        <w:t xml:space="preserve">Description:</w:t>
+      </w:r>
+      <w:r>
+        <w:t xml:space="preserve"> </w:t>
+      </w:r>
+      <w:r>
+        <w:t xml:space="preserve">All timestamps are persisted in UTC (</w:t>
+      </w:r>
+      <w:r>
+        <w:rPr>
+          <w:rStyle w:val="VerbatimChar"/>
+        </w:rPr>
+        <w:t xml:space="preserve">GETUTCDATETIME()</w:t>
+      </w:r>
+      <w:r>
+        <w:t xml:space="preserve">) and SHALL be displayed to operators in Eastern Time. Read/display procs convert at the boundary via</w:t>
+      </w:r>
+      <w:r>
+        <w:t xml:space="preserve"> </w:t>
+      </w:r>
+      <w:r>
+        <w:rPr>
+          <w:rStyle w:val="VerbatimChar"/>
+        </w:rPr>
+        <w:t xml:space="preserve">CAST(&lt;col&gt; AT TIME ZONE 'UTC' AT TIME ZONE 'Eastern Standard Time' AS DATETIME2(3))</w:t>
+      </w:r>
+      <w:r>
+        <w:t xml:space="preserve">.</w:t>
+      </w:r>
+    </w:p>
+    <w:p>
+      <w:pPr>
+        <w:pStyle w:val="BodyText"/>
+      </w:pPr>
+      <w:r>
+        <w:rPr>
+          <w:b/>
+          <w:bCs/>
+        </w:rPr>
+        <w:t xml:space="preserve">Decision (2026-06-15):</w:t>
+      </w:r>
+      <w:r>
+        <w:t xml:space="preserve"> </w:t>
+      </w:r>
+      <w:r>
+        <w:t xml:space="preserve">Confirmed by Jacques — all operator-facing timestamps are ET. Convention codified in CLAUDE.md (SQL design conventions).</w:t>
+      </w:r>
+    </w:p>
+    <w:p>
+      <w:pPr>
+        <w:pStyle w:val="BodyText"/>
+      </w:pPr>
+      <w:r>
+        <w:rPr>
+          <w:b/>
+          <w:bCs/>
+        </w:rPr>
+        <w:t xml:space="preserve">Open work (refactor sweep):</w:t>
+      </w:r>
+      <w:r>
+        <w:t xml:space="preserve"> </w:t>
+      </w:r>
+      <w:r>
+        <w:t xml:space="preserve">the Audit Browser display procs and the LOT history timeline already convert. The remaining Arc 2 plant-floor read procs still surface raw UTC and need a conversion pass — notably the LOT Detail header/KPIs, LOT Search</w:t>
+      </w:r>
+      <w:r>
+        <w:t xml:space="preserve"> </w:t>
+      </w:r>
+      <w:r>
+        <w:rPr>
+          <w:rStyle w:val="VerbatimChar"/>
+        </w:rPr>
+        <w:t xml:space="preserve">CreatedAt</w:t>
+      </w:r>
+      <w:r>
+        <w:t xml:space="preserve">, the Phase 3</w:t>
+      </w:r>
+      <w:r>
+        <w:t xml:space="preserve"> </w:t>
+      </w:r>
+      <w:r>
+        <w:rPr>
+          <w:rStyle w:val="VerbatimChar"/>
+        </w:rPr>
+        <w:t xml:space="preserve">ProductionEvent_ListByLot</w:t>
+      </w:r>
+      <w:r>
+        <w:t xml:space="preserve"> </w:t>
+      </w:r>
+      <w:r>
+        <w:rPr>
+          <w:rStyle w:val="VerbatimChar"/>
+        </w:rPr>
+        <w:t xml:space="preserve">EventAt</w:t>
+      </w:r>
+      <w:r>
+        <w:t xml:space="preserve"> </w:t>
+      </w:r>
+      <w:r>
+        <w:t xml:space="preserve">(cumulative-cavity card), and the pause/genealogy reads. Hardcoded to Eastern; a future multi-site deployment would parameterize</w:t>
+      </w:r>
+      <w:r>
+        <w:t xml:space="preserve"> </w:t>
+      </w:r>
+      <w:r>
+        <w:rPr>
+          <w:rStyle w:val="VerbatimChar"/>
+        </w:rPr>
+        <w:t xml:space="preserve">@DisplayTimeZone</w:t>
+      </w:r>
+      <w:r>
+        <w:t xml:space="preserve"> </w:t>
+      </w:r>
+      <w:r>
+        <w:t xml:space="preserve">(mirrors the</w:t>
+      </w:r>
+      <w:r>
+        <w:t xml:space="preserve"> </w:t>
+      </w:r>
+      <w:r>
+        <w:rPr>
+          <w:rStyle w:val="VerbatimChar"/>
+        </w:rPr>
+        <w:t xml:space="preserve">project_mpp_audit_timestamp_tz</w:t>
+      </w:r>
+      <w:r>
+        <w:t xml:space="preserve"> </w:t>
+      </w:r>
+      <w:r>
+        <w:t xml:space="preserve">note).</w:t>
       </w:r>
     </w:p>
     <w:p>
@@ -21319,13 +22855,14 @@
         </w:pict>
       </w:r>
     </w:p>
-    <w:bookmarkStart w:id="48" w:name="X427651c6a42d5bd3c301c12b2199acdaaaab564"/>
+    <w:bookmarkEnd w:id="47"/>
+    <w:bookmarkStart w:id="48" w:name="X9aecc7dfe34074945dceb40587e224e4bd8c3f0"/>
     <w:p>
       <w:pPr>
         <w:pStyle w:val="Heading3"/>
       </w:pPr>
       <w:r>
-        <w:t xml:space="preserve">UJ-01 — Operator identity &amp; elevation model — ✅ Resolved (2026-04-21)</w:t>
+        <w:t xml:space="preserve">OI-37 — End-of-shift break model (fixed reason codes vs per-schedule config) — ⬜ Open (new, 2026-06-17)</w:t>
       </w:r>
     </w:p>
     <w:p>
@@ -21343,39 +22880,39 @@
         <w:t xml:space="preserve"> </w:t>
       </w:r>
       <w:r>
-        <w:t xml:space="preserve">HIGH</w:t>
-      </w:r>
-      <w:r>
-        <w:t xml:space="preserve"> </w:t>
-      </w:r>
-      <w:r>
-        <w:rPr>
-          <w:b/>
-          <w:bCs/>
-        </w:rPr>
-        <w:t xml:space="preserve">Blocks:</w:t>
-      </w:r>
-      <w:r>
-        <w:t xml:space="preserve"> </w:t>
-      </w:r>
-      <w:r>
-        <w:t xml:space="preserve">Every screen</w:t>
-      </w:r>
-      <w:r>
-        <w:t xml:space="preserve"> </w:t>
-      </w:r>
-      <w:r>
-        <w:rPr>
-          <w:b/>
-          <w:bCs/>
-        </w:rPr>
-        <w:t xml:space="preserve">Maps to:</w:t>
-      </w:r>
-      <w:r>
-        <w:t xml:space="preserve"> </w:t>
-      </w:r>
-      <w:r>
-        <w:t xml:space="preserve">OI-06</w:t>
+        <w:t xml:space="preserve">LOW</w:t>
+      </w:r>
+      <w:r>
+        <w:t xml:space="preserve"> </w:t>
+      </w:r>
+      <w:r>
+        <w:rPr>
+          <w:b/>
+          <w:bCs/>
+        </w:rPr>
+        <w:t xml:space="preserve">Owner:</w:t>
+      </w:r>
+      <w:r>
+        <w:t xml:space="preserve"> </w:t>
+      </w:r>
+      <w:r>
+        <w:t xml:space="preserve">Blue Ridge Automation (confirm break values with MPP)</w:t>
+      </w:r>
+      <w:r>
+        <w:t xml:space="preserve"> </w:t>
+      </w:r>
+      <w:r>
+        <w:rPr>
+          <w:b/>
+          <w:bCs/>
+        </w:rPr>
+        <w:t xml:space="preserve">FDS §:</w:t>
+      </w:r>
+      <w:r>
+        <w:t xml:space="preserve"> </w:t>
+      </w:r>
+      <w:r>
+        <w:t xml:space="preserve">FDS-09-013 (End-of-Shift Time Entry)</w:t>
       </w:r>
       <w:r>
         <w:t xml:space="preserve"> </w:t>
@@ -21391,7 +22928,37 @@
         <w:t xml:space="preserve"> </w:t>
       </w:r>
       <w:r>
-        <w:t xml:space="preserve">FDS-04-001 through FDS-04-010; FRS 3.3.1, 3.3.4, 3.6.1; FRS 5.3; Spark Dep. B.8</w:t>
+        <w:t xml:space="preserve">Arc 2 Phase 8 spec §3.2 (</w:t>
+      </w:r>
+      <w:r>
+        <w:rPr>
+          <w:rStyle w:val="VerbatimChar"/>
+        </w:rPr>
+        <w:t xml:space="preserve">docs/superpowers/specs/2026-06-16-arc2-phase8-downtime-shift-design.md</w:t>
+      </w:r>
+      <w:r>
+        <w:t xml:space="preserve">); migration</w:t>
+      </w:r>
+      <w:r>
+        <w:t xml:space="preserve"> </w:t>
+      </w:r>
+      <w:r>
+        <w:rPr>
+          <w:rStyle w:val="VerbatimChar"/>
+        </w:rPr>
+        <w:t xml:space="preserve">0026</w:t>
+      </w:r>
+      <w:r>
+        <w:t xml:space="preserve">;</w:t>
+      </w:r>
+      <w:r>
+        <w:t xml:space="preserve"> </w:t>
+      </w:r>
+      <w:r>
+        <w:rPr>
+          <w:rStyle w:val="VerbatimChar"/>
+        </w:rPr>
+        <w:t xml:space="preserve">Oee.EndOfShiftEntry_Submit</w:t>
       </w:r>
     </w:p>
     <w:p>
@@ -21403,13 +22970,272 @@
           <w:b/>
           <w:bCs/>
         </w:rPr>
-        <w:t xml:space="preserve">Decision:</w:t>
-      </w:r>
-      <w:r>
-        <w:t xml:space="preserve"> </w:t>
-      </w:r>
-      <w:r>
-        <w:t xml:space="preserve">See OI-06. Initials-based operator presence; per-action AD elevation.</w:t>
+        <w:t xml:space="preserve">Description:</w:t>
+      </w:r>
+      <w:r>
+        <w:t xml:space="preserve"> </w:t>
+      </w:r>
+      <w:r>
+        <w:t xml:space="preserve">FDS-09-013 says the</w:t>
+      </w:r>
+      <w:r>
+        <w:t xml:space="preserve"> </w:t>
+      </w:r>
+      <w:r>
+        <w:rPr>
+          <w:i/>
+          <w:iCs/>
+        </w:rPr>
+        <w:t xml:space="preserve">shift schedule</w:t>
+      </w:r>
+      <w:r>
+        <w:t xml:space="preserve"> </w:t>
+      </w:r>
+      <w:r>
+        <w:t xml:space="preserve">“defines the lunch and breaks for that shift,”</w:t>
+      </w:r>
+      <w:r>
+        <w:t xml:space="preserve"> </w:t>
+      </w:r>
+      <w:r>
+        <w:t xml:space="preserve">with durations</w:t>
+      </w:r>
+      <w:r>
+        <w:t xml:space="preserve"> </w:t>
+      </w:r>
+      <w:r>
+        <w:t xml:space="preserve">“resolved from the shift schedule’s break configuration.”</w:t>
+      </w:r>
+      <w:r>
+        <w:t xml:space="preserve"> </w:t>
+      </w:r>
+      <w:r>
+        <w:t xml:space="preserve">No such per-schedule break configuration exists — not in the as-built</w:t>
+      </w:r>
+      <w:r>
+        <w:t xml:space="preserve"> </w:t>
+      </w:r>
+      <w:r>
+        <w:rPr>
+          <w:rStyle w:val="VerbatimChar"/>
+        </w:rPr>
+        <w:t xml:space="preserve">Oee.ShiftSchedule</w:t>
+      </w:r>
+      <w:r>
+        <w:t xml:space="preserve">, not in Data Model v1.9q, and not in the FDS-09-012 import fields.</w:t>
+      </w:r>
+    </w:p>
+    <w:p>
+      <w:pPr>
+        <w:pStyle w:val="BodyText"/>
+      </w:pPr>
+      <w:r>
+        <w:rPr>
+          <w:b/>
+          <w:bCs/>
+        </w:rPr>
+        <w:t xml:space="preserve">Decision (2026-06-17, ratified with Hunter):</w:t>
+      </w:r>
+      <w:r>
+        <w:t xml:space="preserve"> </w:t>
+      </w:r>
+      <w:r>
+        <w:t xml:space="preserve">Model lunch/breaks as</w:t>
+      </w:r>
+      <w:r>
+        <w:t xml:space="preserve"> </w:t>
+      </w:r>
+      <w:r>
+        <w:rPr>
+          <w:b/>
+          <w:bCs/>
+        </w:rPr>
+        <w:t xml:space="preserve">fixed</w:t>
+      </w:r>
+      <w:r>
+        <w:rPr>
+          <w:b/>
+          <w:bCs/>
+        </w:rPr>
+        <w:t xml:space="preserve"> </w:t>
+      </w:r>
+      <w:r>
+        <w:rPr>
+          <w:rStyle w:val="VerbatimChar"/>
+          <w:b/>
+          <w:bCs/>
+        </w:rPr>
+        <w:t xml:space="preserve">DowntimeReasonCode</w:t>
+      </w:r>
+      <w:r>
+        <w:rPr>
+          <w:b/>
+          <w:bCs/>
+        </w:rPr>
+        <w:t xml:space="preserve"> </w:t>
+      </w:r>
+      <w:r>
+        <w:rPr>
+          <w:b/>
+          <w:bCs/>
+        </w:rPr>
+        <w:t xml:space="preserve">rows with a uniform standard duration</w:t>
+      </w:r>
+      <w:r>
+        <w:t xml:space="preserve"> </w:t>
+      </w:r>
+      <w:r>
+        <w:t xml:space="preserve">(</w:t>
+      </w:r>
+      <w:r>
+        <w:rPr>
+          <w:rStyle w:val="VerbatimChar"/>
+        </w:rPr>
+        <w:t xml:space="preserve">StandardDurationMinutes</w:t>
+      </w:r>
+      <w:r>
+        <w:t xml:space="preserve">), seeded Site-scoped under a new</w:t>
+      </w:r>
+      <w:r>
+        <w:t xml:space="preserve"> </w:t>
+      </w:r>
+      <w:r>
+        <w:rPr>
+          <w:rStyle w:val="VerbatimChar"/>
+        </w:rPr>
+        <w:t xml:space="preserve">Break</w:t>
+      </w:r>
+      <w:r>
+        <w:t xml:space="preserve"> </w:t>
+      </w:r>
+      <w:r>
+        <w:t xml:space="preserve">reason type (migration</w:t>
+      </w:r>
+      <w:r>
+        <w:t xml:space="preserve"> </w:t>
+      </w:r>
+      <w:r>
+        <w:rPr>
+          <w:rStyle w:val="VerbatimChar"/>
+        </w:rPr>
+        <w:t xml:space="preserve">0026</w:t>
+      </w:r>
+      <w:r>
+        <w:t xml:space="preserve">: LUNCH 30 / BREAK1 15 / BREAK2 15 — placeholder values).</w:t>
+      </w:r>
+      <w:r>
+        <w:t xml:space="preserve"> </w:t>
+      </w:r>
+      <w:r>
+        <w:rPr>
+          <w:rStyle w:val="VerbatimChar"/>
+        </w:rPr>
+        <w:t xml:space="preserve">EndOfShiftEntry_Submit</w:t>
+      </w:r>
+      <w:r>
+        <w:t xml:space="preserve"> </w:t>
+      </w:r>
+      <w:r>
+        <w:t xml:space="preserve">writes one closed</w:t>
+      </w:r>
+      <w:r>
+        <w:t xml:space="preserve"> </w:t>
+      </w:r>
+      <w:r>
+        <w:rPr>
+          <w:rStyle w:val="VerbatimChar"/>
+        </w:rPr>
+        <w:t xml:space="preserve">DowntimeEvent</w:t>
+      </w:r>
+      <w:r>
+        <w:t xml:space="preserve"> </w:t>
+      </w:r>
+      <w:r>
+        <w:t xml:space="preserve">per selected break with a nominal</w:t>
+      </w:r>
+      <w:r>
+        <w:t xml:space="preserve"> </w:t>
+      </w:r>
+      <w:r>
+        <w:rPr>
+          <w:rStyle w:val="VerbatimChar"/>
+        </w:rPr>
+        <w:t xml:space="preserve">StartedAt</w:t>
+      </w:r>
+      <w:r>
+        <w:t xml:space="preserve"> </w:t>
+      </w:r>
+      <w:r>
+        <w:t xml:space="preserve">(= shift</w:t>
+      </w:r>
+      <w:r>
+        <w:t xml:space="preserve"> </w:t>
+      </w:r>
+      <w:r>
+        <w:rPr>
+          <w:rStyle w:val="VerbatimChar"/>
+        </w:rPr>
+        <w:t xml:space="preserve">ActualStart</w:t>
+      </w:r>
+      <w:r>
+        <w:t xml:space="preserve">) and</w:t>
+      </w:r>
+      <w:r>
+        <w:t xml:space="preserve"> </w:t>
+      </w:r>
+      <w:r>
+        <w:rPr>
+          <w:rStyle w:val="VerbatimChar"/>
+        </w:rPr>
+        <w:t xml:space="preserve">EndedAt = +StandardDurationMinutes</w:t>
+      </w:r>
+      <w:r>
+        <w:t xml:space="preserve">; only the duration is meaningful for availability. This departs from the FDS’s per-schedule wording and the</w:t>
+      </w:r>
+      <w:r>
+        <w:t xml:space="preserve"> </w:t>
+      </w:r>
+      <w:r>
+        <w:t xml:space="preserve">“start times resolved from the schedule”</w:t>
+      </w:r>
+      <w:r>
+        <w:t xml:space="preserve"> </w:t>
+      </w:r>
+      <w:r>
+        <w:t xml:space="preserve">clause.</w:t>
+      </w:r>
+    </w:p>
+    <w:p>
+      <w:pPr>
+        <w:pStyle w:val="BodyText"/>
+      </w:pPr>
+      <w:r>
+        <w:rPr>
+          <w:b/>
+          <w:bCs/>
+        </w:rPr>
+        <w:t xml:space="preserve">Open work:</w:t>
+      </w:r>
+      <w:r>
+        <w:t xml:space="preserve"> </w:t>
+      </w:r>
+      <w:r>
+        <w:t xml:space="preserve">(1) confirm MPP’s actual break/lunch durations (currently placeholder seed values); (2) confirm breaks do not differ per shift schedule. If they do, the additive upgrade path is the</w:t>
+      </w:r>
+      <w:r>
+        <w:t xml:space="preserve"> </w:t>
+      </w:r>
+      <w:r>
+        <w:rPr>
+          <w:rStyle w:val="VerbatimChar"/>
+        </w:rPr>
+        <w:t xml:space="preserve">Oee.ShiftScheduleBreak</w:t>
+      </w:r>
+      <w:r>
+        <w:t xml:space="preserve"> </w:t>
+      </w:r>
+      <w:r>
+        <w:t xml:space="preserve">child table considered and set aside in spec §3.2 — no rework of the event/proc shape.</w:t>
       </w:r>
     </w:p>
     <w:p>
@@ -21420,13 +23246,14 @@
       </w:r>
     </w:p>
     <w:bookmarkEnd w:id="48"/>
-    <w:bookmarkStart w:id="49" w:name="Xb37e90662dad0ec0f2e87485e01a2f67cae8ece"/>
-    <w:p>
-      <w:pPr>
-        <w:pStyle w:val="Heading3"/>
-      </w:pPr>
-      <w:r>
-        <w:t xml:space="preserve">UJ-02 — LOT creation flow at Die Cast — ✅ Resolved (2026-04-24)</w:t>
+    <w:bookmarkEnd w:id="49"/>
+    <w:bookmarkStart w:id="70" w:name="X2acb3b042d58cf07e144dc2b49134b63e100db8"/>
+    <w:p>
+      <w:pPr>
+        <w:pStyle w:val="Heading1"/>
+      </w:pPr>
+      <w:r>
+        <w:t xml:space="preserve">Part B — User Journey Assumptions &amp; Decisions</w:t>
       </w:r>
     </w:p>
     <w:p>
@@ -21434,101 +23261,19 @@
         <w:pStyle w:val="FirstParagraph"/>
       </w:pPr>
       <w:r>
-        <w:rPr>
-          <w:b/>
-          <w:bCs/>
-        </w:rPr>
-        <w:t xml:space="preserve">Priority:</w:t>
-      </w:r>
-      <w:r>
-        <w:t xml:space="preserve"> </w:t>
-      </w:r>
-      <w:r>
-        <w:t xml:space="preserve">MEDIUM</w:t>
-      </w:r>
-      <w:r>
-        <w:t xml:space="preserve"> </w:t>
-      </w:r>
-      <w:r>
-        <w:rPr>
-          <w:b/>
-          <w:bCs/>
-        </w:rPr>
-        <w:t xml:space="preserve">Blocks:</w:t>
-      </w:r>
-      <w:r>
-        <w:t xml:space="preserve"> </w:t>
-      </w:r>
-      <w:r>
-        <w:t xml:space="preserve">Die Cast LOT creation screen</w:t>
-      </w:r>
-      <w:r>
-        <w:t xml:space="preserve"> </w:t>
-      </w:r>
-      <w:r>
-        <w:rPr>
-          <w:b/>
-          <w:bCs/>
-        </w:rPr>
-        <w:t xml:space="preserve">Maps to:</w:t>
-      </w:r>
-      <w:r>
-        <w:t xml:space="preserve"> </w:t>
-      </w:r>
-      <w:r>
-        <w:t xml:space="preserve">(own item)</w:t>
-      </w:r>
-      <w:r>
-        <w:t xml:space="preserve"> </w:t>
-      </w:r>
-      <w:r>
-        <w:rPr>
-          <w:b/>
-          <w:bCs/>
-        </w:rPr>
-        <w:t xml:space="preserve">References:</w:t>
-      </w:r>
-      <w:r>
-        <w:t xml:space="preserve"> </w:t>
-      </w:r>
-      <w:r>
-        <w:t xml:space="preserve">FDS-05-001, FDS-05-002; FRS 3.9.6, 2.2.1, 2.2.2</w:t>
-      </w:r>
-    </w:p>
-    <w:p>
-      <w:pPr>
-        <w:pStyle w:val="BodyText"/>
-      </w:pPr>
-      <w:r>
-        <w:rPr>
-          <w:b/>
-          <w:bCs/>
-        </w:rPr>
-        <w:t xml:space="preserve">Decision:</w:t>
-      </w:r>
-      <w:r>
-        <w:t xml:space="preserve"> </w:t>
-      </w:r>
-      <w:r>
-        <w:t xml:space="preserve">LTT tags are pre-printed; first scan of a barcode creates the LOT record. No pre-registration, no tag inventory feature. Confirms FDS-05-002. Pending MPP validation.</w:t>
-      </w:r>
-    </w:p>
-    <w:p>
-      <w:pPr>
-        <w:pStyle w:val="BodyText"/>
-      </w:pPr>
-      <w:r>
-        <w:rPr>
-          <w:b/>
-          <w:bCs/>
-        </w:rPr>
-        <w:t xml:space="preserve">Decision (2026-04-24):</w:t>
-      </w:r>
-      <w:r>
-        <w:t xml:space="preserve"> </w:t>
-      </w:r>
-      <w:r>
-        <w:t xml:space="preserve">Confirmed to close by Jacques. FDS-05-002 + FDS-05-036 (lazy operator-driven creation, v0.11) are authoritative.</w:t>
+        <w:t xml:space="preserve">These are the 19 assumptions from</w:t>
+      </w:r>
+      <w:r>
+        <w:t xml:space="preserve"> </w:t>
+      </w:r>
+      <w:r>
+        <w:rPr>
+          <w:rStyle w:val="VerbatimChar"/>
+        </w:rPr>
+        <w:t xml:space="preserve">MPP_MES_USER_JOURNEYS.md</w:t>
+      </w:r>
+      <w:r>
+        <w:t xml:space="preserve">. Each gates one or more Perspective screens. Cross-references to Part A items are noted per entry.</w:t>
       </w:r>
     </w:p>
     <w:p>
@@ -21538,8 +23283,227 @@
         </w:pict>
       </w:r>
     </w:p>
-    <w:bookmarkEnd w:id="49"/>
-    <w:bookmarkStart w:id="50" w:name="X4c06c7846ec8ec99c234d472cba91e050e29f6c"/>
+    <w:bookmarkStart w:id="50" w:name="X427651c6a42d5bd3c301c12b2199acdaaaab564"/>
+    <w:p>
+      <w:pPr>
+        <w:pStyle w:val="Heading3"/>
+      </w:pPr>
+      <w:r>
+        <w:t xml:space="preserve">UJ-01 — Operator identity &amp; elevation model — ✅ Resolved (2026-04-21)</w:t>
+      </w:r>
+    </w:p>
+    <w:p>
+      <w:pPr>
+        <w:pStyle w:val="FirstParagraph"/>
+      </w:pPr>
+      <w:r>
+        <w:rPr>
+          <w:b/>
+          <w:bCs/>
+        </w:rPr>
+        <w:t xml:space="preserve">Priority:</w:t>
+      </w:r>
+      <w:r>
+        <w:t xml:space="preserve"> </w:t>
+      </w:r>
+      <w:r>
+        <w:t xml:space="preserve">HIGH</w:t>
+      </w:r>
+      <w:r>
+        <w:t xml:space="preserve"> </w:t>
+      </w:r>
+      <w:r>
+        <w:rPr>
+          <w:b/>
+          <w:bCs/>
+        </w:rPr>
+        <w:t xml:space="preserve">Blocks:</w:t>
+      </w:r>
+      <w:r>
+        <w:t xml:space="preserve"> </w:t>
+      </w:r>
+      <w:r>
+        <w:t xml:space="preserve">Every screen</w:t>
+      </w:r>
+      <w:r>
+        <w:t xml:space="preserve"> </w:t>
+      </w:r>
+      <w:r>
+        <w:rPr>
+          <w:b/>
+          <w:bCs/>
+        </w:rPr>
+        <w:t xml:space="preserve">Maps to:</w:t>
+      </w:r>
+      <w:r>
+        <w:t xml:space="preserve"> </w:t>
+      </w:r>
+      <w:r>
+        <w:t xml:space="preserve">OI-06</w:t>
+      </w:r>
+      <w:r>
+        <w:t xml:space="preserve"> </w:t>
+      </w:r>
+      <w:r>
+        <w:rPr>
+          <w:b/>
+          <w:bCs/>
+        </w:rPr>
+        <w:t xml:space="preserve">References:</w:t>
+      </w:r>
+      <w:r>
+        <w:t xml:space="preserve"> </w:t>
+      </w:r>
+      <w:r>
+        <w:t xml:space="preserve">FDS-04-001 through FDS-04-010; FRS 3.3.1, 3.3.4, 3.6.1; FRS 5.3; Spark Dep. B.8</w:t>
+      </w:r>
+    </w:p>
+    <w:p>
+      <w:pPr>
+        <w:pStyle w:val="BodyText"/>
+      </w:pPr>
+      <w:r>
+        <w:rPr>
+          <w:b/>
+          <w:bCs/>
+        </w:rPr>
+        <w:t xml:space="preserve">Decision:</w:t>
+      </w:r>
+      <w:r>
+        <w:t xml:space="preserve"> </w:t>
+      </w:r>
+      <w:r>
+        <w:t xml:space="preserve">See OI-06. Initials-based operator presence; per-action AD elevation.</w:t>
+      </w:r>
+    </w:p>
+    <w:p>
+      <w:r>
+        <w:pict>
+          <v:rect style="width:0;height:1.5pt" o:hralign="center" o:hrstd="t" o:hr="t"/>
+        </w:pict>
+      </w:r>
+    </w:p>
+    <w:bookmarkEnd w:id="50"/>
+    <w:bookmarkStart w:id="51" w:name="Xb37e90662dad0ec0f2e87485e01a2f67cae8ece"/>
+    <w:p>
+      <w:pPr>
+        <w:pStyle w:val="Heading3"/>
+      </w:pPr>
+      <w:r>
+        <w:t xml:space="preserve">UJ-02 — LOT creation flow at Die Cast — ✅ Resolved (2026-04-24)</w:t>
+      </w:r>
+    </w:p>
+    <w:p>
+      <w:pPr>
+        <w:pStyle w:val="FirstParagraph"/>
+      </w:pPr>
+      <w:r>
+        <w:rPr>
+          <w:b/>
+          <w:bCs/>
+        </w:rPr>
+        <w:t xml:space="preserve">Priority:</w:t>
+      </w:r>
+      <w:r>
+        <w:t xml:space="preserve"> </w:t>
+      </w:r>
+      <w:r>
+        <w:t xml:space="preserve">MEDIUM</w:t>
+      </w:r>
+      <w:r>
+        <w:t xml:space="preserve"> </w:t>
+      </w:r>
+      <w:r>
+        <w:rPr>
+          <w:b/>
+          <w:bCs/>
+        </w:rPr>
+        <w:t xml:space="preserve">Blocks:</w:t>
+      </w:r>
+      <w:r>
+        <w:t xml:space="preserve"> </w:t>
+      </w:r>
+      <w:r>
+        <w:t xml:space="preserve">Die Cast LOT creation screen</w:t>
+      </w:r>
+      <w:r>
+        <w:t xml:space="preserve"> </w:t>
+      </w:r>
+      <w:r>
+        <w:rPr>
+          <w:b/>
+          <w:bCs/>
+        </w:rPr>
+        <w:t xml:space="preserve">Maps to:</w:t>
+      </w:r>
+      <w:r>
+        <w:t xml:space="preserve"> </w:t>
+      </w:r>
+      <w:r>
+        <w:t xml:space="preserve">(own item)</w:t>
+      </w:r>
+      <w:r>
+        <w:t xml:space="preserve"> </w:t>
+      </w:r>
+      <w:r>
+        <w:rPr>
+          <w:b/>
+          <w:bCs/>
+        </w:rPr>
+        <w:t xml:space="preserve">References:</w:t>
+      </w:r>
+      <w:r>
+        <w:t xml:space="preserve"> </w:t>
+      </w:r>
+      <w:r>
+        <w:t xml:space="preserve">FDS-05-001, FDS-05-002; FRS 3.9.6, 2.2.1, 2.2.2</w:t>
+      </w:r>
+    </w:p>
+    <w:p>
+      <w:pPr>
+        <w:pStyle w:val="BodyText"/>
+      </w:pPr>
+      <w:r>
+        <w:rPr>
+          <w:b/>
+          <w:bCs/>
+        </w:rPr>
+        <w:t xml:space="preserve">Decision:</w:t>
+      </w:r>
+      <w:r>
+        <w:t xml:space="preserve"> </w:t>
+      </w:r>
+      <w:r>
+        <w:t xml:space="preserve">LTT tags are pre-printed; first scan of a barcode creates the LOT record. No pre-registration, no tag inventory feature. Confirms FDS-05-002. Pending MPP validation.</w:t>
+      </w:r>
+    </w:p>
+    <w:p>
+      <w:pPr>
+        <w:pStyle w:val="BodyText"/>
+      </w:pPr>
+      <w:r>
+        <w:rPr>
+          <w:b/>
+          <w:bCs/>
+        </w:rPr>
+        <w:t xml:space="preserve">Decision (2026-04-24):</w:t>
+      </w:r>
+      <w:r>
+        <w:t xml:space="preserve"> </w:t>
+      </w:r>
+      <w:r>
+        <w:t xml:space="preserve">Confirmed to close by Jacques. FDS-05-002 + FDS-05-036 (lazy operator-driven creation, v0.11) are authoritative.</w:t>
+      </w:r>
+    </w:p>
+    <w:p>
+      <w:r>
+        <w:pict>
+          <v:rect style="width:0;height:1.5pt" o:hralign="center" o:hrstd="t" o:hr="t"/>
+        </w:pict>
+      </w:r>
+    </w:p>
+    <w:bookmarkEnd w:id="51"/>
+    <w:bookmarkStart w:id="52" w:name="X4c06c7846ec8ec99c234d472cba91e050e29f6c"/>
     <w:p>
       <w:pPr>
         <w:pStyle w:val="Heading3"/>
@@ -22181,6 +24145,111 @@
           <w:b/>
           <w:bCs/>
         </w:rPr>
+        <w:t xml:space="preserve">Decision (2026-06-08, Phase 0 T008) — split-quantity entry + trigger location updated:</w:t>
+      </w:r>
+      <w:r>
+        <w:t xml:space="preserve"> </w:t>
+      </w:r>
+      <w:r>
+        <w:rPr>
+          <w:b/>
+          <w:bCs/>
+        </w:rPr>
+        <w:t xml:space="preserve">No auto even-split default.</w:t>
+      </w:r>
+      <w:r>
+        <w:t xml:space="preserve"> </w:t>
+      </w:r>
+      <w:r>
+        <w:t xml:space="preserve">The operator enters</w:t>
+      </w:r>
+      <w:r>
+        <w:t xml:space="preserve"> </w:t>
+      </w:r>
+      <w:r>
+        <w:rPr>
+          <w:b/>
+          <w:bCs/>
+        </w:rPr>
+        <w:t xml:space="preserve">all</w:t>
+      </w:r>
+      <w:r>
+        <w:t xml:space="preserve"> </w:t>
+      </w:r>
+      <w:r>
+        <w:t xml:space="preserve">split quantities manually at the split screen; the system does not pre-fill a 50/50 (or any) even division. This</w:t>
+      </w:r>
+      <w:r>
+        <w:t xml:space="preserve"> </w:t>
+      </w:r>
+      <w:r>
+        <w:rPr>
+          <w:b/>
+          <w:bCs/>
+        </w:rPr>
+        <w:t xml:space="preserve">supersedes the Option-A</w:t>
+      </w:r>
+      <w:r>
+        <w:rPr>
+          <w:b/>
+          <w:bCs/>
+        </w:rPr>
+        <w:t xml:space="preserve"> </w:t>
+      </w:r>
+      <w:r>
+        <w:rPr>
+          <w:b/>
+          <w:bCs/>
+        </w:rPr>
+        <w:t xml:space="preserve">“auto-prompt 50/50 default”</w:t>
+      </w:r>
+      <w:r>
+        <w:t xml:space="preserve"> </w:t>
+      </w:r>
+      <w:r>
+        <w:t xml:space="preserve">language above. Separately, per FDS v1.3 / Phased Plan v1.1 the split</w:t>
+      </w:r>
+      <w:r>
+        <w:t xml:space="preserve"> </w:t>
+      </w:r>
+      <w:r>
+        <w:rPr>
+          <w:b/>
+          <w:bCs/>
+        </w:rPr>
+        <w:t xml:space="preserve">trigger moved from Trim OUT to Machining OUT</w:t>
+      </w:r>
+      <w:r>
+        <w:t xml:space="preserve"> </w:t>
+      </w:r>
+      <w:r>
+        <w:t xml:space="preserve">(Trim is now a 1:1 whole-LOT move at Area resolution); the</w:t>
+      </w:r>
+      <w:r>
+        <w:t xml:space="preserve"> </w:t>
+      </w:r>
+      <w:r>
+        <w:rPr>
+          <w:rStyle w:val="VerbatimChar"/>
+        </w:rPr>
+        <w:t xml:space="preserve">RequiresSubLotSplit</w:t>
+      </w:r>
+      <w:r>
+        <w:t xml:space="preserve"> </w:t>
+      </w:r>
+      <w:r>
+        <w:t xml:space="preserve">per-Operation mechanism is unchanged. Action: remove the 50/50 even-split-default wording from FDS §5/§6 sub-LOT-split prose at the next FDS pass.</w:t>
+      </w:r>
+    </w:p>
+    <w:p>
+      <w:pPr>
+        <w:pStyle w:val="BodyText"/>
+      </w:pPr>
+      <w:r>
+        <w:rPr>
+          <w:b/>
+          <w:bCs/>
+        </w:rPr>
         <w:t xml:space="preserve">Per-Operation vs per-Item placement (locked):</w:t>
       </w:r>
       <w:r>
@@ -22335,8 +24404,8 @@
         </w:pict>
       </w:r>
     </w:p>
-    <w:bookmarkEnd w:id="50"/>
-    <w:bookmarkStart w:id="51" w:name="X492fb1d784caad61e3c18294632acfd7a5a8f0f"/>
+    <w:bookmarkEnd w:id="52"/>
+    <w:bookmarkStart w:id="53" w:name="X492fb1d784caad61e3c18294632acfd7a5a8f0f"/>
     <w:p>
       <w:pPr>
         <w:pStyle w:val="Heading3"/>
@@ -23376,8 +25445,8 @@
         </w:pict>
       </w:r>
     </w:p>
-    <w:bookmarkEnd w:id="51"/>
-    <w:bookmarkStart w:id="52" w:name="X86518703351c28bfceb8c4e609ffdab6af463c8"/>
+    <w:bookmarkEnd w:id="53"/>
+    <w:bookmarkStart w:id="54" w:name="X86518703351c28bfceb8c4e609ffdab6af463c8"/>
     <w:p>
       <w:pPr>
         <w:pStyle w:val="Heading3"/>
@@ -23976,14 +26045,108 @@
       </w:r>
     </w:p>
     <w:p>
+      <w:pPr>
+        <w:pStyle w:val="BodyText"/>
+      </w:pPr>
+      <w:r>
+        <w:rPr>
+          <w:b/>
+          <w:bCs/>
+        </w:rPr>
+        <w:t xml:space="preserve">Decision (2026-06-08, Phase 0 T008):</w:t>
+      </w:r>
+      <w:r>
+        <w:t xml:space="preserve"> </w:t>
+      </w:r>
+      <w:r>
+        <w:t xml:space="preserve">Build default</w:t>
+      </w:r>
+      <w:r>
+        <w:t xml:space="preserve"> </w:t>
+      </w:r>
+      <w:r>
+        <w:rPr>
+          <w:b/>
+          <w:bCs/>
+        </w:rPr>
+        <w:t xml:space="preserve">locked to Option A</w:t>
+      </w:r>
+      <w:r>
+        <w:t xml:space="preserve"> </w:t>
+      </w:r>
+      <w:r>
+        <w:t xml:space="preserve">— update-in-place +</w:t>
+      </w:r>
+      <w:r>
+        <w:t xml:space="preserve"> </w:t>
+      </w:r>
+      <w:r>
+        <w:rPr>
+          <w:rStyle w:val="VerbatimChar"/>
+        </w:rPr>
+        <w:t xml:space="preserve">Lots.ContainerSerialHistory</w:t>
+      </w:r>
+      <w:r>
+        <w:t xml:space="preserve"> </w:t>
+      </w:r>
+      <w:r>
+        <w:t xml:space="preserve">(one row per superseded serial: timestamp + reason + actor; no new container row minted; see Plant Floor plan Cross-Cutting</w:t>
+      </w:r>
+      <w:r>
+        <w:t xml:space="preserve"> </w:t>
+      </w:r>
+      <w:r>
+        <w:rPr>
+          <w:b/>
+          <w:bCs/>
+        </w:rPr>
+        <w:t xml:space="preserve">B10</w:t>
+      </w:r>
+      <w:r>
+        <w:t xml:space="preserve">).</w:t>
+      </w:r>
+      <w:r>
+        <w:t xml:space="preserve"> </w:t>
+      </w:r>
+      <w:r>
+        <w:rPr>
+          <w:b/>
+          <w:bCs/>
+        </w:rPr>
+        <w:t xml:space="preserve">Stays ⬜ Open</w:t>
+      </w:r>
+      <w:r>
+        <w:t xml:space="preserve"> </w:t>
+      </w:r>
+      <w:r>
+        <w:t xml:space="preserve">pending MPP Quality + Honda affirmation, but is</w:t>
+      </w:r>
+      <w:r>
+        <w:t xml:space="preserve"> </w:t>
+      </w:r>
+      <w:r>
+        <w:rPr>
+          <w:b/>
+          <w:bCs/>
+        </w:rPr>
+        <w:t xml:space="preserve">buildable now</w:t>
+      </w:r>
+      <w:r>
+        <w:t xml:space="preserve"> </w:t>
+      </w:r>
+      <w:r>
+        <w:t xml:space="preserve">— Phase 7 procs are structured so a void-and-recreate flip can swap in without a migration rebuild if MPP rejects update-in-place.</w:t>
+      </w:r>
+    </w:p>
+    <w:p>
       <w:r>
         <w:pict>
           <v:rect style="width:0;height:1.5pt" o:hralign="center" o:hrstd="t" o:hr="t"/>
         </w:pict>
       </w:r>
     </w:p>
-    <w:bookmarkEnd w:id="52"/>
-    <w:bookmarkStart w:id="53" w:name="uj-06-off-site-receiving-resolved"/>
+    <w:bookmarkEnd w:id="54"/>
+    <w:bookmarkStart w:id="55" w:name="uj-06-off-site-receiving-resolved"/>
     <w:p>
       <w:pPr>
         <w:pStyle w:val="Heading3"/>
@@ -24067,8 +26230,8 @@
         </w:pict>
       </w:r>
     </w:p>
-    <w:bookmarkEnd w:id="53"/>
-    <w:bookmarkStart w:id="54" w:name="X6645403bf5ed984ff3b84032070a6111a56606a"/>
+    <w:bookmarkEnd w:id="55"/>
+    <w:bookmarkStart w:id="56" w:name="X6645403bf5ed984ff3b84032070a6111a56606a"/>
     <w:p>
       <w:pPr>
         <w:pStyle w:val="Heading3"/>
@@ -24740,8 +26903,8 @@
         </w:pict>
       </w:r>
     </w:p>
-    <w:bookmarkEnd w:id="54"/>
-    <w:bookmarkStart w:id="55" w:name="X8aad8f9c40ff616838e562f42c1b94cce02b7ea"/>
+    <w:bookmarkEnd w:id="56"/>
+    <w:bookmarkStart w:id="57" w:name="X8aad8f9c40ff616838e562f42c1b94cce02b7ea"/>
     <w:p>
       <w:pPr>
         <w:pStyle w:val="Heading3"/>
@@ -25303,8 +27466,8 @@
         </w:pict>
       </w:r>
     </w:p>
-    <w:bookmarkEnd w:id="55"/>
-    <w:bookmarkStart w:id="56" w:name="X6295e921a8361647b49d698163df0b1f0f6e353"/>
+    <w:bookmarkEnd w:id="57"/>
+    <w:bookmarkStart w:id="58" w:name="X6295e921a8361647b49d698163df0b1f0f6e353"/>
     <w:p>
       <w:pPr>
         <w:pStyle w:val="Heading3"/>
@@ -25906,8 +28069,8 @@
         </w:pict>
       </w:r>
     </w:p>
-    <w:bookmarkEnd w:id="56"/>
-    <w:bookmarkStart w:id="57" w:name="Xe13b7021c7eb00b977a0ae56f4cb274ba682d3b"/>
+    <w:bookmarkEnd w:id="58"/>
+    <w:bookmarkStart w:id="59" w:name="Xe13b7021c7eb00b977a0ae56f4cb274ba682d3b"/>
     <w:p>
       <w:pPr>
         <w:pStyle w:val="Heading3"/>
@@ -26503,8 +28666,8 @@
         </w:pict>
       </w:r>
     </w:p>
-    <w:bookmarkEnd w:id="57"/>
-    <w:bookmarkStart w:id="58" w:name="X431671da486f69b4a497f66247685bf82b72ff8"/>
+    <w:bookmarkEnd w:id="59"/>
+    <w:bookmarkStart w:id="60" w:name="X431671da486f69b4a497f66247685bf82b72ff8"/>
     <w:p>
       <w:pPr>
         <w:pStyle w:val="Heading3"/>
@@ -26964,8 +29127,8 @@
         </w:pict>
       </w:r>
     </w:p>
-    <w:bookmarkEnd w:id="58"/>
-    <w:bookmarkStart w:id="59" w:name="X3183a0e5c7693eeb2f10fae7fc0b4c1e48a8145"/>
+    <w:bookmarkEnd w:id="60"/>
+    <w:bookmarkStart w:id="61" w:name="X3183a0e5c7693eeb2f10fae7fc0b4c1e48a8145"/>
     <w:p>
       <w:pPr>
         <w:pStyle w:val="Heading3"/>
@@ -27080,8 +29243,8 @@
         </w:pict>
       </w:r>
     </w:p>
-    <w:bookmarkEnd w:id="59"/>
-    <w:bookmarkStart w:id="60" w:name="Xa0edaf071c43fa4863175f751519d603eb45e57"/>
+    <w:bookmarkEnd w:id="61"/>
+    <w:bookmarkStart w:id="62" w:name="Xa0edaf071c43fa4863175f751519d603eb45e57"/>
     <w:p>
       <w:pPr>
         <w:pStyle w:val="Heading3"/>
@@ -27640,8 +29803,8 @@
         </w:pict>
       </w:r>
     </w:p>
-    <w:bookmarkEnd w:id="60"/>
-    <w:bookmarkStart w:id="61" w:name="X81ee46a0c119310abfa08e2a082104976b6bfa8"/>
+    <w:bookmarkEnd w:id="62"/>
+    <w:bookmarkStart w:id="63" w:name="X81ee46a0c119310abfa08e2a082104976b6bfa8"/>
     <w:p>
       <w:pPr>
         <w:pStyle w:val="Heading3"/>
@@ -28295,8 +30458,8 @@
         </w:pict>
       </w:r>
     </w:p>
-    <w:bookmarkEnd w:id="61"/>
-    <w:bookmarkStart w:id="62" w:name="X5cf3d7b354075c8905218956f7d39ca7113454d"/>
+    <w:bookmarkEnd w:id="63"/>
+    <w:bookmarkStart w:id="64" w:name="X5cf3d7b354075c8905218956f7d39ca7113454d"/>
     <w:p>
       <w:pPr>
         <w:pStyle w:val="Heading3"/>
@@ -28402,8 +30565,8 @@
         </w:pict>
       </w:r>
     </w:p>
-    <w:bookmarkEnd w:id="62"/>
-    <w:bookmarkStart w:id="63" w:name="X35020f041b838d495470548c2ddc47a158b70d9"/>
+    <w:bookmarkEnd w:id="64"/>
+    <w:bookmarkStart w:id="65" w:name="X35020f041b838d495470548c2ddc47a158b70d9"/>
     <w:p>
       <w:pPr>
         <w:pStyle w:val="Heading3"/>
@@ -29025,8 +31188,8 @@
         </w:pict>
       </w:r>
     </w:p>
-    <w:bookmarkEnd w:id="63"/>
-    <w:bookmarkStart w:id="64" w:name="Xadea69f83ff7067e190b2d3301429fd93b0d443"/>
+    <w:bookmarkEnd w:id="65"/>
+    <w:bookmarkStart w:id="66" w:name="Xadea69f83ff7067e190b2d3301429fd93b0d443"/>
     <w:p>
       <w:pPr>
         <w:pStyle w:val="Heading3"/>
@@ -29603,8 +31766,8 @@
         </w:pict>
       </w:r>
     </w:p>
-    <w:bookmarkEnd w:id="64"/>
-    <w:bookmarkStart w:id="65" w:name="Xb50a745582bfe84852ff0ad2fc069de6714878b"/>
+    <w:bookmarkEnd w:id="66"/>
+    <w:bookmarkStart w:id="67" w:name="Xb50a745582bfe84852ff0ad2fc069de6714878b"/>
     <w:p>
       <w:pPr>
         <w:pStyle w:val="Heading3"/>
@@ -30794,8 +32957,8 @@
         </w:pict>
       </w:r>
     </w:p>
-    <w:bookmarkEnd w:id="65"/>
-    <w:bookmarkStart w:id="66" w:name="Xf53270a4ff8a90496d37c5a7e09e6496cb1b4c7"/>
+    <w:bookmarkEnd w:id="67"/>
+    <w:bookmarkStart w:id="68" w:name="Xf53270a4ff8a90496d37c5a7e09e6496cb1b4c7"/>
     <w:p>
       <w:pPr>
         <w:pStyle w:val="Heading3"/>
@@ -31283,8 +33446,8 @@
         </w:pict>
       </w:r>
     </w:p>
-    <w:bookmarkEnd w:id="66"/>
-    <w:bookmarkStart w:id="67" w:name="notes"/>
+    <w:bookmarkEnd w:id="68"/>
+    <w:bookmarkStart w:id="69" w:name="notes"/>
     <w:p>
       <w:pPr>
         <w:pStyle w:val="Heading2"/>
@@ -31401,8 +33564,8 @@
         <w:t xml:space="preserve">Phase A (this register) was the first deliverable in the multi-session refactor. Phase B (Tool Management design spec) is complete; Phases C + D (security + FDS rewrites) are complete. Phase E now incorporates the 16 newly-discovered items alongside OI-11..14.</w:t>
       </w:r>
     </w:p>
-    <w:bookmarkEnd w:id="67"/>
-    <w:bookmarkEnd w:id="68"/>
+    <w:bookmarkEnd w:id="69"/>
+    <w:bookmarkEnd w:id="70"/>
     <w:sectPr>
       <w:footnotePr>
         <w:numRestart w:val="eachSect"/>

--- a/MPP_MES_Open_Issues_Register.docx
+++ b/MPP_MES_Open_Issues_Register.docx
@@ -3795,10 +3795,25 @@
             </w:r>
             <w:r>
               <w:rPr>
+                <w:rStyle w:val="VerbatimChar"/>
                 <w:b/>
                 <w:bCs/>
               </w:rPr>
-              <w:t xml:space="preserve">OI-26 DELETED</w:t>
+              <w:t xml:space="preserve">OI-26</w:t>
+            </w:r>
+            <w:r>
+              <w:rPr>
+                <w:b/>
+                <w:bCs/>
+              </w:rPr>
+              <w:t xml:space="preserve"> </w:t>
+            </w:r>
+            <w:r>
+              <w:rPr>
+                <w:b/>
+                <w:bCs/>
+              </w:rPr>
+              <w:t xml:space="preserve">DELETED</w:t>
             </w:r>
             <w:r>
               <w:t xml:space="preserve"> </w:t>
@@ -5030,7 +5045,7 @@
     </w:p>
     <w:bookmarkEnd w:id="10"/>
     <w:bookmarkEnd w:id="11"/>
-    <w:bookmarkStart w:id="49" w:name="part-a-fds-open-items"/>
+    <w:bookmarkStart w:id="50" w:name="part-a-fds-open-items"/>
     <w:p>
       <w:pPr>
         <w:pStyle w:val="Heading1"/>
@@ -23246,14 +23261,13 @@
       </w:r>
     </w:p>
     <w:bookmarkEnd w:id="48"/>
-    <w:bookmarkEnd w:id="49"/>
-    <w:bookmarkStart w:id="70" w:name="X2acb3b042d58cf07e144dc2b49134b63e100db8"/>
-    <w:p>
-      <w:pPr>
-        <w:pStyle w:val="Heading1"/>
-      </w:pPr>
-      <w:r>
-        <w:t xml:space="preserve">Part B — User Journey Assumptions &amp; Decisions</w:t>
+    <w:bookmarkStart w:id="49" w:name="X1cff83ea7a3db72b7a981d137088059ad045a5a"/>
+    <w:p>
+      <w:pPr>
+        <w:pStyle w:val="Heading3"/>
+      </w:pPr>
+      <w:r>
+        <w:t xml:space="preserve">OI-38 — Shift subsystem stores/compares LOCAL time (store-UTC convention divergence) — ⬜ Open (new, 2026-07-31)</w:t>
       </w:r>
     </w:p>
     <w:p>
@@ -23261,19 +23275,242 @@
         <w:pStyle w:val="FirstParagraph"/>
       </w:pPr>
       <w:r>
-        <w:t xml:space="preserve">These are the 19 assumptions from</w:t>
-      </w:r>
-      <w:r>
-        <w:t xml:space="preserve"> </w:t>
-      </w:r>
-      <w:r>
-        <w:rPr>
-          <w:rStyle w:val="VerbatimChar"/>
-        </w:rPr>
-        <w:t xml:space="preserve">MPP_MES_USER_JOURNEYS.md</w:t>
-      </w:r>
-      <w:r>
-        <w:t xml:space="preserve">. Each gates one or more Perspective screens. Cross-references to Part A items are noted per entry.</w:t>
+        <w:rPr>
+          <w:b/>
+          <w:bCs/>
+        </w:rPr>
+        <w:t xml:space="preserve">Priority:</w:t>
+      </w:r>
+      <w:r>
+        <w:t xml:space="preserve"> </w:t>
+      </w:r>
+      <w:r>
+        <w:t xml:space="preserve">LOW</w:t>
+      </w:r>
+      <w:r>
+        <w:t xml:space="preserve"> </w:t>
+      </w:r>
+      <w:r>
+        <w:rPr>
+          <w:b/>
+          <w:bCs/>
+        </w:rPr>
+        <w:t xml:space="preserve">Owner:</w:t>
+      </w:r>
+      <w:r>
+        <w:t xml:space="preserve"> </w:t>
+      </w:r>
+      <w:r>
+        <w:t xml:space="preserve">Blue Ridge Automation</w:t>
+      </w:r>
+      <w:r>
+        <w:t xml:space="preserve"> </w:t>
+      </w:r>
+      <w:r>
+        <w:rPr>
+          <w:b/>
+          <w:bCs/>
+        </w:rPr>
+        <w:t xml:space="preserve">FDS §:</w:t>
+      </w:r>
+      <w:r>
+        <w:t xml:space="preserve"> </w:t>
+      </w:r>
+      <w:r>
+        <w:t xml:space="preserve">cross-cutting (store-UTC convention; see CLAUDE.md § SQL design)</w:t>
+      </w:r>
+      <w:r>
+        <w:t xml:space="preserve"> </w:t>
+      </w:r>
+      <w:r>
+        <w:rPr>
+          <w:b/>
+          <w:bCs/>
+        </w:rPr>
+        <w:t xml:space="preserve">References:</w:t>
+      </w:r>
+      <w:r>
+        <w:t xml:space="preserve"> </w:t>
+      </w:r>
+      <w:r>
+        <w:rPr>
+          <w:rStyle w:val="VerbatimChar"/>
+        </w:rPr>
+        <w:t xml:space="preserve">docs/superpowers/specs/2026-07-31-shift-boundary-reconcile-design.md</w:t>
+      </w:r>
+      <w:r>
+        <w:t xml:space="preserve"> </w:t>
+      </w:r>
+      <w:r>
+        <w:t xml:space="preserve">§7; OI-36 (UTC-display read sweep);</w:t>
+      </w:r>
+      <w:r>
+        <w:t xml:space="preserve"> </w:t>
+      </w:r>
+      <w:r>
+        <w:rPr>
+          <w:rStyle w:val="VerbatimChar"/>
+        </w:rPr>
+        <w:t xml:space="preserve">Oee.Shift_GetActive</w:t>
+      </w:r>
+      <w:r>
+        <w:t xml:space="preserve">;</w:t>
+      </w:r>
+      <w:r>
+        <w:t xml:space="preserve"> </w:t>
+      </w:r>
+      <w:r>
+        <w:rPr>
+          <w:rStyle w:val="VerbatimChar"/>
+        </w:rPr>
+        <w:t xml:space="preserve">Oee.Shift_Reconcile</w:t>
+      </w:r>
+    </w:p>
+    <w:p>
+      <w:pPr>
+        <w:pStyle w:val="BodyText"/>
+      </w:pPr>
+      <w:r>
+        <w:rPr>
+          <w:b/>
+          <w:bCs/>
+        </w:rPr>
+        <w:t xml:space="preserve">Description:</w:t>
+      </w:r>
+      <w:r>
+        <w:t xml:space="preserve"> </w:t>
+      </w:r>
+      <w:r>
+        <w:rPr>
+          <w:rStyle w:val="VerbatimChar"/>
+        </w:rPr>
+        <w:t xml:space="preserve">Oee.Shift_GetActive</w:t>
+      </w:r>
+      <w:r>
+        <w:t xml:space="preserve"> </w:t>
+      </w:r>
+      <w:r>
+        <w:t xml:space="preserve">compares</w:t>
+      </w:r>
+      <w:r>
+        <w:t xml:space="preserve"> </w:t>
+      </w:r>
+      <w:r>
+        <w:rPr>
+          <w:rStyle w:val="VerbatimChar"/>
+        </w:rPr>
+        <w:t xml:space="preserve">CAST(@Moment AS TIME(0))</w:t>
+      </w:r>
+      <w:r>
+        <w:t xml:space="preserve"> </w:t>
+      </w:r>
+      <w:r>
+        <w:t xml:space="preserve">against local schedule</w:t>
+      </w:r>
+      <w:r>
+        <w:t xml:space="preserve"> </w:t>
+      </w:r>
+      <w:r>
+        <w:rPr>
+          <w:rStyle w:val="VerbatimChar"/>
+        </w:rPr>
+        <w:t xml:space="preserve">StartTime</w:t>
+      </w:r>
+      <w:r>
+        <w:t xml:space="preserve">/</w:t>
+      </w:r>
+      <w:r>
+        <w:rPr>
+          <w:rStyle w:val="VerbatimChar"/>
+        </w:rPr>
+        <w:t xml:space="preserve">EndTime</w:t>
+      </w:r>
+      <w:r>
+        <w:t xml:space="preserve">; the ticker feeds</w:t>
+      </w:r>
+      <w:r>
+        <w:t xml:space="preserve"> </w:t>
+      </w:r>
+      <w:r>
+        <w:rPr>
+          <w:rStyle w:val="VerbatimChar"/>
+        </w:rPr>
+        <w:t xml:space="preserve">system.date.now()</w:t>
+      </w:r>
+      <w:r>
+        <w:t xml:space="preserve"> </w:t>
+      </w:r>
+      <w:r>
+        <w:t xml:space="preserve">(local);</w:t>
+      </w:r>
+      <w:r>
+        <w:t xml:space="preserve"> </w:t>
+      </w:r>
+      <w:r>
+        <w:rPr>
+          <w:rStyle w:val="VerbatimChar"/>
+        </w:rPr>
+        <w:t xml:space="preserve">Oee.Shift.ActualStart</w:t>
+      </w:r>
+      <w:r>
+        <w:t xml:space="preserve">/</w:t>
+      </w:r>
+      <w:r>
+        <w:rPr>
+          <w:rStyle w:val="VerbatimChar"/>
+        </w:rPr>
+        <w:t xml:space="preserve">ActualEnd</w:t>
+      </w:r>
+      <w:r>
+        <w:t xml:space="preserve"> </w:t>
+      </w:r>
+      <w:r>
+        <w:t xml:space="preserve">therefore store local wall-clock, and</w:t>
+      </w:r>
+      <w:r>
+        <w:t xml:space="preserve"> </w:t>
+      </w:r>
+      <w:r>
+        <w:rPr>
+          <w:rStyle w:val="VerbatimChar"/>
+        </w:rPr>
+        <w:t xml:space="preserve">Oee.Shift_Reconcile</w:t>
+      </w:r>
+      <w:r>
+        <w:t xml:space="preserve"> </w:t>
+      </w:r>
+      <w:r>
+        <w:t xml:space="preserve">(2026-07-31) intentionally follows suit for consistency. Diverges from the store-UTC convention (CLAUDE.md § SQL design); related to OI-36 (UTC-display read sweep). A future change would convert schedule</w:t>
+      </w:r>
+      <w:r>
+        <w:t xml:space="preserve"> </w:t>
+      </w:r>
+      <w:r>
+        <w:rPr>
+          <w:rStyle w:val="VerbatimChar"/>
+        </w:rPr>
+        <w:t xml:space="preserve">TIME</w:t>
+      </w:r>
+      <w:r>
+        <w:t xml:space="preserve"> </w:t>
+      </w:r>
+      <w:r>
+        <w:t xml:space="preserve">→ UTC per-date (DST-aware), migrate existing</w:t>
+      </w:r>
+      <w:r>
+        <w:t xml:space="preserve"> </w:t>
+      </w:r>
+      <w:r>
+        <w:rPr>
+          <w:rStyle w:val="VerbatimChar"/>
+        </w:rPr>
+        <w:t xml:space="preserve">Oee.Shift</w:t>
+      </w:r>
+      <w:r>
+        <w:t xml:space="preserve"> </w:t>
+      </w:r>
+      <w:r>
+        <w:t xml:space="preserve">rows, and audit every shift read/display. Not scoped now — flagged for a deliberate decision.</w:t>
       </w:r>
     </w:p>
     <w:p>
@@ -23283,13 +23520,15 @@
         </w:pict>
       </w:r>
     </w:p>
-    <w:bookmarkStart w:id="50" w:name="X427651c6a42d5bd3c301c12b2199acdaaaab564"/>
-    <w:p>
-      <w:pPr>
-        <w:pStyle w:val="Heading3"/>
-      </w:pPr>
-      <w:r>
-        <w:t xml:space="preserve">UJ-01 — Operator identity &amp; elevation model — ✅ Resolved (2026-04-21)</w:t>
+    <w:bookmarkEnd w:id="49"/>
+    <w:bookmarkEnd w:id="50"/>
+    <w:bookmarkStart w:id="71" w:name="X2acb3b042d58cf07e144dc2b49134b63e100db8"/>
+    <w:p>
+      <w:pPr>
+        <w:pStyle w:val="Heading1"/>
+      </w:pPr>
+      <w:r>
+        <w:t xml:space="preserve">Part B — User Journey Assumptions &amp; Decisions</w:t>
       </w:r>
     </w:p>
     <w:p>
@@ -23297,83 +23536,19 @@
         <w:pStyle w:val="FirstParagraph"/>
       </w:pPr>
       <w:r>
-        <w:rPr>
-          <w:b/>
-          <w:bCs/>
-        </w:rPr>
-        <w:t xml:space="preserve">Priority:</w:t>
-      </w:r>
-      <w:r>
-        <w:t xml:space="preserve"> </w:t>
-      </w:r>
-      <w:r>
-        <w:t xml:space="preserve">HIGH</w:t>
-      </w:r>
-      <w:r>
-        <w:t xml:space="preserve"> </w:t>
-      </w:r>
-      <w:r>
-        <w:rPr>
-          <w:b/>
-          <w:bCs/>
-        </w:rPr>
-        <w:t xml:space="preserve">Blocks:</w:t>
-      </w:r>
-      <w:r>
-        <w:t xml:space="preserve"> </w:t>
-      </w:r>
-      <w:r>
-        <w:t xml:space="preserve">Every screen</w:t>
-      </w:r>
-      <w:r>
-        <w:t xml:space="preserve"> </w:t>
-      </w:r>
-      <w:r>
-        <w:rPr>
-          <w:b/>
-          <w:bCs/>
-        </w:rPr>
-        <w:t xml:space="preserve">Maps to:</w:t>
-      </w:r>
-      <w:r>
-        <w:t xml:space="preserve"> </w:t>
-      </w:r>
-      <w:r>
-        <w:t xml:space="preserve">OI-06</w:t>
-      </w:r>
-      <w:r>
-        <w:t xml:space="preserve"> </w:t>
-      </w:r>
-      <w:r>
-        <w:rPr>
-          <w:b/>
-          <w:bCs/>
-        </w:rPr>
-        <w:t xml:space="preserve">References:</w:t>
-      </w:r>
-      <w:r>
-        <w:t xml:space="preserve"> </w:t>
-      </w:r>
-      <w:r>
-        <w:t xml:space="preserve">FDS-04-001 through FDS-04-010; FRS 3.3.1, 3.3.4, 3.6.1; FRS 5.3; Spark Dep. B.8</w:t>
-      </w:r>
-    </w:p>
-    <w:p>
-      <w:pPr>
-        <w:pStyle w:val="BodyText"/>
-      </w:pPr>
-      <w:r>
-        <w:rPr>
-          <w:b/>
-          <w:bCs/>
-        </w:rPr>
-        <w:t xml:space="preserve">Decision:</w:t>
-      </w:r>
-      <w:r>
-        <w:t xml:space="preserve"> </w:t>
-      </w:r>
-      <w:r>
-        <w:t xml:space="preserve">See OI-06. Initials-based operator presence; per-action AD elevation.</w:t>
+        <w:t xml:space="preserve">These are the 19 assumptions from</w:t>
+      </w:r>
+      <w:r>
+        <w:t xml:space="preserve"> </w:t>
+      </w:r>
+      <w:r>
+        <w:rPr>
+          <w:rStyle w:val="VerbatimChar"/>
+        </w:rPr>
+        <w:t xml:space="preserve">MPP_MES_USER_JOURNEYS.md</w:t>
+      </w:r>
+      <w:r>
+        <w:t xml:space="preserve">. Each gates one or more Perspective screens. Cross-references to Part A items are noted per entry.</w:t>
       </w:r>
     </w:p>
     <w:p>
@@ -23383,14 +23558,13 @@
         </w:pict>
       </w:r>
     </w:p>
-    <w:bookmarkEnd w:id="50"/>
-    <w:bookmarkStart w:id="51" w:name="Xb37e90662dad0ec0f2e87485e01a2f67cae8ece"/>
+    <w:bookmarkStart w:id="51" w:name="X427651c6a42d5bd3c301c12b2199acdaaaab564"/>
     <w:p>
       <w:pPr>
         <w:pStyle w:val="Heading3"/>
       </w:pPr>
       <w:r>
-        <w:t xml:space="preserve">UJ-02 — LOT creation flow at Die Cast — ✅ Resolved (2026-04-24)</w:t>
+        <w:t xml:space="preserve">UJ-01 — Operator identity &amp; elevation model — ✅ Resolved (2026-04-21)</w:t>
       </w:r>
     </w:p>
     <w:p>
@@ -23408,7 +23582,7 @@
         <w:t xml:space="preserve"> </w:t>
       </w:r>
       <w:r>
-        <w:t xml:space="preserve">MEDIUM</w:t>
+        <w:t xml:space="preserve">HIGH</w:t>
       </w:r>
       <w:r>
         <w:t xml:space="preserve"> </w:t>
@@ -23424,7 +23598,7 @@
         <w:t xml:space="preserve"> </w:t>
       </w:r>
       <w:r>
-        <w:t xml:space="preserve">Die Cast LOT creation screen</w:t>
+        <w:t xml:space="preserve">Every screen</w:t>
       </w:r>
       <w:r>
         <w:t xml:space="preserve"> </w:t>
@@ -23440,7 +23614,7 @@
         <w:t xml:space="preserve"> </w:t>
       </w:r>
       <w:r>
-        <w:t xml:space="preserve">(own item)</w:t>
+        <w:t xml:space="preserve">OI-06</w:t>
       </w:r>
       <w:r>
         <w:t xml:space="preserve"> </w:t>
@@ -23456,7 +23630,7 @@
         <w:t xml:space="preserve"> </w:t>
       </w:r>
       <w:r>
-        <w:t xml:space="preserve">FDS-05-001, FDS-05-002; FRS 3.9.6, 2.2.1, 2.2.2</w:t>
+        <w:t xml:space="preserve">FDS-04-001 through FDS-04-010; FRS 3.3.1, 3.3.4, 3.6.1; FRS 5.3; Spark Dep. B.8</w:t>
       </w:r>
     </w:p>
     <w:p>
@@ -23474,25 +23648,7 @@
         <w:t xml:space="preserve"> </w:t>
       </w:r>
       <w:r>
-        <w:t xml:space="preserve">LTT tags are pre-printed; first scan of a barcode creates the LOT record. No pre-registration, no tag inventory feature. Confirms FDS-05-002. Pending MPP validation.</w:t>
-      </w:r>
-    </w:p>
-    <w:p>
-      <w:pPr>
-        <w:pStyle w:val="BodyText"/>
-      </w:pPr>
-      <w:r>
-        <w:rPr>
-          <w:b/>
-          <w:bCs/>
-        </w:rPr>
-        <w:t xml:space="preserve">Decision (2026-04-24):</w:t>
-      </w:r>
-      <w:r>
-        <w:t xml:space="preserve"> </w:t>
-      </w:r>
-      <w:r>
-        <w:t xml:space="preserve">Confirmed to close by Jacques. FDS-05-002 + FDS-05-036 (lazy operator-driven creation, v0.11) are authoritative.</w:t>
+        <w:t xml:space="preserve">See OI-06. Initials-based operator presence; per-action AD elevation.</w:t>
       </w:r>
     </w:p>
     <w:p>
@@ -23503,7 +23659,126 @@
       </w:r>
     </w:p>
     <w:bookmarkEnd w:id="51"/>
-    <w:bookmarkStart w:id="52" w:name="X4c06c7846ec8ec99c234d472cba91e050e29f6c"/>
+    <w:bookmarkStart w:id="52" w:name="Xb37e90662dad0ec0f2e87485e01a2f67cae8ece"/>
+    <w:p>
+      <w:pPr>
+        <w:pStyle w:val="Heading3"/>
+      </w:pPr>
+      <w:r>
+        <w:t xml:space="preserve">UJ-02 — LOT creation flow at Die Cast — ✅ Resolved (2026-04-24)</w:t>
+      </w:r>
+    </w:p>
+    <w:p>
+      <w:pPr>
+        <w:pStyle w:val="FirstParagraph"/>
+      </w:pPr>
+      <w:r>
+        <w:rPr>
+          <w:b/>
+          <w:bCs/>
+        </w:rPr>
+        <w:t xml:space="preserve">Priority:</w:t>
+      </w:r>
+      <w:r>
+        <w:t xml:space="preserve"> </w:t>
+      </w:r>
+      <w:r>
+        <w:t xml:space="preserve">MEDIUM</w:t>
+      </w:r>
+      <w:r>
+        <w:t xml:space="preserve"> </w:t>
+      </w:r>
+      <w:r>
+        <w:rPr>
+          <w:b/>
+          <w:bCs/>
+        </w:rPr>
+        <w:t xml:space="preserve">Blocks:</w:t>
+      </w:r>
+      <w:r>
+        <w:t xml:space="preserve"> </w:t>
+      </w:r>
+      <w:r>
+        <w:t xml:space="preserve">Die Cast LOT creation screen</w:t>
+      </w:r>
+      <w:r>
+        <w:t xml:space="preserve"> </w:t>
+      </w:r>
+      <w:r>
+        <w:rPr>
+          <w:b/>
+          <w:bCs/>
+        </w:rPr>
+        <w:t xml:space="preserve">Maps to:</w:t>
+      </w:r>
+      <w:r>
+        <w:t xml:space="preserve"> </w:t>
+      </w:r>
+      <w:r>
+        <w:t xml:space="preserve">(own item)</w:t>
+      </w:r>
+      <w:r>
+        <w:t xml:space="preserve"> </w:t>
+      </w:r>
+      <w:r>
+        <w:rPr>
+          <w:b/>
+          <w:bCs/>
+        </w:rPr>
+        <w:t xml:space="preserve">References:</w:t>
+      </w:r>
+      <w:r>
+        <w:t xml:space="preserve"> </w:t>
+      </w:r>
+      <w:r>
+        <w:t xml:space="preserve">FDS-05-001, FDS-05-002; FRS 3.9.6, 2.2.1, 2.2.2</w:t>
+      </w:r>
+    </w:p>
+    <w:p>
+      <w:pPr>
+        <w:pStyle w:val="BodyText"/>
+      </w:pPr>
+      <w:r>
+        <w:rPr>
+          <w:b/>
+          <w:bCs/>
+        </w:rPr>
+        <w:t xml:space="preserve">Decision:</w:t>
+      </w:r>
+      <w:r>
+        <w:t xml:space="preserve"> </w:t>
+      </w:r>
+      <w:r>
+        <w:t xml:space="preserve">LTT tags are pre-printed; first scan of a barcode creates the LOT record. No pre-registration, no tag inventory feature. Confirms FDS-05-002. Pending MPP validation.</w:t>
+      </w:r>
+    </w:p>
+    <w:p>
+      <w:pPr>
+        <w:pStyle w:val="BodyText"/>
+      </w:pPr>
+      <w:r>
+        <w:rPr>
+          <w:b/>
+          <w:bCs/>
+        </w:rPr>
+        <w:t xml:space="preserve">Decision (2026-04-24):</w:t>
+      </w:r>
+      <w:r>
+        <w:t xml:space="preserve"> </w:t>
+      </w:r>
+      <w:r>
+        <w:t xml:space="preserve">Confirmed to close by Jacques. FDS-05-002 + FDS-05-036 (lazy operator-driven creation, v0.11) are authoritative.</w:t>
+      </w:r>
+    </w:p>
+    <w:p>
+      <w:r>
+        <w:pict>
+          <v:rect style="width:0;height:1.5pt" o:hralign="center" o:hrstd="t" o:hr="t"/>
+        </w:pict>
+      </w:r>
+    </w:p>
+    <w:bookmarkEnd w:id="52"/>
+    <w:bookmarkStart w:id="53" w:name="X4c06c7846ec8ec99c234d472cba91e050e29f6c"/>
     <w:p>
       <w:pPr>
         <w:pStyle w:val="Heading3"/>
@@ -24404,8 +24679,8 @@
         </w:pict>
       </w:r>
     </w:p>
-    <w:bookmarkEnd w:id="52"/>
-    <w:bookmarkStart w:id="53" w:name="X492fb1d784caad61e3c18294632acfd7a5a8f0f"/>
+    <w:bookmarkEnd w:id="53"/>
+    <w:bookmarkStart w:id="54" w:name="X492fb1d784caad61e3c18294632acfd7a5a8f0f"/>
     <w:p>
       <w:pPr>
         <w:pStyle w:val="Heading3"/>
@@ -25445,8 +25720,8 @@
         </w:pict>
       </w:r>
     </w:p>
-    <w:bookmarkEnd w:id="53"/>
-    <w:bookmarkStart w:id="54" w:name="X86518703351c28bfceb8c4e609ffdab6af463c8"/>
+    <w:bookmarkEnd w:id="54"/>
+    <w:bookmarkStart w:id="55" w:name="X86518703351c28bfceb8c4e609ffdab6af463c8"/>
     <w:p>
       <w:pPr>
         <w:pStyle w:val="Heading3"/>
@@ -26145,8 +26420,8 @@
         </w:pict>
       </w:r>
     </w:p>
-    <w:bookmarkEnd w:id="54"/>
-    <w:bookmarkStart w:id="55" w:name="uj-06-off-site-receiving-resolved"/>
+    <w:bookmarkEnd w:id="55"/>
+    <w:bookmarkStart w:id="56" w:name="uj-06-off-site-receiving-resolved"/>
     <w:p>
       <w:pPr>
         <w:pStyle w:val="Heading3"/>
@@ -26230,8 +26505,8 @@
         </w:pict>
       </w:r>
     </w:p>
-    <w:bookmarkEnd w:id="55"/>
-    <w:bookmarkStart w:id="56" w:name="X6645403bf5ed984ff3b84032070a6111a56606a"/>
+    <w:bookmarkEnd w:id="56"/>
+    <w:bookmarkStart w:id="57" w:name="X6645403bf5ed984ff3b84032070a6111a56606a"/>
     <w:p>
       <w:pPr>
         <w:pStyle w:val="Heading3"/>
@@ -26903,8 +27178,8 @@
         </w:pict>
       </w:r>
     </w:p>
-    <w:bookmarkEnd w:id="56"/>
-    <w:bookmarkStart w:id="57" w:name="X8aad8f9c40ff616838e562f42c1b94cce02b7ea"/>
+    <w:bookmarkEnd w:id="57"/>
+    <w:bookmarkStart w:id="58" w:name="X8aad8f9c40ff616838e562f42c1b94cce02b7ea"/>
     <w:p>
       <w:pPr>
         <w:pStyle w:val="Heading3"/>
@@ -27466,8 +27741,8 @@
         </w:pict>
       </w:r>
     </w:p>
-    <w:bookmarkEnd w:id="57"/>
-    <w:bookmarkStart w:id="58" w:name="X6295e921a8361647b49d698163df0b1f0f6e353"/>
+    <w:bookmarkEnd w:id="58"/>
+    <w:bookmarkStart w:id="59" w:name="X6295e921a8361647b49d698163df0b1f0f6e353"/>
     <w:p>
       <w:pPr>
         <w:pStyle w:val="Heading3"/>
@@ -28069,8 +28344,8 @@
         </w:pict>
       </w:r>
     </w:p>
-    <w:bookmarkEnd w:id="58"/>
-    <w:bookmarkStart w:id="59" w:name="Xe13b7021c7eb00b977a0ae56f4cb274ba682d3b"/>
+    <w:bookmarkEnd w:id="59"/>
+    <w:bookmarkStart w:id="60" w:name="Xe13b7021c7eb00b977a0ae56f4cb274ba682d3b"/>
     <w:p>
       <w:pPr>
         <w:pStyle w:val="Heading3"/>
@@ -28666,8 +28941,8 @@
         </w:pict>
       </w:r>
     </w:p>
-    <w:bookmarkEnd w:id="59"/>
-    <w:bookmarkStart w:id="60" w:name="X431671da486f69b4a497f66247685bf82b72ff8"/>
+    <w:bookmarkEnd w:id="60"/>
+    <w:bookmarkStart w:id="61" w:name="X431671da486f69b4a497f66247685bf82b72ff8"/>
     <w:p>
       <w:pPr>
         <w:pStyle w:val="Heading3"/>
@@ -29127,8 +29402,8 @@
         </w:pict>
       </w:r>
     </w:p>
-    <w:bookmarkEnd w:id="60"/>
-    <w:bookmarkStart w:id="61" w:name="X3183a0e5c7693eeb2f10fae7fc0b4c1e48a8145"/>
+    <w:bookmarkEnd w:id="61"/>
+    <w:bookmarkStart w:id="62" w:name="X3183a0e5c7693eeb2f10fae7fc0b4c1e48a8145"/>
     <w:p>
       <w:pPr>
         <w:pStyle w:val="Heading3"/>
@@ -29243,8 +29518,8 @@
         </w:pict>
       </w:r>
     </w:p>
-    <w:bookmarkEnd w:id="61"/>
-    <w:bookmarkStart w:id="62" w:name="Xa0edaf071c43fa4863175f751519d603eb45e57"/>
+    <w:bookmarkEnd w:id="62"/>
+    <w:bookmarkStart w:id="63" w:name="Xa0edaf071c43fa4863175f751519d603eb45e57"/>
     <w:p>
       <w:pPr>
         <w:pStyle w:val="Heading3"/>
@@ -29803,8 +30078,8 @@
         </w:pict>
       </w:r>
     </w:p>
-    <w:bookmarkEnd w:id="62"/>
-    <w:bookmarkStart w:id="63" w:name="X81ee46a0c119310abfa08e2a082104976b6bfa8"/>
+    <w:bookmarkEnd w:id="63"/>
+    <w:bookmarkStart w:id="64" w:name="X81ee46a0c119310abfa08e2a082104976b6bfa8"/>
     <w:p>
       <w:pPr>
         <w:pStyle w:val="Heading3"/>
@@ -30458,8 +30733,8 @@
         </w:pict>
       </w:r>
     </w:p>
-    <w:bookmarkEnd w:id="63"/>
-    <w:bookmarkStart w:id="64" w:name="X5cf3d7b354075c8905218956f7d39ca7113454d"/>
+    <w:bookmarkEnd w:id="64"/>
+    <w:bookmarkStart w:id="65" w:name="X5cf3d7b354075c8905218956f7d39ca7113454d"/>
     <w:p>
       <w:pPr>
         <w:pStyle w:val="Heading3"/>
@@ -30565,8 +30840,8 @@
         </w:pict>
       </w:r>
     </w:p>
-    <w:bookmarkEnd w:id="64"/>
-    <w:bookmarkStart w:id="65" w:name="X35020f041b838d495470548c2ddc47a158b70d9"/>
+    <w:bookmarkEnd w:id="65"/>
+    <w:bookmarkStart w:id="66" w:name="X35020f041b838d495470548c2ddc47a158b70d9"/>
     <w:p>
       <w:pPr>
         <w:pStyle w:val="Heading3"/>
@@ -31188,8 +31463,8 @@
         </w:pict>
       </w:r>
     </w:p>
-    <w:bookmarkEnd w:id="65"/>
-    <w:bookmarkStart w:id="66" w:name="Xadea69f83ff7067e190b2d3301429fd93b0d443"/>
+    <w:bookmarkEnd w:id="66"/>
+    <w:bookmarkStart w:id="67" w:name="Xadea69f83ff7067e190b2d3301429fd93b0d443"/>
     <w:p>
       <w:pPr>
         <w:pStyle w:val="Heading3"/>
@@ -31766,8 +32041,8 @@
         </w:pict>
       </w:r>
     </w:p>
-    <w:bookmarkEnd w:id="66"/>
-    <w:bookmarkStart w:id="67" w:name="Xb50a745582bfe84852ff0ad2fc069de6714878b"/>
+    <w:bookmarkEnd w:id="67"/>
+    <w:bookmarkStart w:id="68" w:name="Xb50a745582bfe84852ff0ad2fc069de6714878b"/>
     <w:p>
       <w:pPr>
         <w:pStyle w:val="Heading3"/>
@@ -32957,8 +33232,8 @@
         </w:pict>
       </w:r>
     </w:p>
-    <w:bookmarkEnd w:id="67"/>
-    <w:bookmarkStart w:id="68" w:name="Xf53270a4ff8a90496d37c5a7e09e6496cb1b4c7"/>
+    <w:bookmarkEnd w:id="68"/>
+    <w:bookmarkStart w:id="69" w:name="Xf53270a4ff8a90496d37c5a7e09e6496cb1b4c7"/>
     <w:p>
       <w:pPr>
         <w:pStyle w:val="Heading3"/>
@@ -33446,8 +33721,8 @@
         </w:pict>
       </w:r>
     </w:p>
-    <w:bookmarkEnd w:id="68"/>
-    <w:bookmarkStart w:id="69" w:name="notes"/>
+    <w:bookmarkEnd w:id="69"/>
+    <w:bookmarkStart w:id="70" w:name="notes"/>
     <w:p>
       <w:pPr>
         <w:pStyle w:val="Heading2"/>
@@ -33564,8 +33839,8 @@
         <w:t xml:space="preserve">Phase A (this register) was the first deliverable in the multi-session refactor. Phase B (Tool Management design spec) is complete; Phases C + D (security + FDS rewrites) are complete. Phase E now incorporates the 16 newly-discovered items alongside OI-11..14.</w:t>
       </w:r>
     </w:p>
-    <w:bookmarkEnd w:id="69"/>
     <w:bookmarkEnd w:id="70"/>
+    <w:bookmarkEnd w:id="71"/>
     <w:sectPr>
       <w:footnotePr>
         <w:numRestart w:val="eachSect"/>

--- a/MPP_MES_Open_Issues_Register.docx
+++ b/MPP_MES_Open_Issues_Register.docx
@@ -3795,25 +3795,10 @@
             </w:r>
             <w:r>
               <w:rPr>
-                <w:rStyle w:val="VerbatimChar"/>
                 <w:b/>
                 <w:bCs/>
               </w:rPr>
-              <w:t xml:space="preserve">OI-26</w:t>
-            </w:r>
-            <w:r>
-              <w:rPr>
-                <w:b/>
-                <w:bCs/>
-              </w:rPr>
-              <w:t xml:space="preserve"> </w:t>
-            </w:r>
-            <w:r>
-              <w:rPr>
-                <w:b/>
-                <w:bCs/>
-              </w:rPr>
-              <w:t xml:space="preserve">DELETED</w:t>
+              <w:t xml:space="preserve">OI-26 DELETED</w:t>
             </w:r>
             <w:r>
               <w:t xml:space="preserve"> </w:t>
@@ -5045,7 +5030,7 @@
     </w:p>
     <w:bookmarkEnd w:id="10"/>
     <w:bookmarkEnd w:id="11"/>
-    <w:bookmarkStart w:id="50" w:name="part-a-fds-open-items"/>
+    <w:bookmarkStart w:id="49" w:name="part-a-fds-open-items"/>
     <w:p>
       <w:pPr>
         <w:pStyle w:val="Heading1"/>
@@ -23261,13 +23246,14 @@
       </w:r>
     </w:p>
     <w:bookmarkEnd w:id="48"/>
-    <w:bookmarkStart w:id="49" w:name="X1cff83ea7a3db72b7a981d137088059ad045a5a"/>
-    <w:p>
-      <w:pPr>
-        <w:pStyle w:val="Heading3"/>
-      </w:pPr>
-      <w:r>
-        <w:t xml:space="preserve">OI-38 — Shift subsystem stores/compares LOCAL time (store-UTC convention divergence) — ⬜ Open (new, 2026-07-31)</w:t>
+    <w:bookmarkEnd w:id="49"/>
+    <w:bookmarkStart w:id="70" w:name="X2acb3b042d58cf07e144dc2b49134b63e100db8"/>
+    <w:p>
+      <w:pPr>
+        <w:pStyle w:val="Heading1"/>
+      </w:pPr>
+      <w:r>
+        <w:t xml:space="preserve">Part B — User Journey Assumptions &amp; Decisions</w:t>
       </w:r>
     </w:p>
     <w:p>
@@ -23275,242 +23261,19 @@
         <w:pStyle w:val="FirstParagraph"/>
       </w:pPr>
       <w:r>
-        <w:rPr>
-          <w:b/>
-          <w:bCs/>
-        </w:rPr>
-        <w:t xml:space="preserve">Priority:</w:t>
-      </w:r>
-      <w:r>
-        <w:t xml:space="preserve"> </w:t>
-      </w:r>
-      <w:r>
-        <w:t xml:space="preserve">LOW</w:t>
-      </w:r>
-      <w:r>
-        <w:t xml:space="preserve"> </w:t>
-      </w:r>
-      <w:r>
-        <w:rPr>
-          <w:b/>
-          <w:bCs/>
-        </w:rPr>
-        <w:t xml:space="preserve">Owner:</w:t>
-      </w:r>
-      <w:r>
-        <w:t xml:space="preserve"> </w:t>
-      </w:r>
-      <w:r>
-        <w:t xml:space="preserve">Blue Ridge Automation</w:t>
-      </w:r>
-      <w:r>
-        <w:t xml:space="preserve"> </w:t>
-      </w:r>
-      <w:r>
-        <w:rPr>
-          <w:b/>
-          <w:bCs/>
-        </w:rPr>
-        <w:t xml:space="preserve">FDS §:</w:t>
-      </w:r>
-      <w:r>
-        <w:t xml:space="preserve"> </w:t>
-      </w:r>
-      <w:r>
-        <w:t xml:space="preserve">cross-cutting (store-UTC convention; see CLAUDE.md § SQL design)</w:t>
-      </w:r>
-      <w:r>
-        <w:t xml:space="preserve"> </w:t>
-      </w:r>
-      <w:r>
-        <w:rPr>
-          <w:b/>
-          <w:bCs/>
-        </w:rPr>
-        <w:t xml:space="preserve">References:</w:t>
-      </w:r>
-      <w:r>
-        <w:t xml:space="preserve"> </w:t>
-      </w:r>
-      <w:r>
-        <w:rPr>
-          <w:rStyle w:val="VerbatimChar"/>
-        </w:rPr>
-        <w:t xml:space="preserve">docs/superpowers/specs/2026-07-31-shift-boundary-reconcile-design.md</w:t>
-      </w:r>
-      <w:r>
-        <w:t xml:space="preserve"> </w:t>
-      </w:r>
-      <w:r>
-        <w:t xml:space="preserve">§7; OI-36 (UTC-display read sweep);</w:t>
-      </w:r>
-      <w:r>
-        <w:t xml:space="preserve"> </w:t>
-      </w:r>
-      <w:r>
-        <w:rPr>
-          <w:rStyle w:val="VerbatimChar"/>
-        </w:rPr>
-        <w:t xml:space="preserve">Oee.Shift_GetActive</w:t>
-      </w:r>
-      <w:r>
-        <w:t xml:space="preserve">;</w:t>
-      </w:r>
-      <w:r>
-        <w:t xml:space="preserve"> </w:t>
-      </w:r>
-      <w:r>
-        <w:rPr>
-          <w:rStyle w:val="VerbatimChar"/>
-        </w:rPr>
-        <w:t xml:space="preserve">Oee.Shift_Reconcile</w:t>
-      </w:r>
-    </w:p>
-    <w:p>
-      <w:pPr>
-        <w:pStyle w:val="BodyText"/>
-      </w:pPr>
-      <w:r>
-        <w:rPr>
-          <w:b/>
-          <w:bCs/>
-        </w:rPr>
-        <w:t xml:space="preserve">Description:</w:t>
-      </w:r>
-      <w:r>
-        <w:t xml:space="preserve"> </w:t>
-      </w:r>
-      <w:r>
-        <w:rPr>
-          <w:rStyle w:val="VerbatimChar"/>
-        </w:rPr>
-        <w:t xml:space="preserve">Oee.Shift_GetActive</w:t>
-      </w:r>
-      <w:r>
-        <w:t xml:space="preserve"> </w:t>
-      </w:r>
-      <w:r>
-        <w:t xml:space="preserve">compares</w:t>
-      </w:r>
-      <w:r>
-        <w:t xml:space="preserve"> </w:t>
-      </w:r>
-      <w:r>
-        <w:rPr>
-          <w:rStyle w:val="VerbatimChar"/>
-        </w:rPr>
-        <w:t xml:space="preserve">CAST(@Moment AS TIME(0))</w:t>
-      </w:r>
-      <w:r>
-        <w:t xml:space="preserve"> </w:t>
-      </w:r>
-      <w:r>
-        <w:t xml:space="preserve">against local schedule</w:t>
-      </w:r>
-      <w:r>
-        <w:t xml:space="preserve"> </w:t>
-      </w:r>
-      <w:r>
-        <w:rPr>
-          <w:rStyle w:val="VerbatimChar"/>
-        </w:rPr>
-        <w:t xml:space="preserve">StartTime</w:t>
-      </w:r>
-      <w:r>
-        <w:t xml:space="preserve">/</w:t>
-      </w:r>
-      <w:r>
-        <w:rPr>
-          <w:rStyle w:val="VerbatimChar"/>
-        </w:rPr>
-        <w:t xml:space="preserve">EndTime</w:t>
-      </w:r>
-      <w:r>
-        <w:t xml:space="preserve">; the ticker feeds</w:t>
-      </w:r>
-      <w:r>
-        <w:t xml:space="preserve"> </w:t>
-      </w:r>
-      <w:r>
-        <w:rPr>
-          <w:rStyle w:val="VerbatimChar"/>
-        </w:rPr>
-        <w:t xml:space="preserve">system.date.now()</w:t>
-      </w:r>
-      <w:r>
-        <w:t xml:space="preserve"> </w:t>
-      </w:r>
-      <w:r>
-        <w:t xml:space="preserve">(local);</w:t>
-      </w:r>
-      <w:r>
-        <w:t xml:space="preserve"> </w:t>
-      </w:r>
-      <w:r>
-        <w:rPr>
-          <w:rStyle w:val="VerbatimChar"/>
-        </w:rPr>
-        <w:t xml:space="preserve">Oee.Shift.ActualStart</w:t>
-      </w:r>
-      <w:r>
-        <w:t xml:space="preserve">/</w:t>
-      </w:r>
-      <w:r>
-        <w:rPr>
-          <w:rStyle w:val="VerbatimChar"/>
-        </w:rPr>
-        <w:t xml:space="preserve">ActualEnd</w:t>
-      </w:r>
-      <w:r>
-        <w:t xml:space="preserve"> </w:t>
-      </w:r>
-      <w:r>
-        <w:t xml:space="preserve">therefore store local wall-clock, and</w:t>
-      </w:r>
-      <w:r>
-        <w:t xml:space="preserve"> </w:t>
-      </w:r>
-      <w:r>
-        <w:rPr>
-          <w:rStyle w:val="VerbatimChar"/>
-        </w:rPr>
-        <w:t xml:space="preserve">Oee.Shift_Reconcile</w:t>
-      </w:r>
-      <w:r>
-        <w:t xml:space="preserve"> </w:t>
-      </w:r>
-      <w:r>
-        <w:t xml:space="preserve">(2026-07-31) intentionally follows suit for consistency. Diverges from the store-UTC convention (CLAUDE.md § SQL design); related to OI-36 (UTC-display read sweep). A future change would convert schedule</w:t>
-      </w:r>
-      <w:r>
-        <w:t xml:space="preserve"> </w:t>
-      </w:r>
-      <w:r>
-        <w:rPr>
-          <w:rStyle w:val="VerbatimChar"/>
-        </w:rPr>
-        <w:t xml:space="preserve">TIME</w:t>
-      </w:r>
-      <w:r>
-        <w:t xml:space="preserve"> </w:t>
-      </w:r>
-      <w:r>
-        <w:t xml:space="preserve">→ UTC per-date (DST-aware), migrate existing</w:t>
-      </w:r>
-      <w:r>
-        <w:t xml:space="preserve"> </w:t>
-      </w:r>
-      <w:r>
-        <w:rPr>
-          <w:rStyle w:val="VerbatimChar"/>
-        </w:rPr>
-        <w:t xml:space="preserve">Oee.Shift</w:t>
-      </w:r>
-      <w:r>
-        <w:t xml:space="preserve"> </w:t>
-      </w:r>
-      <w:r>
-        <w:t xml:space="preserve">rows, and audit every shift read/display. Not scoped now — flagged for a deliberate decision.</w:t>
+        <w:t xml:space="preserve">These are the 19 assumptions from</w:t>
+      </w:r>
+      <w:r>
+        <w:t xml:space="preserve"> </w:t>
+      </w:r>
+      <w:r>
+        <w:rPr>
+          <w:rStyle w:val="VerbatimChar"/>
+        </w:rPr>
+        <w:t xml:space="preserve">MPP_MES_USER_JOURNEYS.md</w:t>
+      </w:r>
+      <w:r>
+        <w:t xml:space="preserve">. Each gates one or more Perspective screens. Cross-references to Part A items are noted per entry.</w:t>
       </w:r>
     </w:p>
     <w:p>
@@ -23520,15 +23283,13 @@
         </w:pict>
       </w:r>
     </w:p>
-    <w:bookmarkEnd w:id="49"/>
-    <w:bookmarkEnd w:id="50"/>
-    <w:bookmarkStart w:id="71" w:name="X2acb3b042d58cf07e144dc2b49134b63e100db8"/>
-    <w:p>
-      <w:pPr>
-        <w:pStyle w:val="Heading1"/>
-      </w:pPr>
-      <w:r>
-        <w:t xml:space="preserve">Part B — User Journey Assumptions &amp; Decisions</w:t>
+    <w:bookmarkStart w:id="50" w:name="X427651c6a42d5bd3c301c12b2199acdaaaab564"/>
+    <w:p>
+      <w:pPr>
+        <w:pStyle w:val="Heading3"/>
+      </w:pPr>
+      <w:r>
+        <w:t xml:space="preserve">UJ-01 — Operator identity &amp; elevation model — ✅ Resolved (2026-04-21)</w:t>
       </w:r>
     </w:p>
     <w:p>
@@ -23536,19 +23297,83 @@
         <w:pStyle w:val="FirstParagraph"/>
       </w:pPr>
       <w:r>
-        <w:t xml:space="preserve">These are the 19 assumptions from</w:t>
-      </w:r>
-      <w:r>
-        <w:t xml:space="preserve"> </w:t>
-      </w:r>
-      <w:r>
-        <w:rPr>
-          <w:rStyle w:val="VerbatimChar"/>
-        </w:rPr>
-        <w:t xml:space="preserve">MPP_MES_USER_JOURNEYS.md</w:t>
-      </w:r>
-      <w:r>
-        <w:t xml:space="preserve">. Each gates one or more Perspective screens. Cross-references to Part A items are noted per entry.</w:t>
+        <w:rPr>
+          <w:b/>
+          <w:bCs/>
+        </w:rPr>
+        <w:t xml:space="preserve">Priority:</w:t>
+      </w:r>
+      <w:r>
+        <w:t xml:space="preserve"> </w:t>
+      </w:r>
+      <w:r>
+        <w:t xml:space="preserve">HIGH</w:t>
+      </w:r>
+      <w:r>
+        <w:t xml:space="preserve"> </w:t>
+      </w:r>
+      <w:r>
+        <w:rPr>
+          <w:b/>
+          <w:bCs/>
+        </w:rPr>
+        <w:t xml:space="preserve">Blocks:</w:t>
+      </w:r>
+      <w:r>
+        <w:t xml:space="preserve"> </w:t>
+      </w:r>
+      <w:r>
+        <w:t xml:space="preserve">Every screen</w:t>
+      </w:r>
+      <w:r>
+        <w:t xml:space="preserve"> </w:t>
+      </w:r>
+      <w:r>
+        <w:rPr>
+          <w:b/>
+          <w:bCs/>
+        </w:rPr>
+        <w:t xml:space="preserve">Maps to:</w:t>
+      </w:r>
+      <w:r>
+        <w:t xml:space="preserve"> </w:t>
+      </w:r>
+      <w:r>
+        <w:t xml:space="preserve">OI-06</w:t>
+      </w:r>
+      <w:r>
+        <w:t xml:space="preserve"> </w:t>
+      </w:r>
+      <w:r>
+        <w:rPr>
+          <w:b/>
+          <w:bCs/>
+        </w:rPr>
+        <w:t xml:space="preserve">References:</w:t>
+      </w:r>
+      <w:r>
+        <w:t xml:space="preserve"> </w:t>
+      </w:r>
+      <w:r>
+        <w:t xml:space="preserve">FDS-04-001 through FDS-04-010; FRS 3.3.1, 3.3.4, 3.6.1; FRS 5.3; Spark Dep. B.8</w:t>
+      </w:r>
+    </w:p>
+    <w:p>
+      <w:pPr>
+        <w:pStyle w:val="BodyText"/>
+      </w:pPr>
+      <w:r>
+        <w:rPr>
+          <w:b/>
+          <w:bCs/>
+        </w:rPr>
+        <w:t xml:space="preserve">Decision:</w:t>
+      </w:r>
+      <w:r>
+        <w:t xml:space="preserve"> </w:t>
+      </w:r>
+      <w:r>
+        <w:t xml:space="preserve">See OI-06. Initials-based operator presence; per-action AD elevation.</w:t>
       </w:r>
     </w:p>
     <w:p>
@@ -23558,13 +23383,14 @@
         </w:pict>
       </w:r>
     </w:p>
-    <w:bookmarkStart w:id="51" w:name="X427651c6a42d5bd3c301c12b2199acdaaaab564"/>
+    <w:bookmarkEnd w:id="50"/>
+    <w:bookmarkStart w:id="51" w:name="Xb37e90662dad0ec0f2e87485e01a2f67cae8ece"/>
     <w:p>
       <w:pPr>
         <w:pStyle w:val="Heading3"/>
       </w:pPr>
       <w:r>
-        <w:t xml:space="preserve">UJ-01 — Operator identity &amp; elevation model — ✅ Resolved (2026-04-21)</w:t>
+        <w:t xml:space="preserve">UJ-02 — LOT creation flow at Die Cast — ✅ Resolved (2026-04-24)</w:t>
       </w:r>
     </w:p>
     <w:p>
@@ -23582,7 +23408,7 @@
         <w:t xml:space="preserve"> </w:t>
       </w:r>
       <w:r>
-        <w:t xml:space="preserve">HIGH</w:t>
+        <w:t xml:space="preserve">MEDIUM</w:t>
       </w:r>
       <w:r>
         <w:t xml:space="preserve"> </w:t>
@@ -23598,7 +23424,7 @@
         <w:t xml:space="preserve"> </w:t>
       </w:r>
       <w:r>
-        <w:t xml:space="preserve">Every screen</w:t>
+        <w:t xml:space="preserve">Die Cast LOT creation screen</w:t>
       </w:r>
       <w:r>
         <w:t xml:space="preserve"> </w:t>
@@ -23614,7 +23440,7 @@
         <w:t xml:space="preserve"> </w:t>
       </w:r>
       <w:r>
-        <w:t xml:space="preserve">OI-06</w:t>
+        <w:t xml:space="preserve">(own item)</w:t>
       </w:r>
       <w:r>
         <w:t xml:space="preserve"> </w:t>
@@ -23630,7 +23456,7 @@
         <w:t xml:space="preserve"> </w:t>
       </w:r>
       <w:r>
-        <w:t xml:space="preserve">FDS-04-001 through FDS-04-010; FRS 3.3.1, 3.3.4, 3.6.1; FRS 5.3; Spark Dep. B.8</w:t>
+        <w:t xml:space="preserve">FDS-05-001, FDS-05-002; FRS 3.9.6, 2.2.1, 2.2.2</w:t>
       </w:r>
     </w:p>
     <w:p>
@@ -23648,7 +23474,25 @@
         <w:t xml:space="preserve"> </w:t>
       </w:r>
       <w:r>
-        <w:t xml:space="preserve">See OI-06. Initials-based operator presence; per-action AD elevation.</w:t>
+        <w:t xml:space="preserve">LTT tags are pre-printed; first scan of a barcode creates the LOT record. No pre-registration, no tag inventory feature. Confirms FDS-05-002. Pending MPP validation.</w:t>
+      </w:r>
+    </w:p>
+    <w:p>
+      <w:pPr>
+        <w:pStyle w:val="BodyText"/>
+      </w:pPr>
+      <w:r>
+        <w:rPr>
+          <w:b/>
+          <w:bCs/>
+        </w:rPr>
+        <w:t xml:space="preserve">Decision (2026-04-24):</w:t>
+      </w:r>
+      <w:r>
+        <w:t xml:space="preserve"> </w:t>
+      </w:r>
+      <w:r>
+        <w:t xml:space="preserve">Confirmed to close by Jacques. FDS-05-002 + FDS-05-036 (lazy operator-driven creation, v0.11) are authoritative.</w:t>
       </w:r>
     </w:p>
     <w:p>
@@ -23659,126 +23503,7 @@
       </w:r>
     </w:p>
     <w:bookmarkEnd w:id="51"/>
-    <w:bookmarkStart w:id="52" w:name="Xb37e90662dad0ec0f2e87485e01a2f67cae8ece"/>
-    <w:p>
-      <w:pPr>
-        <w:pStyle w:val="Heading3"/>
-      </w:pPr>
-      <w:r>
-        <w:t xml:space="preserve">UJ-02 — LOT creation flow at Die Cast — ✅ Resolved (2026-04-24)</w:t>
-      </w:r>
-    </w:p>
-    <w:p>
-      <w:pPr>
-        <w:pStyle w:val="FirstParagraph"/>
-      </w:pPr>
-      <w:r>
-        <w:rPr>
-          <w:b/>
-          <w:bCs/>
-        </w:rPr>
-        <w:t xml:space="preserve">Priority:</w:t>
-      </w:r>
-      <w:r>
-        <w:t xml:space="preserve"> </w:t>
-      </w:r>
-      <w:r>
-        <w:t xml:space="preserve">MEDIUM</w:t>
-      </w:r>
-      <w:r>
-        <w:t xml:space="preserve"> </w:t>
-      </w:r>
-      <w:r>
-        <w:rPr>
-          <w:b/>
-          <w:bCs/>
-        </w:rPr>
-        <w:t xml:space="preserve">Blocks:</w:t>
-      </w:r>
-      <w:r>
-        <w:t xml:space="preserve"> </w:t>
-      </w:r>
-      <w:r>
-        <w:t xml:space="preserve">Die Cast LOT creation screen</w:t>
-      </w:r>
-      <w:r>
-        <w:t xml:space="preserve"> </w:t>
-      </w:r>
-      <w:r>
-        <w:rPr>
-          <w:b/>
-          <w:bCs/>
-        </w:rPr>
-        <w:t xml:space="preserve">Maps to:</w:t>
-      </w:r>
-      <w:r>
-        <w:t xml:space="preserve"> </w:t>
-      </w:r>
-      <w:r>
-        <w:t xml:space="preserve">(own item)</w:t>
-      </w:r>
-      <w:r>
-        <w:t xml:space="preserve"> </w:t>
-      </w:r>
-      <w:r>
-        <w:rPr>
-          <w:b/>
-          <w:bCs/>
-        </w:rPr>
-        <w:t xml:space="preserve">References:</w:t>
-      </w:r>
-      <w:r>
-        <w:t xml:space="preserve"> </w:t>
-      </w:r>
-      <w:r>
-        <w:t xml:space="preserve">FDS-05-001, FDS-05-002; FRS 3.9.6, 2.2.1, 2.2.2</w:t>
-      </w:r>
-    </w:p>
-    <w:p>
-      <w:pPr>
-        <w:pStyle w:val="BodyText"/>
-      </w:pPr>
-      <w:r>
-        <w:rPr>
-          <w:b/>
-          <w:bCs/>
-        </w:rPr>
-        <w:t xml:space="preserve">Decision:</w:t>
-      </w:r>
-      <w:r>
-        <w:t xml:space="preserve"> </w:t>
-      </w:r>
-      <w:r>
-        <w:t xml:space="preserve">LTT tags are pre-printed; first scan of a barcode creates the LOT record. No pre-registration, no tag inventory feature. Confirms FDS-05-002. Pending MPP validation.</w:t>
-      </w:r>
-    </w:p>
-    <w:p>
-      <w:pPr>
-        <w:pStyle w:val="BodyText"/>
-      </w:pPr>
-      <w:r>
-        <w:rPr>
-          <w:b/>
-          <w:bCs/>
-        </w:rPr>
-        <w:t xml:space="preserve">Decision (2026-04-24):</w:t>
-      </w:r>
-      <w:r>
-        <w:t xml:space="preserve"> </w:t>
-      </w:r>
-      <w:r>
-        <w:t xml:space="preserve">Confirmed to close by Jacques. FDS-05-002 + FDS-05-036 (lazy operator-driven creation, v0.11) are authoritative.</w:t>
-      </w:r>
-    </w:p>
-    <w:p>
-      <w:r>
-        <w:pict>
-          <v:rect style="width:0;height:1.5pt" o:hralign="center" o:hrstd="t" o:hr="t"/>
-        </w:pict>
-      </w:r>
-    </w:p>
-    <w:bookmarkEnd w:id="52"/>
-    <w:bookmarkStart w:id="53" w:name="X4c06c7846ec8ec99c234d472cba91e050e29f6c"/>
+    <w:bookmarkStart w:id="52" w:name="X4c06c7846ec8ec99c234d472cba91e050e29f6c"/>
     <w:p>
       <w:pPr>
         <w:pStyle w:val="Heading3"/>
@@ -24679,8 +24404,8 @@
         </w:pict>
       </w:r>
     </w:p>
-    <w:bookmarkEnd w:id="53"/>
-    <w:bookmarkStart w:id="54" w:name="X492fb1d784caad61e3c18294632acfd7a5a8f0f"/>
+    <w:bookmarkEnd w:id="52"/>
+    <w:bookmarkStart w:id="53" w:name="X492fb1d784caad61e3c18294632acfd7a5a8f0f"/>
     <w:p>
       <w:pPr>
         <w:pStyle w:val="Heading3"/>
@@ -25720,8 +25445,8 @@
         </w:pict>
       </w:r>
     </w:p>
-    <w:bookmarkEnd w:id="54"/>
-    <w:bookmarkStart w:id="55" w:name="X86518703351c28bfceb8c4e609ffdab6af463c8"/>
+    <w:bookmarkEnd w:id="53"/>
+    <w:bookmarkStart w:id="54" w:name="X86518703351c28bfceb8c4e609ffdab6af463c8"/>
     <w:p>
       <w:pPr>
         <w:pStyle w:val="Heading3"/>
@@ -26420,8 +26145,8 @@
         </w:pict>
       </w:r>
     </w:p>
-    <w:bookmarkEnd w:id="55"/>
-    <w:bookmarkStart w:id="56" w:name="uj-06-off-site-receiving-resolved"/>
+    <w:bookmarkEnd w:id="54"/>
+    <w:bookmarkStart w:id="55" w:name="uj-06-off-site-receiving-resolved"/>
     <w:p>
       <w:pPr>
         <w:pStyle w:val="Heading3"/>
@@ -26505,8 +26230,8 @@
         </w:pict>
       </w:r>
     </w:p>
-    <w:bookmarkEnd w:id="56"/>
-    <w:bookmarkStart w:id="57" w:name="X6645403bf5ed984ff3b84032070a6111a56606a"/>
+    <w:bookmarkEnd w:id="55"/>
+    <w:bookmarkStart w:id="56" w:name="X6645403bf5ed984ff3b84032070a6111a56606a"/>
     <w:p>
       <w:pPr>
         <w:pStyle w:val="Heading3"/>
@@ -27178,8 +26903,8 @@
         </w:pict>
       </w:r>
     </w:p>
-    <w:bookmarkEnd w:id="57"/>
-    <w:bookmarkStart w:id="58" w:name="X8aad8f9c40ff616838e562f42c1b94cce02b7ea"/>
+    <w:bookmarkEnd w:id="56"/>
+    <w:bookmarkStart w:id="57" w:name="X8aad8f9c40ff616838e562f42c1b94cce02b7ea"/>
     <w:p>
       <w:pPr>
         <w:pStyle w:val="Heading3"/>
@@ -27741,8 +27466,8 @@
         </w:pict>
       </w:r>
     </w:p>
-    <w:bookmarkEnd w:id="58"/>
-    <w:bookmarkStart w:id="59" w:name="X6295e921a8361647b49d698163df0b1f0f6e353"/>
+    <w:bookmarkEnd w:id="57"/>
+    <w:bookmarkStart w:id="58" w:name="X6295e921a8361647b49d698163df0b1f0f6e353"/>
     <w:p>
       <w:pPr>
         <w:pStyle w:val="Heading3"/>
@@ -28344,8 +28069,8 @@
         </w:pict>
       </w:r>
     </w:p>
-    <w:bookmarkEnd w:id="59"/>
-    <w:bookmarkStart w:id="60" w:name="Xe13b7021c7eb00b977a0ae56f4cb274ba682d3b"/>
+    <w:bookmarkEnd w:id="58"/>
+    <w:bookmarkStart w:id="59" w:name="Xe13b7021c7eb00b977a0ae56f4cb274ba682d3b"/>
     <w:p>
       <w:pPr>
         <w:pStyle w:val="Heading3"/>
@@ -28941,8 +28666,8 @@
         </w:pict>
       </w:r>
     </w:p>
-    <w:bookmarkEnd w:id="60"/>
-    <w:bookmarkStart w:id="61" w:name="X431671da486f69b4a497f66247685bf82b72ff8"/>
+    <w:bookmarkEnd w:id="59"/>
+    <w:bookmarkStart w:id="60" w:name="X431671da486f69b4a497f66247685bf82b72ff8"/>
     <w:p>
       <w:pPr>
         <w:pStyle w:val="Heading3"/>
@@ -29402,8 +29127,8 @@
         </w:pict>
       </w:r>
     </w:p>
-    <w:bookmarkEnd w:id="61"/>
-    <w:bookmarkStart w:id="62" w:name="X3183a0e5c7693eeb2f10fae7fc0b4c1e48a8145"/>
+    <w:bookmarkEnd w:id="60"/>
+    <w:bookmarkStart w:id="61" w:name="X3183a0e5c7693eeb2f10fae7fc0b4c1e48a8145"/>
     <w:p>
       <w:pPr>
         <w:pStyle w:val="Heading3"/>
@@ -29518,8 +29243,8 @@
         </w:pict>
       </w:r>
     </w:p>
-    <w:bookmarkEnd w:id="62"/>
-    <w:bookmarkStart w:id="63" w:name="Xa0edaf071c43fa4863175f751519d603eb45e57"/>
+    <w:bookmarkEnd w:id="61"/>
+    <w:bookmarkStart w:id="62" w:name="Xa0edaf071c43fa4863175f751519d603eb45e57"/>
     <w:p>
       <w:pPr>
         <w:pStyle w:val="Heading3"/>
@@ -30078,8 +29803,8 @@
         </w:pict>
       </w:r>
     </w:p>
-    <w:bookmarkEnd w:id="63"/>
-    <w:bookmarkStart w:id="64" w:name="X81ee46a0c119310abfa08e2a082104976b6bfa8"/>
+    <w:bookmarkEnd w:id="62"/>
+    <w:bookmarkStart w:id="63" w:name="X81ee46a0c119310abfa08e2a082104976b6bfa8"/>
     <w:p>
       <w:pPr>
         <w:pStyle w:val="Heading3"/>
@@ -30733,8 +30458,8 @@
         </w:pict>
       </w:r>
     </w:p>
-    <w:bookmarkEnd w:id="64"/>
-    <w:bookmarkStart w:id="65" w:name="X5cf3d7b354075c8905218956f7d39ca7113454d"/>
+    <w:bookmarkEnd w:id="63"/>
+    <w:bookmarkStart w:id="64" w:name="X5cf3d7b354075c8905218956f7d39ca7113454d"/>
     <w:p>
       <w:pPr>
         <w:pStyle w:val="Heading3"/>
@@ -30840,8 +30565,8 @@
         </w:pict>
       </w:r>
     </w:p>
-    <w:bookmarkEnd w:id="65"/>
-    <w:bookmarkStart w:id="66" w:name="X35020f041b838d495470548c2ddc47a158b70d9"/>
+    <w:bookmarkEnd w:id="64"/>
+    <w:bookmarkStart w:id="65" w:name="X35020f041b838d495470548c2ddc47a158b70d9"/>
     <w:p>
       <w:pPr>
         <w:pStyle w:val="Heading3"/>
@@ -31463,8 +31188,8 @@
         </w:pict>
       </w:r>
     </w:p>
-    <w:bookmarkEnd w:id="66"/>
-    <w:bookmarkStart w:id="67" w:name="Xadea69f83ff7067e190b2d3301429fd93b0d443"/>
+    <w:bookmarkEnd w:id="65"/>
+    <w:bookmarkStart w:id="66" w:name="Xadea69f83ff7067e190b2d3301429fd93b0d443"/>
     <w:p>
       <w:pPr>
         <w:pStyle w:val="Heading3"/>
@@ -32041,8 +31766,8 @@
         </w:pict>
       </w:r>
     </w:p>
-    <w:bookmarkEnd w:id="67"/>
-    <w:bookmarkStart w:id="68" w:name="Xb50a745582bfe84852ff0ad2fc069de6714878b"/>
+    <w:bookmarkEnd w:id="66"/>
+    <w:bookmarkStart w:id="67" w:name="Xb50a745582bfe84852ff0ad2fc069de6714878b"/>
     <w:p>
       <w:pPr>
         <w:pStyle w:val="Heading3"/>
@@ -33232,8 +32957,8 @@
         </w:pict>
       </w:r>
     </w:p>
-    <w:bookmarkEnd w:id="68"/>
-    <w:bookmarkStart w:id="69" w:name="Xf53270a4ff8a90496d37c5a7e09e6496cb1b4c7"/>
+    <w:bookmarkEnd w:id="67"/>
+    <w:bookmarkStart w:id="68" w:name="Xf53270a4ff8a90496d37c5a7e09e6496cb1b4c7"/>
     <w:p>
       <w:pPr>
         <w:pStyle w:val="Heading3"/>
@@ -33721,8 +33446,8 @@
         </w:pict>
       </w:r>
     </w:p>
-    <w:bookmarkEnd w:id="69"/>
-    <w:bookmarkStart w:id="70" w:name="notes"/>
+    <w:bookmarkEnd w:id="68"/>
+    <w:bookmarkStart w:id="69" w:name="notes"/>
     <w:p>
       <w:pPr>
         <w:pStyle w:val="Heading2"/>
@@ -33839,8 +33564,8 @@
         <w:t xml:space="preserve">Phase A (this register) was the first deliverable in the multi-session refactor. Phase B (Tool Management design spec) is complete; Phases C + D (security + FDS rewrites) are complete. Phase E now incorporates the 16 newly-discovered items alongside OI-11..14.</w:t>
       </w:r>
     </w:p>
+    <w:bookmarkEnd w:id="69"/>
     <w:bookmarkEnd w:id="70"/>
-    <w:bookmarkEnd w:id="71"/>
     <w:sectPr>
       <w:footnotePr>
         <w:numRestart w:val="eachSect"/>
